--- a/linux_kernel_study/notes.docx
+++ b/linux_kernel_study/notes.docx
@@ -2185,6 +2185,3748 @@
     </w:p>
     <w:p>
       <w:pPr>
+        <w:pStyle w:val="Heading3"/>
+      </w:pPr>
+      <w:r>
+        <w:t>IRQ and Exception Nesting</w:t>
+      </w:r>
+    </w:p>
+    <w:p>
+      <w:pPr/>
+      <w:r>
+        <w:t>The slide statements are mostly true for normal Linux hard-IRQ handling, but the precise answer depends on what kind of event is already running and whether the architecture or interrupt controller allows nesting.</w:t>
+      </w:r>
+    </w:p>
+    <w:p>
+      <w:pPr>
+        <w:pStyle w:val="Heading3"/>
+      </w:pPr>
+      <w:r>
+        <w:t>1. Can an exception preempt an interrupt?</w:t>
+      </w:r>
+    </w:p>
+    <w:p>
+      <w:pPr/>
+      <w:r>
+        <w:t>Normally, no. Exceptions such as page faults and system calls are synchronous CPU events caused by the currently executing instruction. While Linux is running a hard interrupt handler, it is already executing kernel interrupt context with local CPU interrupts disabled for the hard-IRQ entry path. User-space exceptions cannot arrive there because user space is not running. A page fault inside interrupt context is a bug-level condition, not normal preemption by an exception.</w:t>
+      </w:r>
+    </w:p>
+    <w:p>
+      <w:pPr>
+        <w:pStyle w:val="Heading3"/>
+      </w:pPr>
+      <w:r>
+        <w:t>2. Can an interrupt preempt an exception?</w:t>
+      </w:r>
+    </w:p>
+    <w:p>
+      <w:pPr/>
+      <w:r>
+        <w:t>Yes. A syscall or page-fault handler is ordinary kernel execution after the CPU has entered the kernel for that exception. If local interrupts are enabled at that point, a hardware IRQ can arrive and interrupt that exception handler. This is one reason kernel code must be written with concurrency and reentrancy in mind.</w:t>
+      </w:r>
+    </w:p>
+    <w:p>
+      <w:pPr>
+        <w:pStyle w:val="Heading3"/>
+      </w:pPr>
+      <w:r>
+        <w:t>3. Can an interrupt preempt another interrupt?</w:t>
+      </w:r>
+    </w:p>
+    <w:p>
+      <w:pPr/>
+      <w:r>
+        <w:t>Usually, no in the standard Linux hard-IRQ model on one CPU. Linux enters a hard interrupt handler with local interrupts disabled, so another maskable interrupt on that same CPU does not normally nest inside the current hard-IRQ handler. The pending interrupt is handled after interrupts are re-enabled.</w:t>
+      </w:r>
+    </w:p>
+    <w:p>
+      <w:pPr/>
+      <w:r>
+        <w:t>There are caveats: non-maskable interrupts (NMIs) can interrupt almost anything, and some architectures or special low-level code may deliberately allow priority-based interrupt nesting. Threaded IRQ handlers are also different: the top half runs briefly in hard-IRQ context, while the threaded handler runs like a kernel thread and can be scheduled/preempted according to normal rules.</w:t>
+      </w:r>
+    </w:p>
+    <w:p>
+      <w:pPr>
+        <w:pStyle w:val="Heading3"/>
+      </w:pPr>
+      <w:r>
+        <w:t>Quick Rule of Thumb</w:t>
+      </w:r>
+    </w:p>
+    <w:p>
+      <w:pPr>
+        <w:pStyle w:val="ListBullet"/>
+      </w:pPr>
+      <w:r>
+        <w:t>Exception -&gt; interrupt: normally no.</w:t>
+      </w:r>
+    </w:p>
+    <w:p>
+      <w:pPr>
+        <w:pStyle w:val="ListBullet"/>
+      </w:pPr>
+      <w:r>
+        <w:t>Interrupt -&gt; exception/syscall handler: yes, if local IRQs are enabled.</w:t>
+      </w:r>
+    </w:p>
+    <w:p>
+      <w:pPr>
+        <w:pStyle w:val="ListBullet"/>
+      </w:pPr>
+      <w:r>
+        <w:t>Interrupt -&gt; interrupt: normally no for maskable hard IRQs on the same CPU.</w:t>
+      </w:r>
+    </w:p>
+    <w:p>
+      <w:pPr>
+        <w:pStyle w:val="ListBullet"/>
+      </w:pPr>
+      <w:r>
+        <w:t>NMI -&gt; almost anything: yes, because NMIs are outside normal IRQ masking.</w:t>
+      </w:r>
+    </w:p>
+    <w:p>
+      <w:pPr>
+        <w:pStyle w:val="Heading3"/>
+      </w:pPr>
+      <w:r>
+        <w:t>Typical nesting shape</w:t>
+      </w:r>
+    </w:p>
+    <w:p>
+      <w:pPr/>
+      <w:r>
+        <w:rPr>
+          <w:rFonts w:ascii="Courier New" w:hAnsi="Courier New" w:eastAsia="Courier New"/>
+          <w:sz w:val="18"/>
+        </w:rPr>
+        <w:t>user process</w:t>
+      </w:r>
+      <w:r>
+        <w:br/>
+      </w:r>
+      <w:r>
+        <w:rPr>
+          <w:rFonts w:ascii="Courier New" w:hAnsi="Courier New" w:eastAsia="Courier New"/>
+          <w:sz w:val="18"/>
+        </w:rPr>
+        <w:t xml:space="preserve">  -&gt; syscall or page fault exception</w:t>
+      </w:r>
+      <w:r>
+        <w:br/>
+      </w:r>
+      <w:r>
+        <w:rPr>
+          <w:rFonts w:ascii="Courier New" w:hAnsi="Courier New" w:eastAsia="Courier New"/>
+          <w:sz w:val="18"/>
+        </w:rPr>
+        <w:t xml:space="preserve">       -&gt; hardware IRQ may arrive if IRQs are enabled</w:t>
+      </w:r>
+      <w:r>
+        <w:br/>
+      </w:r>
+      <w:r>
+        <w:rPr>
+          <w:rFonts w:ascii="Courier New" w:hAnsi="Courier New" w:eastAsia="Courier New"/>
+          <w:sz w:val="18"/>
+        </w:rPr>
+        <w:t xml:space="preserve">            -&gt; hard IRQ top half runs</w:t>
+      </w:r>
+      <w:r>
+        <w:br/>
+      </w:r>
+      <w:r>
+        <w:rPr>
+          <w:rFonts w:ascii="Courier New" w:hAnsi="Courier New" w:eastAsia="Courier New"/>
+          <w:sz w:val="18"/>
+        </w:rPr>
+        <w:t xml:space="preserve">            -&gt; returns to exception handler</w:t>
+      </w:r>
+      <w:r>
+        <w:br/>
+      </w:r>
+      <w:r>
+        <w:rPr>
+          <w:rFonts w:ascii="Courier New" w:hAnsi="Courier New" w:eastAsia="Courier New"/>
+          <w:sz w:val="18"/>
+        </w:rPr>
+        <w:t xml:space="preserve">       -&gt; returns to user process</w:t>
+      </w:r>
+    </w:p>
+    <w:p>
+      <w:pPr>
+        <w:pStyle w:val="Heading3"/>
+      </w:pPr>
+      <w:r>
+        <w:t>What Is a CPU Exception?</w:t>
+      </w:r>
+    </w:p>
+    <w:p>
+      <w:pPr/>
+      <w:r>
+        <w:t>A CPU exception is a synchronous event detected while the processor is executing an instruction. The CPU stops the current instruction stream, switches into a privileged exception-entry path, and transfers control to the kernel so Linux can decide whether to fix the condition, notify the process, or stop the system.</w:t>
+      </w:r>
+    </w:p>
+    <w:p>
+      <w:pPr/>
+      <w:r>
+        <w:t>This is different from a hardware interrupt. An exception is caused by the instruction currently running; an IRQ is usually caused asynchronously by external hardware such as a timer, disk controller, network card, or keyboard.</w:t>
+      </w:r>
+    </w:p>
+    <w:p>
+      <w:pPr>
+        <w:pStyle w:val="Heading3"/>
+      </w:pPr>
+      <w:r>
+        <w:t>Common exception examples</w:t>
+      </w:r>
+    </w:p>
+    <w:p>
+      <w:pPr>
+        <w:pStyle w:val="ListBullet"/>
+      </w:pPr>
+      <w:r>
+        <w:t>Page fault: the CPU cannot translate a virtual address, or the access violates page permissions. Linux may allocate a page, perform copy-on-write, grow the stack, or send SIGSEGV/SIGBUS.</w:t>
+      </w:r>
+    </w:p>
+    <w:p>
+      <w:pPr>
+        <w:pStyle w:val="ListBullet"/>
+      </w:pPr>
+      <w:r>
+        <w:t>System call trap: user space intentionally executes an instruction such as syscall on x86-64 to enter the kernel and request a service.</w:t>
+      </w:r>
+    </w:p>
+    <w:p>
+      <w:pPr>
+        <w:pStyle w:val="ListBullet"/>
+      </w:pPr>
+      <w:r>
+        <w:t>Divide error: invalid arithmetic such as integer divide-by-zero; Linux usually delivers SIGFPE to user space.</w:t>
+      </w:r>
+    </w:p>
+    <w:p>
+      <w:pPr>
+        <w:pStyle w:val="ListBullet"/>
+      </w:pPr>
+      <w:r>
+        <w:t>Invalid opcode: the CPU tried to execute an unsupported or illegal instruction; Linux usually delivers SIGILL.</w:t>
+      </w:r>
+    </w:p>
+    <w:p>
+      <w:pPr>
+        <w:pStyle w:val="ListBullet"/>
+      </w:pPr>
+      <w:r>
+        <w:t>Breakpoint/trap: used by debuggers, commonly through an int3-style breakpoint instruction; Linux reports it with SIGTRAP.</w:t>
+      </w:r>
+    </w:p>
+    <w:p>
+      <w:pPr>
+        <w:pStyle w:val="ListBullet"/>
+      </w:pPr>
+      <w:r>
+        <w:t>General protection fault: a CPU protection-rule violation, especially on x86. In user mode it may become a signal; in kernel mode it can cause an oops or panic.</w:t>
+      </w:r>
+    </w:p>
+    <w:p>
+      <w:pPr>
+        <w:pStyle w:val="ListBullet"/>
+      </w:pPr>
+      <w:r>
+        <w:t>Alignment fault: an unaligned memory access on architectures that require alignment. Linux may emulate, fix up, or signal the task depending on the architecture and configuration.</w:t>
+      </w:r>
+    </w:p>
+    <w:p>
+      <w:pPr>
+        <w:pStyle w:val="Heading3"/>
+      </w:pPr>
+      <w:r>
+        <w:t>Page fault in detail</w:t>
+      </w:r>
+    </w:p>
+    <w:p>
+      <w:pPr/>
+      <w:r>
+        <w:t>A page fault is not automatically a crash. It is one of the main mechanisms behind virtual memory. For example, when a process touches a valid but not-yet-backed anonymous page, Linux can allocate a physical page, update the page table, and restart the faulting instruction. The application continues without seeing an error.</w:t>
+      </w:r>
+    </w:p>
+    <w:p>
+      <w:pPr/>
+      <w:r>
+        <w:t>If the address is invalid, or the access type is not allowed by the process VMA, Linux cannot fix the fault and normally sends SIGSEGV. If the mapping exists but the backing object cannot provide the page, Linux may send SIGBUS.</w:t>
+      </w:r>
+    </w:p>
+    <w:p>
+      <w:pPr>
+        <w:pStyle w:val="Heading3"/>
+      </w:pPr>
+      <w:r>
+        <w:t>Linux handling flow</w:t>
+      </w:r>
+    </w:p>
+    <w:p>
+      <w:pPr/>
+      <w:r>
+        <w:rPr>
+          <w:rFonts w:ascii="Courier New" w:hAnsi="Courier New" w:eastAsia="Courier New"/>
+          <w:sz w:val="18"/>
+        </w:rPr>
+        <w:t>CPU detects exception</w:t>
+      </w:r>
+      <w:r>
+        <w:br/>
+      </w:r>
+      <w:r>
+        <w:rPr>
+          <w:rFonts w:ascii="Courier New" w:hAnsi="Courier New" w:eastAsia="Courier New"/>
+          <w:sz w:val="18"/>
+        </w:rPr>
+        <w:t xml:space="preserve">  -&gt; enters architecture-specific exception entry code</w:t>
+      </w:r>
+      <w:r>
+        <w:br/>
+      </w:r>
+      <w:r>
+        <w:rPr>
+          <w:rFonts w:ascii="Courier New" w:hAnsi="Courier New" w:eastAsia="Courier New"/>
+          <w:sz w:val="18"/>
+        </w:rPr>
+        <w:t xml:space="preserve">  -&gt; saves register state in pt_regs</w:t>
+      </w:r>
+      <w:r>
+        <w:br/>
+      </w:r>
+      <w:r>
+        <w:rPr>
+          <w:rFonts w:ascii="Courier New" w:hAnsi="Courier New" w:eastAsia="Courier New"/>
+          <w:sz w:val="18"/>
+        </w:rPr>
+        <w:t xml:space="preserve">  -&gt; identifies the exception type</w:t>
+      </w:r>
+      <w:r>
+        <w:br/>
+      </w:r>
+      <w:r>
+        <w:rPr>
+          <w:rFonts w:ascii="Courier New" w:hAnsi="Courier New" w:eastAsia="Courier New"/>
+          <w:sz w:val="18"/>
+        </w:rPr>
+        <w:t xml:space="preserve">  -&gt; runs the Linux handler for that exception</w:t>
+      </w:r>
+      <w:r>
+        <w:br/>
+      </w:r>
+      <w:r>
+        <w:rPr>
+          <w:rFonts w:ascii="Courier New" w:hAnsi="Courier New" w:eastAsia="Courier New"/>
+          <w:sz w:val="18"/>
+        </w:rPr>
+        <w:t xml:space="preserve">  -&gt; fixes the condition, sends a signal, oopses, or panics</w:t>
+      </w:r>
+      <w:r>
+        <w:br/>
+      </w:r>
+      <w:r>
+        <w:rPr>
+          <w:rFonts w:ascii="Courier New" w:hAnsi="Courier New" w:eastAsia="Courier New"/>
+          <w:sz w:val="18"/>
+        </w:rPr>
+        <w:t xml:space="preserve">  -&gt; returns to the interrupted context if recovery is possible</w:t>
+      </w:r>
+    </w:p>
+    <w:p>
+      <w:pPr>
+        <w:pStyle w:val="Heading3"/>
+      </w:pPr>
+      <w:r>
+        <w:t>User-mode vs kernel-mode exceptions</w:t>
+      </w:r>
+    </w:p>
+    <w:p>
+      <w:pPr/>
+      <w:r>
+        <w:t>If the exception came from user mode, Linux usually contains the damage to that process. A bad pointer becomes SIGSEGV, divide-by-zero becomes SIGFPE, an illegal instruction becomes SIGILL, and a debugger breakpoint becomes SIGTRAP.</w:t>
+      </w:r>
+    </w:p>
+    <w:p>
+      <w:pPr/>
+      <w:r>
+        <w:t>If the exception happened in kernel mode, it is much more serious. Some faults are recoverable through explicit exception-table fixups, especially around copy_to_user() and copy_from_user(). Otherwise Linux may print an oops, kill the current task if possible, or panic if the kernel cannot safely continue.</w:t>
+      </w:r>
+    </w:p>
+    <w:p>
+      <w:pPr>
+        <w:pStyle w:val="Heading3"/>
+      </w:pPr>
+      <w:r>
+        <w:t>Mental model</w:t>
+      </w:r>
+    </w:p>
+    <w:p>
+      <w:pPr/>
+      <w:r>
+        <w:t>Exception means: the CPU is saying, 'the instruction I am executing needs kernel attention right now.' Sometimes that attention is normal, such as a syscall or demand page fault. Sometimes it indicates a program bug, such as a null-pointer access or divide-by-zero.</w:t>
+      </w:r>
+    </w:p>
+    <w:p>
+      <w:pPr>
+        <w:pStyle w:val="Heading3"/>
+      </w:pPr>
+      <w:r>
+        <w:t>IDT and IRQ Vector Layout</w:t>
+      </w:r>
+    </w:p>
+    <w:p>
+      <w:pPr/>
+      <w:r>
+        <w:t>If you meant IRDT, the usual kernel/CPU term is IDT: Interrupt Descriptor Table. On x86, the IDT is the CPU table that maps an interrupt or exception vector number to the low-level kernel entry code that should run.</w:t>
+      </w:r>
+    </w:p>
+    <w:p>
+      <w:pPr>
+        <w:pStyle w:val="Heading3"/>
+      </w:pPr>
+      <w:r>
+        <w:t>What the IDT contains</w:t>
+      </w:r>
+    </w:p>
+    <w:p>
+      <w:pPr/>
+      <w:r>
+        <w:t>The IDT is an array of descriptor entries. Each entry tells the CPU where to jump when a specific vector occurs. The CPU vector is just a small number, normally in the range 0-255 on x86. For example, vector 14 is the page-fault exception and vector 3 is the breakpoint exception.</w:t>
+      </w:r>
+    </w:p>
+    <w:p>
+      <w:pPr/>
+      <w:r>
+        <w:t>An IDT entry does not contain a C function name directly. It contains the address of architecture-specific entry/assembly code, along with privilege and gate metadata. That entry code saves registers, builds the pt_regs frame, switches stacks when needed, and then calls the relevant Linux handler.</w:t>
+      </w:r>
+    </w:p>
+    <w:p>
+      <w:pPr>
+        <w:pStyle w:val="Heading3"/>
+      </w:pPr>
+      <w:r>
+        <w:t>IDT vs IRQ number vs Linux virq</w:t>
+      </w:r>
+    </w:p>
+    <w:p>
+      <w:pPr>
+        <w:pStyle w:val="ListBullet"/>
+      </w:pPr>
+      <w:r>
+        <w:t>Vector: the CPU-facing number used to index the IDT, such as 14 for page fault or 32+ for many external interrupts.</w:t>
+      </w:r>
+    </w:p>
+    <w:p>
+      <w:pPr>
+        <w:pStyle w:val="ListBullet"/>
+      </w:pPr>
+      <w:r>
+        <w:t>Hardware IRQ or hwirq: the interrupt number as understood by an interrupt controller, device tree, ACPI, MSI/MSI-X, IO-APIC, or GIC-like routing layer.</w:t>
+      </w:r>
+    </w:p>
+    <w:p>
+      <w:pPr>
+        <w:pStyle w:val="ListBullet"/>
+      </w:pPr>
+      <w:r>
+        <w:t>Linux virq: the logical IRQ number used inside Linux. Drivers usually see virq values, not raw CPU vectors.</w:t>
+      </w:r>
+    </w:p>
+    <w:p>
+      <w:pPr>
+        <w:pStyle w:val="ListBullet"/>
+      </w:pPr>
+      <w:r>
+        <w:t>IDT entry: the CPU dispatch slot that sends control to the kernel entry path for a vector.</w:t>
+      </w:r>
+    </w:p>
+    <w:p>
+      <w:pPr>
+        <w:pStyle w:val="Heading3"/>
+      </w:pPr>
+      <w:r>
+        <w:t>Typical x86 vector layout</w:t>
+      </w:r>
+    </w:p>
+    <w:p>
+      <w:pPr/>
+      <w:r>
+        <w:t>The exact layout depends on architecture, kernel configuration, APIC mode, virtualization, and CPU features, but the common x86 mental model is:</w:t>
+      </w:r>
+    </w:p>
+    <w:p>
+      <w:pPr/>
+      <w:r>
+        <w:rPr>
+          <w:rFonts w:ascii="Courier New" w:hAnsi="Courier New" w:eastAsia="Courier New"/>
+          <w:sz w:val="18"/>
+        </w:rPr>
+        <w:t>Vector range      Typical meaning</w:t>
+      </w:r>
+      <w:r>
+        <w:br/>
+      </w:r>
+      <w:r>
+        <w:rPr>
+          <w:rFonts w:ascii="Courier New" w:hAnsi="Courier New" w:eastAsia="Courier New"/>
+          <w:sz w:val="18"/>
+        </w:rPr>
+        <w:t>0-31              CPU exceptions and traps</w:t>
+      </w:r>
+      <w:r>
+        <w:br/>
+      </w:r>
+      <w:r>
+        <w:rPr>
+          <w:rFonts w:ascii="Courier New" w:hAnsi="Courier New" w:eastAsia="Courier New"/>
+          <w:sz w:val="18"/>
+        </w:rPr>
+        <w:t>32-127            External IRQ vectors and platform/device interrupts</w:t>
+      </w:r>
+      <w:r>
+        <w:br/>
+      </w:r>
+      <w:r>
+        <w:rPr>
+          <w:rFonts w:ascii="Courier New" w:hAnsi="Courier New" w:eastAsia="Courier New"/>
+          <w:sz w:val="18"/>
+        </w:rPr>
+        <w:t>128               Historical Linux int 0x80 syscall entry on x86</w:t>
+      </w:r>
+      <w:r>
+        <w:br/>
+      </w:r>
+      <w:r>
+        <w:rPr>
+          <w:rFonts w:ascii="Courier New" w:hAnsi="Courier New" w:eastAsia="Courier New"/>
+          <w:sz w:val="18"/>
+        </w:rPr>
+        <w:t>129-239           More external IRQ/device vectors, depending on allocation</w:t>
+      </w:r>
+      <w:r>
+        <w:br/>
+      </w:r>
+      <w:r>
+        <w:rPr>
+          <w:rFonts w:ascii="Courier New" w:hAnsi="Courier New" w:eastAsia="Courier New"/>
+          <w:sz w:val="18"/>
+        </w:rPr>
+        <w:t>240-255           Special local APIC, reschedule, call-function, error,</w:t>
+      </w:r>
+      <w:r>
+        <w:br/>
+      </w:r>
+      <w:r>
+        <w:rPr>
+          <w:rFonts w:ascii="Courier New" w:hAnsi="Courier New" w:eastAsia="Courier New"/>
+          <w:sz w:val="18"/>
+        </w:rPr>
+        <w:t xml:space="preserve">                  spurious, thermal, perf, and other architecture vectors</w:t>
+      </w:r>
+    </w:p>
+    <w:p>
+      <w:pPr/>
+      <w:r>
+        <w:t>Do not memorize the middle ranges as fixed ABI. Linux dynamically allocates many interrupt vectors, especially with MSI/MSI-X devices. The important fixed idea is that vectors 0-31 are reserved by the CPU for exceptions, while external interrupts use other vectors selected by the kernel and interrupt controller setup.</w:t>
+      </w:r>
+    </w:p>
+    <w:p>
+      <w:pPr>
+        <w:pStyle w:val="Heading3"/>
+      </w:pPr>
+      <w:r>
+        <w:t>Examples of exception vectors</w:t>
+      </w:r>
+    </w:p>
+    <w:p>
+      <w:pPr>
+        <w:pStyle w:val="ListBullet"/>
+      </w:pPr>
+      <w:r>
+        <w:t>0: divide error</w:t>
+      </w:r>
+    </w:p>
+    <w:p>
+      <w:pPr>
+        <w:pStyle w:val="ListBullet"/>
+      </w:pPr>
+      <w:r>
+        <w:t>3: breakpoint</w:t>
+      </w:r>
+    </w:p>
+    <w:p>
+      <w:pPr>
+        <w:pStyle w:val="ListBullet"/>
+      </w:pPr>
+      <w:r>
+        <w:t>6: invalid opcode</w:t>
+      </w:r>
+    </w:p>
+    <w:p>
+      <w:pPr>
+        <w:pStyle w:val="ListBullet"/>
+      </w:pPr>
+      <w:r>
+        <w:t>13: general protection fault</w:t>
+      </w:r>
+    </w:p>
+    <w:p>
+      <w:pPr>
+        <w:pStyle w:val="ListBullet"/>
+      </w:pPr>
+      <w:r>
+        <w:t>14: page fault</w:t>
+      </w:r>
+    </w:p>
+    <w:p>
+      <w:pPr>
+        <w:pStyle w:val="ListBullet"/>
+      </w:pPr>
+      <w:r>
+        <w:t>18: machine check</w:t>
+      </w:r>
+    </w:p>
+    <w:p>
+      <w:pPr>
+        <w:pStyle w:val="Heading3"/>
+      </w:pPr>
+      <w:r>
+        <w:t>How a hardware IRQ reaches Linux</w:t>
+      </w:r>
+    </w:p>
+    <w:p>
+      <w:pPr/>
+      <w:r>
+        <w:rPr>
+          <w:rFonts w:ascii="Courier New" w:hAnsi="Courier New" w:eastAsia="Courier New"/>
+          <w:sz w:val="18"/>
+        </w:rPr>
+        <w:t>device raises interrupt</w:t>
+      </w:r>
+      <w:r>
+        <w:br/>
+      </w:r>
+      <w:r>
+        <w:rPr>
+          <w:rFonts w:ascii="Courier New" w:hAnsi="Courier New" w:eastAsia="Courier New"/>
+          <w:sz w:val="18"/>
+        </w:rPr>
+        <w:t xml:space="preserve">  -&gt; interrupt controller/APIC routes it to a CPU</w:t>
+      </w:r>
+      <w:r>
+        <w:br/>
+      </w:r>
+      <w:r>
+        <w:rPr>
+          <w:rFonts w:ascii="Courier New" w:hAnsi="Courier New" w:eastAsia="Courier New"/>
+          <w:sz w:val="18"/>
+        </w:rPr>
+        <w:t xml:space="preserve">  -&gt; CPU receives an interrupt vector number</w:t>
+      </w:r>
+      <w:r>
+        <w:br/>
+      </w:r>
+      <w:r>
+        <w:rPr>
+          <w:rFonts w:ascii="Courier New" w:hAnsi="Courier New" w:eastAsia="Courier New"/>
+          <w:sz w:val="18"/>
+        </w:rPr>
+        <w:t xml:space="preserve">  -&gt; CPU indexes the IDT using that vector</w:t>
+      </w:r>
+      <w:r>
+        <w:br/>
+      </w:r>
+      <w:r>
+        <w:rPr>
+          <w:rFonts w:ascii="Courier New" w:hAnsi="Courier New" w:eastAsia="Courier New"/>
+          <w:sz w:val="18"/>
+        </w:rPr>
+        <w:t xml:space="preserve">  -&gt; x86 entry code saves state and enters hard-IRQ context</w:t>
+      </w:r>
+      <w:r>
+        <w:br/>
+      </w:r>
+      <w:r>
+        <w:rPr>
+          <w:rFonts w:ascii="Courier New" w:hAnsi="Courier New" w:eastAsia="Courier New"/>
+          <w:sz w:val="18"/>
+        </w:rPr>
+        <w:t xml:space="preserve">  -&gt; Linux maps the vector to a Linux virq/irq_desc</w:t>
+      </w:r>
+      <w:r>
+        <w:br/>
+      </w:r>
+      <w:r>
+        <w:rPr>
+          <w:rFonts w:ascii="Courier New" w:hAnsi="Courier New" w:eastAsia="Courier New"/>
+          <w:sz w:val="18"/>
+        </w:rPr>
+        <w:t xml:space="preserve">  -&gt; generic IRQ layer calls the registered interrupt handler</w:t>
+      </w:r>
+      <w:r>
+        <w:br/>
+      </w:r>
+      <w:r>
+        <w:rPr>
+          <w:rFonts w:ascii="Courier New" w:hAnsi="Courier New" w:eastAsia="Courier New"/>
+          <w:sz w:val="18"/>
+        </w:rPr>
+        <w:t xml:space="preserve">  -&gt; handler acknowledges/handles the device event</w:t>
+      </w:r>
+      <w:r>
+        <w:br/>
+      </w:r>
+      <w:r>
+        <w:rPr>
+          <w:rFonts w:ascii="Courier New" w:hAnsi="Courier New" w:eastAsia="Courier New"/>
+          <w:sz w:val="18"/>
+        </w:rPr>
+        <w:t xml:space="preserve">  -&gt; kernel returns from interrupt</w:t>
+      </w:r>
+    </w:p>
+    <w:p>
+      <w:pPr>
+        <w:pStyle w:val="Heading3"/>
+      </w:pPr>
+      <w:r>
+        <w:t>How an exception reaches Linux</w:t>
+      </w:r>
+    </w:p>
+    <w:p>
+      <w:pPr/>
+      <w:r>
+        <w:rPr>
+          <w:rFonts w:ascii="Courier New" w:hAnsi="Courier New" w:eastAsia="Courier New"/>
+          <w:sz w:val="18"/>
+        </w:rPr>
+        <w:t>instruction causes exception</w:t>
+      </w:r>
+      <w:r>
+        <w:br/>
+      </w:r>
+      <w:r>
+        <w:rPr>
+          <w:rFonts w:ascii="Courier New" w:hAnsi="Courier New" w:eastAsia="Courier New"/>
+          <w:sz w:val="18"/>
+        </w:rPr>
+        <w:t xml:space="preserve">  -&gt; CPU chooses the architecturally defined exception vector</w:t>
+      </w:r>
+      <w:r>
+        <w:br/>
+      </w:r>
+      <w:r>
+        <w:rPr>
+          <w:rFonts w:ascii="Courier New" w:hAnsi="Courier New" w:eastAsia="Courier New"/>
+          <w:sz w:val="18"/>
+        </w:rPr>
+        <w:t xml:space="preserve">  -&gt; CPU indexes the IDT</w:t>
+      </w:r>
+      <w:r>
+        <w:br/>
+      </w:r>
+      <w:r>
+        <w:rPr>
+          <w:rFonts w:ascii="Courier New" w:hAnsi="Courier New" w:eastAsia="Courier New"/>
+          <w:sz w:val="18"/>
+        </w:rPr>
+        <w:t xml:space="preserve">  -&gt; exception entry code saves registers</w:t>
+      </w:r>
+      <w:r>
+        <w:br/>
+      </w:r>
+      <w:r>
+        <w:rPr>
+          <w:rFonts w:ascii="Courier New" w:hAnsi="Courier New" w:eastAsia="Courier New"/>
+          <w:sz w:val="18"/>
+        </w:rPr>
+        <w:t xml:space="preserve">  -&gt; Linux-specific handler runs</w:t>
+      </w:r>
+      <w:r>
+        <w:br/>
+      </w:r>
+      <w:r>
+        <w:rPr>
+          <w:rFonts w:ascii="Courier New" w:hAnsi="Courier New" w:eastAsia="Courier New"/>
+          <w:sz w:val="18"/>
+        </w:rPr>
+        <w:t xml:space="preserve">  -&gt; handler fixes the condition, sends a signal, oopses, or panics</w:t>
+      </w:r>
+    </w:p>
+    <w:p>
+      <w:pPr>
+        <w:pStyle w:val="Heading3"/>
+      </w:pPr>
+      <w:r>
+        <w:t>Why Linux has both IDT vectors and virqs</w:t>
+      </w:r>
+    </w:p>
+    <w:p>
+      <w:pPr/>
+      <w:r>
+        <w:t>The IDT is CPU-local and architecture-specific. Linux needs a portable internal IRQ model that works across x86, ARM, RISC-V, PCI MSI/MSI-X, GPIO interrupt controllers, and nested interrupt domains. That is why Linux drivers normally request and handle Linux IRQ numbers through request_irq(), while architecture code deals with CPU vectors and controller routing.</w:t>
+      </w:r>
+    </w:p>
+    <w:p>
+      <w:pPr>
+        <w:pStyle w:val="Heading3"/>
+      </w:pPr>
+      <w:r>
+        <w:t>Rule of thumb</w:t>
+      </w:r>
+    </w:p>
+    <w:p>
+      <w:pPr>
+        <w:pStyle w:val="ListBullet"/>
+      </w:pPr>
+      <w:r>
+        <w:t>IDT/vector is how the CPU enters the kernel.</w:t>
+      </w:r>
+    </w:p>
+    <w:p>
+      <w:pPr>
+        <w:pStyle w:val="ListBullet"/>
+      </w:pPr>
+      <w:r>
+        <w:t>irq_desc/virq is how Linux represents and dispatches an interrupt internally.</w:t>
+      </w:r>
+    </w:p>
+    <w:p>
+      <w:pPr>
+        <w:pStyle w:val="ListBullet"/>
+      </w:pPr>
+      <w:r>
+        <w:t>Exception vectors are mostly fixed by the CPU architecture.</w:t>
+      </w:r>
+    </w:p>
+    <w:p>
+      <w:pPr>
+        <w:pStyle w:val="ListBullet"/>
+      </w:pPr>
+      <w:r>
+        <w:t>Hardware IRQ vectors are assigned/routed by Linux and interrupt-controller code.</w:t>
+      </w:r>
+    </w:p>
+    <w:p>
+      <w:pPr>
+        <w:pStyle w:val="Heading3"/>
+      </w:pPr>
+      <w:r>
+        <w:t>Registering Multiple Devices on a Shared IRQ Line</w:t>
+      </w:r>
+    </w:p>
+    <w:p>
+      <w:pPr/>
+      <w:r>
+        <w:t>A shared interrupt line means more than one device is connected to the same Linux IRQ. This was common with legacy level-triggered PCI interrupts, and it can still happen depending on platform wiring and interrupt-controller routing. In Linux, multiple drivers can register handlers for the same IRQ only if every participant agrees that the line is shared.</w:t>
+      </w:r>
+    </w:p>
+    <w:p>
+      <w:pPr>
+        <w:pStyle w:val="Heading3"/>
+      </w:pPr>
+      <w:r>
+        <w:t>The key rule</w:t>
+      </w:r>
+    </w:p>
+    <w:p>
+      <w:pPr/>
+      <w:r>
+        <w:t>Each device calls request_irq() with the same IRQ number and the IRQF_SHARED flag. Each registration must pass a unique dev_id pointer. Linux stores all handlers for that IRQ in a list. When the interrupt fires, Linux calls each registered handler until the interrupt is handled or all handlers have been checked.</w:t>
+      </w:r>
+    </w:p>
+    <w:p>
+      <w:pPr/>
+      <w:r>
+        <w:rPr>
+          <w:rFonts w:ascii="Courier New" w:hAnsi="Courier New" w:eastAsia="Courier New"/>
+          <w:sz w:val="18"/>
+        </w:rPr>
+        <w:t>ret = request_irq(irq, my_irq_handler, IRQF_SHARED,</w:t>
+      </w:r>
+      <w:r>
+        <w:br/>
+      </w:r>
+      <w:r>
+        <w:rPr>
+          <w:rFonts w:ascii="Courier New" w:hAnsi="Courier New" w:eastAsia="Courier New"/>
+          <w:sz w:val="18"/>
+        </w:rPr>
+        <w:t xml:space="preserve">                  "my_device", mydev);</w:t>
+      </w:r>
+      <w:r>
+        <w:br/>
+      </w:r>
+      <w:r>
+        <w:rPr>
+          <w:rFonts w:ascii="Courier New" w:hAnsi="Courier New" w:eastAsia="Courier New"/>
+          <w:sz w:val="18"/>
+        </w:rPr>
+        <w:t>if (ret)</w:t>
+      </w:r>
+      <w:r>
+        <w:br/>
+      </w:r>
+      <w:r>
+        <w:rPr>
+          <w:rFonts w:ascii="Courier New" w:hAnsi="Courier New" w:eastAsia="Courier New"/>
+          <w:sz w:val="18"/>
+        </w:rPr>
+        <w:t xml:space="preserve">    return ret;</w:t>
+      </w:r>
+    </w:p>
+    <w:p>
+      <w:pPr>
+        <w:pStyle w:val="Heading3"/>
+      </w:pPr>
+      <w:r>
+        <w:t>Why dev_id matters</w:t>
+      </w:r>
+    </w:p>
+    <w:p>
+      <w:pPr>
+        <w:pStyle w:val="ListBullet"/>
+      </w:pPr>
+      <w:r>
+        <w:t>dev_id identifies this specific device instance when the shared handler is called.</w:t>
+      </w:r>
+    </w:p>
+    <w:p>
+      <w:pPr>
+        <w:pStyle w:val="ListBullet"/>
+      </w:pPr>
+      <w:r>
+        <w:t>dev_id must be unique for each registration on the same IRQ.</w:t>
+      </w:r>
+    </w:p>
+    <w:p>
+      <w:pPr>
+        <w:pStyle w:val="ListBullet"/>
+      </w:pPr>
+      <w:r>
+        <w:t>free_irq(irq, dev_id) uses the same pointer to remove exactly that device's handler.</w:t>
+      </w:r>
+    </w:p>
+    <w:p>
+      <w:pPr>
+        <w:pStyle w:val="ListBullet"/>
+      </w:pPr>
+      <w:r>
+        <w:t>A NULL dev_id is not valid for a shared IRQ because Linux could not distinguish which handler to unregister.</w:t>
+      </w:r>
+    </w:p>
+    <w:p>
+      <w:pPr>
+        <w:pStyle w:val="Heading3"/>
+      </w:pPr>
+      <w:r>
+        <w:t>What the handler must do</w:t>
+      </w:r>
+    </w:p>
+    <w:p>
+      <w:pPr/>
+      <w:r>
+        <w:t>On a shared IRQ, a handler must first check whether its own device caused the interrupt. If not, it must return IRQ_NONE. If yes, it should acknowledge/clear the device interrupt source and return IRQ_HANDLED.</w:t>
+      </w:r>
+    </w:p>
+    <w:p>
+      <w:pPr/>
+      <w:r>
+        <w:rPr>
+          <w:rFonts w:ascii="Courier New" w:hAnsi="Courier New" w:eastAsia="Courier New"/>
+          <w:sz w:val="18"/>
+        </w:rPr>
+        <w:t>static irqreturn_t my_irq_handler(int irq, void *dev_id)</w:t>
+      </w:r>
+      <w:r>
+        <w:br/>
+      </w:r>
+      <w:r>
+        <w:rPr>
+          <w:rFonts w:ascii="Courier New" w:hAnsi="Courier New" w:eastAsia="Courier New"/>
+          <w:sz w:val="18"/>
+        </w:rPr>
+        <w:t>{</w:t>
+      </w:r>
+      <w:r>
+        <w:br/>
+      </w:r>
+      <w:r>
+        <w:rPr>
+          <w:rFonts w:ascii="Courier New" w:hAnsi="Courier New" w:eastAsia="Courier New"/>
+          <w:sz w:val="18"/>
+        </w:rPr>
+        <w:t xml:space="preserve">    struct my_device *mydev = dev_id;</w:t>
+      </w:r>
+      <w:r>
+        <w:br/>
+      </w:r>
+      <w:r>
+        <w:rPr>
+          <w:rFonts w:ascii="Courier New" w:hAnsi="Courier New" w:eastAsia="Courier New"/>
+          <w:sz w:val="18"/>
+        </w:rPr>
+        <w:t xml:space="preserve">    u32 status;</w:t>
+      </w:r>
+      <w:r>
+        <w:br/>
+      </w:r>
+      <w:r>
+        <w:rPr>
+          <w:rFonts w:ascii="Courier New" w:hAnsi="Courier New" w:eastAsia="Courier New"/>
+          <w:sz w:val="18"/>
+        </w:rPr>
+      </w:r>
+      <w:r>
+        <w:br/>
+      </w:r>
+      <w:r>
+        <w:rPr>
+          <w:rFonts w:ascii="Courier New" w:hAnsi="Courier New" w:eastAsia="Courier New"/>
+          <w:sz w:val="18"/>
+        </w:rPr>
+        <w:t xml:space="preserve">    status = readl(mydev-&gt;regs + STATUS_REG);</w:t>
+      </w:r>
+      <w:r>
+        <w:br/>
+      </w:r>
+      <w:r>
+        <w:rPr>
+          <w:rFonts w:ascii="Courier New" w:hAnsi="Courier New" w:eastAsia="Courier New"/>
+          <w:sz w:val="18"/>
+        </w:rPr>
+      </w:r>
+      <w:r>
+        <w:br/>
+      </w:r>
+      <w:r>
+        <w:rPr>
+          <w:rFonts w:ascii="Courier New" w:hAnsi="Courier New" w:eastAsia="Courier New"/>
+          <w:sz w:val="18"/>
+        </w:rPr>
+        <w:t xml:space="preserve">    /* Not our device: let other handlers on the shared line check it. */</w:t>
+      </w:r>
+      <w:r>
+        <w:br/>
+      </w:r>
+      <w:r>
+        <w:rPr>
+          <w:rFonts w:ascii="Courier New" w:hAnsi="Courier New" w:eastAsia="Courier New"/>
+          <w:sz w:val="18"/>
+        </w:rPr>
+        <w:t xml:space="preserve">    if (!(status &amp; MYDEV_IRQ_PENDING))</w:t>
+      </w:r>
+      <w:r>
+        <w:br/>
+      </w:r>
+      <w:r>
+        <w:rPr>
+          <w:rFonts w:ascii="Courier New" w:hAnsi="Courier New" w:eastAsia="Courier New"/>
+          <w:sz w:val="18"/>
+        </w:rPr>
+        <w:t xml:space="preserve">        return IRQ_NONE;</w:t>
+      </w:r>
+      <w:r>
+        <w:br/>
+      </w:r>
+      <w:r>
+        <w:rPr>
+          <w:rFonts w:ascii="Courier New" w:hAnsi="Courier New" w:eastAsia="Courier New"/>
+          <w:sz w:val="18"/>
+        </w:rPr>
+      </w:r>
+      <w:r>
+        <w:br/>
+      </w:r>
+      <w:r>
+        <w:rPr>
+          <w:rFonts w:ascii="Courier New" w:hAnsi="Courier New" w:eastAsia="Courier New"/>
+          <w:sz w:val="18"/>
+        </w:rPr>
+        <w:t xml:space="preserve">    /* Our interrupt: acknowledge/clear it at the device. */</w:t>
+      </w:r>
+      <w:r>
+        <w:br/>
+      </w:r>
+      <w:r>
+        <w:rPr>
+          <w:rFonts w:ascii="Courier New" w:hAnsi="Courier New" w:eastAsia="Courier New"/>
+          <w:sz w:val="18"/>
+        </w:rPr>
+        <w:t xml:space="preserve">    writel(MYDEV_IRQ_PENDING, mydev-&gt;regs + STATUS_REG);</w:t>
+      </w:r>
+      <w:r>
+        <w:br/>
+      </w:r>
+      <w:r>
+        <w:rPr>
+          <w:rFonts w:ascii="Courier New" w:hAnsi="Courier New" w:eastAsia="Courier New"/>
+          <w:sz w:val="18"/>
+        </w:rPr>
+      </w:r>
+      <w:r>
+        <w:br/>
+      </w:r>
+      <w:r>
+        <w:rPr>
+          <w:rFonts w:ascii="Courier New" w:hAnsi="Courier New" w:eastAsia="Courier New"/>
+          <w:sz w:val="18"/>
+        </w:rPr>
+        <w:t xml:space="preserve">    /* Do minimal hard-IRQ work; defer slow work if needed. */</w:t>
+      </w:r>
+      <w:r>
+        <w:br/>
+      </w:r>
+      <w:r>
+        <w:rPr>
+          <w:rFonts w:ascii="Courier New" w:hAnsi="Courier New" w:eastAsia="Courier New"/>
+          <w:sz w:val="18"/>
+        </w:rPr>
+        <w:t xml:space="preserve">    return IRQ_HANDLED;</w:t>
+      </w:r>
+      <w:r>
+        <w:br/>
+      </w:r>
+      <w:r>
+        <w:rPr>
+          <w:rFonts w:ascii="Courier New" w:hAnsi="Courier New" w:eastAsia="Courier New"/>
+          <w:sz w:val="18"/>
+        </w:rPr>
+        <w:t>}</w:t>
+      </w:r>
+    </w:p>
+    <w:p>
+      <w:pPr>
+        <w:pStyle w:val="Heading3"/>
+      </w:pPr>
+      <w:r>
+        <w:t>Two devices sharing one IRQ</w:t>
+      </w:r>
+    </w:p>
+    <w:p>
+      <w:pPr/>
+      <w:r>
+        <w:t>If device A and device B both use IRQ 17, each driver registers its own handler with IRQF_SHARED and a different dev_id. The IRQ number is the same, but the device context pointer is different.</w:t>
+      </w:r>
+    </w:p>
+    <w:p>
+      <w:pPr/>
+      <w:r>
+        <w:rPr>
+          <w:rFonts w:ascii="Courier New" w:hAnsi="Courier New" w:eastAsia="Courier New"/>
+          <w:sz w:val="18"/>
+        </w:rPr>
+        <w:t>request_irq(17, dev_a_irq, IRQF_SHARED, "dev_a", dev_a);</w:t>
+      </w:r>
+      <w:r>
+        <w:br/>
+      </w:r>
+      <w:r>
+        <w:rPr>
+          <w:rFonts w:ascii="Courier New" w:hAnsi="Courier New" w:eastAsia="Courier New"/>
+          <w:sz w:val="18"/>
+        </w:rPr>
+        <w:t>request_irq(17, dev_b_irq, IRQF_SHARED, "dev_b", dev_b);</w:t>
+      </w:r>
+      <w:r>
+        <w:br/>
+      </w:r>
+      <w:r>
+        <w:rPr>
+          <w:rFonts w:ascii="Courier New" w:hAnsi="Courier New" w:eastAsia="Courier New"/>
+          <w:sz w:val="18"/>
+        </w:rPr>
+      </w:r>
+      <w:r>
+        <w:br/>
+      </w:r>
+      <w:r>
+        <w:rPr>
+          <w:rFonts w:ascii="Courier New" w:hAnsi="Courier New" w:eastAsia="Courier New"/>
+          <w:sz w:val="18"/>
+        </w:rPr>
+        <w:t>/* Later cleanup must use the matching dev_id. */</w:t>
+      </w:r>
+      <w:r>
+        <w:br/>
+      </w:r>
+      <w:r>
+        <w:rPr>
+          <w:rFonts w:ascii="Courier New" w:hAnsi="Courier New" w:eastAsia="Courier New"/>
+          <w:sz w:val="18"/>
+        </w:rPr>
+        <w:t>free_irq(17, dev_a);</w:t>
+      </w:r>
+      <w:r>
+        <w:br/>
+      </w:r>
+      <w:r>
+        <w:rPr>
+          <w:rFonts w:ascii="Courier New" w:hAnsi="Courier New" w:eastAsia="Courier New"/>
+          <w:sz w:val="18"/>
+        </w:rPr>
+        <w:t>free_irq(17, dev_b);</w:t>
+      </w:r>
+    </w:p>
+    <w:p>
+      <w:pPr>
+        <w:pStyle w:val="Heading3"/>
+      </w:pPr>
+      <w:r>
+        <w:t>Dispatch flow</w:t>
+      </w:r>
+    </w:p>
+    <w:p>
+      <w:pPr/>
+      <w:r>
+        <w:rPr>
+          <w:rFonts w:ascii="Courier New" w:hAnsi="Courier New" w:eastAsia="Courier New"/>
+          <w:sz w:val="18"/>
+        </w:rPr>
+        <w:t>IRQ 17 fires</w:t>
+      </w:r>
+      <w:r>
+        <w:br/>
+      </w:r>
+      <w:r>
+        <w:rPr>
+          <w:rFonts w:ascii="Courier New" w:hAnsi="Courier New" w:eastAsia="Courier New"/>
+          <w:sz w:val="18"/>
+        </w:rPr>
+        <w:t xml:space="preserve">  -&gt; Linux enters generic IRQ handling</w:t>
+      </w:r>
+      <w:r>
+        <w:br/>
+      </w:r>
+      <w:r>
+        <w:rPr>
+          <w:rFonts w:ascii="Courier New" w:hAnsi="Courier New" w:eastAsia="Courier New"/>
+          <w:sz w:val="18"/>
+        </w:rPr>
+        <w:t xml:space="preserve">  -&gt; calls dev_a_irq(17, dev_a)</w:t>
+      </w:r>
+      <w:r>
+        <w:br/>
+      </w:r>
+      <w:r>
+        <w:rPr>
+          <w:rFonts w:ascii="Courier New" w:hAnsi="Courier New" w:eastAsia="Courier New"/>
+          <w:sz w:val="18"/>
+        </w:rPr>
+        <w:t xml:space="preserve">       -&gt; returns IRQ_NONE if device A did not interrupt</w:t>
+      </w:r>
+      <w:r>
+        <w:br/>
+      </w:r>
+      <w:r>
+        <w:rPr>
+          <w:rFonts w:ascii="Courier New" w:hAnsi="Courier New" w:eastAsia="Courier New"/>
+          <w:sz w:val="18"/>
+        </w:rPr>
+        <w:t xml:space="preserve">       -&gt; returns IRQ_HANDLED if device A did interrupt</w:t>
+      </w:r>
+      <w:r>
+        <w:br/>
+      </w:r>
+      <w:r>
+        <w:rPr>
+          <w:rFonts w:ascii="Courier New" w:hAnsi="Courier New" w:eastAsia="Courier New"/>
+          <w:sz w:val="18"/>
+        </w:rPr>
+        <w:t xml:space="preserve">  -&gt; calls dev_b_irq(17, dev_b)</w:t>
+      </w:r>
+      <w:r>
+        <w:br/>
+      </w:r>
+      <w:r>
+        <w:rPr>
+          <w:rFonts w:ascii="Courier New" w:hAnsi="Courier New" w:eastAsia="Courier New"/>
+          <w:sz w:val="18"/>
+        </w:rPr>
+        <w:t xml:space="preserve">       -&gt; returns IRQ_NONE or IRQ_HANDLED</w:t>
+      </w:r>
+      <w:r>
+        <w:br/>
+      </w:r>
+      <w:r>
+        <w:rPr>
+          <w:rFonts w:ascii="Courier New" w:hAnsi="Courier New" w:eastAsia="Courier New"/>
+          <w:sz w:val="18"/>
+        </w:rPr>
+        <w:t xml:space="preserve">  -&gt; Linux finishes the IRQ after registered handlers run</w:t>
+      </w:r>
+    </w:p>
+    <w:p>
+      <w:pPr>
+        <w:pStyle w:val="Heading3"/>
+      </w:pPr>
+      <w:r>
+        <w:t>Important details</w:t>
+      </w:r>
+    </w:p>
+    <w:p>
+      <w:pPr>
+        <w:pStyle w:val="ListBullet"/>
+      </w:pPr>
+      <w:r>
+        <w:t>All handlers sharing the IRQ must register with IRQF_SHARED. If the first driver registered the line without sharing, later shared registrations fail.</w:t>
+      </w:r>
+    </w:p>
+    <w:p>
+      <w:pPr>
+        <w:pStyle w:val="ListBullet"/>
+      </w:pPr>
+      <w:r>
+        <w:t>The handler must not assume every interrupt on that IRQ belongs to its device.</w:t>
+      </w:r>
+    </w:p>
+    <w:p>
+      <w:pPr>
+        <w:pStyle w:val="ListBullet"/>
+      </w:pPr>
+      <w:r>
+        <w:t>The device must provide a reliable status bit or register so the handler can identify ownership.</w:t>
+      </w:r>
+    </w:p>
+    <w:p>
+      <w:pPr>
+        <w:pStyle w:val="ListBullet"/>
+      </w:pPr>
+      <w:r>
+        <w:t>Clear or acknowledge the interrupt source at the device; otherwise a level-triggered shared IRQ may immediately fire again.</w:t>
+      </w:r>
+    </w:p>
+    <w:p>
+      <w:pPr>
+        <w:pStyle w:val="ListBullet"/>
+      </w:pPr>
+      <w:r>
+        <w:t>Keep hard-IRQ work short. Use threaded IRQs, tasklets, workqueues, or NAPI-style polling where appropriate.</w:t>
+      </w:r>
+    </w:p>
+    <w:p>
+      <w:pPr>
+        <w:pStyle w:val="ListBullet"/>
+      </w:pPr>
+      <w:r>
+        <w:t>Shared IRQs are normal for some buses, but MSI/MSI-X often avoids sharing by giving devices their own interrupt messages.</w:t>
+      </w:r>
+    </w:p>
+    <w:p>
+      <w:pPr>
+        <w:pStyle w:val="Heading3"/>
+      </w:pPr>
+      <w:r>
+        <w:t>Threaded shared IRQ example</w:t>
+      </w:r>
+    </w:p>
+    <w:p>
+      <w:pPr/>
+      <w:r>
+        <w:t>For work that may sleep, use request_threaded_irq(). The top-half handler checks and acknowledges the device, then returns IRQ_WAKE_THREAD so the threaded handler can do slower work in process context.</w:t>
+      </w:r>
+    </w:p>
+    <w:p>
+      <w:pPr/>
+      <w:r>
+        <w:rPr>
+          <w:rFonts w:ascii="Courier New" w:hAnsi="Courier New" w:eastAsia="Courier New"/>
+          <w:sz w:val="18"/>
+        </w:rPr>
+        <w:t>ret = request_threaded_irq(irq, my_irq_top, my_irq_thread,</w:t>
+      </w:r>
+      <w:r>
+        <w:br/>
+      </w:r>
+      <w:r>
+        <w:rPr>
+          <w:rFonts w:ascii="Courier New" w:hAnsi="Courier New" w:eastAsia="Courier New"/>
+          <w:sz w:val="18"/>
+        </w:rPr>
+        <w:t xml:space="preserve">                           IRQF_SHARED, "my_device", mydev);</w:t>
+      </w:r>
+      <w:r>
+        <w:br/>
+      </w:r>
+      <w:r>
+        <w:rPr>
+          <w:rFonts w:ascii="Courier New" w:hAnsi="Courier New" w:eastAsia="Courier New"/>
+          <w:sz w:val="18"/>
+        </w:rPr>
+      </w:r>
+      <w:r>
+        <w:br/>
+      </w:r>
+      <w:r>
+        <w:rPr>
+          <w:rFonts w:ascii="Courier New" w:hAnsi="Courier New" w:eastAsia="Courier New"/>
+          <w:sz w:val="18"/>
+        </w:rPr>
+        <w:t>static irqreturn_t my_irq_top(int irq, void *dev_id)</w:t>
+      </w:r>
+      <w:r>
+        <w:br/>
+      </w:r>
+      <w:r>
+        <w:rPr>
+          <w:rFonts w:ascii="Courier New" w:hAnsi="Courier New" w:eastAsia="Courier New"/>
+          <w:sz w:val="18"/>
+        </w:rPr>
+        <w:t>{</w:t>
+      </w:r>
+      <w:r>
+        <w:br/>
+      </w:r>
+      <w:r>
+        <w:rPr>
+          <w:rFonts w:ascii="Courier New" w:hAnsi="Courier New" w:eastAsia="Courier New"/>
+          <w:sz w:val="18"/>
+        </w:rPr>
+        <w:t xml:space="preserve">    struct my_device *mydev = dev_id;</w:t>
+      </w:r>
+      <w:r>
+        <w:br/>
+      </w:r>
+      <w:r>
+        <w:rPr>
+          <w:rFonts w:ascii="Courier New" w:hAnsi="Courier New" w:eastAsia="Courier New"/>
+          <w:sz w:val="18"/>
+        </w:rPr>
+      </w:r>
+      <w:r>
+        <w:br/>
+      </w:r>
+      <w:r>
+        <w:rPr>
+          <w:rFonts w:ascii="Courier New" w:hAnsi="Courier New" w:eastAsia="Courier New"/>
+          <w:sz w:val="18"/>
+        </w:rPr>
+        <w:t xml:space="preserve">    if (!my_device_interrupt_pending(mydev))</w:t>
+      </w:r>
+      <w:r>
+        <w:br/>
+      </w:r>
+      <w:r>
+        <w:rPr>
+          <w:rFonts w:ascii="Courier New" w:hAnsi="Courier New" w:eastAsia="Courier New"/>
+          <w:sz w:val="18"/>
+        </w:rPr>
+        <w:t xml:space="preserve">        return IRQ_NONE;</w:t>
+      </w:r>
+      <w:r>
+        <w:br/>
+      </w:r>
+      <w:r>
+        <w:rPr>
+          <w:rFonts w:ascii="Courier New" w:hAnsi="Courier New" w:eastAsia="Courier New"/>
+          <w:sz w:val="18"/>
+        </w:rPr>
+      </w:r>
+      <w:r>
+        <w:br/>
+      </w:r>
+      <w:r>
+        <w:rPr>
+          <w:rFonts w:ascii="Courier New" w:hAnsi="Courier New" w:eastAsia="Courier New"/>
+          <w:sz w:val="18"/>
+        </w:rPr>
+        <w:t xml:space="preserve">    my_device_ack_irq(mydev);</w:t>
+      </w:r>
+      <w:r>
+        <w:br/>
+      </w:r>
+      <w:r>
+        <w:rPr>
+          <w:rFonts w:ascii="Courier New" w:hAnsi="Courier New" w:eastAsia="Courier New"/>
+          <w:sz w:val="18"/>
+        </w:rPr>
+        <w:t xml:space="preserve">    return IRQ_WAKE_THREAD;</w:t>
+      </w:r>
+      <w:r>
+        <w:br/>
+      </w:r>
+      <w:r>
+        <w:rPr>
+          <w:rFonts w:ascii="Courier New" w:hAnsi="Courier New" w:eastAsia="Courier New"/>
+          <w:sz w:val="18"/>
+        </w:rPr>
+        <w:t>}</w:t>
+      </w:r>
+      <w:r>
+        <w:br/>
+      </w:r>
+      <w:r>
+        <w:rPr>
+          <w:rFonts w:ascii="Courier New" w:hAnsi="Courier New" w:eastAsia="Courier New"/>
+          <w:sz w:val="18"/>
+        </w:rPr>
+      </w:r>
+      <w:r>
+        <w:br/>
+      </w:r>
+      <w:r>
+        <w:rPr>
+          <w:rFonts w:ascii="Courier New" w:hAnsi="Courier New" w:eastAsia="Courier New"/>
+          <w:sz w:val="18"/>
+        </w:rPr>
+        <w:t>static irqreturn_t my_irq_thread(int irq, void *dev_id)</w:t>
+      </w:r>
+      <w:r>
+        <w:br/>
+      </w:r>
+      <w:r>
+        <w:rPr>
+          <w:rFonts w:ascii="Courier New" w:hAnsi="Courier New" w:eastAsia="Courier New"/>
+          <w:sz w:val="18"/>
+        </w:rPr>
+        <w:t>{</w:t>
+      </w:r>
+      <w:r>
+        <w:br/>
+      </w:r>
+      <w:r>
+        <w:rPr>
+          <w:rFonts w:ascii="Courier New" w:hAnsi="Courier New" w:eastAsia="Courier New"/>
+          <w:sz w:val="18"/>
+        </w:rPr>
+        <w:t xml:space="preserve">    struct my_device *mydev = dev_id;</w:t>
+      </w:r>
+      <w:r>
+        <w:br/>
+      </w:r>
+      <w:r>
+        <w:rPr>
+          <w:rFonts w:ascii="Courier New" w:hAnsi="Courier New" w:eastAsia="Courier New"/>
+          <w:sz w:val="18"/>
+        </w:rPr>
+      </w:r>
+      <w:r>
+        <w:br/>
+      </w:r>
+      <w:r>
+        <w:rPr>
+          <w:rFonts w:ascii="Courier New" w:hAnsi="Courier New" w:eastAsia="Courier New"/>
+          <w:sz w:val="18"/>
+        </w:rPr>
+        <w:t xml:space="preserve">    my_device_handle_slow_work(mydev);</w:t>
+      </w:r>
+      <w:r>
+        <w:br/>
+      </w:r>
+      <w:r>
+        <w:rPr>
+          <w:rFonts w:ascii="Courier New" w:hAnsi="Courier New" w:eastAsia="Courier New"/>
+          <w:sz w:val="18"/>
+        </w:rPr>
+        <w:t xml:space="preserve">    return IRQ_HANDLED;</w:t>
+      </w:r>
+      <w:r>
+        <w:br/>
+      </w:r>
+      <w:r>
+        <w:rPr>
+          <w:rFonts w:ascii="Courier New" w:hAnsi="Courier New" w:eastAsia="Courier New"/>
+          <w:sz w:val="18"/>
+        </w:rPr>
+        <w:t>}</w:t>
+      </w:r>
+    </w:p>
+    <w:p>
+      <w:pPr>
+        <w:pStyle w:val="Heading3"/>
+      </w:pPr>
+      <w:r>
+        <w:t>Rule of thumb</w:t>
+      </w:r>
+    </w:p>
+    <w:p>
+      <w:pPr>
+        <w:pStyle w:val="ListBullet"/>
+      </w:pPr>
+      <w:r>
+        <w:t>Use IRQF_SHARED when multiple devices may use the same IRQ.</w:t>
+      </w:r>
+    </w:p>
+    <w:p>
+      <w:pPr>
+        <w:pStyle w:val="ListBullet"/>
+      </w:pPr>
+      <w:r>
+        <w:t>Pass a unique non-NULL dev_id per device instance.</w:t>
+      </w:r>
+    </w:p>
+    <w:p>
+      <w:pPr>
+        <w:pStyle w:val="ListBullet"/>
+      </w:pPr>
+      <w:r>
+        <w:t>Return IRQ_NONE when the interrupt was not from your device.</w:t>
+      </w:r>
+    </w:p>
+    <w:p>
+      <w:pPr>
+        <w:pStyle w:val="ListBullet"/>
+      </w:pPr>
+      <w:r>
+        <w:t>Return IRQ_HANDLED only after recognizing and handling your device interrupt.</w:t>
+      </w:r>
+    </w:p>
+    <w:p>
+      <w:pPr>
+        <w:pStyle w:val="ListBullet"/>
+      </w:pPr>
+      <w:r>
+        <w:t>Use free_irq() with the exact same dev_id used during request_irq().</w:t>
+      </w:r>
+    </w:p>
+    <w:p>
+      <w:pPr>
+        <w:pStyle w:val="Heading3"/>
+      </w:pPr>
+      <w:r>
+        <w:t>Interrupt Masking on SMP Systems</w:t>
+      </w:r>
+    </w:p>
+    <w:p>
+      <w:pPr>
+        <w:pStyle w:val="Heading2"/>
+      </w:pPr>
+      <w:r>
+        <w:t>Q: When interrupts are masked as part of handling the current interrupt, are they masked on all processors or only one?</w:t>
+      </w:r>
+    </w:p>
+    <w:p>
+      <w:pPr/>
+      <w:r>
+        <w:t>Usually only one processor. During normal hard-IRQ handling, Linux disables or masks local maskable interrupts on the CPU that is currently running the interrupt handler. Other CPUs can still receive and handle their own interrupts.</w:t>
+      </w:r>
+    </w:p>
+    <w:p>
+      <w:pPr/>
+      <w:r>
+        <w:rPr>
+          <w:rFonts w:ascii="Courier New" w:hAnsi="Courier New" w:eastAsia="Courier New"/>
+          <w:sz w:val="18"/>
+        </w:rPr>
+        <w:t>CPU0 handling IRQ:</w:t>
+      </w:r>
+      <w:r>
+        <w:br/>
+      </w:r>
+      <w:r>
+        <w:rPr>
+          <w:rFonts w:ascii="Courier New" w:hAnsi="Courier New" w:eastAsia="Courier New"/>
+          <w:sz w:val="18"/>
+        </w:rPr>
+        <w:t xml:space="preserve">  local interrupts disabled on CPU0</w:t>
+      </w:r>
+      <w:r>
+        <w:br/>
+      </w:r>
+      <w:r>
+        <w:rPr>
+          <w:rFonts w:ascii="Courier New" w:hAnsi="Courier New" w:eastAsia="Courier New"/>
+          <w:sz w:val="18"/>
+        </w:rPr>
+      </w:r>
+      <w:r>
+        <w:br/>
+      </w:r>
+      <w:r>
+        <w:rPr>
+          <w:rFonts w:ascii="Courier New" w:hAnsi="Courier New" w:eastAsia="Courier New"/>
+          <w:sz w:val="18"/>
+        </w:rPr>
+        <w:t>CPU1, CPU2, CPU3:</w:t>
+      </w:r>
+      <w:r>
+        <w:br/>
+      </w:r>
+      <w:r>
+        <w:rPr>
+          <w:rFonts w:ascii="Courier New" w:hAnsi="Courier New" w:eastAsia="Courier New"/>
+          <w:sz w:val="18"/>
+        </w:rPr>
+        <w:t xml:space="preserve">  still able to receive and handle interrupts</w:t>
+      </w:r>
+    </w:p>
+    <w:p>
+      <w:pPr/>
+      <w:r>
+        <w:t>This local masking is different from disabling a specific IRQ line through Linux's IRQ management layer. local_irq_disable() affects only the current CPU. disable_irq(irq) disables a specific Linux IRQ line at the IRQ/controller level, which can affect delivery of that IRQ more globally.</w:t>
+      </w:r>
+    </w:p>
+    <w:p>
+      <w:pPr>
+        <w:pStyle w:val="ListBullet"/>
+      </w:pPr>
+      <w:r>
+        <w:t>local_irq_disable(): masks maskable interrupts only on the current CPU.</w:t>
+      </w:r>
+    </w:p>
+    <w:p>
+      <w:pPr>
+        <w:pStyle w:val="ListBullet"/>
+      </w:pPr>
+      <w:r>
+        <w:t>spin_lock_irqsave(): takes a lock and disables local interrupts on the current CPU while the lock is held.</w:t>
+      </w:r>
+    </w:p>
+    <w:p>
+      <w:pPr>
+        <w:pStyle w:val="ListBullet"/>
+      </w:pPr>
+      <w:r>
+        <w:t>disable_irq(irq): disables a specific IRQ line through Linux IRQ management.</w:t>
+      </w:r>
+    </w:p>
+    <w:p>
+      <w:pPr>
+        <w:pStyle w:val="ListBullet"/>
+      </w:pPr>
+      <w:r>
+        <w:t>preempt_disable(): disables task preemption on the current CPU, not hardware interrupts.</w:t>
+      </w:r>
+    </w:p>
+    <w:p>
+      <w:pPr>
+        <w:pStyle w:val="Heading2"/>
+      </w:pPr>
+      <w:r>
+        <w:t>Q: When interrupts are masked, are other interrupts during that period lost?</w:t>
+      </w:r>
+    </w:p>
+    <w:p>
+      <w:pPr/>
+      <w:r>
+        <w:t>Normally no. Masked interrupts are usually delayed and left pending until interrupts are unmasked. Masking means 'do not deliver this interrupt right now,' not 'delete the interrupt forever.'</w:t>
+      </w:r>
+    </w:p>
+    <w:p>
+      <w:pPr/>
+      <w:r>
+        <w:rPr>
+          <w:rFonts w:ascii="Courier New" w:hAnsi="Courier New" w:eastAsia="Courier New"/>
+          <w:sz w:val="18"/>
+        </w:rPr>
+        <w:t>CPU0 disables local interrupts</w:t>
+      </w:r>
+      <w:r>
+        <w:br/>
+      </w:r>
+      <w:r>
+        <w:rPr>
+          <w:rFonts w:ascii="Courier New" w:hAnsi="Courier New" w:eastAsia="Courier New"/>
+          <w:sz w:val="18"/>
+        </w:rPr>
+        <w:t xml:space="preserve">  -&gt; maskable interrupts cannot interrupt CPU0 now</w:t>
+      </w:r>
+      <w:r>
+        <w:br/>
+      </w:r>
+      <w:r>
+        <w:rPr>
+          <w:rFonts w:ascii="Courier New" w:hAnsi="Courier New" w:eastAsia="Courier New"/>
+          <w:sz w:val="18"/>
+        </w:rPr>
+        <w:t xml:space="preserve">  -&gt; interrupt controller/CPU may keep pending state</w:t>
+      </w:r>
+      <w:r>
+        <w:br/>
+      </w:r>
+      <w:r>
+        <w:rPr>
+          <w:rFonts w:ascii="Courier New" w:hAnsi="Courier New" w:eastAsia="Courier New"/>
+          <w:sz w:val="18"/>
+        </w:rPr>
+        <w:t>CPU0 enables local interrupts</w:t>
+      </w:r>
+      <w:r>
+        <w:br/>
+      </w:r>
+      <w:r>
+        <w:rPr>
+          <w:rFonts w:ascii="Courier New" w:hAnsi="Courier New" w:eastAsia="Courier New"/>
+          <w:sz w:val="18"/>
+        </w:rPr>
+        <w:t xml:space="preserve">  -&gt; pending interrupt can be delivered</w:t>
+      </w:r>
+    </w:p>
+    <w:p>
+      <w:pPr>
+        <w:pStyle w:val="Heading3"/>
+      </w:pPr>
+      <w:r>
+        <w:t>Level-triggered interrupts</w:t>
+      </w:r>
+    </w:p>
+    <w:p>
+      <w:pPr/>
+      <w:r>
+        <w:t>A level-triggered interrupt remains asserted while the device still needs service. If the CPU has interrupts masked, the line remains active or pending and is delivered after unmasking. The handler must clear the device condition to deassert the line.</w:t>
+      </w:r>
+    </w:p>
+    <w:p>
+      <w:pPr>
+        <w:pStyle w:val="Heading3"/>
+      </w:pPr>
+      <w:r>
+        <w:t>Edge-triggered interrupts</w:t>
+      </w:r>
+    </w:p>
+    <w:p>
+      <w:pPr/>
+      <w:r>
+        <w:t>An edge-triggered interrupt represents a transition. Interrupt controllers usually latch a pending bit while masked, but repeated edges may collapse into one pending interrupt. A driver must not assume one interrupt equals one hardware event.</w:t>
+      </w:r>
+    </w:p>
+    <w:p>
+      <w:pPr>
+        <w:pStyle w:val="Heading3"/>
+      </w:pPr>
+      <w:r>
+        <w:t>MSI/MSI-X interrupts</w:t>
+      </w:r>
+    </w:p>
+    <w:p>
+      <w:pPr/>
+      <w:r>
+        <w:t>For PCIe MSI/MSI-X, the device sends interrupt messages rather than asserting a physical line. Pending behavior depends on the device, interrupt remapping, and controller state. Correct drivers still drain the device queue or status registers instead of assuming one interrupt per event.</w:t>
+      </w:r>
+    </w:p>
+    <w:p>
+      <w:pPr>
+        <w:pStyle w:val="Heading3"/>
+      </w:pPr>
+      <w:r>
+        <w:t>Driver rule</w:t>
+      </w:r>
+    </w:p>
+    <w:p>
+      <w:pPr/>
+      <w:r>
+        <w:t>Treat an interrupt as a notification, not as the data itself. The device status registers, completion rings, or queues are the source of truth. The handler should process all pending work before returning.</w:t>
+      </w:r>
+    </w:p>
+    <w:p>
+      <w:pPr/>
+      <w:r>
+        <w:rPr>
+          <w:rFonts w:ascii="Courier New" w:hAnsi="Courier New" w:eastAsia="Courier New"/>
+          <w:sz w:val="18"/>
+        </w:rPr>
+        <w:t>static irqreturn_t my_irq_handler(int irq, void *dev_id)</w:t>
+      </w:r>
+      <w:r>
+        <w:br/>
+      </w:r>
+      <w:r>
+        <w:rPr>
+          <w:rFonts w:ascii="Courier New" w:hAnsi="Courier New" w:eastAsia="Courier New"/>
+          <w:sz w:val="18"/>
+        </w:rPr>
+        <w:t>{</w:t>
+      </w:r>
+      <w:r>
+        <w:br/>
+      </w:r>
+      <w:r>
+        <w:rPr>
+          <w:rFonts w:ascii="Courier New" w:hAnsi="Courier New" w:eastAsia="Courier New"/>
+          <w:sz w:val="18"/>
+        </w:rPr>
+        <w:t xml:space="preserve">    struct mydev *dev = dev_id;</w:t>
+      </w:r>
+      <w:r>
+        <w:br/>
+      </w:r>
+      <w:r>
+        <w:rPr>
+          <w:rFonts w:ascii="Courier New" w:hAnsi="Courier New" w:eastAsia="Courier New"/>
+          <w:sz w:val="18"/>
+        </w:rPr>
+      </w:r>
+      <w:r>
+        <w:br/>
+      </w:r>
+      <w:r>
+        <w:rPr>
+          <w:rFonts w:ascii="Courier New" w:hAnsi="Courier New" w:eastAsia="Courier New"/>
+          <w:sz w:val="18"/>
+        </w:rPr>
+        <w:t xml:space="preserve">    while (device_has_pending_work(dev))</w:t>
+      </w:r>
+      <w:r>
+        <w:br/>
+      </w:r>
+      <w:r>
+        <w:rPr>
+          <w:rFonts w:ascii="Courier New" w:hAnsi="Courier New" w:eastAsia="Courier New"/>
+          <w:sz w:val="18"/>
+        </w:rPr>
+        <w:t xml:space="preserve">        handle_one_event(dev);</w:t>
+      </w:r>
+      <w:r>
+        <w:br/>
+      </w:r>
+      <w:r>
+        <w:rPr>
+          <w:rFonts w:ascii="Courier New" w:hAnsi="Courier New" w:eastAsia="Courier New"/>
+          <w:sz w:val="18"/>
+        </w:rPr>
+      </w:r>
+      <w:r>
+        <w:br/>
+      </w:r>
+      <w:r>
+        <w:rPr>
+          <w:rFonts w:ascii="Courier New" w:hAnsi="Courier New" w:eastAsia="Courier New"/>
+          <w:sz w:val="18"/>
+        </w:rPr>
+        <w:t xml:space="preserve">    acknowledge_device_interrupt(dev);</w:t>
+      </w:r>
+      <w:r>
+        <w:br/>
+      </w:r>
+      <w:r>
+        <w:rPr>
+          <w:rFonts w:ascii="Courier New" w:hAnsi="Courier New" w:eastAsia="Courier New"/>
+          <w:sz w:val="18"/>
+        </w:rPr>
+        <w:t xml:space="preserve">    return IRQ_HANDLED;</w:t>
+      </w:r>
+      <w:r>
+        <w:br/>
+      </w:r>
+      <w:r>
+        <w:rPr>
+          <w:rFonts w:ascii="Courier New" w:hAnsi="Courier New" w:eastAsia="Courier New"/>
+          <w:sz w:val="18"/>
+        </w:rPr>
+        <w:t>}</w:t>
+      </w:r>
+    </w:p>
+    <w:p>
+      <w:pPr>
+        <w:pStyle w:val="Heading3"/>
+      </w:pPr>
+      <w:r>
+        <w:t>When events can be effectively lost</w:t>
+      </w:r>
+    </w:p>
+    <w:p>
+      <w:pPr>
+        <w:pStyle w:val="ListBullet"/>
+      </w:pPr>
+      <w:r>
+        <w:t>The hardware does not latch the interrupt condition.</w:t>
+      </w:r>
+    </w:p>
+    <w:p>
+      <w:pPr>
+        <w:pStyle w:val="ListBullet"/>
+      </w:pPr>
+      <w:r>
+        <w:t>A buggy driver clears the interrupt before reading the device status.</w:t>
+      </w:r>
+    </w:p>
+    <w:p>
+      <w:pPr>
+        <w:pStyle w:val="ListBullet"/>
+      </w:pPr>
+      <w:r>
+        <w:t>Interrupts are disabled too long and the device queue overflows.</w:t>
+      </w:r>
+    </w:p>
+    <w:p>
+      <w:pPr>
+        <w:pStyle w:val="ListBullet"/>
+      </w:pPr>
+      <w:r>
+        <w:t>Multiple edge-triggered events collapse into one pending bit.</w:t>
+      </w:r>
+    </w:p>
+    <w:p>
+      <w:pPr>
+        <w:pStyle w:val="ListBullet"/>
+      </w:pPr>
+      <w:r>
+        <w:t>The driver assumes one interrupt means one event and fails to drain all pending work.</w:t>
+      </w:r>
+    </w:p>
+    <w:p>
+      <w:pPr/>
+      <w:r>
+        <w:t>Rule of thumb: masked interrupts are normally held pending and delivered later, but multiple events may be coalesced. Reliable drivers always check and drain the device's real pending state.</w:t>
+      </w:r>
+    </w:p>
+    <w:p>
+      <w:pPr>
+        <w:pStyle w:val="Heading3"/>
+      </w:pPr>
+      <w:r>
+        <w:t>spin_lock_irq() and Interrupt-Safe Spinlocks</w:t>
+      </w:r>
+    </w:p>
+    <w:p>
+      <w:pPr/>
+      <w:r>
+        <w:t>spin_lock_irq() is a Linux kernel locking primitive that does two things on the current CPU: it disables local maskable interrupts, then takes a spinlock. spin_unlock_irq() releases the spinlock and re-enables local interrupts.</w:t>
+      </w:r>
+    </w:p>
+    <w:p>
+      <w:pPr/>
+      <w:r>
+        <w:t>It is used when the same shared data can be accessed both from normal kernel context and from an interrupt handler on the same CPU. Disabling local interrupts prevents a deadlock where process context holds the lock and then an interrupt on the same CPU tries to take the same lock.</w:t>
+      </w:r>
+    </w:p>
+    <w:p>
+      <w:pPr>
+        <w:pStyle w:val="Heading3"/>
+      </w:pPr>
+      <w:r>
+        <w:t>The deadlock it prevents</w:t>
+      </w:r>
+    </w:p>
+    <w:p>
+      <w:pPr/>
+      <w:r>
+        <w:rPr>
+          <w:rFonts w:ascii="Courier New" w:hAnsi="Courier New" w:eastAsia="Courier New"/>
+          <w:sz w:val="18"/>
+        </w:rPr>
+        <w:t>process context on CPU0:</w:t>
+      </w:r>
+      <w:r>
+        <w:br/>
+      </w:r>
+      <w:r>
+        <w:rPr>
+          <w:rFonts w:ascii="Courier New" w:hAnsi="Courier New" w:eastAsia="Courier New"/>
+          <w:sz w:val="18"/>
+        </w:rPr>
+        <w:t xml:space="preserve">  spin_lock(&amp;lock);</w:t>
+      </w:r>
+      <w:r>
+        <w:br/>
+      </w:r>
+      <w:r>
+        <w:rPr>
+          <w:rFonts w:ascii="Courier New" w:hAnsi="Courier New" w:eastAsia="Courier New"/>
+          <w:sz w:val="18"/>
+        </w:rPr>
+        <w:t xml:space="preserve">  ... interrupted before unlock ...</w:t>
+      </w:r>
+      <w:r>
+        <w:br/>
+      </w:r>
+      <w:r>
+        <w:rPr>
+          <w:rFonts w:ascii="Courier New" w:hAnsi="Courier New" w:eastAsia="Courier New"/>
+          <w:sz w:val="18"/>
+        </w:rPr>
+      </w:r>
+      <w:r>
+        <w:br/>
+      </w:r>
+      <w:r>
+        <w:rPr>
+          <w:rFonts w:ascii="Courier New" w:hAnsi="Courier New" w:eastAsia="Courier New"/>
+          <w:sz w:val="18"/>
+        </w:rPr>
+        <w:t>hard IRQ handler on CPU0:</w:t>
+      </w:r>
+      <w:r>
+        <w:br/>
+      </w:r>
+      <w:r>
+        <w:rPr>
+          <w:rFonts w:ascii="Courier New" w:hAnsi="Courier New" w:eastAsia="Courier New"/>
+          <w:sz w:val="18"/>
+        </w:rPr>
+        <w:t xml:space="preserve">  spin_lock(&amp;lock);    /* spins forever: same CPU already owns it */</w:t>
+      </w:r>
+    </w:p>
+    <w:p>
+      <w:pPr/>
+      <w:r>
+        <w:t>If process context used spin_lock_irq(&amp;lock), the hard IRQ could not interrupt that CPU while the lock was held, so the handler would not try to take the same lock recursively on the same CPU.</w:t>
+      </w:r>
+    </w:p>
+    <w:p>
+      <w:pPr>
+        <w:pStyle w:val="Heading3"/>
+      </w:pPr>
+      <w:r>
+        <w:t>Basic example</w:t>
+      </w:r>
+    </w:p>
+    <w:p>
+      <w:pPr/>
+      <w:r>
+        <w:rPr>
+          <w:rFonts w:ascii="Courier New" w:hAnsi="Courier New" w:eastAsia="Courier New"/>
+          <w:sz w:val="18"/>
+        </w:rPr>
+        <w:t>static DEFINE_SPINLOCK(my_lock);</w:t>
+      </w:r>
+      <w:r>
+        <w:br/>
+      </w:r>
+      <w:r>
+        <w:rPr>
+          <w:rFonts w:ascii="Courier New" w:hAnsi="Courier New" w:eastAsia="Courier New"/>
+          <w:sz w:val="18"/>
+        </w:rPr>
+        <w:t>static int shared_counter;</w:t>
+      </w:r>
+      <w:r>
+        <w:br/>
+      </w:r>
+      <w:r>
+        <w:rPr>
+          <w:rFonts w:ascii="Courier New" w:hAnsi="Courier New" w:eastAsia="Courier New"/>
+          <w:sz w:val="18"/>
+        </w:rPr>
+      </w:r>
+      <w:r>
+        <w:br/>
+      </w:r>
+      <w:r>
+        <w:rPr>
+          <w:rFonts w:ascii="Courier New" w:hAnsi="Courier New" w:eastAsia="Courier New"/>
+          <w:sz w:val="18"/>
+        </w:rPr>
+        <w:t>void update_counter(void)</w:t>
+      </w:r>
+      <w:r>
+        <w:br/>
+      </w:r>
+      <w:r>
+        <w:rPr>
+          <w:rFonts w:ascii="Courier New" w:hAnsi="Courier New" w:eastAsia="Courier New"/>
+          <w:sz w:val="18"/>
+        </w:rPr>
+        <w:t>{</w:t>
+      </w:r>
+      <w:r>
+        <w:br/>
+      </w:r>
+      <w:r>
+        <w:rPr>
+          <w:rFonts w:ascii="Courier New" w:hAnsi="Courier New" w:eastAsia="Courier New"/>
+          <w:sz w:val="18"/>
+        </w:rPr>
+        <w:t xml:space="preserve">    spin_lock_irq(&amp;my_lock);</w:t>
+      </w:r>
+      <w:r>
+        <w:br/>
+      </w:r>
+      <w:r>
+        <w:rPr>
+          <w:rFonts w:ascii="Courier New" w:hAnsi="Courier New" w:eastAsia="Courier New"/>
+          <w:sz w:val="18"/>
+        </w:rPr>
+        <w:t xml:space="preserve">    shared_counter++;</w:t>
+      </w:r>
+      <w:r>
+        <w:br/>
+      </w:r>
+      <w:r>
+        <w:rPr>
+          <w:rFonts w:ascii="Courier New" w:hAnsi="Courier New" w:eastAsia="Courier New"/>
+          <w:sz w:val="18"/>
+        </w:rPr>
+        <w:t xml:space="preserve">    spin_unlock_irq(&amp;my_lock);</w:t>
+      </w:r>
+      <w:r>
+        <w:br/>
+      </w:r>
+      <w:r>
+        <w:rPr>
+          <w:rFonts w:ascii="Courier New" w:hAnsi="Courier New" w:eastAsia="Courier New"/>
+          <w:sz w:val="18"/>
+        </w:rPr>
+        <w:t>}</w:t>
+      </w:r>
+    </w:p>
+    <w:p>
+      <w:pPr/>
+      <w:r>
+        <w:t>This protects shared_counter from other CPUs and from local interrupt handlers that also use my_lock. The protected region must be short and must not sleep.</w:t>
+      </w:r>
+    </w:p>
+    <w:p>
+      <w:pPr>
+        <w:pStyle w:val="Heading3"/>
+      </w:pPr>
+      <w:r>
+        <w:t>Interrupt handler using the same lock</w:t>
+      </w:r>
+    </w:p>
+    <w:p>
+      <w:pPr/>
+      <w:r>
+        <w:rPr>
+          <w:rFonts w:ascii="Courier New" w:hAnsi="Courier New" w:eastAsia="Courier New"/>
+          <w:sz w:val="18"/>
+        </w:rPr>
+        <w:t>static irqreturn_t my_irq_handler(int irq, void *dev_id)</w:t>
+      </w:r>
+      <w:r>
+        <w:br/>
+      </w:r>
+      <w:r>
+        <w:rPr>
+          <w:rFonts w:ascii="Courier New" w:hAnsi="Courier New" w:eastAsia="Courier New"/>
+          <w:sz w:val="18"/>
+        </w:rPr>
+        <w:t>{</w:t>
+      </w:r>
+      <w:r>
+        <w:br/>
+      </w:r>
+      <w:r>
+        <w:rPr>
+          <w:rFonts w:ascii="Courier New" w:hAnsi="Courier New" w:eastAsia="Courier New"/>
+          <w:sz w:val="18"/>
+        </w:rPr>
+        <w:t xml:space="preserve">    spin_lock(&amp;my_lock);</w:t>
+      </w:r>
+      <w:r>
+        <w:br/>
+      </w:r>
+      <w:r>
+        <w:rPr>
+          <w:rFonts w:ascii="Courier New" w:hAnsi="Courier New" w:eastAsia="Courier New"/>
+          <w:sz w:val="18"/>
+        </w:rPr>
+        <w:t xml:space="preserve">    shared_counter++;</w:t>
+      </w:r>
+      <w:r>
+        <w:br/>
+      </w:r>
+      <w:r>
+        <w:rPr>
+          <w:rFonts w:ascii="Courier New" w:hAnsi="Courier New" w:eastAsia="Courier New"/>
+          <w:sz w:val="18"/>
+        </w:rPr>
+        <w:t xml:space="preserve">    spin_unlock(&amp;my_lock);</w:t>
+      </w:r>
+      <w:r>
+        <w:br/>
+      </w:r>
+      <w:r>
+        <w:rPr>
+          <w:rFonts w:ascii="Courier New" w:hAnsi="Courier New" w:eastAsia="Courier New"/>
+          <w:sz w:val="18"/>
+        </w:rPr>
+      </w:r>
+      <w:r>
+        <w:br/>
+      </w:r>
+      <w:r>
+        <w:rPr>
+          <w:rFonts w:ascii="Courier New" w:hAnsi="Courier New" w:eastAsia="Courier New"/>
+          <w:sz w:val="18"/>
+        </w:rPr>
+        <w:t xml:space="preserve">    return IRQ_HANDLED;</w:t>
+      </w:r>
+      <w:r>
+        <w:br/>
+      </w:r>
+      <w:r>
+        <w:rPr>
+          <w:rFonts w:ascii="Courier New" w:hAnsi="Courier New" w:eastAsia="Courier New"/>
+          <w:sz w:val="18"/>
+        </w:rPr>
+        <w:t>}</w:t>
+      </w:r>
+    </w:p>
+    <w:p>
+      <w:pPr/>
+      <w:r>
+        <w:t>Inside a hard IRQ handler, local interrupts are normally already disabled on that CPU, so the handler often uses plain spin_lock(). The non-interrupt context side must use spin_lock_irq() or spin_lock_irqsave() if the same lock is shared with the interrupt handler.</w:t>
+      </w:r>
+    </w:p>
+    <w:p>
+      <w:pPr>
+        <w:pStyle w:val="Heading3"/>
+      </w:pPr>
+      <w:r>
+        <w:t>spin_lock_irq() vs spin_lock_irqsave()</w:t>
+      </w:r>
+    </w:p>
+    <w:p>
+      <w:pPr/>
+      <w:r>
+        <w:t>spin_lock_irq() unconditionally disables local interrupts and spin_unlock_irq() unconditionally enables them again. This is correct only when you know interrupts were enabled before taking the lock.</w:t>
+      </w:r>
+    </w:p>
+    <w:p>
+      <w:pPr/>
+      <w:r>
+        <w:t>spin_lock_irqsave() saves the previous interrupt state, disables local interrupts, and takes the lock. spin_unlock_irqrestore() restores the previous interrupt state. This is safer in code that may be called with interrupts already disabled.</w:t>
+      </w:r>
+    </w:p>
+    <w:p>
+      <w:pPr/>
+      <w:r>
+        <w:rPr>
+          <w:rFonts w:ascii="Courier New" w:hAnsi="Courier New" w:eastAsia="Courier New"/>
+          <w:sz w:val="18"/>
+        </w:rPr>
+        <w:t>unsigned long flags;</w:t>
+      </w:r>
+      <w:r>
+        <w:br/>
+      </w:r>
+      <w:r>
+        <w:rPr>
+          <w:rFonts w:ascii="Courier New" w:hAnsi="Courier New" w:eastAsia="Courier New"/>
+          <w:sz w:val="18"/>
+        </w:rPr>
+      </w:r>
+      <w:r>
+        <w:br/>
+      </w:r>
+      <w:r>
+        <w:rPr>
+          <w:rFonts w:ascii="Courier New" w:hAnsi="Courier New" w:eastAsia="Courier New"/>
+          <w:sz w:val="18"/>
+        </w:rPr>
+        <w:t>spin_lock_irqsave(&amp;my_lock, flags);</w:t>
+      </w:r>
+      <w:r>
+        <w:br/>
+      </w:r>
+      <w:r>
+        <w:rPr>
+          <w:rFonts w:ascii="Courier New" w:hAnsi="Courier New" w:eastAsia="Courier New"/>
+          <w:sz w:val="18"/>
+        </w:rPr>
+        <w:t>/* critical section */</w:t>
+      </w:r>
+      <w:r>
+        <w:br/>
+      </w:r>
+      <w:r>
+        <w:rPr>
+          <w:rFonts w:ascii="Courier New" w:hAnsi="Courier New" w:eastAsia="Courier New"/>
+          <w:sz w:val="18"/>
+        </w:rPr>
+        <w:t>spin_unlock_irqrestore(&amp;my_lock, flags);</w:t>
+      </w:r>
+    </w:p>
+    <w:p>
+      <w:pPr>
+        <w:pStyle w:val="Heading3"/>
+      </w:pPr>
+      <w:r>
+        <w:t>Which one should I use?</w:t>
+      </w:r>
+    </w:p>
+    <w:p>
+      <w:pPr>
+        <w:pStyle w:val="ListBullet"/>
+      </w:pPr>
+      <w:r>
+        <w:t>Use spin_lock() when the lock is not taken from interrupt context and you do not need to change interrupt state.</w:t>
+      </w:r>
+    </w:p>
+    <w:p>
+      <w:pPr>
+        <w:pStyle w:val="ListBullet"/>
+      </w:pPr>
+      <w:r>
+        <w:t>Use spin_lock_irq() when the lock is shared with a hard IRQ handler and you know local interrupts are currently enabled.</w:t>
+      </w:r>
+    </w:p>
+    <w:p>
+      <w:pPr>
+        <w:pStyle w:val="ListBullet"/>
+      </w:pPr>
+      <w:r>
+        <w:t>Use spin_lock_irqsave() when the lock is shared with interrupt context and the caller might already have interrupts disabled.</w:t>
+      </w:r>
+    </w:p>
+    <w:p>
+      <w:pPr>
+        <w:pStyle w:val="ListBullet"/>
+      </w:pPr>
+      <w:r>
+        <w:t>Use spin_lock_bh() when the conflict is with softirq/bottom-half context, not hard IRQ context.</w:t>
+      </w:r>
+    </w:p>
+    <w:p>
+      <w:pPr>
+        <w:pStyle w:val="Heading3"/>
+      </w:pPr>
+      <w:r>
+        <w:t>Rules while holding a spinlock</w:t>
+      </w:r>
+    </w:p>
+    <w:p>
+      <w:pPr>
+        <w:pStyle w:val="ListBullet"/>
+      </w:pPr>
+      <w:r>
+        <w:t>Do not sleep, block, or call functions that may sleep.</w:t>
+      </w:r>
+    </w:p>
+    <w:p>
+      <w:pPr>
+        <w:pStyle w:val="ListBullet"/>
+      </w:pPr>
+      <w:r>
+        <w:t>Do not copy large data or perform slow I/O while holding the lock.</w:t>
+      </w:r>
+    </w:p>
+    <w:p>
+      <w:pPr>
+        <w:pStyle w:val="ListBullet"/>
+      </w:pPr>
+      <w:r>
+        <w:t>Keep the critical section short.</w:t>
+      </w:r>
+    </w:p>
+    <w:p>
+      <w:pPr>
+        <w:pStyle w:val="ListBullet"/>
+      </w:pPr>
+      <w:r>
+        <w:t>Use the same locking discipline everywhere the shared data is accessed.</w:t>
+      </w:r>
+    </w:p>
+    <w:p>
+      <w:pPr>
+        <w:pStyle w:val="ListBullet"/>
+      </w:pPr>
+      <w:r>
+        <w:t>On SMP, the spinlock protects against other CPUs; the irq part protects against local interrupt re-entry.</w:t>
+      </w:r>
+    </w:p>
+    <w:p>
+      <w:pPr>
+        <w:pStyle w:val="Heading3"/>
+      </w:pPr>
+      <w:r>
+        <w:t>Mental model</w:t>
+      </w:r>
+    </w:p>
+    <w:p>
+      <w:pPr/>
+      <w:r>
+        <w:rPr>
+          <w:rFonts w:ascii="Courier New" w:hAnsi="Courier New" w:eastAsia="Courier New"/>
+          <w:sz w:val="18"/>
+        </w:rPr>
+        <w:t>spin_lock_irq(&amp;lock)</w:t>
+      </w:r>
+      <w:r>
+        <w:br/>
+      </w:r>
+      <w:r>
+        <w:rPr>
+          <w:rFonts w:ascii="Courier New" w:hAnsi="Courier New" w:eastAsia="Courier New"/>
+          <w:sz w:val="18"/>
+        </w:rPr>
+        <w:t xml:space="preserve">  = local_irq_disable() on this CPU</w:t>
+      </w:r>
+      <w:r>
+        <w:br/>
+      </w:r>
+      <w:r>
+        <w:rPr>
+          <w:rFonts w:ascii="Courier New" w:hAnsi="Courier New" w:eastAsia="Courier New"/>
+          <w:sz w:val="18"/>
+        </w:rPr>
+        <w:t xml:space="preserve">  + spin_lock(&amp;lock)</w:t>
+      </w:r>
+      <w:r>
+        <w:br/>
+      </w:r>
+      <w:r>
+        <w:rPr>
+          <w:rFonts w:ascii="Courier New" w:hAnsi="Courier New" w:eastAsia="Courier New"/>
+          <w:sz w:val="18"/>
+        </w:rPr>
+      </w:r>
+      <w:r>
+        <w:br/>
+      </w:r>
+      <w:r>
+        <w:rPr>
+          <w:rFonts w:ascii="Courier New" w:hAnsi="Courier New" w:eastAsia="Courier New"/>
+          <w:sz w:val="18"/>
+        </w:rPr>
+        <w:t>spin_unlock_irq(&amp;lock)</w:t>
+      </w:r>
+      <w:r>
+        <w:br/>
+      </w:r>
+      <w:r>
+        <w:rPr>
+          <w:rFonts w:ascii="Courier New" w:hAnsi="Courier New" w:eastAsia="Courier New"/>
+          <w:sz w:val="18"/>
+        </w:rPr>
+        <w:t xml:space="preserve">  = spin_unlock(&amp;lock)</w:t>
+      </w:r>
+      <w:r>
+        <w:br/>
+      </w:r>
+      <w:r>
+        <w:rPr>
+          <w:rFonts w:ascii="Courier New" w:hAnsi="Courier New" w:eastAsia="Courier New"/>
+          <w:sz w:val="18"/>
+        </w:rPr>
+        <w:t xml:space="preserve">  + local_irq_enable() on this CPU</w:t>
+      </w:r>
+    </w:p>
+    <w:p>
+      <w:pPr/>
+      <w:r>
+        <w:t>The interrupt masking part is local to the current CPU. It does not stop other CPUs from running. Other CPUs that try to take the same spinlock will spin until the lock is released.</w:t>
+      </w:r>
+    </w:p>
+    <w:p>
+      <w:pPr>
+        <w:pStyle w:val="Heading3"/>
+      </w:pPr>
+      <w:r>
+        <w:t>Tasklet Handlers and APIs</w:t>
+      </w:r>
+    </w:p>
+    <w:p>
+      <w:pPr/>
+      <w:r>
+        <w:t>A tasklet is an older Linux bottom-half mechanism built on top of softirqs. It lets a hard IRQ handler defer work until later, but the tasklet still runs in softirq context. That means a tasklet must not sleep, must not take mutexes, and must keep its work short.</w:t>
+      </w:r>
+    </w:p>
+    <w:p>
+      <w:pPr/>
+      <w:r>
+        <w:t>The slide shows the legacy tasklet API where the handler has the form void tasklet_handler(unsigned long data). Newer kernels also provide tasklet_setup(), where the handler receives struct tasklet_struct *. Existing code and older teaching material often still show the unsigned long style.</w:t>
+      </w:r>
+    </w:p>
+    <w:p>
+      <w:pPr>
+        <w:pStyle w:val="Heading3"/>
+      </w:pPr>
+      <w:r>
+        <w:t>1. tasklet handler: void tasklet_handler(unsigned long data)</w:t>
+      </w:r>
+    </w:p>
+    <w:p>
+      <w:pPr/>
+      <w:r>
+        <w:t>The tasklet handler is the function that runs later in softirq context. The data argument is commonly a pointer cast to unsigned long.</w:t>
+      </w:r>
+    </w:p>
+    <w:p>
+      <w:pPr/>
+      <w:r>
+        <w:rPr>
+          <w:rFonts w:ascii="Courier New" w:hAnsi="Courier New" w:eastAsia="Courier New"/>
+          <w:sz w:val="18"/>
+        </w:rPr>
+        <w:t>struct mydev {</w:t>
+      </w:r>
+      <w:r>
+        <w:br/>
+      </w:r>
+      <w:r>
+        <w:rPr>
+          <w:rFonts w:ascii="Courier New" w:hAnsi="Courier New" w:eastAsia="Courier New"/>
+          <w:sz w:val="18"/>
+        </w:rPr>
+        <w:t xml:space="preserve">    struct tasklet_struct tasklet;</w:t>
+      </w:r>
+      <w:r>
+        <w:br/>
+      </w:r>
+      <w:r>
+        <w:rPr>
+          <w:rFonts w:ascii="Courier New" w:hAnsi="Courier New" w:eastAsia="Courier New"/>
+          <w:sz w:val="18"/>
+        </w:rPr>
+        <w:t xml:space="preserve">    void __iomem *regs;</w:t>
+      </w:r>
+      <w:r>
+        <w:br/>
+      </w:r>
+      <w:r>
+        <w:rPr>
+          <w:rFonts w:ascii="Courier New" w:hAnsi="Courier New" w:eastAsia="Courier New"/>
+          <w:sz w:val="18"/>
+        </w:rPr>
+        <w:t xml:space="preserve">    unsigned int packets_done;</w:t>
+      </w:r>
+      <w:r>
+        <w:br/>
+      </w:r>
+      <w:r>
+        <w:rPr>
+          <w:rFonts w:ascii="Courier New" w:hAnsi="Courier New" w:eastAsia="Courier New"/>
+          <w:sz w:val="18"/>
+        </w:rPr>
+        <w:t>};</w:t>
+      </w:r>
+      <w:r>
+        <w:br/>
+      </w:r>
+      <w:r>
+        <w:rPr>
+          <w:rFonts w:ascii="Courier New" w:hAnsi="Courier New" w:eastAsia="Courier New"/>
+          <w:sz w:val="18"/>
+        </w:rPr>
+      </w:r>
+      <w:r>
+        <w:br/>
+      </w:r>
+      <w:r>
+        <w:rPr>
+          <w:rFonts w:ascii="Courier New" w:hAnsi="Courier New" w:eastAsia="Courier New"/>
+          <w:sz w:val="18"/>
+        </w:rPr>
+        <w:t>static void my_tasklet_handler(unsigned long data)</w:t>
+      </w:r>
+      <w:r>
+        <w:br/>
+      </w:r>
+      <w:r>
+        <w:rPr>
+          <w:rFonts w:ascii="Courier New" w:hAnsi="Courier New" w:eastAsia="Courier New"/>
+          <w:sz w:val="18"/>
+        </w:rPr>
+        <w:t>{</w:t>
+      </w:r>
+      <w:r>
+        <w:br/>
+      </w:r>
+      <w:r>
+        <w:rPr>
+          <w:rFonts w:ascii="Courier New" w:hAnsi="Courier New" w:eastAsia="Courier New"/>
+          <w:sz w:val="18"/>
+        </w:rPr>
+        <w:t xml:space="preserve">    struct mydev *dev = (struct mydev *)data;</w:t>
+      </w:r>
+      <w:r>
+        <w:br/>
+      </w:r>
+      <w:r>
+        <w:rPr>
+          <w:rFonts w:ascii="Courier New" w:hAnsi="Courier New" w:eastAsia="Courier New"/>
+          <w:sz w:val="18"/>
+        </w:rPr>
+      </w:r>
+      <w:r>
+        <w:br/>
+      </w:r>
+      <w:r>
+        <w:rPr>
+          <w:rFonts w:ascii="Courier New" w:hAnsi="Courier New" w:eastAsia="Courier New"/>
+          <w:sz w:val="18"/>
+        </w:rPr>
+        <w:t xml:space="preserve">    /* Runs in softirq context: do not sleep here. */</w:t>
+      </w:r>
+      <w:r>
+        <w:br/>
+      </w:r>
+      <w:r>
+        <w:rPr>
+          <w:rFonts w:ascii="Courier New" w:hAnsi="Courier New" w:eastAsia="Courier New"/>
+          <w:sz w:val="18"/>
+        </w:rPr>
+        <w:t xml:space="preserve">    while (device_has_completed_work(dev))</w:t>
+      </w:r>
+      <w:r>
+        <w:br/>
+      </w:r>
+      <w:r>
+        <w:rPr>
+          <w:rFonts w:ascii="Courier New" w:hAnsi="Courier New" w:eastAsia="Courier New"/>
+          <w:sz w:val="18"/>
+        </w:rPr>
+        <w:t xml:space="preserve">        dev-&gt;packets_done++;</w:t>
+      </w:r>
+      <w:r>
+        <w:br/>
+      </w:r>
+      <w:r>
+        <w:rPr>
+          <w:rFonts w:ascii="Courier New" w:hAnsi="Courier New" w:eastAsia="Courier New"/>
+          <w:sz w:val="18"/>
+        </w:rPr>
+        <w:t>}</w:t>
+      </w:r>
+    </w:p>
+    <w:p>
+      <w:pPr>
+        <w:pStyle w:val="Heading3"/>
+      </w:pPr>
+      <w:r>
+        <w:t>2. tasklet_schedule()</w:t>
+      </w:r>
+    </w:p>
+    <w:p>
+      <w:pPr/>
+      <w:r>
+        <w:t>tasklet_schedule() marks the tasklet pending so it will run later. A hard IRQ handler often acknowledges the hardware interrupt quickly, then schedules the tasklet to do the deferred processing.</w:t>
+      </w:r>
+    </w:p>
+    <w:p>
+      <w:pPr/>
+      <w:r>
+        <w:rPr>
+          <w:rFonts w:ascii="Courier New" w:hAnsi="Courier New" w:eastAsia="Courier New"/>
+          <w:sz w:val="18"/>
+        </w:rPr>
+        <w:t>static irqreturn_t my_irq_handler(int irq, void *dev_id)</w:t>
+      </w:r>
+      <w:r>
+        <w:br/>
+      </w:r>
+      <w:r>
+        <w:rPr>
+          <w:rFonts w:ascii="Courier New" w:hAnsi="Courier New" w:eastAsia="Courier New"/>
+          <w:sz w:val="18"/>
+        </w:rPr>
+        <w:t>{</w:t>
+      </w:r>
+      <w:r>
+        <w:br/>
+      </w:r>
+      <w:r>
+        <w:rPr>
+          <w:rFonts w:ascii="Courier New" w:hAnsi="Courier New" w:eastAsia="Courier New"/>
+          <w:sz w:val="18"/>
+        </w:rPr>
+        <w:t xml:space="preserve">    struct mydev *dev = dev_id;</w:t>
+      </w:r>
+      <w:r>
+        <w:br/>
+      </w:r>
+      <w:r>
+        <w:rPr>
+          <w:rFonts w:ascii="Courier New" w:hAnsi="Courier New" w:eastAsia="Courier New"/>
+          <w:sz w:val="18"/>
+        </w:rPr>
+      </w:r>
+      <w:r>
+        <w:br/>
+      </w:r>
+      <w:r>
+        <w:rPr>
+          <w:rFonts w:ascii="Courier New" w:hAnsi="Courier New" w:eastAsia="Courier New"/>
+          <w:sz w:val="18"/>
+        </w:rPr>
+        <w:t xml:space="preserve">    if (!device_irq_pending(dev))</w:t>
+      </w:r>
+      <w:r>
+        <w:br/>
+      </w:r>
+      <w:r>
+        <w:rPr>
+          <w:rFonts w:ascii="Courier New" w:hAnsi="Courier New" w:eastAsia="Courier New"/>
+          <w:sz w:val="18"/>
+        </w:rPr>
+        <w:t xml:space="preserve">        return IRQ_NONE;</w:t>
+      </w:r>
+      <w:r>
+        <w:br/>
+      </w:r>
+      <w:r>
+        <w:rPr>
+          <w:rFonts w:ascii="Courier New" w:hAnsi="Courier New" w:eastAsia="Courier New"/>
+          <w:sz w:val="18"/>
+        </w:rPr>
+      </w:r>
+      <w:r>
+        <w:br/>
+      </w:r>
+      <w:r>
+        <w:rPr>
+          <w:rFonts w:ascii="Courier New" w:hAnsi="Courier New" w:eastAsia="Courier New"/>
+          <w:sz w:val="18"/>
+        </w:rPr>
+        <w:t xml:space="preserve">    device_ack_irq(dev);</w:t>
+      </w:r>
+      <w:r>
+        <w:br/>
+      </w:r>
+      <w:r>
+        <w:rPr>
+          <w:rFonts w:ascii="Courier New" w:hAnsi="Courier New" w:eastAsia="Courier New"/>
+          <w:sz w:val="18"/>
+        </w:rPr>
+        <w:t xml:space="preserve">    tasklet_schedule(&amp;dev-&gt;tasklet);</w:t>
+      </w:r>
+      <w:r>
+        <w:br/>
+      </w:r>
+      <w:r>
+        <w:rPr>
+          <w:rFonts w:ascii="Courier New" w:hAnsi="Courier New" w:eastAsia="Courier New"/>
+          <w:sz w:val="18"/>
+        </w:rPr>
+      </w:r>
+      <w:r>
+        <w:br/>
+      </w:r>
+      <w:r>
+        <w:rPr>
+          <w:rFonts w:ascii="Courier New" w:hAnsi="Courier New" w:eastAsia="Courier New"/>
+          <w:sz w:val="18"/>
+        </w:rPr>
+        <w:t xml:space="preserve">    return IRQ_HANDLED;</w:t>
+      </w:r>
+      <w:r>
+        <w:br/>
+      </w:r>
+      <w:r>
+        <w:rPr>
+          <w:rFonts w:ascii="Courier New" w:hAnsi="Courier New" w:eastAsia="Courier New"/>
+          <w:sz w:val="18"/>
+        </w:rPr>
+        <w:t>}</w:t>
+      </w:r>
+    </w:p>
+    <w:p>
+      <w:pPr>
+        <w:pStyle w:val="Heading3"/>
+      </w:pPr>
+      <w:r>
+        <w:t>3. tasklet_disable()</w:t>
+      </w:r>
+    </w:p>
+    <w:p>
+      <w:pPr/>
+      <w:r>
+        <w:t>tasklet_disable() disables a tasklet and waits if the tasklet is currently running. After this call returns, the tasklet will not run until tasklet_enable() is called. Because it can wait for a running tasklet to finish, do not call it from contexts where waiting is unsafe.</w:t>
+      </w:r>
+    </w:p>
+    <w:p>
+      <w:pPr/>
+      <w:r>
+        <w:rPr>
+          <w:rFonts w:ascii="Courier New" w:hAnsi="Courier New" w:eastAsia="Courier New"/>
+          <w:sz w:val="18"/>
+        </w:rPr>
+        <w:t>static void mydev_stop(struct mydev *dev)</w:t>
+      </w:r>
+      <w:r>
+        <w:br/>
+      </w:r>
+      <w:r>
+        <w:rPr>
+          <w:rFonts w:ascii="Courier New" w:hAnsi="Courier New" w:eastAsia="Courier New"/>
+          <w:sz w:val="18"/>
+        </w:rPr>
+        <w:t>{</w:t>
+      </w:r>
+      <w:r>
+        <w:br/>
+      </w:r>
+      <w:r>
+        <w:rPr>
+          <w:rFonts w:ascii="Courier New" w:hAnsi="Courier New" w:eastAsia="Courier New"/>
+          <w:sz w:val="18"/>
+        </w:rPr>
+        <w:t xml:space="preserve">    /* Prevent the deferred handler from running while hardware is stopped. */</w:t>
+      </w:r>
+      <w:r>
+        <w:br/>
+      </w:r>
+      <w:r>
+        <w:rPr>
+          <w:rFonts w:ascii="Courier New" w:hAnsi="Courier New" w:eastAsia="Courier New"/>
+          <w:sz w:val="18"/>
+        </w:rPr>
+        <w:t xml:space="preserve">    tasklet_disable(&amp;dev-&gt;tasklet);</w:t>
+      </w:r>
+      <w:r>
+        <w:br/>
+      </w:r>
+      <w:r>
+        <w:rPr>
+          <w:rFonts w:ascii="Courier New" w:hAnsi="Courier New" w:eastAsia="Courier New"/>
+          <w:sz w:val="18"/>
+        </w:rPr>
+      </w:r>
+      <w:r>
+        <w:br/>
+      </w:r>
+      <w:r>
+        <w:rPr>
+          <w:rFonts w:ascii="Courier New" w:hAnsi="Courier New" w:eastAsia="Courier New"/>
+          <w:sz w:val="18"/>
+        </w:rPr>
+        <w:t xml:space="preserve">    device_disable_interrupts(dev);</w:t>
+      </w:r>
+      <w:r>
+        <w:br/>
+      </w:r>
+      <w:r>
+        <w:rPr>
+          <w:rFonts w:ascii="Courier New" w:hAnsi="Courier New" w:eastAsia="Courier New"/>
+          <w:sz w:val="18"/>
+        </w:rPr>
+        <w:t xml:space="preserve">    device_stop_dma(dev);</w:t>
+      </w:r>
+      <w:r>
+        <w:br/>
+      </w:r>
+      <w:r>
+        <w:rPr>
+          <w:rFonts w:ascii="Courier New" w:hAnsi="Courier New" w:eastAsia="Courier New"/>
+          <w:sz w:val="18"/>
+        </w:rPr>
+      </w:r>
+      <w:r>
+        <w:br/>
+      </w:r>
+      <w:r>
+        <w:rPr>
+          <w:rFonts w:ascii="Courier New" w:hAnsi="Courier New" w:eastAsia="Courier New"/>
+          <w:sz w:val="18"/>
+        </w:rPr>
+        <w:t xml:space="preserve">    tasklet_enable(&amp;dev-&gt;tasklet);</w:t>
+      </w:r>
+      <w:r>
+        <w:br/>
+      </w:r>
+      <w:r>
+        <w:rPr>
+          <w:rFonts w:ascii="Courier New" w:hAnsi="Courier New" w:eastAsia="Courier New"/>
+          <w:sz w:val="18"/>
+        </w:rPr>
+        <w:t>}</w:t>
+      </w:r>
+    </w:p>
+    <w:p>
+      <w:pPr>
+        <w:pStyle w:val="Heading3"/>
+      </w:pPr>
+      <w:r>
+        <w:t>4. tasklet_disable_nosync()</w:t>
+      </w:r>
+    </w:p>
+    <w:p>
+      <w:pPr/>
+      <w:r>
+        <w:t>tasklet_disable_nosync() disables future tasklet execution but does not wait for a tasklet that may already be running on another CPU. It is faster, but the caller must handle the race with an already-running handler.</w:t>
+      </w:r>
+    </w:p>
+    <w:p>
+      <w:pPr/>
+      <w:r>
+        <w:rPr>
+          <w:rFonts w:ascii="Courier New" w:hAnsi="Courier New" w:eastAsia="Courier New"/>
+          <w:sz w:val="18"/>
+        </w:rPr>
+        <w:t>static void mydev_quiesce_fast(struct mydev *dev)</w:t>
+      </w:r>
+      <w:r>
+        <w:br/>
+      </w:r>
+      <w:r>
+        <w:rPr>
+          <w:rFonts w:ascii="Courier New" w:hAnsi="Courier New" w:eastAsia="Courier New"/>
+          <w:sz w:val="18"/>
+        </w:rPr>
+        <w:t>{</w:t>
+      </w:r>
+      <w:r>
+        <w:br/>
+      </w:r>
+      <w:r>
+        <w:rPr>
+          <w:rFonts w:ascii="Courier New" w:hAnsi="Courier New" w:eastAsia="Courier New"/>
+          <w:sz w:val="18"/>
+        </w:rPr>
+        <w:t xml:space="preserve">    /* Stops future runs, but an already-running tasklet may still finish. */</w:t>
+      </w:r>
+      <w:r>
+        <w:br/>
+      </w:r>
+      <w:r>
+        <w:rPr>
+          <w:rFonts w:ascii="Courier New" w:hAnsi="Courier New" w:eastAsia="Courier New"/>
+          <w:sz w:val="18"/>
+        </w:rPr>
+        <w:t xml:space="preserve">    tasklet_disable_nosync(&amp;dev-&gt;tasklet);</w:t>
+      </w:r>
+      <w:r>
+        <w:br/>
+      </w:r>
+      <w:r>
+        <w:rPr>
+          <w:rFonts w:ascii="Courier New" w:hAnsi="Courier New" w:eastAsia="Courier New"/>
+          <w:sz w:val="18"/>
+        </w:rPr>
+      </w:r>
+      <w:r>
+        <w:br/>
+      </w:r>
+      <w:r>
+        <w:rPr>
+          <w:rFonts w:ascii="Courier New" w:hAnsi="Courier New" w:eastAsia="Courier New"/>
+          <w:sz w:val="18"/>
+        </w:rPr>
+        <w:t xml:space="preserve">    device_mask_interrupts(dev);</w:t>
+      </w:r>
+      <w:r>
+        <w:br/>
+      </w:r>
+      <w:r>
+        <w:rPr>
+          <w:rFonts w:ascii="Courier New" w:hAnsi="Courier New" w:eastAsia="Courier New"/>
+          <w:sz w:val="18"/>
+        </w:rPr>
+        <w:t>}</w:t>
+      </w:r>
+    </w:p>
+    <w:p>
+      <w:pPr>
+        <w:pStyle w:val="Heading3"/>
+      </w:pPr>
+      <w:r>
+        <w:t>5. tasklet_enable()</w:t>
+      </w:r>
+    </w:p>
+    <w:p>
+      <w:pPr/>
+      <w:r>
+        <w:t>tasklet_enable() re-enables a previously disabled tasklet. If the tasklet was scheduled while disabled, it may run after being enabled.</w:t>
+      </w:r>
+    </w:p>
+    <w:p>
+      <w:pPr/>
+      <w:r>
+        <w:rPr>
+          <w:rFonts w:ascii="Courier New" w:hAnsi="Courier New" w:eastAsia="Courier New"/>
+          <w:sz w:val="18"/>
+        </w:rPr>
+        <w:t>static void mydev_resume(struct mydev *dev)</w:t>
+      </w:r>
+      <w:r>
+        <w:br/>
+      </w:r>
+      <w:r>
+        <w:rPr>
+          <w:rFonts w:ascii="Courier New" w:hAnsi="Courier New" w:eastAsia="Courier New"/>
+          <w:sz w:val="18"/>
+        </w:rPr>
+        <w:t>{</w:t>
+      </w:r>
+      <w:r>
+        <w:br/>
+      </w:r>
+      <w:r>
+        <w:rPr>
+          <w:rFonts w:ascii="Courier New" w:hAnsi="Courier New" w:eastAsia="Courier New"/>
+          <w:sz w:val="18"/>
+        </w:rPr>
+        <w:t xml:space="preserve">    device_enable_interrupts(dev);</w:t>
+      </w:r>
+      <w:r>
+        <w:br/>
+      </w:r>
+      <w:r>
+        <w:rPr>
+          <w:rFonts w:ascii="Courier New" w:hAnsi="Courier New" w:eastAsia="Courier New"/>
+          <w:sz w:val="18"/>
+        </w:rPr>
+        <w:t xml:space="preserve">    tasklet_enable(&amp;dev-&gt;tasklet);</w:t>
+      </w:r>
+      <w:r>
+        <w:br/>
+      </w:r>
+      <w:r>
+        <w:rPr>
+          <w:rFonts w:ascii="Courier New" w:hAnsi="Courier New" w:eastAsia="Courier New"/>
+          <w:sz w:val="18"/>
+        </w:rPr>
+        <w:t>}</w:t>
+      </w:r>
+    </w:p>
+    <w:p>
+      <w:pPr>
+        <w:pStyle w:val="Heading3"/>
+      </w:pPr>
+      <w:r>
+        <w:t>6. tasklet_kill()</w:t>
+      </w:r>
+    </w:p>
+    <w:p>
+      <w:pPr/>
+      <w:r>
+        <w:t>tasklet_kill() waits for a tasklet to finish if it is running and prevents it from running again. It is normally used during driver remove/unload so no deferred work can run after the device memory is freed.</w:t>
+      </w:r>
+    </w:p>
+    <w:p>
+      <w:pPr/>
+      <w:r>
+        <w:rPr>
+          <w:rFonts w:ascii="Courier New" w:hAnsi="Courier New" w:eastAsia="Courier New"/>
+          <w:sz w:val="18"/>
+        </w:rPr>
+        <w:t>static void mydev_remove(struct mydev *dev)</w:t>
+      </w:r>
+      <w:r>
+        <w:br/>
+      </w:r>
+      <w:r>
+        <w:rPr>
+          <w:rFonts w:ascii="Courier New" w:hAnsi="Courier New" w:eastAsia="Courier New"/>
+          <w:sz w:val="18"/>
+        </w:rPr>
+        <w:t>{</w:t>
+      </w:r>
+      <w:r>
+        <w:br/>
+      </w:r>
+      <w:r>
+        <w:rPr>
+          <w:rFonts w:ascii="Courier New" w:hAnsi="Courier New" w:eastAsia="Courier New"/>
+          <w:sz w:val="18"/>
+        </w:rPr>
+        <w:t xml:space="preserve">    free_irq(dev-&gt;irq, dev);</w:t>
+      </w:r>
+      <w:r>
+        <w:br/>
+      </w:r>
+      <w:r>
+        <w:rPr>
+          <w:rFonts w:ascii="Courier New" w:hAnsi="Courier New" w:eastAsia="Courier New"/>
+          <w:sz w:val="18"/>
+        </w:rPr>
+      </w:r>
+      <w:r>
+        <w:br/>
+      </w:r>
+      <w:r>
+        <w:rPr>
+          <w:rFonts w:ascii="Courier New" w:hAnsi="Courier New" w:eastAsia="Courier New"/>
+          <w:sz w:val="18"/>
+        </w:rPr>
+        <w:t xml:space="preserve">    /* Ensure the tasklet cannot run after dev is freed. */</w:t>
+      </w:r>
+      <w:r>
+        <w:br/>
+      </w:r>
+      <w:r>
+        <w:rPr>
+          <w:rFonts w:ascii="Courier New" w:hAnsi="Courier New" w:eastAsia="Courier New"/>
+          <w:sz w:val="18"/>
+        </w:rPr>
+        <w:t xml:space="preserve">    tasklet_kill(&amp;dev-&gt;tasklet);</w:t>
+      </w:r>
+      <w:r>
+        <w:br/>
+      </w:r>
+      <w:r>
+        <w:rPr>
+          <w:rFonts w:ascii="Courier New" w:hAnsi="Courier New" w:eastAsia="Courier New"/>
+          <w:sz w:val="18"/>
+        </w:rPr>
+      </w:r>
+      <w:r>
+        <w:br/>
+      </w:r>
+      <w:r>
+        <w:rPr>
+          <w:rFonts w:ascii="Courier New" w:hAnsi="Courier New" w:eastAsia="Courier New"/>
+          <w:sz w:val="18"/>
+        </w:rPr>
+        <w:t xml:space="preserve">    iounmap(dev-&gt;regs);</w:t>
+      </w:r>
+      <w:r>
+        <w:br/>
+      </w:r>
+      <w:r>
+        <w:rPr>
+          <w:rFonts w:ascii="Courier New" w:hAnsi="Courier New" w:eastAsia="Courier New"/>
+          <w:sz w:val="18"/>
+        </w:rPr>
+        <w:t xml:space="preserve">    kfree(dev);</w:t>
+      </w:r>
+      <w:r>
+        <w:br/>
+      </w:r>
+      <w:r>
+        <w:rPr>
+          <w:rFonts w:ascii="Courier New" w:hAnsi="Courier New" w:eastAsia="Courier New"/>
+          <w:sz w:val="18"/>
+        </w:rPr>
+        <w:t>}</w:t>
+      </w:r>
+    </w:p>
+    <w:p>
+      <w:pPr>
+        <w:pStyle w:val="Heading3"/>
+      </w:pPr>
+      <w:r>
+        <w:t>Complete legacy-style example</w:t>
+      </w:r>
+    </w:p>
+    <w:p>
+      <w:pPr/>
+      <w:r>
+        <w:rPr>
+          <w:rFonts w:ascii="Courier New" w:hAnsi="Courier New" w:eastAsia="Courier New"/>
+          <w:sz w:val="18"/>
+        </w:rPr>
+        <w:t>#include &lt;linux/interrupt.h&gt;</w:t>
+      </w:r>
+      <w:r>
+        <w:br/>
+      </w:r>
+      <w:r>
+        <w:rPr>
+          <w:rFonts w:ascii="Courier New" w:hAnsi="Courier New" w:eastAsia="Courier New"/>
+          <w:sz w:val="18"/>
+        </w:rPr>
+        <w:t>#include &lt;linux/module.h&gt;</w:t>
+      </w:r>
+      <w:r>
+        <w:br/>
+      </w:r>
+      <w:r>
+        <w:rPr>
+          <w:rFonts w:ascii="Courier New" w:hAnsi="Courier New" w:eastAsia="Courier New"/>
+          <w:sz w:val="18"/>
+        </w:rPr>
+      </w:r>
+      <w:r>
+        <w:br/>
+      </w:r>
+      <w:r>
+        <w:rPr>
+          <w:rFonts w:ascii="Courier New" w:hAnsi="Courier New" w:eastAsia="Courier New"/>
+          <w:sz w:val="18"/>
+        </w:rPr>
+        <w:t>struct mydev {</w:t>
+      </w:r>
+      <w:r>
+        <w:br/>
+      </w:r>
+      <w:r>
+        <w:rPr>
+          <w:rFonts w:ascii="Courier New" w:hAnsi="Courier New" w:eastAsia="Courier New"/>
+          <w:sz w:val="18"/>
+        </w:rPr>
+        <w:t xml:space="preserve">    int irq;</w:t>
+      </w:r>
+      <w:r>
+        <w:br/>
+      </w:r>
+      <w:r>
+        <w:rPr>
+          <w:rFonts w:ascii="Courier New" w:hAnsi="Courier New" w:eastAsia="Courier New"/>
+          <w:sz w:val="18"/>
+        </w:rPr>
+        <w:t xml:space="preserve">    struct tasklet_struct tasklet;</w:t>
+      </w:r>
+      <w:r>
+        <w:br/>
+      </w:r>
+      <w:r>
+        <w:rPr>
+          <w:rFonts w:ascii="Courier New" w:hAnsi="Courier New" w:eastAsia="Courier New"/>
+          <w:sz w:val="18"/>
+        </w:rPr>
+        <w:t>};</w:t>
+      </w:r>
+      <w:r>
+        <w:br/>
+      </w:r>
+      <w:r>
+        <w:rPr>
+          <w:rFonts w:ascii="Courier New" w:hAnsi="Courier New" w:eastAsia="Courier New"/>
+          <w:sz w:val="18"/>
+        </w:rPr>
+      </w:r>
+      <w:r>
+        <w:br/>
+      </w:r>
+      <w:r>
+        <w:rPr>
+          <w:rFonts w:ascii="Courier New" w:hAnsi="Courier New" w:eastAsia="Courier New"/>
+          <w:sz w:val="18"/>
+        </w:rPr>
+        <w:t>static void my_tasklet_handler(unsigned long data)</w:t>
+      </w:r>
+      <w:r>
+        <w:br/>
+      </w:r>
+      <w:r>
+        <w:rPr>
+          <w:rFonts w:ascii="Courier New" w:hAnsi="Courier New" w:eastAsia="Courier New"/>
+          <w:sz w:val="18"/>
+        </w:rPr>
+        <w:t>{</w:t>
+      </w:r>
+      <w:r>
+        <w:br/>
+      </w:r>
+      <w:r>
+        <w:rPr>
+          <w:rFonts w:ascii="Courier New" w:hAnsi="Courier New" w:eastAsia="Courier New"/>
+          <w:sz w:val="18"/>
+        </w:rPr>
+        <w:t xml:space="preserve">    struct mydev *dev = (struct mydev *)data;</w:t>
+      </w:r>
+      <w:r>
+        <w:br/>
+      </w:r>
+      <w:r>
+        <w:rPr>
+          <w:rFonts w:ascii="Courier New" w:hAnsi="Courier New" w:eastAsia="Courier New"/>
+          <w:sz w:val="18"/>
+        </w:rPr>
+      </w:r>
+      <w:r>
+        <w:br/>
+      </w:r>
+      <w:r>
+        <w:rPr>
+          <w:rFonts w:ascii="Courier New" w:hAnsi="Courier New" w:eastAsia="Courier New"/>
+          <w:sz w:val="18"/>
+        </w:rPr>
+        <w:t xml:space="preserve">    pr_info("tasklet running for irq %d\n", dev-&gt;irq);</w:t>
+      </w:r>
+      <w:r>
+        <w:br/>
+      </w:r>
+      <w:r>
+        <w:rPr>
+          <w:rFonts w:ascii="Courier New" w:hAnsi="Courier New" w:eastAsia="Courier New"/>
+          <w:sz w:val="18"/>
+        </w:rPr>
+        <w:t>}</w:t>
+      </w:r>
+      <w:r>
+        <w:br/>
+      </w:r>
+      <w:r>
+        <w:rPr>
+          <w:rFonts w:ascii="Courier New" w:hAnsi="Courier New" w:eastAsia="Courier New"/>
+          <w:sz w:val="18"/>
+        </w:rPr>
+      </w:r>
+      <w:r>
+        <w:br/>
+      </w:r>
+      <w:r>
+        <w:rPr>
+          <w:rFonts w:ascii="Courier New" w:hAnsi="Courier New" w:eastAsia="Courier New"/>
+          <w:sz w:val="18"/>
+        </w:rPr>
+        <w:t>static irqreturn_t my_irq_handler(int irq, void *dev_id)</w:t>
+      </w:r>
+      <w:r>
+        <w:br/>
+      </w:r>
+      <w:r>
+        <w:rPr>
+          <w:rFonts w:ascii="Courier New" w:hAnsi="Courier New" w:eastAsia="Courier New"/>
+          <w:sz w:val="18"/>
+        </w:rPr>
+        <w:t>{</w:t>
+      </w:r>
+      <w:r>
+        <w:br/>
+      </w:r>
+      <w:r>
+        <w:rPr>
+          <w:rFonts w:ascii="Courier New" w:hAnsi="Courier New" w:eastAsia="Courier New"/>
+          <w:sz w:val="18"/>
+        </w:rPr>
+        <w:t xml:space="preserve">    struct mydev *dev = dev_id;</w:t>
+      </w:r>
+      <w:r>
+        <w:br/>
+      </w:r>
+      <w:r>
+        <w:rPr>
+          <w:rFonts w:ascii="Courier New" w:hAnsi="Courier New" w:eastAsia="Courier New"/>
+          <w:sz w:val="18"/>
+        </w:rPr>
+      </w:r>
+      <w:r>
+        <w:br/>
+      </w:r>
+      <w:r>
+        <w:rPr>
+          <w:rFonts w:ascii="Courier New" w:hAnsi="Courier New" w:eastAsia="Courier New"/>
+          <w:sz w:val="18"/>
+        </w:rPr>
+        <w:t xml:space="preserve">    tasklet_schedule(&amp;dev-&gt;tasklet);</w:t>
+      </w:r>
+      <w:r>
+        <w:br/>
+      </w:r>
+      <w:r>
+        <w:rPr>
+          <w:rFonts w:ascii="Courier New" w:hAnsi="Courier New" w:eastAsia="Courier New"/>
+          <w:sz w:val="18"/>
+        </w:rPr>
+        <w:t xml:space="preserve">    return IRQ_HANDLED;</w:t>
+      </w:r>
+      <w:r>
+        <w:br/>
+      </w:r>
+      <w:r>
+        <w:rPr>
+          <w:rFonts w:ascii="Courier New" w:hAnsi="Courier New" w:eastAsia="Courier New"/>
+          <w:sz w:val="18"/>
+        </w:rPr>
+        <w:t>}</w:t>
+      </w:r>
+      <w:r>
+        <w:br/>
+      </w:r>
+      <w:r>
+        <w:rPr>
+          <w:rFonts w:ascii="Courier New" w:hAnsi="Courier New" w:eastAsia="Courier New"/>
+          <w:sz w:val="18"/>
+        </w:rPr>
+      </w:r>
+      <w:r>
+        <w:br/>
+      </w:r>
+      <w:r>
+        <w:rPr>
+          <w:rFonts w:ascii="Courier New" w:hAnsi="Courier New" w:eastAsia="Courier New"/>
+          <w:sz w:val="18"/>
+        </w:rPr>
+        <w:t>static int mydev_init_irq(struct mydev *dev)</w:t>
+      </w:r>
+      <w:r>
+        <w:br/>
+      </w:r>
+      <w:r>
+        <w:rPr>
+          <w:rFonts w:ascii="Courier New" w:hAnsi="Courier New" w:eastAsia="Courier New"/>
+          <w:sz w:val="18"/>
+        </w:rPr>
+        <w:t>{</w:t>
+      </w:r>
+      <w:r>
+        <w:br/>
+      </w:r>
+      <w:r>
+        <w:rPr>
+          <w:rFonts w:ascii="Courier New" w:hAnsi="Courier New" w:eastAsia="Courier New"/>
+          <w:sz w:val="18"/>
+        </w:rPr>
+        <w:t xml:space="preserve">    tasklet_init(&amp;dev-&gt;tasklet, my_tasklet_handler,</w:t>
+      </w:r>
+      <w:r>
+        <w:br/>
+      </w:r>
+      <w:r>
+        <w:rPr>
+          <w:rFonts w:ascii="Courier New" w:hAnsi="Courier New" w:eastAsia="Courier New"/>
+          <w:sz w:val="18"/>
+        </w:rPr>
+        <w:t xml:space="preserve">                 (unsigned long)dev);</w:t>
+      </w:r>
+      <w:r>
+        <w:br/>
+      </w:r>
+      <w:r>
+        <w:rPr>
+          <w:rFonts w:ascii="Courier New" w:hAnsi="Courier New" w:eastAsia="Courier New"/>
+          <w:sz w:val="18"/>
+        </w:rPr>
+      </w:r>
+      <w:r>
+        <w:br/>
+      </w:r>
+      <w:r>
+        <w:rPr>
+          <w:rFonts w:ascii="Courier New" w:hAnsi="Courier New" w:eastAsia="Courier New"/>
+          <w:sz w:val="18"/>
+        </w:rPr>
+        <w:t xml:space="preserve">    return request_irq(dev-&gt;irq, my_irq_handler, 0,</w:t>
+      </w:r>
+      <w:r>
+        <w:br/>
+      </w:r>
+      <w:r>
+        <w:rPr>
+          <w:rFonts w:ascii="Courier New" w:hAnsi="Courier New" w:eastAsia="Courier New"/>
+          <w:sz w:val="18"/>
+        </w:rPr>
+        <w:t xml:space="preserve">                       "mydev", dev);</w:t>
+      </w:r>
+      <w:r>
+        <w:br/>
+      </w:r>
+      <w:r>
+        <w:rPr>
+          <w:rFonts w:ascii="Courier New" w:hAnsi="Courier New" w:eastAsia="Courier New"/>
+          <w:sz w:val="18"/>
+        </w:rPr>
+        <w:t>}</w:t>
+      </w:r>
+      <w:r>
+        <w:br/>
+      </w:r>
+      <w:r>
+        <w:rPr>
+          <w:rFonts w:ascii="Courier New" w:hAnsi="Courier New" w:eastAsia="Courier New"/>
+          <w:sz w:val="18"/>
+        </w:rPr>
+      </w:r>
+      <w:r>
+        <w:br/>
+      </w:r>
+      <w:r>
+        <w:rPr>
+          <w:rFonts w:ascii="Courier New" w:hAnsi="Courier New" w:eastAsia="Courier New"/>
+          <w:sz w:val="18"/>
+        </w:rPr>
+        <w:t>static void mydev_cleanup_irq(struct mydev *dev)</w:t>
+      </w:r>
+      <w:r>
+        <w:br/>
+      </w:r>
+      <w:r>
+        <w:rPr>
+          <w:rFonts w:ascii="Courier New" w:hAnsi="Courier New" w:eastAsia="Courier New"/>
+          <w:sz w:val="18"/>
+        </w:rPr>
+        <w:t>{</w:t>
+      </w:r>
+      <w:r>
+        <w:br/>
+      </w:r>
+      <w:r>
+        <w:rPr>
+          <w:rFonts w:ascii="Courier New" w:hAnsi="Courier New" w:eastAsia="Courier New"/>
+          <w:sz w:val="18"/>
+        </w:rPr>
+        <w:t xml:space="preserve">    free_irq(dev-&gt;irq, dev);</w:t>
+      </w:r>
+      <w:r>
+        <w:br/>
+      </w:r>
+      <w:r>
+        <w:rPr>
+          <w:rFonts w:ascii="Courier New" w:hAnsi="Courier New" w:eastAsia="Courier New"/>
+          <w:sz w:val="18"/>
+        </w:rPr>
+        <w:t xml:space="preserve">    tasklet_kill(&amp;dev-&gt;tasklet);</w:t>
+      </w:r>
+      <w:r>
+        <w:br/>
+      </w:r>
+      <w:r>
+        <w:rPr>
+          <w:rFonts w:ascii="Courier New" w:hAnsi="Courier New" w:eastAsia="Courier New"/>
+          <w:sz w:val="18"/>
+        </w:rPr>
+        <w:t>}</w:t>
+      </w:r>
+    </w:p>
+    <w:p>
+      <w:pPr>
+        <w:pStyle w:val="Heading3"/>
+      </w:pPr>
+      <w:r>
+        <w:t>Modern tasklet_setup() style</w:t>
+      </w:r>
+    </w:p>
+    <w:p>
+      <w:pPr/>
+      <w:r>
+        <w:t>Some newer kernels prefer tasklet_setup(), where the callback receives the tasklet pointer. container_of() is then used to recover the enclosing device structure.</w:t>
+      </w:r>
+    </w:p>
+    <w:p>
+      <w:pPr/>
+      <w:r>
+        <w:rPr>
+          <w:rFonts w:ascii="Courier New" w:hAnsi="Courier New" w:eastAsia="Courier New"/>
+          <w:sz w:val="18"/>
+        </w:rPr>
+        <w:t>static void my_tasklet_new(struct tasklet_struct *t)</w:t>
+      </w:r>
+      <w:r>
+        <w:br/>
+      </w:r>
+      <w:r>
+        <w:rPr>
+          <w:rFonts w:ascii="Courier New" w:hAnsi="Courier New" w:eastAsia="Courier New"/>
+          <w:sz w:val="18"/>
+        </w:rPr>
+        <w:t>{</w:t>
+      </w:r>
+      <w:r>
+        <w:br/>
+      </w:r>
+      <w:r>
+        <w:rPr>
+          <w:rFonts w:ascii="Courier New" w:hAnsi="Courier New" w:eastAsia="Courier New"/>
+          <w:sz w:val="18"/>
+        </w:rPr>
+        <w:t xml:space="preserve">    struct mydev *dev = from_tasklet(dev, t, tasklet);</w:t>
+      </w:r>
+      <w:r>
+        <w:br/>
+      </w:r>
+      <w:r>
+        <w:rPr>
+          <w:rFonts w:ascii="Courier New" w:hAnsi="Courier New" w:eastAsia="Courier New"/>
+          <w:sz w:val="18"/>
+        </w:rPr>
+      </w:r>
+      <w:r>
+        <w:br/>
+      </w:r>
+      <w:r>
+        <w:rPr>
+          <w:rFonts w:ascii="Courier New" w:hAnsi="Courier New" w:eastAsia="Courier New"/>
+          <w:sz w:val="18"/>
+        </w:rPr>
+        <w:t xml:space="preserve">    pr_info("tasklet running for irq %d\n", dev-&gt;irq);</w:t>
+      </w:r>
+      <w:r>
+        <w:br/>
+      </w:r>
+      <w:r>
+        <w:rPr>
+          <w:rFonts w:ascii="Courier New" w:hAnsi="Courier New" w:eastAsia="Courier New"/>
+          <w:sz w:val="18"/>
+        </w:rPr>
+        <w:t>}</w:t>
+      </w:r>
+      <w:r>
+        <w:br/>
+      </w:r>
+      <w:r>
+        <w:rPr>
+          <w:rFonts w:ascii="Courier New" w:hAnsi="Courier New" w:eastAsia="Courier New"/>
+          <w:sz w:val="18"/>
+        </w:rPr>
+      </w:r>
+      <w:r>
+        <w:br/>
+      </w:r>
+      <w:r>
+        <w:rPr>
+          <w:rFonts w:ascii="Courier New" w:hAnsi="Courier New" w:eastAsia="Courier New"/>
+          <w:sz w:val="18"/>
+        </w:rPr>
+        <w:t>static int mydev_init_irq_new(struct mydev *dev)</w:t>
+      </w:r>
+      <w:r>
+        <w:br/>
+      </w:r>
+      <w:r>
+        <w:rPr>
+          <w:rFonts w:ascii="Courier New" w:hAnsi="Courier New" w:eastAsia="Courier New"/>
+          <w:sz w:val="18"/>
+        </w:rPr>
+        <w:t>{</w:t>
+      </w:r>
+      <w:r>
+        <w:br/>
+      </w:r>
+      <w:r>
+        <w:rPr>
+          <w:rFonts w:ascii="Courier New" w:hAnsi="Courier New" w:eastAsia="Courier New"/>
+          <w:sz w:val="18"/>
+        </w:rPr>
+        <w:t xml:space="preserve">    tasklet_setup(&amp;dev-&gt;tasklet, my_tasklet_new);</w:t>
+      </w:r>
+      <w:r>
+        <w:br/>
+      </w:r>
+      <w:r>
+        <w:rPr>
+          <w:rFonts w:ascii="Courier New" w:hAnsi="Courier New" w:eastAsia="Courier New"/>
+          <w:sz w:val="18"/>
+        </w:rPr>
+        <w:t xml:space="preserve">    return request_irq(dev-&gt;irq, my_irq_handler, 0,</w:t>
+      </w:r>
+      <w:r>
+        <w:br/>
+      </w:r>
+      <w:r>
+        <w:rPr>
+          <w:rFonts w:ascii="Courier New" w:hAnsi="Courier New" w:eastAsia="Courier New"/>
+          <w:sz w:val="18"/>
+        </w:rPr>
+        <w:t xml:space="preserve">                       "mydev", dev);</w:t>
+      </w:r>
+      <w:r>
+        <w:br/>
+      </w:r>
+      <w:r>
+        <w:rPr>
+          <w:rFonts w:ascii="Courier New" w:hAnsi="Courier New" w:eastAsia="Courier New"/>
+          <w:sz w:val="18"/>
+        </w:rPr>
+        <w:t>}</w:t>
+      </w:r>
+    </w:p>
+    <w:p>
+      <w:pPr>
+        <w:pStyle w:val="Heading3"/>
+      </w:pPr>
+      <w:r>
+        <w:t>Important rules</w:t>
+      </w:r>
+    </w:p>
+    <w:p>
+      <w:pPr>
+        <w:pStyle w:val="ListBullet"/>
+      </w:pPr>
+      <w:r>
+        <w:t>Tasklets run in softirq context, not process context.</w:t>
+      </w:r>
+    </w:p>
+    <w:p>
+      <w:pPr>
+        <w:pStyle w:val="ListBullet"/>
+      </w:pPr>
+      <w:r>
+        <w:t>A tasklet cannot sleep and cannot take a mutex.</w:t>
+      </w:r>
+    </w:p>
+    <w:p>
+      <w:pPr>
+        <w:pStyle w:val="ListBullet"/>
+      </w:pPr>
+      <w:r>
+        <w:t>Use spinlocks for data shared between tasklets, hard IRQ handlers, and other CPUs.</w:t>
+      </w:r>
+    </w:p>
+    <w:p>
+      <w:pPr>
+        <w:pStyle w:val="ListBullet"/>
+      </w:pPr>
+      <w:r>
+        <w:t>Use tasklet_kill() before freeing memory referenced by the tasklet.</w:t>
+      </w:r>
+    </w:p>
+    <w:p>
+      <w:pPr>
+        <w:pStyle w:val="ListBullet"/>
+      </w:pPr>
+      <w:r>
+        <w:t>For new drivers that need sleepable deferred work, prefer threaded IRQs or workqueues instead of tasklets.</w:t>
+      </w:r>
+    </w:p>
+    <w:p>
+      <w:pPr>
         <w:pStyle w:val="Heading1"/>
       </w:pPr>
       <w:r>
@@ -4106,6 +7848,518 @@
         <w:br w:type="page"/>
       </w:r>
     </w:p>
+    <w:p/>
+    <w:p>
+      <w:pPr>
+        <w:pStyle w:val="Heading3"/>
+      </w:pPr>
+      <w:r>
+        <w:t>Implementing and Binding a New System Call</w:t>
+      </w:r>
+    </w:p>
+    <w:p>
+      <w:pPr/>
+      <w:r>
+        <w:t>Q: How do I add a custom system call to the Linux kernel source tree?</w:t>
+      </w:r>
+    </w:p>
+    <w:p>
+      <w:pPr/>
+      <w:r>
+        <w:t>A system call is not just a C function. The kernel must compile the implementation, expose the prototype, assign a syscall number in the architecture syscall table, and rebuild the kernel so the syscall entry path can dispatch to it.</w:t>
+      </w:r>
+    </w:p>
+    <w:p>
+      <w:pPr>
+        <w:pStyle w:val="Heading3"/>
+      </w:pPr>
+      <w:r>
+        <w:t>Step 1: Implement the syscall body</w:t>
+      </w:r>
+    </w:p>
+    <w:p>
+      <w:pPr/>
+      <w:r>
+        <w:t>Common practice is to add a small source file under kernel/, for example kernel/my_syscall.c. For quick experiments you may also place the function in an existing kernel file, but a separate file keeps the change easy to review.</w:t>
+      </w:r>
+    </w:p>
+    <w:p>
+      <w:pPr/>
+      <w:r>
+        <w:rPr>
+          <w:rFonts w:ascii="Courier New" w:hAnsi="Courier New" w:eastAsia="Courier New"/>
+          <w:sz w:val="18"/>
+        </w:rPr>
+        <w:t>#include &lt;linux/kernel.h&gt;</w:t>
+      </w:r>
+      <w:r>
+        <w:br/>
+      </w:r>
+      <w:r>
+        <w:rPr>
+          <w:rFonts w:ascii="Courier New" w:hAnsi="Courier New" w:eastAsia="Courier New"/>
+          <w:sz w:val="18"/>
+        </w:rPr>
+        <w:t>#include &lt;linux/syscalls.h&gt;</w:t>
+      </w:r>
+      <w:r>
+        <w:br/>
+      </w:r>
+      <w:r>
+        <w:rPr>
+          <w:rFonts w:ascii="Courier New" w:hAnsi="Courier New" w:eastAsia="Courier New"/>
+          <w:sz w:val="18"/>
+        </w:rPr>
+      </w:r>
+      <w:r>
+        <w:br/>
+      </w:r>
+      <w:r>
+        <w:rPr>
+          <w:rFonts w:ascii="Courier New" w:hAnsi="Courier New" w:eastAsia="Courier New"/>
+          <w:sz w:val="18"/>
+        </w:rPr>
+        <w:t>SYSCALL_DEFINE1(hello_syscall, int, value)</w:t>
+      </w:r>
+      <w:r>
+        <w:br/>
+      </w:r>
+      <w:r>
+        <w:rPr>
+          <w:rFonts w:ascii="Courier New" w:hAnsi="Courier New" w:eastAsia="Courier New"/>
+          <w:sz w:val="18"/>
+        </w:rPr>
+        <w:t>{</w:t>
+      </w:r>
+      <w:r>
+        <w:br/>
+      </w:r>
+      <w:r>
+        <w:rPr>
+          <w:rFonts w:ascii="Courier New" w:hAnsi="Courier New" w:eastAsia="Courier New"/>
+          <w:sz w:val="18"/>
+        </w:rPr>
+        <w:t xml:space="preserve">    pr_info("hello_syscall: value=%d\n", value);</w:t>
+      </w:r>
+      <w:r>
+        <w:br/>
+      </w:r>
+      <w:r>
+        <w:rPr>
+          <w:rFonts w:ascii="Courier New" w:hAnsi="Courier New" w:eastAsia="Courier New"/>
+          <w:sz w:val="18"/>
+        </w:rPr>
+        <w:t xml:space="preserve">    return value;</w:t>
+      </w:r>
+      <w:r>
+        <w:br/>
+      </w:r>
+      <w:r>
+        <w:rPr>
+          <w:rFonts w:ascii="Courier New" w:hAnsi="Courier New" w:eastAsia="Courier New"/>
+          <w:sz w:val="18"/>
+        </w:rPr>
+        <w:t>}</w:t>
+      </w:r>
+    </w:p>
+    <w:p>
+      <w:pPr/>
+      <w:r>
+        <w:t>Use the SYSCALL_DEFINEn() macros instead of writing the low-level entry symbol manually. The macro creates the correct wrapper symbols and argument handling for the architecture ABI.</w:t>
+      </w:r>
+    </w:p>
+    <w:p>
+      <w:pPr>
+        <w:pStyle w:val="Heading3"/>
+      </w:pPr>
+      <w:r>
+        <w:t>Step 2: Compile the source file into the kernel image</w:t>
+      </w:r>
+    </w:p>
+    <w:p>
+      <w:pPr/>
+      <w:r>
+        <w:t>Edit the Makefile for the directory that contains the implementation. For kernel/my_syscall.c, update kernel/Makefile:</w:t>
+      </w:r>
+    </w:p>
+    <w:p>
+      <w:pPr/>
+      <w:r>
+        <w:rPr>
+          <w:rFonts w:ascii="Courier New" w:hAnsi="Courier New" w:eastAsia="Courier New"/>
+          <w:sz w:val="18"/>
+        </w:rPr>
+        <w:t>obj-y += my_syscall.o</w:t>
+      </w:r>
+    </w:p>
+    <w:p>
+      <w:pPr/>
+      <w:r>
+        <w:t>obj-y means the object is built into vmlinux. A syscall implementation must be built into the kernel image used at boot; it is not normally added as a loadable module.</w:t>
+      </w:r>
+    </w:p>
+    <w:p>
+      <w:pPr>
+        <w:pStyle w:val="Heading3"/>
+      </w:pPr>
+      <w:r>
+        <w:t>Step 3: Declare the syscall prototype</w:t>
+      </w:r>
+    </w:p>
+    <w:p>
+      <w:pPr/>
+      <w:r>
+        <w:t>Add the prototype to include/linux/syscalls.h so the syscall table entry and implementation have a visible declaration:</w:t>
+      </w:r>
+    </w:p>
+    <w:p>
+      <w:pPr/>
+      <w:r>
+        <w:rPr>
+          <w:rFonts w:ascii="Courier New" w:hAnsi="Courier New" w:eastAsia="Courier New"/>
+          <w:sz w:val="18"/>
+        </w:rPr>
+        <w:t>asmlinkage long sys_hello_syscall(int value);</w:t>
+      </w:r>
+    </w:p>
+    <w:p>
+      <w:pPr/>
+      <w:r>
+        <w:t>The asmlinkage annotation tells the compiler that syscall arguments arrive according to the syscall calling convention, not as an ordinary in-kernel C call.</w:t>
+      </w:r>
+    </w:p>
+    <w:p>
+      <w:pPr>
+        <w:pStyle w:val="Heading3"/>
+      </w:pPr>
+      <w:r>
+        <w:t>Step 4: Add an architecture syscall-table entry</w:t>
+      </w:r>
+    </w:p>
+    <w:p>
+      <w:pPr/>
+      <w:r>
+        <w:t>The syscall number is architecture-specific. Add the new syscall at the end of the relevant table, choosing the next unused number.</w:t>
+      </w:r>
+    </w:p>
+    <w:p>
+      <w:pPr>
+        <w:pStyle w:val="ListBullet"/>
+      </w:pPr>
+      <w:r>
+        <w:t>x86_64: arch/x86/entry/syscalls/syscall_64.tbl</w:t>
+      </w:r>
+    </w:p>
+    <w:p>
+      <w:pPr/>
+      <w:r>
+        <w:rPr>
+          <w:rFonts w:ascii="Courier New" w:hAnsi="Courier New" w:eastAsia="Courier New"/>
+          <w:sz w:val="18"/>
+        </w:rPr>
+        <w:t>548    common    hello_syscall    sys_hello_syscall</w:t>
+      </w:r>
+    </w:p>
+    <w:p>
+      <w:pPr>
+        <w:pStyle w:val="ListBullet"/>
+      </w:pPr>
+      <w:r>
+        <w:t>32-bit x86, if needed: arch/x86/entry/syscalls/syscall_32.tbl</w:t>
+      </w:r>
+    </w:p>
+    <w:p>
+      <w:pPr>
+        <w:pStyle w:val="ListBullet"/>
+      </w:pPr>
+      <w:r>
+        <w:t>arm64 on modern kernels: arch/arm64/tools/syscall.tbl</w:t>
+      </w:r>
+    </w:p>
+    <w:p>
+      <w:pPr/>
+      <w:r>
+        <w:rPr>
+          <w:rFonts w:ascii="Courier New" w:hAnsi="Courier New" w:eastAsia="Courier New"/>
+          <w:sz w:val="18"/>
+        </w:rPr>
+        <w:t>463    common    hello_syscall    sys_hello_syscall</w:t>
+      </w:r>
+    </w:p>
+    <w:p>
+      <w:pPr/>
+      <w:r>
+        <w:t>The actual numbers above are examples. Always inspect the table in your kernel tree and use the next free syscall number for that architecture.</w:t>
+      </w:r>
+    </w:p>
+    <w:p>
+      <w:pPr>
+        <w:pStyle w:val="Heading3"/>
+      </w:pPr>
+      <w:r>
+        <w:t>Step 5: Rebuild, install, and boot the new kernel</w:t>
+      </w:r>
+    </w:p>
+    <w:p>
+      <w:pPr/>
+      <w:r>
+        <w:t>After editing the source tree, rebuild and boot into the new kernel before testing from user space:</w:t>
+      </w:r>
+    </w:p>
+    <w:p>
+      <w:pPr/>
+      <w:r>
+        <w:rPr>
+          <w:rFonts w:ascii="Courier New" w:hAnsi="Courier New" w:eastAsia="Courier New"/>
+          <w:sz w:val="18"/>
+        </w:rPr>
+        <w:t>make olddefconfig</w:t>
+      </w:r>
+      <w:r>
+        <w:br/>
+      </w:r>
+      <w:r>
+        <w:rPr>
+          <w:rFonts w:ascii="Courier New" w:hAnsi="Courier New" w:eastAsia="Courier New"/>
+          <w:sz w:val="18"/>
+        </w:rPr>
+        <w:t>make -j$(nproc)</w:t>
+      </w:r>
+      <w:r>
+        <w:br/>
+      </w:r>
+      <w:r>
+        <w:rPr>
+          <w:rFonts w:ascii="Courier New" w:hAnsi="Courier New" w:eastAsia="Courier New"/>
+          <w:sz w:val="18"/>
+        </w:rPr>
+        <w:t>sudo make modules_install</w:t>
+      </w:r>
+      <w:r>
+        <w:br/>
+      </w:r>
+      <w:r>
+        <w:rPr>
+          <w:rFonts w:ascii="Courier New" w:hAnsi="Courier New" w:eastAsia="Courier New"/>
+          <w:sz w:val="18"/>
+        </w:rPr>
+        <w:t>sudo make install</w:t>
+      </w:r>
+    </w:p>
+    <w:p>
+      <w:pPr/>
+      <w:r>
+        <w:t>Then reboot into the newly installed kernel and confirm with uname -r that the running kernel is the one you built.</w:t>
+      </w:r>
+    </w:p>
+    <w:p>
+      <w:pPr>
+        <w:pStyle w:val="Heading3"/>
+      </w:pPr>
+      <w:r>
+        <w:t>Step 6: Test from user space</w:t>
+      </w:r>
+    </w:p>
+    <w:p>
+      <w:pPr/>
+      <w:r>
+        <w:t>Until libc exposes a wrapper, call the syscall by number with syscall(2):</w:t>
+      </w:r>
+    </w:p>
+    <w:p>
+      <w:pPr/>
+      <w:r>
+        <w:rPr>
+          <w:rFonts w:ascii="Courier New" w:hAnsi="Courier New" w:eastAsia="Courier New"/>
+          <w:sz w:val="18"/>
+        </w:rPr>
+        <w:t>#define _GNU_SOURCE</w:t>
+      </w:r>
+      <w:r>
+        <w:br/>
+      </w:r>
+      <w:r>
+        <w:rPr>
+          <w:rFonts w:ascii="Courier New" w:hAnsi="Courier New" w:eastAsia="Courier New"/>
+          <w:sz w:val="18"/>
+        </w:rPr>
+        <w:t>#include &lt;stdio.h&gt;</w:t>
+      </w:r>
+      <w:r>
+        <w:br/>
+      </w:r>
+      <w:r>
+        <w:rPr>
+          <w:rFonts w:ascii="Courier New" w:hAnsi="Courier New" w:eastAsia="Courier New"/>
+          <w:sz w:val="18"/>
+        </w:rPr>
+        <w:t>#include &lt;unistd.h&gt;</w:t>
+      </w:r>
+      <w:r>
+        <w:br/>
+      </w:r>
+      <w:r>
+        <w:rPr>
+          <w:rFonts w:ascii="Courier New" w:hAnsi="Courier New" w:eastAsia="Courier New"/>
+          <w:sz w:val="18"/>
+        </w:rPr>
+        <w:t>#include &lt;sys/syscall.h&gt;</w:t>
+      </w:r>
+      <w:r>
+        <w:br/>
+      </w:r>
+      <w:r>
+        <w:rPr>
+          <w:rFonts w:ascii="Courier New" w:hAnsi="Courier New" w:eastAsia="Courier New"/>
+          <w:sz w:val="18"/>
+        </w:rPr>
+      </w:r>
+      <w:r>
+        <w:br/>
+      </w:r>
+      <w:r>
+        <w:rPr>
+          <w:rFonts w:ascii="Courier New" w:hAnsi="Courier New" w:eastAsia="Courier New"/>
+          <w:sz w:val="18"/>
+        </w:rPr>
+        <w:t>#ifndef __NR_hello_syscall</w:t>
+      </w:r>
+      <w:r>
+        <w:br/>
+      </w:r>
+      <w:r>
+        <w:rPr>
+          <w:rFonts w:ascii="Courier New" w:hAnsi="Courier New" w:eastAsia="Courier New"/>
+          <w:sz w:val="18"/>
+        </w:rPr>
+        <w:t>#define __NR_hello_syscall 548</w:t>
+      </w:r>
+      <w:r>
+        <w:br/>
+      </w:r>
+      <w:r>
+        <w:rPr>
+          <w:rFonts w:ascii="Courier New" w:hAnsi="Courier New" w:eastAsia="Courier New"/>
+          <w:sz w:val="18"/>
+        </w:rPr>
+        <w:t>#endif</w:t>
+      </w:r>
+      <w:r>
+        <w:br/>
+      </w:r>
+      <w:r>
+        <w:rPr>
+          <w:rFonts w:ascii="Courier New" w:hAnsi="Courier New" w:eastAsia="Courier New"/>
+          <w:sz w:val="18"/>
+        </w:rPr>
+      </w:r>
+      <w:r>
+        <w:br/>
+      </w:r>
+      <w:r>
+        <w:rPr>
+          <w:rFonts w:ascii="Courier New" w:hAnsi="Courier New" w:eastAsia="Courier New"/>
+          <w:sz w:val="18"/>
+        </w:rPr>
+        <w:t>int main(void)</w:t>
+      </w:r>
+      <w:r>
+        <w:br/>
+      </w:r>
+      <w:r>
+        <w:rPr>
+          <w:rFonts w:ascii="Courier New" w:hAnsi="Courier New" w:eastAsia="Courier New"/>
+          <w:sz w:val="18"/>
+        </w:rPr>
+        <w:t>{</w:t>
+      </w:r>
+      <w:r>
+        <w:br/>
+      </w:r>
+      <w:r>
+        <w:rPr>
+          <w:rFonts w:ascii="Courier New" w:hAnsi="Courier New" w:eastAsia="Courier New"/>
+          <w:sz w:val="18"/>
+        </w:rPr>
+        <w:t xml:space="preserve">    long ret = syscall(__NR_hello_syscall, 123);</w:t>
+      </w:r>
+      <w:r>
+        <w:br/>
+      </w:r>
+      <w:r>
+        <w:rPr>
+          <w:rFonts w:ascii="Courier New" w:hAnsi="Courier New" w:eastAsia="Courier New"/>
+          <w:sz w:val="18"/>
+        </w:rPr>
+        <w:t xml:space="preserve">    printf("ret=%ld\n", ret);</w:t>
+      </w:r>
+      <w:r>
+        <w:br/>
+      </w:r>
+      <w:r>
+        <w:rPr>
+          <w:rFonts w:ascii="Courier New" w:hAnsi="Courier New" w:eastAsia="Courier New"/>
+          <w:sz w:val="18"/>
+        </w:rPr>
+        <w:t xml:space="preserve">    return 0;</w:t>
+      </w:r>
+      <w:r>
+        <w:br/>
+      </w:r>
+      <w:r>
+        <w:rPr>
+          <w:rFonts w:ascii="Courier New" w:hAnsi="Courier New" w:eastAsia="Courier New"/>
+          <w:sz w:val="18"/>
+        </w:rPr>
+        <w:t>}</w:t>
+      </w:r>
+    </w:p>
+    <w:p>
+      <w:pPr/>
+      <w:r>
+        <w:t>Check dmesg for the pr_info() output. If the program returns -1 with errno set to ENOSYS, the running kernel does not contain the syscall table entry you expected.</w:t>
+      </w:r>
+    </w:p>
+    <w:p>
+      <w:pPr>
+        <w:pStyle w:val="Heading3"/>
+      </w:pPr>
+      <w:r>
+        <w:t>Important checks</w:t>
+      </w:r>
+    </w:p>
+    <w:p>
+      <w:pPr>
+        <w:pStyle w:val="ListBullet"/>
+      </w:pPr>
+      <w:r>
+        <w:t>Use copy_from_user() and copy_to_user() for user pointers; never dereference user-space addresses directly.</w:t>
+      </w:r>
+    </w:p>
+    <w:p>
+      <w:pPr>
+        <w:pStyle w:val="ListBullet"/>
+      </w:pPr>
+      <w:r>
+        <w:t>Validate all lengths, flags, and pointer arguments before using them inside the kernel.</w:t>
+      </w:r>
+    </w:p>
+    <w:p>
+      <w:pPr>
+        <w:pStyle w:val="ListBullet"/>
+      </w:pPr>
+      <w:r>
+        <w:t>Keep the userspace ABI stable once exposed; changing syscall argument meaning later can break programs.</w:t>
+      </w:r>
+    </w:p>
+    <w:p>
+      <w:pPr>
+        <w:pStyle w:val="ListBullet"/>
+      </w:pPr>
+      <w:r>
+        <w:t>For experiments, a character device, procfs/debugfs file, or ioctl is often safer than adding a permanent syscall ABI.</w:t>
+      </w:r>
+    </w:p>
     <w:p>
       <w:pPr>
         <w:pStyle w:val="Heading1"/>
@@ -10880,6 +15134,273 @@
         </w:tc>
       </w:tr>
     </w:tbl>
+    <w:p/>
+    <w:p/>
+    <w:p/>
+    <w:p/>
+    <w:p/>
+    <w:p/>
+    <w:p/>
+    <w:p/>
+    <w:p/>
+    <w:p/>
+    <w:p/>
+    <w:p/>
+    <w:p/>
+    <w:p/>
+    <w:p/>
+    <w:p/>
+    <w:p/>
+    <w:p/>
+    <w:p/>
+    <w:p/>
+    <w:p/>
+    <w:p/>
+    <w:p/>
+    <w:p/>
+    <w:p/>
+    <w:p/>
+    <w:p/>
+    <w:p/>
+    <w:p/>
+    <w:p/>
+    <w:p/>
+    <w:p/>
+    <w:p/>
+    <w:p/>
+    <w:p/>
+    <w:p/>
+    <w:p/>
+    <w:p/>
+    <w:p/>
+    <w:p/>
+    <w:p/>
+    <w:p/>
+    <w:p/>
+    <w:p/>
+    <w:p/>
+    <w:p/>
+    <w:p/>
+    <w:p/>
+    <w:p/>
+    <w:p/>
+    <w:p/>
+    <w:p/>
+    <w:p/>
+    <w:p/>
+    <w:p/>
+    <w:p/>
+    <w:p/>
+    <w:p/>
+    <w:p/>
+    <w:p/>
+    <w:p/>
+    <w:p/>
+    <w:p/>
+    <w:p/>
+    <w:p/>
+    <w:p/>
+    <w:p/>
+    <w:p/>
+    <w:p/>
+    <w:p/>
+    <w:p/>
+    <w:p/>
+    <w:p/>
+    <w:p/>
+    <w:p/>
+    <w:p/>
+    <w:p/>
+    <w:p/>
+    <w:p/>
+    <w:p/>
+    <w:p/>
+    <w:p/>
+    <w:p/>
+    <w:p/>
+    <w:p/>
+    <w:p/>
+    <w:p/>
+    <w:p/>
+    <w:p/>
+    <w:p/>
+    <w:p/>
+    <w:p/>
+    <w:p/>
+    <w:p/>
+    <w:p/>
+    <w:p/>
+    <w:p/>
+    <w:p/>
+    <w:p/>
+    <w:p/>
+    <w:p/>
+    <w:p/>
+    <w:p/>
+    <w:p/>
+    <w:p/>
+    <w:p/>
+    <w:p/>
+    <w:p/>
+    <w:p/>
+    <w:p/>
+    <w:p/>
+    <w:p/>
+    <w:p/>
+    <w:p/>
+    <w:p/>
+    <w:p/>
+    <w:p/>
+    <w:p/>
+    <w:p/>
+    <w:p/>
+    <w:p/>
+    <w:p/>
+    <w:p/>
+    <w:p/>
+    <w:p/>
+    <w:p/>
+    <w:p/>
+    <w:p/>
+    <w:p/>
+    <w:p/>
+    <w:p/>
+    <w:p/>
+    <w:p/>
+    <w:p/>
+    <w:p/>
+    <w:p/>
+    <w:p/>
+    <w:p/>
+    <w:p/>
+    <w:p/>
+    <w:p/>
+    <w:p/>
+    <w:p/>
+    <w:p/>
+    <w:p/>
+    <w:p/>
+    <w:p/>
+    <w:p/>
+    <w:p/>
+    <w:p/>
+    <w:p/>
+    <w:p/>
+    <w:p/>
+    <w:p/>
+    <w:p/>
+    <w:p/>
+    <w:p/>
+    <w:p/>
+    <w:p/>
+    <w:p/>
+    <w:p/>
+    <w:p/>
+    <w:p/>
+    <w:p/>
+    <w:p/>
+    <w:p/>
+    <w:p/>
+    <w:p/>
+    <w:p/>
+    <w:p/>
+    <w:p/>
+    <w:p/>
+    <w:p/>
+    <w:p/>
+    <w:p/>
+    <w:p/>
+    <w:p/>
+    <w:p/>
+    <w:p/>
+    <w:p/>
+    <w:p/>
+    <w:p/>
+    <w:p/>
+    <w:p/>
+    <w:p/>
+    <w:p/>
+    <w:p/>
+    <w:p/>
+    <w:p/>
+    <w:p/>
+    <w:p/>
+    <w:p/>
+    <w:p/>
+    <w:p/>
+    <w:p/>
+    <w:p/>
+    <w:p/>
+    <w:p/>
+    <w:p/>
+    <w:p/>
+    <w:p/>
+    <w:p/>
+    <w:p/>
+    <w:p/>
+    <w:p/>
+    <w:p/>
+    <w:p/>
+    <w:p/>
+    <w:p/>
+    <w:p/>
+    <w:p/>
+    <w:p/>
+    <w:p/>
+    <w:p/>
+    <w:p/>
+    <w:p/>
+    <w:p/>
+    <w:p/>
+    <w:p/>
+    <w:p/>
+    <w:p/>
+    <w:p/>
+    <w:p/>
+    <w:p/>
+    <w:p/>
+    <w:p/>
+    <w:p/>
+    <w:p/>
+    <w:p/>
+    <w:p/>
+    <w:p/>
+    <w:p/>
+    <w:p/>
+    <w:p/>
+    <w:p/>
+    <w:p/>
+    <w:p/>
+    <w:p/>
+    <w:p/>
+    <w:p/>
+    <w:p/>
+    <w:p/>
+    <w:p/>
+    <w:p/>
+    <w:p/>
+    <w:p/>
+    <w:p/>
+    <w:p/>
+    <w:p/>
+    <w:p/>
+    <w:p/>
+    <w:p/>
+    <w:p/>
+    <w:p/>
+    <w:p/>
+    <w:p/>
+    <w:p/>
+    <w:p/>
+    <w:p/>
+    <w:p/>
+    <w:p/>
+    <w:p/>
+    <w:p/>
+    <w:p/>
+    <w:p/>
+    <w:p/>
+    <w:p/>
     <w:p/>
     <w:sectPr>
       <w:pgSz w:w="12240" w:h="15840"/>

--- a/linux_kernel_study/notes.docx
+++ b/linux_kernel_study/notes.docx
@@ -15086,7 +15086,6 @@
         </w:tc>
       </w:tr>
     </w:tbl>
-    <w:p/>
     <w:tbl>
       <w:tblPr>
         <w:tblStyle w:val="TableGrid"/>
@@ -15134,274 +15133,3940 @@
         </w:tc>
       </w:tr>
     </w:tbl>
+    <w:p>
+      <w:pPr>
+        <w:pStyle w:val="Heading1"/>
+      </w:pPr>
+      <w:r>
+        <w:t>Chapter 24: Bottom Halves, IRQ Threads, Tasklets, Workqueues, and Kernel Lab Demos</w:t>
+      </w:r>
+    </w:p>
+    <w:p>
+      <w:r>
+        <w:rPr>
+          <w:b/>
+        </w:rPr>
+        <w:t xml:space="preserve">Source: </w:t>
+      </w:r>
+      <w:r>
+        <w:t xml:space="preserve">handwritten Linux-kernel notes PDF dated 05/10/2026, pages 1-2. </w:t>
+      </w:r>
+      <w:r>
+        <w:rPr>
+          <w:b/>
+        </w:rPr>
+        <w:t xml:space="preserve">Purpose: </w:t>
+      </w:r>
+      <w:r>
+        <w:t>turn the rough topics into structured study notes and runnable-oriented lab examples.</w:t>
+      </w:r>
+    </w:p>
+    <w:p>
+      <w:pPr>
+        <w:pStyle w:val="Heading2"/>
+      </w:pPr>
+      <w:r>
+        <w:t>Extracted Topics from the Handwritten Pages</w:t>
+      </w:r>
+    </w:p>
+    <w:p>
+      <w:pPr>
+        <w:pStyle w:val="ListBullet"/>
+      </w:pPr>
+      <w:r>
+        <w:t>Task queues / workqueues.</w:t>
+      </w:r>
+    </w:p>
+    <w:p>
+      <w:pPr>
+        <w:pStyle w:val="ListBullet"/>
+      </w:pPr>
+      <w:r>
+        <w:t>Bottom halves.</w:t>
+      </w:r>
+    </w:p>
+    <w:p>
+      <w:pPr>
+        <w:pStyle w:val="ListBullet"/>
+      </w:pPr>
+      <w:r>
+        <w:t>Threaded IRQs.</w:t>
+      </w:r>
+    </w:p>
+    <w:p>
+      <w:pPr>
+        <w:pStyle w:val="ListBullet"/>
+      </w:pPr>
+      <w:r>
+        <w:t>Interrupt handlers.</w:t>
+      </w:r>
+    </w:p>
+    <w:p>
+      <w:pPr>
+        <w:pStyle w:val="ListBullet"/>
+      </w:pPr>
+      <w:r>
+        <w:t>Softirqs, tasklets, and workqueues, with emphasis on how they differ from bottom-half mechanisms.</w:t>
+      </w:r>
+    </w:p>
+    <w:p>
+      <w:pPr>
+        <w:pStyle w:val="ListBullet"/>
+      </w:pPr>
+      <w:r>
+        <w:t>Build or study a keyboard interrupt-handler demo that stores keys and logs activity to dmesg.</w:t>
+      </w:r>
+    </w:p>
+    <w:p>
+      <w:pPr>
+        <w:pStyle w:val="ListBullet"/>
+      </w:pPr>
+      <w:r>
+        <w:t>Solve the demo with complete code, then create debugfs demo code for understanding.</w:t>
+      </w:r>
+    </w:p>
+    <w:p>
+      <w:pPr>
+        <w:pStyle w:val="ListBullet"/>
+      </w:pPr>
+      <w:r>
+        <w:t>Create a first scratch filesystem driver and review character/block-driver structure.</w:t>
+      </w:r>
+    </w:p>
+    <w:p>
+      <w:pPr>
+        <w:pStyle w:val="ListBullet"/>
+      </w:pPr>
+      <w:r>
+        <w:t>Bridge code between softirq, tasklet, and workqueue concepts.</w:t>
+      </w:r>
+    </w:p>
+    <w:p>
+      <w:pPr>
+        <w:pStyle w:val="ListBullet"/>
+      </w:pPr>
+      <w:r>
+        <w:t>Do not invent a new softirq casually; prefer the mechanisms kernel developers actually recommend for drivers.</w:t>
+      </w:r>
+    </w:p>
+    <w:p>
+      <w:pPr>
+        <w:pStyle w:val="ListBullet"/>
+      </w:pPr>
+      <w:r>
+        <w:t>Understand where TASKLET_SOFTIRQ, HI_SOFTIRQ, and NET_RX_SOFTIRQ appear in the kernel.</w:t>
+      </w:r>
+    </w:p>
+    <w:p>
+      <w:pPr>
+        <w:pStyle w:val="ListBullet"/>
+      </w:pPr>
+      <w:r>
+        <w:t>Workqueues run in process context, are schedulable, and may sleep. Softirqs/tasklets run in atomic bottom-half context and may not sleep.</w:t>
+      </w:r>
+    </w:p>
+    <w:p>
+      <w:pPr>
+        <w:pStyle w:val="Heading2"/>
+      </w:pPr>
+      <w:r>
+        <w:t>Big Picture: Why Bottom Halves Exist</w:t>
+      </w:r>
+    </w:p>
+    <w:p>
+      <w:r>
+        <w:t>A hardware interrupt should finish quickly. The top half acknowledges the device, captures the minimum state needed, and defers slower work. The deferred part is the bottom half. Linux has several bottom-half mechanisms because different deferred jobs need different execution rules: some must be very fast and non-sleeping, while others need process context so they can allocate memory normally, take mutexes, or call APIs that sleep.</w:t>
+      </w:r>
+    </w:p>
+    <w:tbl>
+      <w:tblPr>
+        <w:tblStyle w:val="TableGrid"/>
+        <w:tblW w:type="auto" w:w="0"/>
+        <w:jc w:val="center"/>
+        <w:tblLook w:firstColumn="1" w:firstRow="1" w:lastColumn="0" w:lastRow="0" w:noHBand="0" w:noVBand="1" w:val="04A0"/>
+      </w:tblPr>
+      <w:tblGrid>
+        <w:gridCol w:w="2340"/>
+        <w:gridCol w:w="2340"/>
+        <w:gridCol w:w="2340"/>
+        <w:gridCol w:w="2340"/>
+      </w:tblGrid>
+      <w:tr>
+        <w:tc>
+          <w:tcPr>
+            <w:tcW w:type="dxa" w:w="1944"/>
+            <w:vAlign w:val="center"/>
+            <w:shd w:fill="1F4E79"/>
+          </w:tcPr>
+          <w:p>
+            <w:r/>
+            <w:r>
+              <w:rPr>
+                <w:b/>
+                <w:color w:val="FFFFFF"/>
+              </w:rPr>
+              <w:t>Mechanism</w:t>
+            </w:r>
+          </w:p>
+        </w:tc>
+        <w:tc>
+          <w:tcPr>
+            <w:tcW w:type="dxa" w:w="2232"/>
+            <w:vAlign w:val="center"/>
+            <w:shd w:fill="1F4E79"/>
+          </w:tcPr>
+          <w:p>
+            <w:r/>
+            <w:r>
+              <w:rPr>
+                <w:b/>
+                <w:color w:val="FFFFFF"/>
+              </w:rPr>
+              <w:t>Runs In</w:t>
+            </w:r>
+          </w:p>
+        </w:tc>
+        <w:tc>
+          <w:tcPr>
+            <w:tcW w:type="dxa" w:w="1512"/>
+            <w:vAlign w:val="center"/>
+            <w:shd w:fill="1F4E79"/>
+          </w:tcPr>
+          <w:p>
+            <w:r/>
+            <w:r>
+              <w:rPr>
+                <w:b/>
+                <w:color w:val="FFFFFF"/>
+              </w:rPr>
+              <w:t>May Sleep?</w:t>
+            </w:r>
+          </w:p>
+        </w:tc>
+        <w:tc>
+          <w:tcPr>
+            <w:tcW w:type="dxa" w:w="4320"/>
+            <w:vAlign w:val="center"/>
+            <w:shd w:fill="1F4E79"/>
+          </w:tcPr>
+          <w:p>
+            <w:r/>
+            <w:r>
+              <w:rPr>
+                <w:b/>
+                <w:color w:val="FFFFFF"/>
+              </w:rPr>
+              <w:t>Typical Driver Use</w:t>
+            </w:r>
+          </w:p>
+        </w:tc>
+      </w:tr>
+      <w:tr>
+        <w:tc>
+          <w:tcPr>
+            <w:tcW w:type="dxa" w:w="1944"/>
+            <w:vAlign w:val="center"/>
+          </w:tcPr>
+          <w:p>
+            <w:r/>
+            <w:r>
+              <w:rPr>
+                <w:b w:val="0"/>
+              </w:rPr>
+              <w:t>Hard IRQ handler</w:t>
+            </w:r>
+          </w:p>
+        </w:tc>
+        <w:tc>
+          <w:tcPr>
+            <w:tcW w:type="dxa" w:w="2232"/>
+            <w:vAlign w:val="center"/>
+          </w:tcPr>
+          <w:p>
+            <w:r/>
+            <w:r>
+              <w:rPr>
+                <w:b w:val="0"/>
+              </w:rPr>
+              <w:t>Interrupt context</w:t>
+            </w:r>
+          </w:p>
+        </w:tc>
+        <w:tc>
+          <w:tcPr>
+            <w:tcW w:type="dxa" w:w="1512"/>
+            <w:vAlign w:val="center"/>
+          </w:tcPr>
+          <w:p>
+            <w:r/>
+            <w:r>
+              <w:rPr>
+                <w:b w:val="0"/>
+              </w:rPr>
+              <w:t>No</w:t>
+            </w:r>
+          </w:p>
+        </w:tc>
+        <w:tc>
+          <w:tcPr>
+            <w:tcW w:type="dxa" w:w="4320"/>
+            <w:vAlign w:val="center"/>
+          </w:tcPr>
+          <w:p>
+            <w:r/>
+            <w:r>
+              <w:rPr>
+                <w:b w:val="0"/>
+              </w:rPr>
+              <w:t>Acknowledge interrupt, read status, queue deferred work.</w:t>
+            </w:r>
+          </w:p>
+        </w:tc>
+      </w:tr>
+      <w:tr>
+        <w:tc>
+          <w:tcPr>
+            <w:tcW w:type="dxa" w:w="1944"/>
+            <w:vAlign w:val="center"/>
+          </w:tcPr>
+          <w:p>
+            <w:r/>
+            <w:r>
+              <w:rPr>
+                <w:b w:val="0"/>
+              </w:rPr>
+              <w:t>Threaded IRQ</w:t>
+            </w:r>
+          </w:p>
+        </w:tc>
+        <w:tc>
+          <w:tcPr>
+            <w:tcW w:type="dxa" w:w="2232"/>
+            <w:vAlign w:val="center"/>
+          </w:tcPr>
+          <w:p>
+            <w:r/>
+            <w:r>
+              <w:rPr>
+                <w:b w:val="0"/>
+              </w:rPr>
+              <w:t>Kernel thread context</w:t>
+            </w:r>
+          </w:p>
+        </w:tc>
+        <w:tc>
+          <w:tcPr>
+            <w:tcW w:type="dxa" w:w="1512"/>
+            <w:vAlign w:val="center"/>
+          </w:tcPr>
+          <w:p>
+            <w:r/>
+            <w:r>
+              <w:rPr>
+                <w:b w:val="0"/>
+              </w:rPr>
+              <w:t>Yes, with care</w:t>
+            </w:r>
+          </w:p>
+        </w:tc>
+        <w:tc>
+          <w:tcPr>
+            <w:tcW w:type="dxa" w:w="4320"/>
+            <w:vAlign w:val="center"/>
+          </w:tcPr>
+          <w:p>
+            <w:r/>
+            <w:r>
+              <w:rPr>
+                <w:b w:val="0"/>
+              </w:rPr>
+              <w:t>Device handlers that need blocking operations after a tiny top half.</w:t>
+            </w:r>
+          </w:p>
+        </w:tc>
+      </w:tr>
+      <w:tr>
+        <w:tc>
+          <w:tcPr>
+            <w:tcW w:type="dxa" w:w="1944"/>
+            <w:vAlign w:val="center"/>
+          </w:tcPr>
+          <w:p>
+            <w:r/>
+            <w:r>
+              <w:rPr>
+                <w:b w:val="0"/>
+              </w:rPr>
+              <w:t>Softirq</w:t>
+            </w:r>
+          </w:p>
+        </w:tc>
+        <w:tc>
+          <w:tcPr>
+            <w:tcW w:type="dxa" w:w="2232"/>
+            <w:vAlign w:val="center"/>
+          </w:tcPr>
+          <w:p>
+            <w:r/>
+            <w:r>
+              <w:rPr>
+                <w:b w:val="0"/>
+              </w:rPr>
+              <w:t>Atomic bottom-half context</w:t>
+            </w:r>
+          </w:p>
+        </w:tc>
+        <w:tc>
+          <w:tcPr>
+            <w:tcW w:type="dxa" w:w="1512"/>
+            <w:vAlign w:val="center"/>
+          </w:tcPr>
+          <w:p>
+            <w:r/>
+            <w:r>
+              <w:rPr>
+                <w:b w:val="0"/>
+              </w:rPr>
+              <w:t>No</w:t>
+            </w:r>
+          </w:p>
+        </w:tc>
+        <w:tc>
+          <w:tcPr>
+            <w:tcW w:type="dxa" w:w="4320"/>
+            <w:vAlign w:val="center"/>
+          </w:tcPr>
+          <w:p>
+            <w:r/>
+            <w:r>
+              <w:rPr>
+                <w:b w:val="0"/>
+              </w:rPr>
+              <w:t>High-throughput core kernel paths, especially networking and timers.</w:t>
+            </w:r>
+          </w:p>
+        </w:tc>
+      </w:tr>
+      <w:tr>
+        <w:tc>
+          <w:tcPr>
+            <w:tcW w:type="dxa" w:w="1944"/>
+            <w:vAlign w:val="center"/>
+          </w:tcPr>
+          <w:p>
+            <w:r/>
+            <w:r>
+              <w:rPr>
+                <w:b w:val="0"/>
+              </w:rPr>
+              <w:t>Tasklet</w:t>
+            </w:r>
+          </w:p>
+        </w:tc>
+        <w:tc>
+          <w:tcPr>
+            <w:tcW w:type="dxa" w:w="2232"/>
+            <w:vAlign w:val="center"/>
+          </w:tcPr>
+          <w:p>
+            <w:r/>
+            <w:r>
+              <w:rPr>
+                <w:b w:val="0"/>
+              </w:rPr>
+              <w:t>Softirq-backed atomic context</w:t>
+            </w:r>
+          </w:p>
+        </w:tc>
+        <w:tc>
+          <w:tcPr>
+            <w:tcW w:type="dxa" w:w="1512"/>
+            <w:vAlign w:val="center"/>
+          </w:tcPr>
+          <w:p>
+            <w:r/>
+            <w:r>
+              <w:rPr>
+                <w:b w:val="0"/>
+              </w:rPr>
+              <w:t>No</w:t>
+            </w:r>
+          </w:p>
+        </w:tc>
+        <w:tc>
+          <w:tcPr>
+            <w:tcW w:type="dxa" w:w="4320"/>
+            <w:vAlign w:val="center"/>
+          </w:tcPr>
+          <w:p>
+            <w:r/>
+            <w:r>
+              <w:rPr>
+                <w:b w:val="0"/>
+              </w:rPr>
+              <w:t>Legacy driver bottom halves; avoid for new code when possible.</w:t>
+            </w:r>
+          </w:p>
+        </w:tc>
+      </w:tr>
+      <w:tr>
+        <w:tc>
+          <w:tcPr>
+            <w:tcW w:type="dxa" w:w="1944"/>
+            <w:vAlign w:val="center"/>
+          </w:tcPr>
+          <w:p>
+            <w:r/>
+            <w:r>
+              <w:rPr>
+                <w:b w:val="0"/>
+              </w:rPr>
+              <w:t>Workqueue</w:t>
+            </w:r>
+          </w:p>
+        </w:tc>
+        <w:tc>
+          <w:tcPr>
+            <w:tcW w:type="dxa" w:w="2232"/>
+            <w:vAlign w:val="center"/>
+          </w:tcPr>
+          <w:p>
+            <w:r/>
+            <w:r>
+              <w:rPr>
+                <w:b w:val="0"/>
+              </w:rPr>
+              <w:t>Kernel worker thread / process context</w:t>
+            </w:r>
+          </w:p>
+        </w:tc>
+        <w:tc>
+          <w:tcPr>
+            <w:tcW w:type="dxa" w:w="1512"/>
+            <w:vAlign w:val="center"/>
+          </w:tcPr>
+          <w:p>
+            <w:r/>
+            <w:r>
+              <w:rPr>
+                <w:b w:val="0"/>
+              </w:rPr>
+              <w:t>Yes</w:t>
+            </w:r>
+          </w:p>
+        </w:tc>
+        <w:tc>
+          <w:tcPr>
+            <w:tcW w:type="dxa" w:w="4320"/>
+            <w:vAlign w:val="center"/>
+          </w:tcPr>
+          <w:p>
+            <w:r/>
+            <w:r>
+              <w:rPr>
+                <w:b w:val="0"/>
+              </w:rPr>
+              <w:t>General deferred driver work, firmware loading, debugfs updates, slow operations.</w:t>
+            </w:r>
+          </w:p>
+        </w:tc>
+      </w:tr>
+    </w:tbl>
     <w:p/>
+    <w:p>
+      <w:pPr>
+        <w:pStyle w:val="Heading3"/>
+      </w:pPr>
+      <w:r>
+        <w:t>Rule of Thumb</w:t>
+      </w:r>
+    </w:p>
+    <w:p>
+      <w:pPr>
+        <w:pStyle w:val="ListBullet"/>
+      </w:pPr>
+      <w:r>
+        <w:t>Need the lowest latency and cannot sleep: use a hard IRQ top half plus a minimal atomic bottom half.</w:t>
+      </w:r>
+    </w:p>
+    <w:p>
+      <w:pPr>
+        <w:pStyle w:val="ListBullet"/>
+      </w:pPr>
+      <w:r>
+        <w:t>Need to sleep, allocate memory with GFP_KERNEL, take a mutex, or call slow subsystem code: use a threaded IRQ or workqueue.</w:t>
+      </w:r>
+    </w:p>
+    <w:p>
+      <w:pPr>
+        <w:pStyle w:val="ListBullet"/>
+      </w:pPr>
+      <w:r>
+        <w:t>Writing normal device-driver code today: prefer request_threaded_irq() or workqueues over creating a new softirq/tasklet design.</w:t>
+      </w:r>
+    </w:p>
+    <w:p>
+      <w:pPr>
+        <w:pStyle w:val="ListBullet"/>
+      </w:pPr>
+      <w:r>
+        <w:t>Studying old kernel code: understand tasklets because many older drivers and examples still use them.</w:t>
+      </w:r>
+    </w:p>
+    <w:p>
+      <w:pPr>
+        <w:pStyle w:val="Heading2"/>
+      </w:pPr>
+      <w:r>
+        <w:t>Interrupt Handler vs Threaded IRQ</w:t>
+      </w:r>
+    </w:p>
+    <w:p>
+      <w:r>
+        <w:t>A normal request_irq() handler runs in interrupt context. It cannot sleep and should return quickly. request_threaded_irq() splits the work into a small primary handler and a thread function. The primary handler can return IRQ_WAKE_THREAD to run the threaded part.</w:t>
+      </w:r>
+    </w:p>
+    <w:p>
+      <w:pPr>
+        <w:spacing w:before="80" w:after="160"/>
+        <w:ind w:left="360"/>
+      </w:pPr>
+      <w:r>
+        <w:rPr>
+          <w:rFonts w:ascii="Courier New" w:hAnsi="Courier New" w:eastAsia="Courier New"/>
+          <w:sz w:val="17"/>
+        </w:rPr>
+        <w:t>#include &lt;linux/interrupt.h&gt;</w:t>
+      </w:r>
+      <w:r>
+        <w:br/>
+      </w:r>
+      <w:r>
+        <w:rPr>
+          <w:rFonts w:ascii="Courier New" w:hAnsi="Courier New" w:eastAsia="Courier New"/>
+          <w:sz w:val="17"/>
+        </w:rPr>
+        <w:t>#include &lt;linux/module.h&gt;</w:t>
+      </w:r>
+      <w:r>
+        <w:br/>
+      </w:r>
+      <w:r>
+        <w:rPr>
+          <w:rFonts w:ascii="Courier New" w:hAnsi="Courier New" w:eastAsia="Courier New"/>
+          <w:sz w:val="17"/>
+        </w:rPr>
+        <w:t>#include &lt;linux/printk.h&gt;</w:t>
+      </w:r>
+      <w:r>
+        <w:br/>
+      </w:r>
+      <w:r>
+        <w:rPr>
+          <w:rFonts w:ascii="Courier New" w:hAnsi="Courier New" w:eastAsia="Courier New"/>
+          <w:sz w:val="17"/>
+        </w:rPr>
+      </w:r>
+      <w:r>
+        <w:br/>
+      </w:r>
+      <w:r>
+        <w:rPr>
+          <w:rFonts w:ascii="Courier New" w:hAnsi="Courier New" w:eastAsia="Courier New"/>
+          <w:sz w:val="17"/>
+        </w:rPr>
+        <w:t>static irqreturn_t demo_irq_top(int irq, void *dev_id)</w:t>
+      </w:r>
+      <w:r>
+        <w:br/>
+      </w:r>
+      <w:r>
+        <w:rPr>
+          <w:rFonts w:ascii="Courier New" w:hAnsi="Courier New" w:eastAsia="Courier New"/>
+          <w:sz w:val="17"/>
+        </w:rPr>
+        <w:t>{</w:t>
+      </w:r>
+      <w:r>
+        <w:br/>
+      </w:r>
+      <w:r>
+        <w:rPr>
+          <w:rFonts w:ascii="Courier New" w:hAnsi="Courier New" w:eastAsia="Courier New"/>
+          <w:sz w:val="17"/>
+        </w:rPr>
+        <w:t xml:space="preserve">    /* Top half: acknowledge/check the device and wake the threaded handler. */</w:t>
+      </w:r>
+      <w:r>
+        <w:br/>
+      </w:r>
+      <w:r>
+        <w:rPr>
+          <w:rFonts w:ascii="Courier New" w:hAnsi="Courier New" w:eastAsia="Courier New"/>
+          <w:sz w:val="17"/>
+        </w:rPr>
+        <w:t xml:space="preserve">    pr_info("demo_irq: top half irq=%d\n", irq);</w:t>
+      </w:r>
+      <w:r>
+        <w:br/>
+      </w:r>
+      <w:r>
+        <w:rPr>
+          <w:rFonts w:ascii="Courier New" w:hAnsi="Courier New" w:eastAsia="Courier New"/>
+          <w:sz w:val="17"/>
+        </w:rPr>
+        <w:t xml:space="preserve">    return IRQ_WAKE_THREAD;</w:t>
+      </w:r>
+      <w:r>
+        <w:br/>
+      </w:r>
+      <w:r>
+        <w:rPr>
+          <w:rFonts w:ascii="Courier New" w:hAnsi="Courier New" w:eastAsia="Courier New"/>
+          <w:sz w:val="17"/>
+        </w:rPr>
+        <w:t>}</w:t>
+      </w:r>
+      <w:r>
+        <w:br/>
+      </w:r>
+      <w:r>
+        <w:rPr>
+          <w:rFonts w:ascii="Courier New" w:hAnsi="Courier New" w:eastAsia="Courier New"/>
+          <w:sz w:val="17"/>
+        </w:rPr>
+      </w:r>
+      <w:r>
+        <w:br/>
+      </w:r>
+      <w:r>
+        <w:rPr>
+          <w:rFonts w:ascii="Courier New" w:hAnsi="Courier New" w:eastAsia="Courier New"/>
+          <w:sz w:val="17"/>
+        </w:rPr>
+        <w:t>static irqreturn_t demo_irq_thread(int irq, void *dev_id)</w:t>
+      </w:r>
+      <w:r>
+        <w:br/>
+      </w:r>
+      <w:r>
+        <w:rPr>
+          <w:rFonts w:ascii="Courier New" w:hAnsi="Courier New" w:eastAsia="Courier New"/>
+          <w:sz w:val="17"/>
+        </w:rPr>
+        <w:t>{</w:t>
+      </w:r>
+      <w:r>
+        <w:br/>
+      </w:r>
+      <w:r>
+        <w:rPr>
+          <w:rFonts w:ascii="Courier New" w:hAnsi="Courier New" w:eastAsia="Courier New"/>
+          <w:sz w:val="17"/>
+        </w:rPr>
+        <w:t xml:space="preserve">    /*</w:t>
+      </w:r>
+      <w:r>
+        <w:br/>
+      </w:r>
+      <w:r>
+        <w:rPr>
+          <w:rFonts w:ascii="Courier New" w:hAnsi="Courier New" w:eastAsia="Courier New"/>
+          <w:sz w:val="17"/>
+        </w:rPr>
+        <w:t xml:space="preserve">     * Thread context: may sleep if needed. This is the right place for</w:t>
+      </w:r>
+      <w:r>
+        <w:br/>
+      </w:r>
+      <w:r>
+        <w:rPr>
+          <w:rFonts w:ascii="Courier New" w:hAnsi="Courier New" w:eastAsia="Courier New"/>
+          <w:sz w:val="17"/>
+        </w:rPr>
+        <w:t xml:space="preserve">     * slower driver work that cannot run in hard interrupt context.</w:t>
+      </w:r>
+      <w:r>
+        <w:br/>
+      </w:r>
+      <w:r>
+        <w:rPr>
+          <w:rFonts w:ascii="Courier New" w:hAnsi="Courier New" w:eastAsia="Courier New"/>
+          <w:sz w:val="17"/>
+        </w:rPr>
+        <w:t xml:space="preserve">     */</w:t>
+      </w:r>
+      <w:r>
+        <w:br/>
+      </w:r>
+      <w:r>
+        <w:rPr>
+          <w:rFonts w:ascii="Courier New" w:hAnsi="Courier New" w:eastAsia="Courier New"/>
+          <w:sz w:val="17"/>
+        </w:rPr>
+        <w:t xml:space="preserve">    pr_info("demo_irq: threaded bottom half irq=%d\n", irq);</w:t>
+      </w:r>
+      <w:r>
+        <w:br/>
+      </w:r>
+      <w:r>
+        <w:rPr>
+          <w:rFonts w:ascii="Courier New" w:hAnsi="Courier New" w:eastAsia="Courier New"/>
+          <w:sz w:val="17"/>
+        </w:rPr>
+        <w:t xml:space="preserve">    return IRQ_HANDLED;</w:t>
+      </w:r>
+      <w:r>
+        <w:br/>
+      </w:r>
+      <w:r>
+        <w:rPr>
+          <w:rFonts w:ascii="Courier New" w:hAnsi="Courier New" w:eastAsia="Courier New"/>
+          <w:sz w:val="17"/>
+        </w:rPr>
+        <w:t>}</w:t>
+      </w:r>
+      <w:r>
+        <w:br/>
+      </w:r>
+      <w:r>
+        <w:rPr>
+          <w:rFonts w:ascii="Courier New" w:hAnsi="Courier New" w:eastAsia="Courier New"/>
+          <w:sz w:val="17"/>
+        </w:rPr>
+      </w:r>
+      <w:r>
+        <w:br/>
+      </w:r>
+      <w:r>
+        <w:rPr>
+          <w:rFonts w:ascii="Courier New" w:hAnsi="Courier New" w:eastAsia="Courier New"/>
+          <w:sz w:val="17"/>
+        </w:rPr>
+        <w:t>/* Example registration:</w:t>
+      </w:r>
+      <w:r>
+        <w:br/>
+      </w:r>
+      <w:r>
+        <w:rPr>
+          <w:rFonts w:ascii="Courier New" w:hAnsi="Courier New" w:eastAsia="Courier New"/>
+          <w:sz w:val="17"/>
+        </w:rPr>
+        <w:t xml:space="preserve"> * request_threaded_irq(irq, demo_irq_top, demo_irq_thread,</w:t>
+      </w:r>
+      <w:r>
+        <w:br/>
+      </w:r>
+      <w:r>
+        <w:rPr>
+          <w:rFonts w:ascii="Courier New" w:hAnsi="Courier New" w:eastAsia="Courier New"/>
+          <w:sz w:val="17"/>
+        </w:rPr>
+        <w:t xml:space="preserve"> *                      IRQF_SHARED, "demo_irq", &amp;my_device);</w:t>
+      </w:r>
+      <w:r>
+        <w:br/>
+      </w:r>
+      <w:r>
+        <w:rPr>
+          <w:rFonts w:ascii="Courier New" w:hAnsi="Courier New" w:eastAsia="Courier New"/>
+          <w:sz w:val="17"/>
+        </w:rPr>
+        <w:t xml:space="preserve"> */</w:t>
+      </w:r>
+    </w:p>
+    <w:p>
+      <w:pPr>
+        <w:pStyle w:val="Heading2"/>
+      </w:pPr>
+      <w:r>
+        <w:t>Softirqs</w:t>
+      </w:r>
+    </w:p>
+    <w:p>
+      <w:r>
+        <w:t>Softirqs are a fixed set of statically registered bottom-half vectors inside the kernel. They are not a general driver API. They run with atomic-context restrictions and are used by core subsystems where very high throughput matters.</w:t>
+      </w:r>
+    </w:p>
+    <w:tbl>
+      <w:tblPr>
+        <w:tblStyle w:val="TableGrid"/>
+        <w:tblW w:type="auto" w:w="0"/>
+        <w:jc w:val="center"/>
+        <w:tblLook w:firstColumn="1" w:firstRow="1" w:lastColumn="0" w:lastRow="0" w:noHBand="0" w:noVBand="1" w:val="04A0"/>
+      </w:tblPr>
+      <w:tblGrid>
+        <w:gridCol w:w="4680"/>
+        <w:gridCol w:w="4680"/>
+      </w:tblGrid>
+      <w:tr>
+        <w:tc>
+          <w:tcPr>
+            <w:tcW w:type="dxa" w:w="2448"/>
+            <w:vAlign w:val="center"/>
+            <w:shd w:fill="1F4E79"/>
+          </w:tcPr>
+          <w:p>
+            <w:r/>
+            <w:r>
+              <w:rPr>
+                <w:b/>
+                <w:color w:val="FFFFFF"/>
+              </w:rPr>
+              <w:t>Softirq Name</w:t>
+            </w:r>
+          </w:p>
+        </w:tc>
+        <w:tc>
+          <w:tcPr>
+            <w:tcW w:type="dxa" w:w="6912"/>
+            <w:vAlign w:val="center"/>
+            <w:shd w:fill="1F4E79"/>
+          </w:tcPr>
+          <w:p>
+            <w:r/>
+            <w:r>
+              <w:rPr>
+                <w:b/>
+                <w:color w:val="FFFFFF"/>
+              </w:rPr>
+              <w:t>Meaning</w:t>
+            </w:r>
+          </w:p>
+        </w:tc>
+      </w:tr>
+      <w:tr>
+        <w:tc>
+          <w:tcPr>
+            <w:tcW w:type="dxa" w:w="2448"/>
+            <w:vAlign w:val="center"/>
+          </w:tcPr>
+          <w:p>
+            <w:r/>
+            <w:r>
+              <w:rPr>
+                <w:b w:val="0"/>
+              </w:rPr>
+              <w:t>HI_SOFTIRQ</w:t>
+            </w:r>
+          </w:p>
+        </w:tc>
+        <w:tc>
+          <w:tcPr>
+            <w:tcW w:type="dxa" w:w="6912"/>
+            <w:vAlign w:val="center"/>
+          </w:tcPr>
+          <w:p>
+            <w:r/>
+            <w:r>
+              <w:rPr>
+                <w:b w:val="0"/>
+              </w:rPr>
+              <w:t>High-priority bottom-half work; tasklet_hi_schedule() feeds this path.</w:t>
+            </w:r>
+          </w:p>
+        </w:tc>
+      </w:tr>
+      <w:tr>
+        <w:tc>
+          <w:tcPr>
+            <w:tcW w:type="dxa" w:w="2448"/>
+            <w:vAlign w:val="center"/>
+          </w:tcPr>
+          <w:p>
+            <w:r/>
+            <w:r>
+              <w:rPr>
+                <w:b w:val="0"/>
+              </w:rPr>
+              <w:t>TIMER_SOFTIRQ</w:t>
+            </w:r>
+          </w:p>
+        </w:tc>
+        <w:tc>
+          <w:tcPr>
+            <w:tcW w:type="dxa" w:w="6912"/>
+            <w:vAlign w:val="center"/>
+          </w:tcPr>
+          <w:p>
+            <w:r/>
+            <w:r>
+              <w:rPr>
+                <w:b w:val="0"/>
+              </w:rPr>
+              <w:t>Timer expiration processing.</w:t>
+            </w:r>
+          </w:p>
+        </w:tc>
+      </w:tr>
+      <w:tr>
+        <w:tc>
+          <w:tcPr>
+            <w:tcW w:type="dxa" w:w="2448"/>
+            <w:vAlign w:val="center"/>
+          </w:tcPr>
+          <w:p>
+            <w:r/>
+            <w:r>
+              <w:rPr>
+                <w:b w:val="0"/>
+              </w:rPr>
+              <w:t>NET_TX_SOFTIRQ</w:t>
+            </w:r>
+          </w:p>
+        </w:tc>
+        <w:tc>
+          <w:tcPr>
+            <w:tcW w:type="dxa" w:w="6912"/>
+            <w:vAlign w:val="center"/>
+          </w:tcPr>
+          <w:p>
+            <w:r/>
+            <w:r>
+              <w:rPr>
+                <w:b w:val="0"/>
+              </w:rPr>
+              <w:t>Network transmit completion work.</w:t>
+            </w:r>
+          </w:p>
+        </w:tc>
+      </w:tr>
+      <w:tr>
+        <w:tc>
+          <w:tcPr>
+            <w:tcW w:type="dxa" w:w="2448"/>
+            <w:vAlign w:val="center"/>
+          </w:tcPr>
+          <w:p>
+            <w:r/>
+            <w:r>
+              <w:rPr>
+                <w:b w:val="0"/>
+              </w:rPr>
+              <w:t>NET_RX_SOFTIRQ</w:t>
+            </w:r>
+          </w:p>
+        </w:tc>
+        <w:tc>
+          <w:tcPr>
+            <w:tcW w:type="dxa" w:w="6912"/>
+            <w:vAlign w:val="center"/>
+          </w:tcPr>
+          <w:p>
+            <w:r/>
+            <w:r>
+              <w:rPr>
+                <w:b w:val="0"/>
+              </w:rPr>
+              <w:t>Network receive packet processing; one of the most important softirq users.</w:t>
+            </w:r>
+          </w:p>
+        </w:tc>
+      </w:tr>
+      <w:tr>
+        <w:tc>
+          <w:tcPr>
+            <w:tcW w:type="dxa" w:w="2448"/>
+            <w:vAlign w:val="center"/>
+          </w:tcPr>
+          <w:p>
+            <w:r/>
+            <w:r>
+              <w:rPr>
+                <w:b w:val="0"/>
+              </w:rPr>
+              <w:t>TASKLET_SOFTIRQ</w:t>
+            </w:r>
+          </w:p>
+        </w:tc>
+        <w:tc>
+          <w:tcPr>
+            <w:tcW w:type="dxa" w:w="6912"/>
+            <w:vAlign w:val="center"/>
+          </w:tcPr>
+          <w:p>
+            <w:r/>
+            <w:r>
+              <w:rPr>
+                <w:b w:val="0"/>
+              </w:rPr>
+              <w:t>Normal-priority tasklet execution.</w:t>
+            </w:r>
+          </w:p>
+        </w:tc>
+      </w:tr>
+      <w:tr>
+        <w:tc>
+          <w:tcPr>
+            <w:tcW w:type="dxa" w:w="2448"/>
+            <w:vAlign w:val="center"/>
+          </w:tcPr>
+          <w:p>
+            <w:r/>
+            <w:r>
+              <w:rPr>
+                <w:b w:val="0"/>
+              </w:rPr>
+              <w:t>SCHED_SOFTIRQ</w:t>
+            </w:r>
+          </w:p>
+        </w:tc>
+        <w:tc>
+          <w:tcPr>
+            <w:tcW w:type="dxa" w:w="6912"/>
+            <w:vAlign w:val="center"/>
+          </w:tcPr>
+          <w:p>
+            <w:r/>
+            <w:r>
+              <w:rPr>
+                <w:b w:val="0"/>
+              </w:rPr>
+              <w:t>Scheduler-related deferred processing.</w:t>
+            </w:r>
+          </w:p>
+        </w:tc>
+      </w:tr>
+      <w:tr>
+        <w:tc>
+          <w:tcPr>
+            <w:tcW w:type="dxa" w:w="2448"/>
+            <w:vAlign w:val="center"/>
+          </w:tcPr>
+          <w:p>
+            <w:r/>
+            <w:r>
+              <w:rPr>
+                <w:b w:val="0"/>
+              </w:rPr>
+              <w:t>RCU_SOFTIRQ</w:t>
+            </w:r>
+          </w:p>
+        </w:tc>
+        <w:tc>
+          <w:tcPr>
+            <w:tcW w:type="dxa" w:w="6912"/>
+            <w:vAlign w:val="center"/>
+          </w:tcPr>
+          <w:p>
+            <w:r/>
+            <w:r>
+              <w:rPr>
+                <w:b w:val="0"/>
+              </w:rPr>
+              <w:t>RCU callback processing.</w:t>
+            </w:r>
+          </w:p>
+        </w:tc>
+      </w:tr>
+    </w:tbl>
     <w:p/>
+    <w:p>
+      <w:pPr>
+        <w:pStyle w:val="Heading2"/>
+      </w:pPr>
+      <w:r>
+        <w:t>Tasklets</w:t>
+      </w:r>
+    </w:p>
+    <w:p>
+      <w:r>
+        <w:t>A tasklet is a legacy wrapper over softirq execution. It is simpler than writing a raw softirq, but it still runs in atomic bottom-half context. A tasklet handler must not sleep, must not use mutex_lock(), and must not call APIs that can block.</w:t>
+      </w:r>
+    </w:p>
+    <w:p>
+      <w:pPr>
+        <w:spacing w:before="80" w:after="160"/>
+        <w:ind w:left="360"/>
+      </w:pPr>
+      <w:r>
+        <w:rPr>
+          <w:rFonts w:ascii="Courier New" w:hAnsi="Courier New" w:eastAsia="Courier New"/>
+          <w:sz w:val="17"/>
+        </w:rPr>
+        <w:t>#include &lt;linux/interrupt.h&gt;</w:t>
+      </w:r>
+      <w:r>
+        <w:br/>
+      </w:r>
+      <w:r>
+        <w:rPr>
+          <w:rFonts w:ascii="Courier New" w:hAnsi="Courier New" w:eastAsia="Courier New"/>
+          <w:sz w:val="17"/>
+        </w:rPr>
+        <w:t>#include &lt;linux/module.h&gt;</w:t>
+      </w:r>
+      <w:r>
+        <w:br/>
+      </w:r>
+      <w:r>
+        <w:rPr>
+          <w:rFonts w:ascii="Courier New" w:hAnsi="Courier New" w:eastAsia="Courier New"/>
+          <w:sz w:val="17"/>
+        </w:rPr>
+        <w:t>#include &lt;linux/printk.h&gt;</w:t>
+      </w:r>
+      <w:r>
+        <w:br/>
+      </w:r>
+      <w:r>
+        <w:rPr>
+          <w:rFonts w:ascii="Courier New" w:hAnsi="Courier New" w:eastAsia="Courier New"/>
+          <w:sz w:val="17"/>
+        </w:rPr>
+      </w:r>
+      <w:r>
+        <w:br/>
+      </w:r>
+      <w:r>
+        <w:rPr>
+          <w:rFonts w:ascii="Courier New" w:hAnsi="Courier New" w:eastAsia="Courier New"/>
+          <w:sz w:val="17"/>
+        </w:rPr>
+        <w:t>static void demo_tasklet_fn(struct tasklet_struct *t);</w:t>
+      </w:r>
+      <w:r>
+        <w:br/>
+      </w:r>
+      <w:r>
+        <w:rPr>
+          <w:rFonts w:ascii="Courier New" w:hAnsi="Courier New" w:eastAsia="Courier New"/>
+          <w:sz w:val="17"/>
+        </w:rPr>
+        <w:t>static DECLARE_TASKLET(demo_tasklet, demo_tasklet_fn);</w:t>
+      </w:r>
+      <w:r>
+        <w:br/>
+      </w:r>
+      <w:r>
+        <w:rPr>
+          <w:rFonts w:ascii="Courier New" w:hAnsi="Courier New" w:eastAsia="Courier New"/>
+          <w:sz w:val="17"/>
+        </w:rPr>
+      </w:r>
+      <w:r>
+        <w:br/>
+      </w:r>
+      <w:r>
+        <w:rPr>
+          <w:rFonts w:ascii="Courier New" w:hAnsi="Courier New" w:eastAsia="Courier New"/>
+          <w:sz w:val="17"/>
+        </w:rPr>
+        <w:t>static void demo_tasklet_fn(struct tasklet_struct *t)</w:t>
+      </w:r>
+      <w:r>
+        <w:br/>
+      </w:r>
+      <w:r>
+        <w:rPr>
+          <w:rFonts w:ascii="Courier New" w:hAnsi="Courier New" w:eastAsia="Courier New"/>
+          <w:sz w:val="17"/>
+        </w:rPr>
+        <w:t>{</w:t>
+      </w:r>
+      <w:r>
+        <w:br/>
+      </w:r>
+      <w:r>
+        <w:rPr>
+          <w:rFonts w:ascii="Courier New" w:hAnsi="Courier New" w:eastAsia="Courier New"/>
+          <w:sz w:val="17"/>
+        </w:rPr>
+        <w:t xml:space="preserve">    pr_info("tasklet bottom half ran\n");</w:t>
+      </w:r>
+      <w:r>
+        <w:br/>
+      </w:r>
+      <w:r>
+        <w:rPr>
+          <w:rFonts w:ascii="Courier New" w:hAnsi="Courier New" w:eastAsia="Courier New"/>
+          <w:sz w:val="17"/>
+        </w:rPr>
+        <w:t>}</w:t>
+      </w:r>
+      <w:r>
+        <w:br/>
+      </w:r>
+      <w:r>
+        <w:rPr>
+          <w:rFonts w:ascii="Courier New" w:hAnsi="Courier New" w:eastAsia="Courier New"/>
+          <w:sz w:val="17"/>
+        </w:rPr>
+      </w:r>
+      <w:r>
+        <w:br/>
+      </w:r>
+      <w:r>
+        <w:rPr>
+          <w:rFonts w:ascii="Courier New" w:hAnsi="Courier New" w:eastAsia="Courier New"/>
+          <w:sz w:val="17"/>
+        </w:rPr>
+        <w:t>static irqreturn_t demo_irq_handler(int irq, void *dev_id)</w:t>
+      </w:r>
+      <w:r>
+        <w:br/>
+      </w:r>
+      <w:r>
+        <w:rPr>
+          <w:rFonts w:ascii="Courier New" w:hAnsi="Courier New" w:eastAsia="Courier New"/>
+          <w:sz w:val="17"/>
+        </w:rPr>
+        <w:t>{</w:t>
+      </w:r>
+      <w:r>
+        <w:br/>
+      </w:r>
+      <w:r>
+        <w:rPr>
+          <w:rFonts w:ascii="Courier New" w:hAnsi="Courier New" w:eastAsia="Courier New"/>
+          <w:sz w:val="17"/>
+        </w:rPr>
+        <w:t xml:space="preserve">    tasklet_schedule(&amp;demo_tasklet);</w:t>
+      </w:r>
+      <w:r>
+        <w:br/>
+      </w:r>
+      <w:r>
+        <w:rPr>
+          <w:rFonts w:ascii="Courier New" w:hAnsi="Courier New" w:eastAsia="Courier New"/>
+          <w:sz w:val="17"/>
+        </w:rPr>
+        <w:t xml:space="preserve">    return IRQ_HANDLED;</w:t>
+      </w:r>
+      <w:r>
+        <w:br/>
+      </w:r>
+      <w:r>
+        <w:rPr>
+          <w:rFonts w:ascii="Courier New" w:hAnsi="Courier New" w:eastAsia="Courier New"/>
+          <w:sz w:val="17"/>
+        </w:rPr>
+        <w:t>}</w:t>
+      </w:r>
+      <w:r>
+        <w:br/>
+      </w:r>
+      <w:r>
+        <w:rPr>
+          <w:rFonts w:ascii="Courier New" w:hAnsi="Courier New" w:eastAsia="Courier New"/>
+          <w:sz w:val="17"/>
+        </w:rPr>
+      </w:r>
+      <w:r>
+        <w:br/>
+      </w:r>
+      <w:r>
+        <w:rPr>
+          <w:rFonts w:ascii="Courier New" w:hAnsi="Courier New" w:eastAsia="Courier New"/>
+          <w:sz w:val="17"/>
+        </w:rPr>
+        <w:t>static void cleanup_demo(void)</w:t>
+      </w:r>
+      <w:r>
+        <w:br/>
+      </w:r>
+      <w:r>
+        <w:rPr>
+          <w:rFonts w:ascii="Courier New" w:hAnsi="Courier New" w:eastAsia="Courier New"/>
+          <w:sz w:val="17"/>
+        </w:rPr>
+        <w:t>{</w:t>
+      </w:r>
+      <w:r>
+        <w:br/>
+      </w:r>
+      <w:r>
+        <w:rPr>
+          <w:rFonts w:ascii="Courier New" w:hAnsi="Courier New" w:eastAsia="Courier New"/>
+          <w:sz w:val="17"/>
+        </w:rPr>
+        <w:t xml:space="preserve">    tasklet_kill(&amp;demo_tasklet);</w:t>
+      </w:r>
+      <w:r>
+        <w:br/>
+      </w:r>
+      <w:r>
+        <w:rPr>
+          <w:rFonts w:ascii="Courier New" w:hAnsi="Courier New" w:eastAsia="Courier New"/>
+          <w:sz w:val="17"/>
+        </w:rPr>
+        <w:t>}</w:t>
+      </w:r>
+    </w:p>
+    <w:p>
+      <w:pPr>
+        <w:pStyle w:val="Heading2"/>
+      </w:pPr>
+      <w:r>
+        <w:t>Workqueues</w:t>
+      </w:r>
+    </w:p>
+    <w:p>
+      <w:r>
+        <w:t>Workqueues are usually the best first deferred-work tool for driver experiments. The work function runs in a kernel worker thread, which means it runs in process context. It can sleep, take mutexes, perform longer operations, and interact with subsystems that are illegal from interrupt context.</w:t>
+      </w:r>
+    </w:p>
+    <w:p>
+      <w:pPr>
+        <w:spacing w:before="80" w:after="160"/>
+        <w:ind w:left="360"/>
+      </w:pPr>
+      <w:r>
+        <w:rPr>
+          <w:rFonts w:ascii="Courier New" w:hAnsi="Courier New" w:eastAsia="Courier New"/>
+          <w:sz w:val="17"/>
+        </w:rPr>
+        <w:t>#include &lt;linux/workqueue.h&gt;</w:t>
+      </w:r>
+      <w:r>
+        <w:br/>
+      </w:r>
+      <w:r>
+        <w:rPr>
+          <w:rFonts w:ascii="Courier New" w:hAnsi="Courier New" w:eastAsia="Courier New"/>
+          <w:sz w:val="17"/>
+        </w:rPr>
+        <w:t>#include &lt;linux/module.h&gt;</w:t>
+      </w:r>
+      <w:r>
+        <w:br/>
+      </w:r>
+      <w:r>
+        <w:rPr>
+          <w:rFonts w:ascii="Courier New" w:hAnsi="Courier New" w:eastAsia="Courier New"/>
+          <w:sz w:val="17"/>
+        </w:rPr>
+        <w:t>#include &lt;linux/printk.h&gt;</w:t>
+      </w:r>
+      <w:r>
+        <w:br/>
+      </w:r>
+      <w:r>
+        <w:rPr>
+          <w:rFonts w:ascii="Courier New" w:hAnsi="Courier New" w:eastAsia="Courier New"/>
+          <w:sz w:val="17"/>
+        </w:rPr>
+      </w:r>
+      <w:r>
+        <w:br/>
+      </w:r>
+      <w:r>
+        <w:rPr>
+          <w:rFonts w:ascii="Courier New" w:hAnsi="Courier New" w:eastAsia="Courier New"/>
+          <w:sz w:val="17"/>
+        </w:rPr>
+        <w:t>static void demo_work_fn(struct work_struct *work);</w:t>
+      </w:r>
+      <w:r>
+        <w:br/>
+      </w:r>
+      <w:r>
+        <w:rPr>
+          <w:rFonts w:ascii="Courier New" w:hAnsi="Courier New" w:eastAsia="Courier New"/>
+          <w:sz w:val="17"/>
+        </w:rPr>
+        <w:t>static DECLARE_WORK(demo_work, demo_work_fn);</w:t>
+      </w:r>
+      <w:r>
+        <w:br/>
+      </w:r>
+      <w:r>
+        <w:rPr>
+          <w:rFonts w:ascii="Courier New" w:hAnsi="Courier New" w:eastAsia="Courier New"/>
+          <w:sz w:val="17"/>
+        </w:rPr>
+      </w:r>
+      <w:r>
+        <w:br/>
+      </w:r>
+      <w:r>
+        <w:rPr>
+          <w:rFonts w:ascii="Courier New" w:hAnsi="Courier New" w:eastAsia="Courier New"/>
+          <w:sz w:val="17"/>
+        </w:rPr>
+        <w:t>static void demo_work_fn(struct work_struct *work)</w:t>
+      </w:r>
+      <w:r>
+        <w:br/>
+      </w:r>
+      <w:r>
+        <w:rPr>
+          <w:rFonts w:ascii="Courier New" w:hAnsi="Courier New" w:eastAsia="Courier New"/>
+          <w:sz w:val="17"/>
+        </w:rPr>
+        <w:t>{</w:t>
+      </w:r>
+      <w:r>
+        <w:br/>
+      </w:r>
+      <w:r>
+        <w:rPr>
+          <w:rFonts w:ascii="Courier New" w:hAnsi="Courier New" w:eastAsia="Courier New"/>
+          <w:sz w:val="17"/>
+        </w:rPr>
+        <w:t xml:space="preserve">    pr_info("workqueue bottom half ran in process context\n");</w:t>
+      </w:r>
+      <w:r>
+        <w:br/>
+      </w:r>
+      <w:r>
+        <w:rPr>
+          <w:rFonts w:ascii="Courier New" w:hAnsi="Courier New" w:eastAsia="Courier New"/>
+          <w:sz w:val="17"/>
+        </w:rPr>
+        <w:t>}</w:t>
+      </w:r>
+      <w:r>
+        <w:br/>
+      </w:r>
+      <w:r>
+        <w:rPr>
+          <w:rFonts w:ascii="Courier New" w:hAnsi="Courier New" w:eastAsia="Courier New"/>
+          <w:sz w:val="17"/>
+        </w:rPr>
+      </w:r>
+      <w:r>
+        <w:br/>
+      </w:r>
+      <w:r>
+        <w:rPr>
+          <w:rFonts w:ascii="Courier New" w:hAnsi="Courier New" w:eastAsia="Courier New"/>
+          <w:sz w:val="17"/>
+        </w:rPr>
+        <w:t>static irqreturn_t demo_irq_handler(int irq, void *dev_id)</w:t>
+      </w:r>
+      <w:r>
+        <w:br/>
+      </w:r>
+      <w:r>
+        <w:rPr>
+          <w:rFonts w:ascii="Courier New" w:hAnsi="Courier New" w:eastAsia="Courier New"/>
+          <w:sz w:val="17"/>
+        </w:rPr>
+        <w:t>{</w:t>
+      </w:r>
+      <w:r>
+        <w:br/>
+      </w:r>
+      <w:r>
+        <w:rPr>
+          <w:rFonts w:ascii="Courier New" w:hAnsi="Courier New" w:eastAsia="Courier New"/>
+          <w:sz w:val="17"/>
+        </w:rPr>
+        <w:t xml:space="preserve">    schedule_work(&amp;demo_work);</w:t>
+      </w:r>
+      <w:r>
+        <w:br/>
+      </w:r>
+      <w:r>
+        <w:rPr>
+          <w:rFonts w:ascii="Courier New" w:hAnsi="Courier New" w:eastAsia="Courier New"/>
+          <w:sz w:val="17"/>
+        </w:rPr>
+        <w:t xml:space="preserve">    return IRQ_HANDLED;</w:t>
+      </w:r>
+      <w:r>
+        <w:br/>
+      </w:r>
+      <w:r>
+        <w:rPr>
+          <w:rFonts w:ascii="Courier New" w:hAnsi="Courier New" w:eastAsia="Courier New"/>
+          <w:sz w:val="17"/>
+        </w:rPr>
+        <w:t>}</w:t>
+      </w:r>
+      <w:r>
+        <w:br/>
+      </w:r>
+      <w:r>
+        <w:rPr>
+          <w:rFonts w:ascii="Courier New" w:hAnsi="Courier New" w:eastAsia="Courier New"/>
+          <w:sz w:val="17"/>
+        </w:rPr>
+      </w:r>
+      <w:r>
+        <w:br/>
+      </w:r>
+      <w:r>
+        <w:rPr>
+          <w:rFonts w:ascii="Courier New" w:hAnsi="Courier New" w:eastAsia="Courier New"/>
+          <w:sz w:val="17"/>
+        </w:rPr>
+        <w:t>static void cleanup_demo(void)</w:t>
+      </w:r>
+      <w:r>
+        <w:br/>
+      </w:r>
+      <w:r>
+        <w:rPr>
+          <w:rFonts w:ascii="Courier New" w:hAnsi="Courier New" w:eastAsia="Courier New"/>
+          <w:sz w:val="17"/>
+        </w:rPr>
+        <w:t>{</w:t>
+      </w:r>
+      <w:r>
+        <w:br/>
+      </w:r>
+      <w:r>
+        <w:rPr>
+          <w:rFonts w:ascii="Courier New" w:hAnsi="Courier New" w:eastAsia="Courier New"/>
+          <w:sz w:val="17"/>
+        </w:rPr>
+        <w:t xml:space="preserve">    flush_work(&amp;demo_work);</w:t>
+      </w:r>
+      <w:r>
+        <w:br/>
+      </w:r>
+      <w:r>
+        <w:rPr>
+          <w:rFonts w:ascii="Courier New" w:hAnsi="Courier New" w:eastAsia="Courier New"/>
+          <w:sz w:val="17"/>
+        </w:rPr>
+        <w:t>}</w:t>
+      </w:r>
+    </w:p>
+    <w:p>
+      <w:pPr>
+        <w:pStyle w:val="Heading2"/>
+      </w:pPr>
+      <w:r>
+        <w:t>Keyboard IRQ Lab: Capture Scancodes and Log to dmesg</w:t>
+      </w:r>
+    </w:p>
+    <w:p>
+      <w:r>
+        <w:t>The handwritten page asks for a new keyboard-driver demo with an interrupt handler and a key store logged to dmesg. For a lab VM only, IRQ 1 and I/O port 0x60 can demonstrate the idea on a classic i8042/PS2 keyboard path. Do not load this on a daily-use machine because it can conflict with the real keyboard driver.</w:t>
+      </w:r>
+    </w:p>
+    <w:p>
+      <w:pPr>
+        <w:spacing w:before="80" w:after="160"/>
+        <w:ind w:left="360"/>
+      </w:pPr>
+      <w:r>
+        <w:rPr>
+          <w:rFonts w:ascii="Courier New" w:hAnsi="Courier New" w:eastAsia="Courier New"/>
+          <w:sz w:val="17"/>
+        </w:rPr>
+        <w:t>// lab_keyboard_irq.c - educational IRQ 1 scancode logger for a VM/lab only</w:t>
+      </w:r>
+      <w:r>
+        <w:br/>
+      </w:r>
+      <w:r>
+        <w:rPr>
+          <w:rFonts w:ascii="Courier New" w:hAnsi="Courier New" w:eastAsia="Courier New"/>
+          <w:sz w:val="17"/>
+        </w:rPr>
+        <w:t>#include &lt;linux/debugfs.h&gt;</w:t>
+      </w:r>
+      <w:r>
+        <w:br/>
+      </w:r>
+      <w:r>
+        <w:rPr>
+          <w:rFonts w:ascii="Courier New" w:hAnsi="Courier New" w:eastAsia="Courier New"/>
+          <w:sz w:val="17"/>
+        </w:rPr>
+        <w:t>#include &lt;linux/interrupt.h&gt;</w:t>
+      </w:r>
+      <w:r>
+        <w:br/>
+      </w:r>
+      <w:r>
+        <w:rPr>
+          <w:rFonts w:ascii="Courier New" w:hAnsi="Courier New" w:eastAsia="Courier New"/>
+          <w:sz w:val="17"/>
+        </w:rPr>
+        <w:t>#include &lt;linux/io.h&gt;</w:t>
+      </w:r>
+      <w:r>
+        <w:br/>
+      </w:r>
+      <w:r>
+        <w:rPr>
+          <w:rFonts w:ascii="Courier New" w:hAnsi="Courier New" w:eastAsia="Courier New"/>
+          <w:sz w:val="17"/>
+        </w:rPr>
+        <w:t>#include &lt;linux/module.h&gt;</w:t>
+      </w:r>
+      <w:r>
+        <w:br/>
+      </w:r>
+      <w:r>
+        <w:rPr>
+          <w:rFonts w:ascii="Courier New" w:hAnsi="Courier New" w:eastAsia="Courier New"/>
+          <w:sz w:val="17"/>
+        </w:rPr>
+        <w:t>#include &lt;linux/seq_file.h&gt;</w:t>
+      </w:r>
+      <w:r>
+        <w:br/>
+      </w:r>
+      <w:r>
+        <w:rPr>
+          <w:rFonts w:ascii="Courier New" w:hAnsi="Courier New" w:eastAsia="Courier New"/>
+          <w:sz w:val="17"/>
+        </w:rPr>
+        <w:t>#include &lt;linux/spinlock.h&gt;</w:t>
+      </w:r>
+      <w:r>
+        <w:br/>
+      </w:r>
+      <w:r>
+        <w:rPr>
+          <w:rFonts w:ascii="Courier New" w:hAnsi="Courier New" w:eastAsia="Courier New"/>
+          <w:sz w:val="17"/>
+        </w:rPr>
+      </w:r>
+      <w:r>
+        <w:br/>
+      </w:r>
+      <w:r>
+        <w:rPr>
+          <w:rFonts w:ascii="Courier New" w:hAnsi="Courier New" w:eastAsia="Courier New"/>
+          <w:sz w:val="17"/>
+        </w:rPr>
+        <w:t>#define KBD_IRQ       1</w:t>
+      </w:r>
+      <w:r>
+        <w:br/>
+      </w:r>
+      <w:r>
+        <w:rPr>
+          <w:rFonts w:ascii="Courier New" w:hAnsi="Courier New" w:eastAsia="Courier New"/>
+          <w:sz w:val="17"/>
+        </w:rPr>
+        <w:t>#define KBD_DATA_PORT 0x60</w:t>
+      </w:r>
+      <w:r>
+        <w:br/>
+      </w:r>
+      <w:r>
+        <w:rPr>
+          <w:rFonts w:ascii="Courier New" w:hAnsi="Courier New" w:eastAsia="Courier New"/>
+          <w:sz w:val="17"/>
+        </w:rPr>
+        <w:t>#define RING_SIZE     128</w:t>
+      </w:r>
+      <w:r>
+        <w:br/>
+      </w:r>
+      <w:r>
+        <w:rPr>
+          <w:rFonts w:ascii="Courier New" w:hAnsi="Courier New" w:eastAsia="Courier New"/>
+          <w:sz w:val="17"/>
+        </w:rPr>
+      </w:r>
+      <w:r>
+        <w:br/>
+      </w:r>
+      <w:r>
+        <w:rPr>
+          <w:rFonts w:ascii="Courier New" w:hAnsi="Courier New" w:eastAsia="Courier New"/>
+          <w:sz w:val="17"/>
+        </w:rPr>
+        <w:t>static unsigned char ring[RING_SIZE];</w:t>
+      </w:r>
+      <w:r>
+        <w:br/>
+      </w:r>
+      <w:r>
+        <w:rPr>
+          <w:rFonts w:ascii="Courier New" w:hAnsi="Courier New" w:eastAsia="Courier New"/>
+          <w:sz w:val="17"/>
+        </w:rPr>
+        <w:t>static unsigned int head;</w:t>
+      </w:r>
+      <w:r>
+        <w:br/>
+      </w:r>
+      <w:r>
+        <w:rPr>
+          <w:rFonts w:ascii="Courier New" w:hAnsi="Courier New" w:eastAsia="Courier New"/>
+          <w:sz w:val="17"/>
+        </w:rPr>
+        <w:t>static DEFINE_SPINLOCK(ring_lock);</w:t>
+      </w:r>
+      <w:r>
+        <w:br/>
+      </w:r>
+      <w:r>
+        <w:rPr>
+          <w:rFonts w:ascii="Courier New" w:hAnsi="Courier New" w:eastAsia="Courier New"/>
+          <w:sz w:val="17"/>
+        </w:rPr>
+        <w:t>static struct dentry *dbg_dir;</w:t>
+      </w:r>
+      <w:r>
+        <w:br/>
+      </w:r>
+      <w:r>
+        <w:rPr>
+          <w:rFonts w:ascii="Courier New" w:hAnsi="Courier New" w:eastAsia="Courier New"/>
+          <w:sz w:val="17"/>
+        </w:rPr>
+      </w:r>
+      <w:r>
+        <w:br/>
+      </w:r>
+      <w:r>
+        <w:rPr>
+          <w:rFonts w:ascii="Courier New" w:hAnsi="Courier New" w:eastAsia="Courier New"/>
+          <w:sz w:val="17"/>
+        </w:rPr>
+        <w:t>static irqreturn_t kbd_demo_irq(int irq, void *dev_id)</w:t>
+      </w:r>
+      <w:r>
+        <w:br/>
+      </w:r>
+      <w:r>
+        <w:rPr>
+          <w:rFonts w:ascii="Courier New" w:hAnsi="Courier New" w:eastAsia="Courier New"/>
+          <w:sz w:val="17"/>
+        </w:rPr>
+        <w:t>{</w:t>
+      </w:r>
+      <w:r>
+        <w:br/>
+      </w:r>
+      <w:r>
+        <w:rPr>
+          <w:rFonts w:ascii="Courier New" w:hAnsi="Courier New" w:eastAsia="Courier New"/>
+          <w:sz w:val="17"/>
+        </w:rPr>
+        <w:t xml:space="preserve">    unsigned char scancode = inb(KBD_DATA_PORT);</w:t>
+      </w:r>
+      <w:r>
+        <w:br/>
+      </w:r>
+      <w:r>
+        <w:rPr>
+          <w:rFonts w:ascii="Courier New" w:hAnsi="Courier New" w:eastAsia="Courier New"/>
+          <w:sz w:val="17"/>
+        </w:rPr>
+        <w:t xml:space="preserve">    unsigned long flags;</w:t>
+      </w:r>
+      <w:r>
+        <w:br/>
+      </w:r>
+      <w:r>
+        <w:rPr>
+          <w:rFonts w:ascii="Courier New" w:hAnsi="Courier New" w:eastAsia="Courier New"/>
+          <w:sz w:val="17"/>
+        </w:rPr>
+      </w:r>
+      <w:r>
+        <w:br/>
+      </w:r>
+      <w:r>
+        <w:rPr>
+          <w:rFonts w:ascii="Courier New" w:hAnsi="Courier New" w:eastAsia="Courier New"/>
+          <w:sz w:val="17"/>
+        </w:rPr>
+        <w:t xml:space="preserve">    spin_lock_irqsave(&amp;ring_lock, flags);</w:t>
+      </w:r>
+      <w:r>
+        <w:br/>
+      </w:r>
+      <w:r>
+        <w:rPr>
+          <w:rFonts w:ascii="Courier New" w:hAnsi="Courier New" w:eastAsia="Courier New"/>
+          <w:sz w:val="17"/>
+        </w:rPr>
+        <w:t xml:space="preserve">    ring[head++ % RING_SIZE] = scancode;</w:t>
+      </w:r>
+      <w:r>
+        <w:br/>
+      </w:r>
+      <w:r>
+        <w:rPr>
+          <w:rFonts w:ascii="Courier New" w:hAnsi="Courier New" w:eastAsia="Courier New"/>
+          <w:sz w:val="17"/>
+        </w:rPr>
+        <w:t xml:space="preserve">    spin_unlock_irqrestore(&amp;ring_lock, flags);</w:t>
+      </w:r>
+      <w:r>
+        <w:br/>
+      </w:r>
+      <w:r>
+        <w:rPr>
+          <w:rFonts w:ascii="Courier New" w:hAnsi="Courier New" w:eastAsia="Courier New"/>
+          <w:sz w:val="17"/>
+        </w:rPr>
+      </w:r>
+      <w:r>
+        <w:br/>
+      </w:r>
+      <w:r>
+        <w:rPr>
+          <w:rFonts w:ascii="Courier New" w:hAnsi="Courier New" w:eastAsia="Courier New"/>
+          <w:sz w:val="17"/>
+        </w:rPr>
+        <w:t xml:space="preserve">    pr_info_ratelimited("kbd_demo: scancode=0x%02x\n", scancode);</w:t>
+      </w:r>
+      <w:r>
+        <w:br/>
+      </w:r>
+      <w:r>
+        <w:rPr>
+          <w:rFonts w:ascii="Courier New" w:hAnsi="Courier New" w:eastAsia="Courier New"/>
+          <w:sz w:val="17"/>
+        </w:rPr>
+        <w:t xml:space="preserve">    return IRQ_HANDLED;</w:t>
+      </w:r>
+      <w:r>
+        <w:br/>
+      </w:r>
+      <w:r>
+        <w:rPr>
+          <w:rFonts w:ascii="Courier New" w:hAnsi="Courier New" w:eastAsia="Courier New"/>
+          <w:sz w:val="17"/>
+        </w:rPr>
+        <w:t>}</w:t>
+      </w:r>
+      <w:r>
+        <w:br/>
+      </w:r>
+      <w:r>
+        <w:rPr>
+          <w:rFonts w:ascii="Courier New" w:hAnsi="Courier New" w:eastAsia="Courier New"/>
+          <w:sz w:val="17"/>
+        </w:rPr>
+      </w:r>
+      <w:r>
+        <w:br/>
+      </w:r>
+      <w:r>
+        <w:rPr>
+          <w:rFonts w:ascii="Courier New" w:hAnsi="Courier New" w:eastAsia="Courier New"/>
+          <w:sz w:val="17"/>
+        </w:rPr>
+        <w:t>static int kbd_demo_show(struct seq_file *m, void *v)</w:t>
+      </w:r>
+      <w:r>
+        <w:br/>
+      </w:r>
+      <w:r>
+        <w:rPr>
+          <w:rFonts w:ascii="Courier New" w:hAnsi="Courier New" w:eastAsia="Courier New"/>
+          <w:sz w:val="17"/>
+        </w:rPr>
+        <w:t>{</w:t>
+      </w:r>
+      <w:r>
+        <w:br/>
+      </w:r>
+      <w:r>
+        <w:rPr>
+          <w:rFonts w:ascii="Courier New" w:hAnsi="Courier New" w:eastAsia="Courier New"/>
+          <w:sz w:val="17"/>
+        </w:rPr>
+        <w:t xml:space="preserve">    unsigned long flags;</w:t>
+      </w:r>
+      <w:r>
+        <w:br/>
+      </w:r>
+      <w:r>
+        <w:rPr>
+          <w:rFonts w:ascii="Courier New" w:hAnsi="Courier New" w:eastAsia="Courier New"/>
+          <w:sz w:val="17"/>
+        </w:rPr>
+        <w:t xml:space="preserve">    unsigned int i, count;</w:t>
+      </w:r>
+      <w:r>
+        <w:br/>
+      </w:r>
+      <w:r>
+        <w:rPr>
+          <w:rFonts w:ascii="Courier New" w:hAnsi="Courier New" w:eastAsia="Courier New"/>
+          <w:sz w:val="17"/>
+        </w:rPr>
+      </w:r>
+      <w:r>
+        <w:br/>
+      </w:r>
+      <w:r>
+        <w:rPr>
+          <w:rFonts w:ascii="Courier New" w:hAnsi="Courier New" w:eastAsia="Courier New"/>
+          <w:sz w:val="17"/>
+        </w:rPr>
+        <w:t xml:space="preserve">    spin_lock_irqsave(&amp;ring_lock, flags);</w:t>
+      </w:r>
+      <w:r>
+        <w:br/>
+      </w:r>
+      <w:r>
+        <w:rPr>
+          <w:rFonts w:ascii="Courier New" w:hAnsi="Courier New" w:eastAsia="Courier New"/>
+          <w:sz w:val="17"/>
+        </w:rPr>
+        <w:t xml:space="preserve">    count = min(head, (unsigned int)RING_SIZE);</w:t>
+      </w:r>
+      <w:r>
+        <w:br/>
+      </w:r>
+      <w:r>
+        <w:rPr>
+          <w:rFonts w:ascii="Courier New" w:hAnsi="Courier New" w:eastAsia="Courier New"/>
+          <w:sz w:val="17"/>
+        </w:rPr>
+        <w:t xml:space="preserve">    for (i = 0; i &lt; count; i++)</w:t>
+      </w:r>
+      <w:r>
+        <w:br/>
+      </w:r>
+      <w:r>
+        <w:rPr>
+          <w:rFonts w:ascii="Courier New" w:hAnsi="Courier New" w:eastAsia="Courier New"/>
+          <w:sz w:val="17"/>
+        </w:rPr>
+        <w:t xml:space="preserve">        seq_printf(m, "%02x%s", ring[i], (i + 1 == count) ? "\n" : " ");</w:t>
+      </w:r>
+      <w:r>
+        <w:br/>
+      </w:r>
+      <w:r>
+        <w:rPr>
+          <w:rFonts w:ascii="Courier New" w:hAnsi="Courier New" w:eastAsia="Courier New"/>
+          <w:sz w:val="17"/>
+        </w:rPr>
+        <w:t xml:space="preserve">    spin_unlock_irqrestore(&amp;ring_lock, flags);</w:t>
+      </w:r>
+      <w:r>
+        <w:br/>
+      </w:r>
+      <w:r>
+        <w:rPr>
+          <w:rFonts w:ascii="Courier New" w:hAnsi="Courier New" w:eastAsia="Courier New"/>
+          <w:sz w:val="17"/>
+        </w:rPr>
+        <w:t xml:space="preserve">    return 0;</w:t>
+      </w:r>
+      <w:r>
+        <w:br/>
+      </w:r>
+      <w:r>
+        <w:rPr>
+          <w:rFonts w:ascii="Courier New" w:hAnsi="Courier New" w:eastAsia="Courier New"/>
+          <w:sz w:val="17"/>
+        </w:rPr>
+        <w:t>}</w:t>
+      </w:r>
+      <w:r>
+        <w:br/>
+      </w:r>
+      <w:r>
+        <w:rPr>
+          <w:rFonts w:ascii="Courier New" w:hAnsi="Courier New" w:eastAsia="Courier New"/>
+          <w:sz w:val="17"/>
+        </w:rPr>
+      </w:r>
+      <w:r>
+        <w:br/>
+      </w:r>
+      <w:r>
+        <w:rPr>
+          <w:rFonts w:ascii="Courier New" w:hAnsi="Courier New" w:eastAsia="Courier New"/>
+          <w:sz w:val="17"/>
+        </w:rPr>
+        <w:t>static int kbd_demo_open(struct inode *inode, struct file *file)</w:t>
+      </w:r>
+      <w:r>
+        <w:br/>
+      </w:r>
+      <w:r>
+        <w:rPr>
+          <w:rFonts w:ascii="Courier New" w:hAnsi="Courier New" w:eastAsia="Courier New"/>
+          <w:sz w:val="17"/>
+        </w:rPr>
+        <w:t>{</w:t>
+      </w:r>
+      <w:r>
+        <w:br/>
+      </w:r>
+      <w:r>
+        <w:rPr>
+          <w:rFonts w:ascii="Courier New" w:hAnsi="Courier New" w:eastAsia="Courier New"/>
+          <w:sz w:val="17"/>
+        </w:rPr>
+        <w:t xml:space="preserve">    return single_open(file, kbd_demo_show, NULL);</w:t>
+      </w:r>
+      <w:r>
+        <w:br/>
+      </w:r>
+      <w:r>
+        <w:rPr>
+          <w:rFonts w:ascii="Courier New" w:hAnsi="Courier New" w:eastAsia="Courier New"/>
+          <w:sz w:val="17"/>
+        </w:rPr>
+        <w:t>}</w:t>
+      </w:r>
+      <w:r>
+        <w:br/>
+      </w:r>
+      <w:r>
+        <w:rPr>
+          <w:rFonts w:ascii="Courier New" w:hAnsi="Courier New" w:eastAsia="Courier New"/>
+          <w:sz w:val="17"/>
+        </w:rPr>
+      </w:r>
+      <w:r>
+        <w:br/>
+      </w:r>
+      <w:r>
+        <w:rPr>
+          <w:rFonts w:ascii="Courier New" w:hAnsi="Courier New" w:eastAsia="Courier New"/>
+          <w:sz w:val="17"/>
+        </w:rPr>
+        <w:t>static const struct file_operations kbd_demo_fops = {</w:t>
+      </w:r>
+      <w:r>
+        <w:br/>
+      </w:r>
+      <w:r>
+        <w:rPr>
+          <w:rFonts w:ascii="Courier New" w:hAnsi="Courier New" w:eastAsia="Courier New"/>
+          <w:sz w:val="17"/>
+        </w:rPr>
+        <w:t xml:space="preserve">    .owner   = THIS_MODULE,</w:t>
+      </w:r>
+      <w:r>
+        <w:br/>
+      </w:r>
+      <w:r>
+        <w:rPr>
+          <w:rFonts w:ascii="Courier New" w:hAnsi="Courier New" w:eastAsia="Courier New"/>
+          <w:sz w:val="17"/>
+        </w:rPr>
+        <w:t xml:space="preserve">    .open    = kbd_demo_open,</w:t>
+      </w:r>
+      <w:r>
+        <w:br/>
+      </w:r>
+      <w:r>
+        <w:rPr>
+          <w:rFonts w:ascii="Courier New" w:hAnsi="Courier New" w:eastAsia="Courier New"/>
+          <w:sz w:val="17"/>
+        </w:rPr>
+        <w:t xml:space="preserve">    .read    = seq_read,</w:t>
+      </w:r>
+      <w:r>
+        <w:br/>
+      </w:r>
+      <w:r>
+        <w:rPr>
+          <w:rFonts w:ascii="Courier New" w:hAnsi="Courier New" w:eastAsia="Courier New"/>
+          <w:sz w:val="17"/>
+        </w:rPr>
+        <w:t xml:space="preserve">    .llseek  = seq_lseek,</w:t>
+      </w:r>
+      <w:r>
+        <w:br/>
+      </w:r>
+      <w:r>
+        <w:rPr>
+          <w:rFonts w:ascii="Courier New" w:hAnsi="Courier New" w:eastAsia="Courier New"/>
+          <w:sz w:val="17"/>
+        </w:rPr>
+        <w:t xml:space="preserve">    .release = single_release,</w:t>
+      </w:r>
+      <w:r>
+        <w:br/>
+      </w:r>
+      <w:r>
+        <w:rPr>
+          <w:rFonts w:ascii="Courier New" w:hAnsi="Courier New" w:eastAsia="Courier New"/>
+          <w:sz w:val="17"/>
+        </w:rPr>
+        <w:t>};</w:t>
+      </w:r>
+      <w:r>
+        <w:br/>
+      </w:r>
+      <w:r>
+        <w:rPr>
+          <w:rFonts w:ascii="Courier New" w:hAnsi="Courier New" w:eastAsia="Courier New"/>
+          <w:sz w:val="17"/>
+        </w:rPr>
+      </w:r>
+      <w:r>
+        <w:br/>
+      </w:r>
+      <w:r>
+        <w:rPr>
+          <w:rFonts w:ascii="Courier New" w:hAnsi="Courier New" w:eastAsia="Courier New"/>
+          <w:sz w:val="17"/>
+        </w:rPr>
+        <w:t>static int __init kbd_demo_init(void)</w:t>
+      </w:r>
+      <w:r>
+        <w:br/>
+      </w:r>
+      <w:r>
+        <w:rPr>
+          <w:rFonts w:ascii="Courier New" w:hAnsi="Courier New" w:eastAsia="Courier New"/>
+          <w:sz w:val="17"/>
+        </w:rPr>
+        <w:t>{</w:t>
+      </w:r>
+      <w:r>
+        <w:br/>
+      </w:r>
+      <w:r>
+        <w:rPr>
+          <w:rFonts w:ascii="Courier New" w:hAnsi="Courier New" w:eastAsia="Courier New"/>
+          <w:sz w:val="17"/>
+        </w:rPr>
+        <w:t xml:space="preserve">    int ret;</w:t>
+      </w:r>
+      <w:r>
+        <w:br/>
+      </w:r>
+      <w:r>
+        <w:rPr>
+          <w:rFonts w:ascii="Courier New" w:hAnsi="Courier New" w:eastAsia="Courier New"/>
+          <w:sz w:val="17"/>
+        </w:rPr>
+      </w:r>
+      <w:r>
+        <w:br/>
+      </w:r>
+      <w:r>
+        <w:rPr>
+          <w:rFonts w:ascii="Courier New" w:hAnsi="Courier New" w:eastAsia="Courier New"/>
+          <w:sz w:val="17"/>
+        </w:rPr>
+        <w:t xml:space="preserve">    ret = request_irq(KBD_IRQ, kbd_demo_irq, IRQF_SHARED, "kbd_demo", &amp;ring);</w:t>
+      </w:r>
+      <w:r>
+        <w:br/>
+      </w:r>
+      <w:r>
+        <w:rPr>
+          <w:rFonts w:ascii="Courier New" w:hAnsi="Courier New" w:eastAsia="Courier New"/>
+          <w:sz w:val="17"/>
+        </w:rPr>
+        <w:t xml:space="preserve">    if (ret)</w:t>
+      </w:r>
+      <w:r>
+        <w:br/>
+      </w:r>
+      <w:r>
+        <w:rPr>
+          <w:rFonts w:ascii="Courier New" w:hAnsi="Courier New" w:eastAsia="Courier New"/>
+          <w:sz w:val="17"/>
+        </w:rPr>
+        <w:t xml:space="preserve">        return ret;</w:t>
+      </w:r>
+      <w:r>
+        <w:br/>
+      </w:r>
+      <w:r>
+        <w:rPr>
+          <w:rFonts w:ascii="Courier New" w:hAnsi="Courier New" w:eastAsia="Courier New"/>
+          <w:sz w:val="17"/>
+        </w:rPr>
+      </w:r>
+      <w:r>
+        <w:br/>
+      </w:r>
+      <w:r>
+        <w:rPr>
+          <w:rFonts w:ascii="Courier New" w:hAnsi="Courier New" w:eastAsia="Courier New"/>
+          <w:sz w:val="17"/>
+        </w:rPr>
+        <w:t xml:space="preserve">    dbg_dir = debugfs_create_dir("kbd_demo", NULL);</w:t>
+      </w:r>
+      <w:r>
+        <w:br/>
+      </w:r>
+      <w:r>
+        <w:rPr>
+          <w:rFonts w:ascii="Courier New" w:hAnsi="Courier New" w:eastAsia="Courier New"/>
+          <w:sz w:val="17"/>
+        </w:rPr>
+        <w:t xml:space="preserve">    debugfs_create_file("scancodes", 0444, dbg_dir, NULL, &amp;kbd_demo_fops);</w:t>
+      </w:r>
+      <w:r>
+        <w:br/>
+      </w:r>
+      <w:r>
+        <w:rPr>
+          <w:rFonts w:ascii="Courier New" w:hAnsi="Courier New" w:eastAsia="Courier New"/>
+          <w:sz w:val="17"/>
+        </w:rPr>
+        <w:t xml:space="preserve">    pr_info("kbd_demo loaded: read /sys/kernel/debug/kbd_demo/scancodes\n");</w:t>
+      </w:r>
+      <w:r>
+        <w:br/>
+      </w:r>
+      <w:r>
+        <w:rPr>
+          <w:rFonts w:ascii="Courier New" w:hAnsi="Courier New" w:eastAsia="Courier New"/>
+          <w:sz w:val="17"/>
+        </w:rPr>
+        <w:t xml:space="preserve">    return 0;</w:t>
+      </w:r>
+      <w:r>
+        <w:br/>
+      </w:r>
+      <w:r>
+        <w:rPr>
+          <w:rFonts w:ascii="Courier New" w:hAnsi="Courier New" w:eastAsia="Courier New"/>
+          <w:sz w:val="17"/>
+        </w:rPr>
+        <w:t>}</w:t>
+      </w:r>
+      <w:r>
+        <w:br/>
+      </w:r>
+      <w:r>
+        <w:rPr>
+          <w:rFonts w:ascii="Courier New" w:hAnsi="Courier New" w:eastAsia="Courier New"/>
+          <w:sz w:val="17"/>
+        </w:rPr>
+      </w:r>
+      <w:r>
+        <w:br/>
+      </w:r>
+      <w:r>
+        <w:rPr>
+          <w:rFonts w:ascii="Courier New" w:hAnsi="Courier New" w:eastAsia="Courier New"/>
+          <w:sz w:val="17"/>
+        </w:rPr>
+        <w:t>static void __exit kbd_demo_exit(void)</w:t>
+      </w:r>
+      <w:r>
+        <w:br/>
+      </w:r>
+      <w:r>
+        <w:rPr>
+          <w:rFonts w:ascii="Courier New" w:hAnsi="Courier New" w:eastAsia="Courier New"/>
+          <w:sz w:val="17"/>
+        </w:rPr>
+        <w:t>{</w:t>
+      </w:r>
+      <w:r>
+        <w:br/>
+      </w:r>
+      <w:r>
+        <w:rPr>
+          <w:rFonts w:ascii="Courier New" w:hAnsi="Courier New" w:eastAsia="Courier New"/>
+          <w:sz w:val="17"/>
+        </w:rPr>
+        <w:t xml:space="preserve">    debugfs_remove_recursive(dbg_dir);</w:t>
+      </w:r>
+      <w:r>
+        <w:br/>
+      </w:r>
+      <w:r>
+        <w:rPr>
+          <w:rFonts w:ascii="Courier New" w:hAnsi="Courier New" w:eastAsia="Courier New"/>
+          <w:sz w:val="17"/>
+        </w:rPr>
+        <w:t xml:space="preserve">    free_irq(KBD_IRQ, &amp;ring);</w:t>
+      </w:r>
+      <w:r>
+        <w:br/>
+      </w:r>
+      <w:r>
+        <w:rPr>
+          <w:rFonts w:ascii="Courier New" w:hAnsi="Courier New" w:eastAsia="Courier New"/>
+          <w:sz w:val="17"/>
+        </w:rPr>
+        <w:t>}</w:t>
+      </w:r>
+      <w:r>
+        <w:br/>
+      </w:r>
+      <w:r>
+        <w:rPr>
+          <w:rFonts w:ascii="Courier New" w:hAnsi="Courier New" w:eastAsia="Courier New"/>
+          <w:sz w:val="17"/>
+        </w:rPr>
+      </w:r>
+      <w:r>
+        <w:br/>
+      </w:r>
+      <w:r>
+        <w:rPr>
+          <w:rFonts w:ascii="Courier New" w:hAnsi="Courier New" w:eastAsia="Courier New"/>
+          <w:sz w:val="17"/>
+        </w:rPr>
+        <w:t>module_init(kbd_demo_init);</w:t>
+      </w:r>
+      <w:r>
+        <w:br/>
+      </w:r>
+      <w:r>
+        <w:rPr>
+          <w:rFonts w:ascii="Courier New" w:hAnsi="Courier New" w:eastAsia="Courier New"/>
+          <w:sz w:val="17"/>
+        </w:rPr>
+        <w:t>module_exit(kbd_demo_exit);</w:t>
+      </w:r>
+      <w:r>
+        <w:br/>
+      </w:r>
+      <w:r>
+        <w:rPr>
+          <w:rFonts w:ascii="Courier New" w:hAnsi="Courier New" w:eastAsia="Courier New"/>
+          <w:sz w:val="17"/>
+        </w:rPr>
+        <w:t>MODULE_LICENSE("GPL");</w:t>
+      </w:r>
+    </w:p>
+    <w:p>
+      <w:pPr>
+        <w:pStyle w:val="Heading2"/>
+      </w:pPr>
+      <w:r>
+        <w:t>Debugfs Demo for Understanding</w:t>
+      </w:r>
+    </w:p>
+    <w:p>
+      <w:r>
+        <w:t>debugfs is useful for driver learning because it lets a module expose internal state without pretending that the data is a stable user ABI. Mount it with: mount -t debugfs none /sys/kernel/debug.</w:t>
+      </w:r>
+    </w:p>
+    <w:p>
+      <w:pPr>
+        <w:spacing w:before="80" w:after="160"/>
+        <w:ind w:left="360"/>
+      </w:pPr>
+      <w:r>
+        <w:rPr>
+          <w:rFonts w:ascii="Courier New" w:hAnsi="Courier New" w:eastAsia="Courier New"/>
+          <w:sz w:val="17"/>
+        </w:rPr>
+        <w:t>#include &lt;linux/debugfs.h&gt;</w:t>
+      </w:r>
+      <w:r>
+        <w:br/>
+      </w:r>
+      <w:r>
+        <w:rPr>
+          <w:rFonts w:ascii="Courier New" w:hAnsi="Courier New" w:eastAsia="Courier New"/>
+          <w:sz w:val="17"/>
+        </w:rPr>
+        <w:t>#include &lt;linux/module.h&gt;</w:t>
+      </w:r>
+      <w:r>
+        <w:br/>
+      </w:r>
+      <w:r>
+        <w:rPr>
+          <w:rFonts w:ascii="Courier New" w:hAnsi="Courier New" w:eastAsia="Courier New"/>
+          <w:sz w:val="17"/>
+        </w:rPr>
+        <w:t>#include &lt;linux/uaccess.h&gt;</w:t>
+      </w:r>
+      <w:r>
+        <w:br/>
+      </w:r>
+      <w:r>
+        <w:rPr>
+          <w:rFonts w:ascii="Courier New" w:hAnsi="Courier New" w:eastAsia="Courier New"/>
+          <w:sz w:val="17"/>
+        </w:rPr>
+      </w:r>
+      <w:r>
+        <w:br/>
+      </w:r>
+      <w:r>
+        <w:rPr>
+          <w:rFonts w:ascii="Courier New" w:hAnsi="Courier New" w:eastAsia="Courier New"/>
+          <w:sz w:val="17"/>
+        </w:rPr>
+        <w:t>static struct dentry *dir;</w:t>
+      </w:r>
+      <w:r>
+        <w:br/>
+      </w:r>
+      <w:r>
+        <w:rPr>
+          <w:rFonts w:ascii="Courier New" w:hAnsi="Courier New" w:eastAsia="Courier New"/>
+          <w:sz w:val="17"/>
+        </w:rPr>
+        <w:t>static char message[128] = "hello from debugfs\n";</w:t>
+      </w:r>
+      <w:r>
+        <w:br/>
+      </w:r>
+      <w:r>
+        <w:rPr>
+          <w:rFonts w:ascii="Courier New" w:hAnsi="Courier New" w:eastAsia="Courier New"/>
+          <w:sz w:val="17"/>
+        </w:rPr>
+      </w:r>
+      <w:r>
+        <w:br/>
+      </w:r>
+      <w:r>
+        <w:rPr>
+          <w:rFonts w:ascii="Courier New" w:hAnsi="Courier New" w:eastAsia="Courier New"/>
+          <w:sz w:val="17"/>
+        </w:rPr>
+        <w:t>static ssize_t msg_read(struct file *file, char __user *buf,</w:t>
+      </w:r>
+      <w:r>
+        <w:br/>
+      </w:r>
+      <w:r>
+        <w:rPr>
+          <w:rFonts w:ascii="Courier New" w:hAnsi="Courier New" w:eastAsia="Courier New"/>
+          <w:sz w:val="17"/>
+        </w:rPr>
+        <w:t xml:space="preserve">                        size_t count, loff_t *ppos)</w:t>
+      </w:r>
+      <w:r>
+        <w:br/>
+      </w:r>
+      <w:r>
+        <w:rPr>
+          <w:rFonts w:ascii="Courier New" w:hAnsi="Courier New" w:eastAsia="Courier New"/>
+          <w:sz w:val="17"/>
+        </w:rPr>
+        <w:t>{</w:t>
+      </w:r>
+      <w:r>
+        <w:br/>
+      </w:r>
+      <w:r>
+        <w:rPr>
+          <w:rFonts w:ascii="Courier New" w:hAnsi="Courier New" w:eastAsia="Courier New"/>
+          <w:sz w:val="17"/>
+        </w:rPr>
+        <w:t xml:space="preserve">    return simple_read_from_buffer(buf, count, ppos, message, strlen(message));</w:t>
+      </w:r>
+      <w:r>
+        <w:br/>
+      </w:r>
+      <w:r>
+        <w:rPr>
+          <w:rFonts w:ascii="Courier New" w:hAnsi="Courier New" w:eastAsia="Courier New"/>
+          <w:sz w:val="17"/>
+        </w:rPr>
+        <w:t>}</w:t>
+      </w:r>
+      <w:r>
+        <w:br/>
+      </w:r>
+      <w:r>
+        <w:rPr>
+          <w:rFonts w:ascii="Courier New" w:hAnsi="Courier New" w:eastAsia="Courier New"/>
+          <w:sz w:val="17"/>
+        </w:rPr>
+      </w:r>
+      <w:r>
+        <w:br/>
+      </w:r>
+      <w:r>
+        <w:rPr>
+          <w:rFonts w:ascii="Courier New" w:hAnsi="Courier New" w:eastAsia="Courier New"/>
+          <w:sz w:val="17"/>
+        </w:rPr>
+        <w:t>static ssize_t msg_write(struct file *file, const char __user *buf,</w:t>
+      </w:r>
+      <w:r>
+        <w:br/>
+      </w:r>
+      <w:r>
+        <w:rPr>
+          <w:rFonts w:ascii="Courier New" w:hAnsi="Courier New" w:eastAsia="Courier New"/>
+          <w:sz w:val="17"/>
+        </w:rPr>
+        <w:t xml:space="preserve">                         size_t count, loff_t *ppos)</w:t>
+      </w:r>
+      <w:r>
+        <w:br/>
+      </w:r>
+      <w:r>
+        <w:rPr>
+          <w:rFonts w:ascii="Courier New" w:hAnsi="Courier New" w:eastAsia="Courier New"/>
+          <w:sz w:val="17"/>
+        </w:rPr>
+        <w:t>{</w:t>
+      </w:r>
+      <w:r>
+        <w:br/>
+      </w:r>
+      <w:r>
+        <w:rPr>
+          <w:rFonts w:ascii="Courier New" w:hAnsi="Courier New" w:eastAsia="Courier New"/>
+          <w:sz w:val="17"/>
+        </w:rPr>
+        <w:t xml:space="preserve">    return simple_write_to_buffer(message, sizeof(message) - 1, ppos, buf, count);</w:t>
+      </w:r>
+      <w:r>
+        <w:br/>
+      </w:r>
+      <w:r>
+        <w:rPr>
+          <w:rFonts w:ascii="Courier New" w:hAnsi="Courier New" w:eastAsia="Courier New"/>
+          <w:sz w:val="17"/>
+        </w:rPr>
+        <w:t>}</w:t>
+      </w:r>
+      <w:r>
+        <w:br/>
+      </w:r>
+      <w:r>
+        <w:rPr>
+          <w:rFonts w:ascii="Courier New" w:hAnsi="Courier New" w:eastAsia="Courier New"/>
+          <w:sz w:val="17"/>
+        </w:rPr>
+      </w:r>
+      <w:r>
+        <w:br/>
+      </w:r>
+      <w:r>
+        <w:rPr>
+          <w:rFonts w:ascii="Courier New" w:hAnsi="Courier New" w:eastAsia="Courier New"/>
+          <w:sz w:val="17"/>
+        </w:rPr>
+        <w:t>static const struct file_operations msg_fops = {</w:t>
+      </w:r>
+      <w:r>
+        <w:br/>
+      </w:r>
+      <w:r>
+        <w:rPr>
+          <w:rFonts w:ascii="Courier New" w:hAnsi="Courier New" w:eastAsia="Courier New"/>
+          <w:sz w:val="17"/>
+        </w:rPr>
+        <w:t xml:space="preserve">    .owner = THIS_MODULE,</w:t>
+      </w:r>
+      <w:r>
+        <w:br/>
+      </w:r>
+      <w:r>
+        <w:rPr>
+          <w:rFonts w:ascii="Courier New" w:hAnsi="Courier New" w:eastAsia="Courier New"/>
+          <w:sz w:val="17"/>
+        </w:rPr>
+        <w:t xml:space="preserve">    .read  = msg_read,</w:t>
+      </w:r>
+      <w:r>
+        <w:br/>
+      </w:r>
+      <w:r>
+        <w:rPr>
+          <w:rFonts w:ascii="Courier New" w:hAnsi="Courier New" w:eastAsia="Courier New"/>
+          <w:sz w:val="17"/>
+        </w:rPr>
+        <w:t xml:space="preserve">    .write = msg_write,</w:t>
+      </w:r>
+      <w:r>
+        <w:br/>
+      </w:r>
+      <w:r>
+        <w:rPr>
+          <w:rFonts w:ascii="Courier New" w:hAnsi="Courier New" w:eastAsia="Courier New"/>
+          <w:sz w:val="17"/>
+        </w:rPr>
+        <w:t>};</w:t>
+      </w:r>
+      <w:r>
+        <w:br/>
+      </w:r>
+      <w:r>
+        <w:rPr>
+          <w:rFonts w:ascii="Courier New" w:hAnsi="Courier New" w:eastAsia="Courier New"/>
+          <w:sz w:val="17"/>
+        </w:rPr>
+      </w:r>
+      <w:r>
+        <w:br/>
+      </w:r>
+      <w:r>
+        <w:rPr>
+          <w:rFonts w:ascii="Courier New" w:hAnsi="Courier New" w:eastAsia="Courier New"/>
+          <w:sz w:val="17"/>
+        </w:rPr>
+        <w:t>static int __init dbg_demo_init(void)</w:t>
+      </w:r>
+      <w:r>
+        <w:br/>
+      </w:r>
+      <w:r>
+        <w:rPr>
+          <w:rFonts w:ascii="Courier New" w:hAnsi="Courier New" w:eastAsia="Courier New"/>
+          <w:sz w:val="17"/>
+        </w:rPr>
+        <w:t>{</w:t>
+      </w:r>
+      <w:r>
+        <w:br/>
+      </w:r>
+      <w:r>
+        <w:rPr>
+          <w:rFonts w:ascii="Courier New" w:hAnsi="Courier New" w:eastAsia="Courier New"/>
+          <w:sz w:val="17"/>
+        </w:rPr>
+        <w:t xml:space="preserve">    dir = debugfs_create_dir("dbg_demo", NULL);</w:t>
+      </w:r>
+      <w:r>
+        <w:br/>
+      </w:r>
+      <w:r>
+        <w:rPr>
+          <w:rFonts w:ascii="Courier New" w:hAnsi="Courier New" w:eastAsia="Courier New"/>
+          <w:sz w:val="17"/>
+        </w:rPr>
+        <w:t xml:space="preserve">    debugfs_create_file("message", 0644, dir, NULL, &amp;msg_fops);</w:t>
+      </w:r>
+      <w:r>
+        <w:br/>
+      </w:r>
+      <w:r>
+        <w:rPr>
+          <w:rFonts w:ascii="Courier New" w:hAnsi="Courier New" w:eastAsia="Courier New"/>
+          <w:sz w:val="17"/>
+        </w:rPr>
+        <w:t xml:space="preserve">    return 0;</w:t>
+      </w:r>
+      <w:r>
+        <w:br/>
+      </w:r>
+      <w:r>
+        <w:rPr>
+          <w:rFonts w:ascii="Courier New" w:hAnsi="Courier New" w:eastAsia="Courier New"/>
+          <w:sz w:val="17"/>
+        </w:rPr>
+        <w:t>}</w:t>
+      </w:r>
+      <w:r>
+        <w:br/>
+      </w:r>
+      <w:r>
+        <w:rPr>
+          <w:rFonts w:ascii="Courier New" w:hAnsi="Courier New" w:eastAsia="Courier New"/>
+          <w:sz w:val="17"/>
+        </w:rPr>
+      </w:r>
+      <w:r>
+        <w:br/>
+      </w:r>
+      <w:r>
+        <w:rPr>
+          <w:rFonts w:ascii="Courier New" w:hAnsi="Courier New" w:eastAsia="Courier New"/>
+          <w:sz w:val="17"/>
+        </w:rPr>
+        <w:t>static void __exit dbg_demo_exit(void)</w:t>
+      </w:r>
+      <w:r>
+        <w:br/>
+      </w:r>
+      <w:r>
+        <w:rPr>
+          <w:rFonts w:ascii="Courier New" w:hAnsi="Courier New" w:eastAsia="Courier New"/>
+          <w:sz w:val="17"/>
+        </w:rPr>
+        <w:t>{</w:t>
+      </w:r>
+      <w:r>
+        <w:br/>
+      </w:r>
+      <w:r>
+        <w:rPr>
+          <w:rFonts w:ascii="Courier New" w:hAnsi="Courier New" w:eastAsia="Courier New"/>
+          <w:sz w:val="17"/>
+        </w:rPr>
+        <w:t xml:space="preserve">    debugfs_remove_recursive(dir);</w:t>
+      </w:r>
+      <w:r>
+        <w:br/>
+      </w:r>
+      <w:r>
+        <w:rPr>
+          <w:rFonts w:ascii="Courier New" w:hAnsi="Courier New" w:eastAsia="Courier New"/>
+          <w:sz w:val="17"/>
+        </w:rPr>
+        <w:t>}</w:t>
+      </w:r>
+      <w:r>
+        <w:br/>
+      </w:r>
+      <w:r>
+        <w:rPr>
+          <w:rFonts w:ascii="Courier New" w:hAnsi="Courier New" w:eastAsia="Courier New"/>
+          <w:sz w:val="17"/>
+        </w:rPr>
+      </w:r>
+      <w:r>
+        <w:br/>
+      </w:r>
+      <w:r>
+        <w:rPr>
+          <w:rFonts w:ascii="Courier New" w:hAnsi="Courier New" w:eastAsia="Courier New"/>
+          <w:sz w:val="17"/>
+        </w:rPr>
+        <w:t>module_init(dbg_demo_init);</w:t>
+      </w:r>
+      <w:r>
+        <w:br/>
+      </w:r>
+      <w:r>
+        <w:rPr>
+          <w:rFonts w:ascii="Courier New" w:hAnsi="Courier New" w:eastAsia="Courier New"/>
+          <w:sz w:val="17"/>
+        </w:rPr>
+        <w:t>module_exit(dbg_demo_exit);</w:t>
+      </w:r>
+      <w:r>
+        <w:br/>
+      </w:r>
+      <w:r>
+        <w:rPr>
+          <w:rFonts w:ascii="Courier New" w:hAnsi="Courier New" w:eastAsia="Courier New"/>
+          <w:sz w:val="17"/>
+        </w:rPr>
+        <w:t>MODULE_LICENSE("GPL");</w:t>
+      </w:r>
+    </w:p>
+    <w:p>
+      <w:pPr>
+        <w:pStyle w:val="Heading2"/>
+      </w:pPr>
+      <w:r>
+        <w:t>Filesystem Driver from Scratch: Minimal Mental Model</w:t>
+      </w:r>
+    </w:p>
+    <w:p>
+      <w:r>
+        <w:t>A filesystem driver is not the same as a character or block driver. A character driver exposes operations through struct file_operations. A block driver provides sector-based storage. A filesystem driver teaches the VFS how to mount, create inodes, and connect directory/file operations.</w:t>
+      </w:r>
+    </w:p>
+    <w:tbl>
+      <w:tblPr>
+        <w:tblStyle w:val="TableGrid"/>
+        <w:tblW w:type="auto" w:w="0"/>
+        <w:jc w:val="center"/>
+        <w:tblLook w:firstColumn="1" w:firstRow="1" w:lastColumn="0" w:lastRow="0" w:noHBand="0" w:noVBand="1" w:val="04A0"/>
+      </w:tblPr>
+      <w:tblGrid>
+        <w:gridCol w:w="3120"/>
+        <w:gridCol w:w="3120"/>
+        <w:gridCol w:w="3120"/>
+      </w:tblGrid>
+      <w:tr>
+        <w:tc>
+          <w:tcPr>
+            <w:tcW w:type="dxa" w:w="2088"/>
+            <w:vAlign w:val="center"/>
+            <w:shd w:fill="1F4E79"/>
+          </w:tcPr>
+          <w:p>
+            <w:r/>
+            <w:r>
+              <w:rPr>
+                <w:b/>
+                <w:color w:val="FFFFFF"/>
+              </w:rPr>
+              <w:t>Driver Type</w:t>
+            </w:r>
+          </w:p>
+        </w:tc>
+        <w:tc>
+          <w:tcPr>
+            <w:tcW w:type="dxa" w:w="3456"/>
+            <w:vAlign w:val="center"/>
+            <w:shd w:fill="1F4E79"/>
+          </w:tcPr>
+          <w:p>
+            <w:r/>
+            <w:r>
+              <w:rPr>
+                <w:b/>
+                <w:color w:val="FFFFFF"/>
+              </w:rPr>
+              <w:t>Kernel Interface</w:t>
+            </w:r>
+          </w:p>
+        </w:tc>
+        <w:tc>
+          <w:tcPr>
+            <w:tcW w:type="dxa" w:w="3744"/>
+            <w:vAlign w:val="center"/>
+            <w:shd w:fill="1F4E79"/>
+          </w:tcPr>
+          <w:p>
+            <w:r/>
+            <w:r>
+              <w:rPr>
+                <w:b/>
+                <w:color w:val="FFFFFF"/>
+              </w:rPr>
+              <w:t>User-Space Shape</w:t>
+            </w:r>
+          </w:p>
+        </w:tc>
+      </w:tr>
+      <w:tr>
+        <w:tc>
+          <w:tcPr>
+            <w:tcW w:type="dxa" w:w="2088"/>
+            <w:vAlign w:val="center"/>
+          </w:tcPr>
+          <w:p>
+            <w:r/>
+            <w:r>
+              <w:rPr>
+                <w:b w:val="0"/>
+              </w:rPr>
+              <w:t>Character driver</w:t>
+            </w:r>
+          </w:p>
+        </w:tc>
+        <w:tc>
+          <w:tcPr>
+            <w:tcW w:type="dxa" w:w="3456"/>
+            <w:vAlign w:val="center"/>
+          </w:tcPr>
+          <w:p>
+            <w:r/>
+            <w:r>
+              <w:rPr>
+                <w:b w:val="0"/>
+              </w:rPr>
+              <w:t>cdev + file_operations</w:t>
+            </w:r>
+          </w:p>
+        </w:tc>
+        <w:tc>
+          <w:tcPr>
+            <w:tcW w:type="dxa" w:w="3744"/>
+            <w:vAlign w:val="center"/>
+          </w:tcPr>
+          <w:p>
+            <w:r/>
+            <w:r>
+              <w:rPr>
+                <w:b w:val="0"/>
+              </w:rPr>
+              <w:t>/dev/mydev read/write/ioctl</w:t>
+            </w:r>
+          </w:p>
+        </w:tc>
+      </w:tr>
+      <w:tr>
+        <w:tc>
+          <w:tcPr>
+            <w:tcW w:type="dxa" w:w="2088"/>
+            <w:vAlign w:val="center"/>
+          </w:tcPr>
+          <w:p>
+            <w:r/>
+            <w:r>
+              <w:rPr>
+                <w:b w:val="0"/>
+              </w:rPr>
+              <w:t>Block driver</w:t>
+            </w:r>
+          </w:p>
+        </w:tc>
+        <w:tc>
+          <w:tcPr>
+            <w:tcW w:type="dxa" w:w="3456"/>
+            <w:vAlign w:val="center"/>
+          </w:tcPr>
+          <w:p>
+            <w:r/>
+            <w:r>
+              <w:rPr>
+                <w:b w:val="0"/>
+              </w:rPr>
+              <w:t>gendisk/blk-mq request path</w:t>
+            </w:r>
+          </w:p>
+        </w:tc>
+        <w:tc>
+          <w:tcPr>
+            <w:tcW w:type="dxa" w:w="3744"/>
+            <w:vAlign w:val="center"/>
+          </w:tcPr>
+          <w:p>
+            <w:r/>
+            <w:r>
+              <w:rPr>
+                <w:b w:val="0"/>
+              </w:rPr>
+              <w:t>/dev/myblock sectors and partitions</w:t>
+            </w:r>
+          </w:p>
+        </w:tc>
+      </w:tr>
+      <w:tr>
+        <w:tc>
+          <w:tcPr>
+            <w:tcW w:type="dxa" w:w="2088"/>
+            <w:vAlign w:val="center"/>
+          </w:tcPr>
+          <w:p>
+            <w:r/>
+            <w:r>
+              <w:rPr>
+                <w:b w:val="0"/>
+              </w:rPr>
+              <w:t>Filesystem driver</w:t>
+            </w:r>
+          </w:p>
+        </w:tc>
+        <w:tc>
+          <w:tcPr>
+            <w:tcW w:type="dxa" w:w="3456"/>
+            <w:vAlign w:val="center"/>
+          </w:tcPr>
+          <w:p>
+            <w:r/>
+            <w:r>
+              <w:rPr>
+                <w:b w:val="0"/>
+              </w:rPr>
+              <w:t>file_system_type + super_block + inode ops</w:t>
+            </w:r>
+          </w:p>
+        </w:tc>
+        <w:tc>
+          <w:tcPr>
+            <w:tcW w:type="dxa" w:w="3744"/>
+            <w:vAlign w:val="center"/>
+          </w:tcPr>
+          <w:p>
+            <w:r/>
+            <w:r>
+              <w:rPr>
+                <w:b w:val="0"/>
+              </w:rPr>
+              <w:t>mount -t myfs none /mnt</w:t>
+            </w:r>
+          </w:p>
+        </w:tc>
+      </w:tr>
+    </w:tbl>
     <w:p/>
+    <w:p>
+      <w:pPr>
+        <w:spacing w:before="80" w:after="160"/>
+        <w:ind w:left="360"/>
+      </w:pPr>
+      <w:r>
+        <w:rPr>
+          <w:rFonts w:ascii="Courier New" w:hAnsi="Courier New" w:eastAsia="Courier New"/>
+          <w:sz w:val="17"/>
+        </w:rPr>
+      </w:r>
+      <w:r/>
+      <w:r>
+        <w:rPr>
+          <w:rFonts w:ascii="Courier New" w:hAnsi="Courier New" w:eastAsia="Courier New"/>
+          <w:sz w:val="17"/>
+        </w:rPr>
+      </w:r>
+      <w:r/>
+      <w:r>
+        <w:rPr>
+          <w:rFonts w:ascii="Courier New" w:hAnsi="Courier New" w:eastAsia="Courier New"/>
+          <w:sz w:val="17"/>
+        </w:rPr>
+      </w:r>
+      <w:r/>
+      <w:r>
+        <w:rPr>
+          <w:rFonts w:ascii="Courier New" w:hAnsi="Courier New" w:eastAsia="Courier New"/>
+          <w:sz w:val="17"/>
+        </w:rPr>
+      </w:r>
+      <w:r/>
+      <w:r>
+        <w:rPr>
+          <w:rFonts w:ascii="Courier New" w:hAnsi="Courier New" w:eastAsia="Courier New"/>
+          <w:sz w:val="17"/>
+        </w:rPr>
+      </w:r>
+      <w:r/>
+      <w:r>
+        <w:rPr>
+          <w:rFonts w:ascii="Courier New" w:hAnsi="Courier New" w:eastAsia="Courier New"/>
+          <w:sz w:val="17"/>
+        </w:rPr>
+      </w:r>
+      <w:r/>
+      <w:r>
+        <w:rPr>
+          <w:rFonts w:ascii="Courier New" w:hAnsi="Courier New" w:eastAsia="Courier New"/>
+          <w:sz w:val="17"/>
+        </w:rPr>
+      </w:r>
+      <w:r/>
+      <w:r>
+        <w:rPr>
+          <w:rFonts w:ascii="Courier New" w:hAnsi="Courier New" w:eastAsia="Courier New"/>
+          <w:sz w:val="17"/>
+        </w:rPr>
+      </w:r>
+      <w:r/>
+      <w:r>
+        <w:rPr>
+          <w:rFonts w:ascii="Courier New" w:hAnsi="Courier New" w:eastAsia="Courier New"/>
+          <w:sz w:val="17"/>
+        </w:rPr>
+      </w:r>
+      <w:r/>
+      <w:r>
+        <w:rPr>
+          <w:rFonts w:ascii="Courier New" w:hAnsi="Courier New" w:eastAsia="Courier New"/>
+          <w:sz w:val="17"/>
+        </w:rPr>
+      </w:r>
+      <w:r/>
+      <w:r>
+        <w:rPr>
+          <w:rFonts w:ascii="Courier New" w:hAnsi="Courier New" w:eastAsia="Courier New"/>
+          <w:sz w:val="17"/>
+        </w:rPr>
+      </w:r>
+      <w:r/>
+      <w:r>
+        <w:rPr>
+          <w:rFonts w:ascii="Courier New" w:hAnsi="Courier New" w:eastAsia="Courier New"/>
+          <w:sz w:val="17"/>
+        </w:rPr>
+      </w:r>
+      <w:r/>
+      <w:r>
+        <w:rPr>
+          <w:rFonts w:ascii="Courier New" w:hAnsi="Courier New" w:eastAsia="Courier New"/>
+          <w:sz w:val="17"/>
+        </w:rPr>
+      </w:r>
+      <w:r/>
+      <w:r>
+        <w:rPr>
+          <w:rFonts w:ascii="Courier New" w:hAnsi="Courier New" w:eastAsia="Courier New"/>
+          <w:sz w:val="17"/>
+        </w:rPr>
+      </w:r>
+      <w:r/>
+      <w:r>
+        <w:rPr>
+          <w:rFonts w:ascii="Courier New" w:hAnsi="Courier New" w:eastAsia="Courier New"/>
+          <w:sz w:val="17"/>
+        </w:rPr>
+      </w:r>
+      <w:r/>
+      <w:r>
+        <w:rPr>
+          <w:rFonts w:ascii="Courier New" w:hAnsi="Courier New" w:eastAsia="Courier New"/>
+          <w:sz w:val="17"/>
+        </w:rPr>
+      </w:r>
+      <w:r/>
+      <w:r>
+        <w:rPr>
+          <w:rFonts w:ascii="Courier New" w:hAnsi="Courier New" w:eastAsia="Courier New"/>
+          <w:sz w:val="17"/>
+        </w:rPr>
+      </w:r>
+      <w:r/>
+      <w:r>
+        <w:rPr>
+          <w:rFonts w:ascii="Courier New" w:hAnsi="Courier New" w:eastAsia="Courier New"/>
+          <w:sz w:val="17"/>
+        </w:rPr>
+      </w:r>
+      <w:r/>
+      <w:r>
+        <w:rPr>
+          <w:rFonts w:ascii="Courier New" w:hAnsi="Courier New" w:eastAsia="Courier New"/>
+          <w:sz w:val="17"/>
+        </w:rPr>
+      </w:r>
+      <w:r/>
+      <w:r>
+        <w:rPr>
+          <w:rFonts w:ascii="Courier New" w:hAnsi="Courier New" w:eastAsia="Courier New"/>
+          <w:sz w:val="17"/>
+        </w:rPr>
+      </w:r>
+      <w:r/>
+      <w:r>
+        <w:rPr>
+          <w:rFonts w:ascii="Courier New" w:hAnsi="Courier New" w:eastAsia="Courier New"/>
+          <w:sz w:val="17"/>
+        </w:rPr>
+      </w:r>
+      <w:r/>
+      <w:r>
+        <w:rPr>
+          <w:rFonts w:ascii="Courier New" w:hAnsi="Courier New" w:eastAsia="Courier New"/>
+          <w:sz w:val="17"/>
+        </w:rPr>
+      </w:r>
+      <w:r/>
+      <w:r>
+        <w:rPr>
+          <w:rFonts w:ascii="Courier New" w:hAnsi="Courier New" w:eastAsia="Courier New"/>
+          <w:sz w:val="17"/>
+        </w:rPr>
+      </w:r>
+      <w:r/>
+      <w:r>
+        <w:rPr>
+          <w:rFonts w:ascii="Courier New" w:hAnsi="Courier New" w:eastAsia="Courier New"/>
+          <w:sz w:val="17"/>
+        </w:rPr>
+      </w:r>
+      <w:r/>
+      <w:r>
+        <w:rPr>
+          <w:rFonts w:ascii="Courier New" w:hAnsi="Courier New" w:eastAsia="Courier New"/>
+          <w:sz w:val="17"/>
+        </w:rPr>
+      </w:r>
+      <w:r/>
+      <w:r>
+        <w:rPr>
+          <w:rFonts w:ascii="Courier New" w:hAnsi="Courier New" w:eastAsia="Courier New"/>
+          <w:sz w:val="17"/>
+        </w:rPr>
+      </w:r>
+      <w:r/>
+      <w:r>
+        <w:rPr>
+          <w:rFonts w:ascii="Courier New" w:hAnsi="Courier New" w:eastAsia="Courier New"/>
+          <w:sz w:val="17"/>
+        </w:rPr>
+      </w:r>
+      <w:r/>
+      <w:r>
+        <w:rPr>
+          <w:rFonts w:ascii="Courier New" w:hAnsi="Courier New" w:eastAsia="Courier New"/>
+          <w:sz w:val="17"/>
+        </w:rPr>
+      </w:r>
+      <w:r/>
+      <w:r>
+        <w:rPr>
+          <w:rFonts w:ascii="Courier New" w:hAnsi="Courier New" w:eastAsia="Courier New"/>
+          <w:sz w:val="17"/>
+        </w:rPr>
+      </w:r>
+      <w:r/>
+      <w:r>
+        <w:rPr>
+          <w:rFonts w:ascii="Courier New" w:hAnsi="Courier New" w:eastAsia="Courier New"/>
+          <w:sz w:val="17"/>
+        </w:rPr>
+      </w:r>
+      <w:r/>
+      <w:r>
+        <w:rPr>
+          <w:rFonts w:ascii="Courier New" w:hAnsi="Courier New" w:eastAsia="Courier New"/>
+          <w:sz w:val="17"/>
+        </w:rPr>
+      </w:r>
+      <w:r/>
+      <w:r>
+        <w:rPr>
+          <w:rFonts w:ascii="Courier New" w:hAnsi="Courier New" w:eastAsia="Courier New"/>
+          <w:sz w:val="17"/>
+        </w:rPr>
+      </w:r>
+      <w:r/>
+      <w:r>
+        <w:rPr>
+          <w:rFonts w:ascii="Courier New" w:hAnsi="Courier New" w:eastAsia="Courier New"/>
+          <w:sz w:val="17"/>
+        </w:rPr>
+      </w:r>
+      <w:r/>
+      <w:r>
+        <w:rPr>
+          <w:rFonts w:ascii="Courier New" w:hAnsi="Courier New" w:eastAsia="Courier New"/>
+          <w:sz w:val="17"/>
+        </w:rPr>
+      </w:r>
+      <w:r/>
+      <w:r>
+        <w:rPr>
+          <w:rFonts w:ascii="Courier New" w:hAnsi="Courier New" w:eastAsia="Courier New"/>
+          <w:sz w:val="17"/>
+        </w:rPr>
+      </w:r>
+      <w:r/>
+      <w:r>
+        <w:rPr>
+          <w:rFonts w:ascii="Courier New" w:hAnsi="Courier New" w:eastAsia="Courier New"/>
+          <w:sz w:val="17"/>
+        </w:rPr>
+      </w:r>
+      <w:r/>
+      <w:r>
+        <w:rPr>
+          <w:rFonts w:ascii="Courier New" w:hAnsi="Courier New" w:eastAsia="Courier New"/>
+          <w:sz w:val="17"/>
+        </w:rPr>
+      </w:r>
+      <w:r/>
+      <w:r>
+        <w:rPr>
+          <w:rFonts w:ascii="Courier New" w:hAnsi="Courier New" w:eastAsia="Courier New"/>
+          <w:sz w:val="17"/>
+        </w:rPr>
+      </w:r>
+      <w:r/>
+      <w:r>
+        <w:rPr>
+          <w:rFonts w:ascii="Courier New" w:hAnsi="Courier New" w:eastAsia="Courier New"/>
+          <w:sz w:val="17"/>
+        </w:rPr>
+      </w:r>
+      <w:r/>
+      <w:r>
+        <w:rPr>
+          <w:rFonts w:ascii="Courier New" w:hAnsi="Courier New" w:eastAsia="Courier New"/>
+          <w:sz w:val="17"/>
+        </w:rPr>
+      </w:r>
+      <w:r/>
+      <w:r>
+        <w:rPr>
+          <w:rFonts w:ascii="Courier New" w:hAnsi="Courier New" w:eastAsia="Courier New"/>
+          <w:sz w:val="17"/>
+        </w:rPr>
+      </w:r>
+      <w:r/>
+      <w:r>
+        <w:rPr>
+          <w:rFonts w:ascii="Courier New" w:hAnsi="Courier New" w:eastAsia="Courier New"/>
+          <w:sz w:val="17"/>
+        </w:rPr>
+      </w:r>
+      <w:r/>
+      <w:r>
+        <w:rPr>
+          <w:rFonts w:ascii="Courier New" w:hAnsi="Courier New" w:eastAsia="Courier New"/>
+          <w:sz w:val="17"/>
+        </w:rPr>
+      </w:r>
+      <w:r>
+        <w:rPr>
+          <w:rFonts w:ascii="Courier New" w:hAnsi="Courier New"/>
+          <w:sz w:val="17"/>
+        </w:rPr>
+        <w:t>// Minimal pseudo-filesystem skeleton: mountable, not a real storage FS.</w:t>
+        <w:br/>
+        <w:t>#include &lt;linux/fs.h&gt;</w:t>
+        <w:br/>
+        <w:t>#include &lt;linux/init.h&gt;</w:t>
+        <w:br/>
+        <w:t>#include &lt;linux/module.h&gt;</w:t>
+        <w:br/>
+        <w:t>#include &lt;linux/pagemap.h&gt;</w:t>
+        <w:br/>
+        <w:br/>
+        <w:t>#define MYFS_MAGIC 0x20260510</w:t>
+        <w:br/>
+        <w:br/>
+        <w:t>static int myfs_fill_super(struct super_block *sb, void *data, int silent)</w:t>
+        <w:br/>
+        <w:t>{</w:t>
+        <w:br/>
+        <w:t xml:space="preserve">    struct inode *root;</w:t>
+        <w:br/>
+        <w:br/>
+        <w:t xml:space="preserve">    sb-&gt;s_magic = MYFS_MAGIC;</w:t>
+        <w:br/>
+        <w:t xml:space="preserve">    root = new_inode(sb);</w:t>
+        <w:br/>
+        <w:t xml:space="preserve">    if (!root)</w:t>
+        <w:br/>
+        <w:t xml:space="preserve">        return -ENOMEM;</w:t>
+        <w:br/>
+        <w:br/>
+        <w:t xml:space="preserve">    root-&gt;i_ino = 1;</w:t>
+        <w:br/>
+        <w:t xml:space="preserve">    root-&gt;i_mode = S_IFDIR | 0755;</w:t>
+        <w:br/>
+        <w:t xml:space="preserve">    root-&gt;i_op = &amp;simple_dir_inode_operations;</w:t>
+        <w:br/>
+        <w:t xml:space="preserve">    root-&gt;i_fop = &amp;simple_dir_operations;</w:t>
+        <w:br/>
+        <w:t xml:space="preserve">    set_nlink(root, 2);</w:t>
+        <w:br/>
+        <w:br/>
+        <w:t xml:space="preserve">    sb-&gt;s_root = d_make_root(root);</w:t>
+        <w:br/>
+        <w:t xml:space="preserve">    return sb-&gt;s_root ? 0 : -ENOMEM;</w:t>
+        <w:br/>
+        <w:t>}</w:t>
+        <w:br/>
+        <w:br/>
+        <w:t>static struct dentry *myfs_mount(struct file_system_type *type,</w:t>
+        <w:br/>
+        <w:t xml:space="preserve">                                 int flags, const char *dev, void *data)</w:t>
+        <w:br/>
+        <w:t>{</w:t>
+        <w:br/>
+        <w:t xml:space="preserve">    return mount_nodev(type, flags, data, myfs_fill_super);</w:t>
+        <w:br/>
+        <w:t>}</w:t>
+        <w:br/>
+        <w:br/>
+        <w:t>static struct file_system_type myfs_type = {</w:t>
+        <w:br/>
+        <w:t xml:space="preserve">    .owner = THIS_MODULE,</w:t>
+        <w:br/>
+        <w:t xml:space="preserve">    .name = "myfs",</w:t>
+        <w:br/>
+        <w:t xml:space="preserve">    .mount = myfs_mount,</w:t>
+        <w:br/>
+        <w:t xml:space="preserve">    .kill_sb = kill_litter_super,</w:t>
+        <w:br/>
+        <w:t>};</w:t>
+        <w:br/>
+        <w:br/>
+        <w:t>static int __init myfs_init(void)</w:t>
+        <w:br/>
+        <w:t>{</w:t>
+        <w:br/>
+        <w:t xml:space="preserve">    return register_filesystem(&amp;myfs_type);</w:t>
+        <w:br/>
+        <w:t>}</w:t>
+        <w:br/>
+        <w:br/>
+        <w:t>static void __exit myfs_exit(void)</w:t>
+        <w:br/>
+        <w:t>{</w:t>
+        <w:br/>
+        <w:t xml:space="preserve">    unregister_filesystem(&amp;myfs_type);</w:t>
+        <w:br/>
+        <w:t>}</w:t>
+        <w:br/>
+        <w:br/>
+        <w:t>module_init(myfs_init);</w:t>
+        <w:br/>
+        <w:t>module_exit(myfs_exit);</w:t>
+        <w:br/>
+        <w:t>MODULE_LICENSE("GPL");</w:t>
+      </w:r>
+    </w:p>
+    <w:p>
+      <w:pPr>
+        <w:pStyle w:val="Heading2"/>
+      </w:pPr>
+      <w:r>
+        <w:t>Character vs Block Driver Scratch Notes</w:t>
+      </w:r>
+    </w:p>
+    <w:p>
+      <w:pPr>
+        <w:pStyle w:val="ListBullet"/>
+      </w:pPr>
+      <w:r>
+        <w:t>A character driver is byte-stream or command oriented. Start with alloc_chrdev_region(), cdev_init(), cdev_add(), class_create(), and device_create().</w:t>
+      </w:r>
+    </w:p>
+    <w:p>
+      <w:pPr>
+        <w:pStyle w:val="ListBullet"/>
+      </w:pPr>
+      <w:r>
+        <w:t>A block driver is sector oriented. Modern examples should study blk-mq, request queues, gendisk allocation, capacity, and make_request/request handling.</w:t>
+      </w:r>
+    </w:p>
+    <w:p>
+      <w:pPr>
+        <w:pStyle w:val="ListBullet"/>
+      </w:pPr>
+      <w:r>
+        <w:t>Do not mix these layers: a filesystem usually sits above a block device, while debugfs/procfs entries are control/inspection interfaces.</w:t>
+      </w:r>
+    </w:p>
+    <w:p>
+      <w:pPr>
+        <w:pStyle w:val="Heading2"/>
+      </w:pPr>
+      <w:r>
+        <w:t>Context Rules That Prevent Bugs</w:t>
+      </w:r>
+    </w:p>
+    <w:tbl>
+      <w:tblPr>
+        <w:tblStyle w:val="TableGrid"/>
+        <w:tblW w:type="auto" w:w="0"/>
+        <w:jc w:val="center"/>
+        <w:tblLook w:firstColumn="1" w:firstRow="1" w:lastColumn="0" w:lastRow="0" w:noHBand="0" w:noVBand="1" w:val="04A0"/>
+      </w:tblPr>
+      <w:tblGrid>
+        <w:gridCol w:w="2340"/>
+        <w:gridCol w:w="2340"/>
+        <w:gridCol w:w="2340"/>
+        <w:gridCol w:w="2340"/>
+      </w:tblGrid>
+      <w:tr>
+        <w:tc>
+          <w:tcPr>
+            <w:tcW w:type="dxa" w:w="2232"/>
+            <w:vAlign w:val="center"/>
+            <w:shd w:fill="1F4E79"/>
+          </w:tcPr>
+          <w:p>
+            <w:r/>
+            <w:r>
+              <w:rPr>
+                <w:b/>
+                <w:color w:val="FFFFFF"/>
+              </w:rPr>
+              <w:t>Code Location</w:t>
+            </w:r>
+          </w:p>
+        </w:tc>
+        <w:tc>
+          <w:tcPr>
+            <w:tcW w:type="dxa" w:w="2448"/>
+            <w:vAlign w:val="center"/>
+            <w:shd w:fill="1F4E79"/>
+          </w:tcPr>
+          <w:p>
+            <w:r/>
+            <w:r>
+              <w:rPr>
+                <w:b/>
+                <w:color w:val="FFFFFF"/>
+              </w:rPr>
+              <w:t>Context</w:t>
+            </w:r>
+          </w:p>
+        </w:tc>
+        <w:tc>
+          <w:tcPr>
+            <w:tcW w:type="dxa" w:w="1440"/>
+            <w:vAlign w:val="center"/>
+            <w:shd w:fill="1F4E79"/>
+          </w:tcPr>
+          <w:p>
+            <w:r/>
+            <w:r>
+              <w:rPr>
+                <w:b/>
+                <w:color w:val="FFFFFF"/>
+              </w:rPr>
+              <w:t>Can Sleep?</w:t>
+            </w:r>
+          </w:p>
+        </w:tc>
+        <w:tc>
+          <w:tcPr>
+            <w:tcW w:type="dxa" w:w="3744"/>
+            <w:vAlign w:val="center"/>
+            <w:shd w:fill="1F4E79"/>
+          </w:tcPr>
+          <w:p>
+            <w:r/>
+            <w:r>
+              <w:rPr>
+                <w:b/>
+                <w:color w:val="FFFFFF"/>
+              </w:rPr>
+              <w:t>Use This Locking Style</w:t>
+            </w:r>
+          </w:p>
+        </w:tc>
+      </w:tr>
+      <w:tr>
+        <w:tc>
+          <w:tcPr>
+            <w:tcW w:type="dxa" w:w="2232"/>
+            <w:vAlign w:val="center"/>
+          </w:tcPr>
+          <w:p>
+            <w:r/>
+            <w:r>
+              <w:rPr>
+                <w:b w:val="0"/>
+              </w:rPr>
+              <w:t>Hard IRQ handler</w:t>
+            </w:r>
+          </w:p>
+        </w:tc>
+        <w:tc>
+          <w:tcPr>
+            <w:tcW w:type="dxa" w:w="2448"/>
+            <w:vAlign w:val="center"/>
+          </w:tcPr>
+          <w:p>
+            <w:r/>
+            <w:r>
+              <w:rPr>
+                <w:b w:val="0"/>
+              </w:rPr>
+              <w:t>Interrupt context</w:t>
+            </w:r>
+          </w:p>
+        </w:tc>
+        <w:tc>
+          <w:tcPr>
+            <w:tcW w:type="dxa" w:w="1440"/>
+            <w:vAlign w:val="center"/>
+          </w:tcPr>
+          <w:p>
+            <w:r/>
+            <w:r>
+              <w:rPr>
+                <w:b w:val="0"/>
+              </w:rPr>
+              <w:t>No</w:t>
+            </w:r>
+          </w:p>
+        </w:tc>
+        <w:tc>
+          <w:tcPr>
+            <w:tcW w:type="dxa" w:w="3744"/>
+            <w:vAlign w:val="center"/>
+          </w:tcPr>
+          <w:p>
+            <w:r/>
+            <w:r>
+              <w:rPr>
+                <w:b w:val="0"/>
+              </w:rPr>
+              <w:t>spin_lock_irqsave(); never mutex_lock().</w:t>
+            </w:r>
+          </w:p>
+        </w:tc>
+      </w:tr>
+      <w:tr>
+        <w:tc>
+          <w:tcPr>
+            <w:tcW w:type="dxa" w:w="2232"/>
+            <w:vAlign w:val="center"/>
+          </w:tcPr>
+          <w:p>
+            <w:r/>
+            <w:r>
+              <w:rPr>
+                <w:b w:val="0"/>
+              </w:rPr>
+              <w:t>Tasklet / softirq</w:t>
+            </w:r>
+          </w:p>
+        </w:tc>
+        <w:tc>
+          <w:tcPr>
+            <w:tcW w:type="dxa" w:w="2448"/>
+            <w:vAlign w:val="center"/>
+          </w:tcPr>
+          <w:p>
+            <w:r/>
+            <w:r>
+              <w:rPr>
+                <w:b w:val="0"/>
+              </w:rPr>
+              <w:t>Atomic bottom-half context</w:t>
+            </w:r>
+          </w:p>
+        </w:tc>
+        <w:tc>
+          <w:tcPr>
+            <w:tcW w:type="dxa" w:w="1440"/>
+            <w:vAlign w:val="center"/>
+          </w:tcPr>
+          <w:p>
+            <w:r/>
+            <w:r>
+              <w:rPr>
+                <w:b w:val="0"/>
+              </w:rPr>
+              <w:t>No</w:t>
+            </w:r>
+          </w:p>
+        </w:tc>
+        <w:tc>
+          <w:tcPr>
+            <w:tcW w:type="dxa" w:w="3744"/>
+            <w:vAlign w:val="center"/>
+          </w:tcPr>
+          <w:p>
+            <w:r/>
+            <w:r>
+              <w:rPr>
+                <w:b w:val="0"/>
+              </w:rPr>
+              <w:t>spin_lock_bh() for process-vs-BH sharing; spin_lock_irqsave() if IRQ can also touch it.</w:t>
+            </w:r>
+          </w:p>
+        </w:tc>
+      </w:tr>
+      <w:tr>
+        <w:tc>
+          <w:tcPr>
+            <w:tcW w:type="dxa" w:w="2232"/>
+            <w:vAlign w:val="center"/>
+          </w:tcPr>
+          <w:p>
+            <w:r/>
+            <w:r>
+              <w:rPr>
+                <w:b w:val="0"/>
+              </w:rPr>
+              <w:t>Workqueue</w:t>
+            </w:r>
+          </w:p>
+        </w:tc>
+        <w:tc>
+          <w:tcPr>
+            <w:tcW w:type="dxa" w:w="2448"/>
+            <w:vAlign w:val="center"/>
+          </w:tcPr>
+          <w:p>
+            <w:r/>
+            <w:r>
+              <w:rPr>
+                <w:b w:val="0"/>
+              </w:rPr>
+              <w:t>Process context</w:t>
+            </w:r>
+          </w:p>
+        </w:tc>
+        <w:tc>
+          <w:tcPr>
+            <w:tcW w:type="dxa" w:w="1440"/>
+            <w:vAlign w:val="center"/>
+          </w:tcPr>
+          <w:p>
+            <w:r/>
+            <w:r>
+              <w:rPr>
+                <w:b w:val="0"/>
+              </w:rPr>
+              <w:t>Yes</w:t>
+            </w:r>
+          </w:p>
+        </w:tc>
+        <w:tc>
+          <w:tcPr>
+            <w:tcW w:type="dxa" w:w="3744"/>
+            <w:vAlign w:val="center"/>
+          </w:tcPr>
+          <w:p>
+            <w:r/>
+            <w:r>
+              <w:rPr>
+                <w:b w:val="0"/>
+              </w:rPr>
+              <w:t>mutex_lock() is allowed; spinlocks still needed for IRQ-shared data.</w:t>
+            </w:r>
+          </w:p>
+        </w:tc>
+      </w:tr>
+      <w:tr>
+        <w:tc>
+          <w:tcPr>
+            <w:tcW w:type="dxa" w:w="2232"/>
+            <w:vAlign w:val="center"/>
+          </w:tcPr>
+          <w:p>
+            <w:r/>
+            <w:r>
+              <w:rPr>
+                <w:b w:val="0"/>
+              </w:rPr>
+              <w:t>Threaded IRQ</w:t>
+            </w:r>
+          </w:p>
+        </w:tc>
+        <w:tc>
+          <w:tcPr>
+            <w:tcW w:type="dxa" w:w="2448"/>
+            <w:vAlign w:val="center"/>
+          </w:tcPr>
+          <w:p>
+            <w:r/>
+            <w:r>
+              <w:rPr>
+                <w:b w:val="0"/>
+              </w:rPr>
+              <w:t>Kernel thread context</w:t>
+            </w:r>
+          </w:p>
+        </w:tc>
+        <w:tc>
+          <w:tcPr>
+            <w:tcW w:type="dxa" w:w="1440"/>
+            <w:vAlign w:val="center"/>
+          </w:tcPr>
+          <w:p>
+            <w:r/>
+            <w:r>
+              <w:rPr>
+                <w:b w:val="0"/>
+              </w:rPr>
+              <w:t>Yes</w:t>
+            </w:r>
+          </w:p>
+        </w:tc>
+        <w:tc>
+          <w:tcPr>
+            <w:tcW w:type="dxa" w:w="3744"/>
+            <w:vAlign w:val="center"/>
+          </w:tcPr>
+          <w:p>
+            <w:r/>
+            <w:r>
+              <w:rPr>
+                <w:b w:val="0"/>
+              </w:rPr>
+              <w:t>Use mutexes for slow state; protect IRQ-shared state carefully.</w:t>
+            </w:r>
+          </w:p>
+        </w:tc>
+      </w:tr>
+      <w:tr>
+        <w:tc>
+          <w:tcPr>
+            <w:tcW w:type="dxa" w:w="2232"/>
+            <w:vAlign w:val="center"/>
+          </w:tcPr>
+          <w:p>
+            <w:r/>
+            <w:r>
+              <w:rPr>
+                <w:b w:val="0"/>
+              </w:rPr>
+              <w:t>debugfs read/write</w:t>
+            </w:r>
+          </w:p>
+        </w:tc>
+        <w:tc>
+          <w:tcPr>
+            <w:tcW w:type="dxa" w:w="2448"/>
+            <w:vAlign w:val="center"/>
+          </w:tcPr>
+          <w:p>
+            <w:r/>
+            <w:r>
+              <w:rPr>
+                <w:b w:val="0"/>
+              </w:rPr>
+              <w:t>Process context</w:t>
+            </w:r>
+          </w:p>
+        </w:tc>
+        <w:tc>
+          <w:tcPr>
+            <w:tcW w:type="dxa" w:w="1440"/>
+            <w:vAlign w:val="center"/>
+          </w:tcPr>
+          <w:p>
+            <w:r/>
+            <w:r>
+              <w:rPr>
+                <w:b w:val="0"/>
+              </w:rPr>
+              <w:t>Yes</w:t>
+            </w:r>
+          </w:p>
+        </w:tc>
+        <w:tc>
+          <w:tcPr>
+            <w:tcW w:type="dxa" w:w="3744"/>
+            <w:vAlign w:val="center"/>
+          </w:tcPr>
+          <w:p>
+            <w:r/>
+            <w:r>
+              <w:rPr>
+                <w:b w:val="0"/>
+              </w:rPr>
+              <w:t>Use mutexes unless data is shared with IRQ/BH paths.</w:t>
+            </w:r>
+          </w:p>
+        </w:tc>
+      </w:tr>
+    </w:tbl>
     <w:p/>
-    <w:p/>
-    <w:p/>
-    <w:p/>
-    <w:p/>
-    <w:p/>
-    <w:p/>
-    <w:p/>
-    <w:p/>
-    <w:p/>
-    <w:p/>
-    <w:p/>
-    <w:p/>
-    <w:p/>
-    <w:p/>
-    <w:p/>
-    <w:p/>
-    <w:p/>
-    <w:p/>
-    <w:p/>
-    <w:p/>
-    <w:p/>
-    <w:p/>
-    <w:p/>
-    <w:p/>
-    <w:p/>
-    <w:p/>
-    <w:p/>
-    <w:p/>
-    <w:p/>
-    <w:p/>
-    <w:p/>
-    <w:p/>
-    <w:p/>
-    <w:p/>
-    <w:p/>
-    <w:p/>
-    <w:p/>
-    <w:p/>
-    <w:p/>
-    <w:p/>
-    <w:p/>
-    <w:p/>
-    <w:p/>
-    <w:p/>
-    <w:p/>
-    <w:p/>
-    <w:p/>
-    <w:p/>
-    <w:p/>
-    <w:p/>
-    <w:p/>
-    <w:p/>
-    <w:p/>
-    <w:p/>
-    <w:p/>
-    <w:p/>
-    <w:p/>
-    <w:p/>
-    <w:p/>
-    <w:p/>
-    <w:p/>
-    <w:p/>
-    <w:p/>
-    <w:p/>
-    <w:p/>
-    <w:p/>
-    <w:p/>
-    <w:p/>
-    <w:p/>
-    <w:p/>
-    <w:p/>
-    <w:p/>
-    <w:p/>
-    <w:p/>
-    <w:p/>
-    <w:p/>
-    <w:p/>
-    <w:p/>
-    <w:p/>
-    <w:p/>
-    <w:p/>
-    <w:p/>
-    <w:p/>
-    <w:p/>
-    <w:p/>
-    <w:p/>
-    <w:p/>
-    <w:p/>
-    <w:p/>
-    <w:p/>
-    <w:p/>
-    <w:p/>
-    <w:p/>
-    <w:p/>
-    <w:p/>
-    <w:p/>
-    <w:p/>
-    <w:p/>
-    <w:p/>
-    <w:p/>
-    <w:p/>
-    <w:p/>
-    <w:p/>
-    <w:p/>
-    <w:p/>
-    <w:p/>
-    <w:p/>
-    <w:p/>
-    <w:p/>
-    <w:p/>
-    <w:p/>
-    <w:p/>
-    <w:p/>
-    <w:p/>
-    <w:p/>
-    <w:p/>
-    <w:p/>
-    <w:p/>
-    <w:p/>
-    <w:p/>
-    <w:p/>
-    <w:p/>
-    <w:p/>
-    <w:p/>
-    <w:p/>
-    <w:p/>
-    <w:p/>
-    <w:p/>
-    <w:p/>
-    <w:p/>
-    <w:p/>
-    <w:p/>
-    <w:p/>
-    <w:p/>
-    <w:p/>
-    <w:p/>
-    <w:p/>
-    <w:p/>
-    <w:p/>
-    <w:p/>
-    <w:p/>
-    <w:p/>
-    <w:p/>
-    <w:p/>
-    <w:p/>
-    <w:p/>
-    <w:p/>
-    <w:p/>
-    <w:p/>
-    <w:p/>
-    <w:p/>
-    <w:p/>
-    <w:p/>
-    <w:p/>
-    <w:p/>
-    <w:p/>
-    <w:p/>
-    <w:p/>
-    <w:p/>
-    <w:p/>
-    <w:p/>
-    <w:p/>
-    <w:p/>
-    <w:p/>
-    <w:p/>
-    <w:p/>
-    <w:p/>
-    <w:p/>
-    <w:p/>
-    <w:p/>
-    <w:p/>
-    <w:p/>
-    <w:p/>
-    <w:p/>
-    <w:p/>
-    <w:p/>
-    <w:p/>
-    <w:p/>
-    <w:p/>
-    <w:p/>
-    <w:p/>
-    <w:p/>
-    <w:p/>
-    <w:p/>
-    <w:p/>
-    <w:p/>
-    <w:p/>
-    <w:p/>
-    <w:p/>
-    <w:p/>
-    <w:p/>
-    <w:p/>
-    <w:p/>
-    <w:p/>
-    <w:p/>
-    <w:p/>
-    <w:p/>
-    <w:p/>
-    <w:p/>
-    <w:p/>
-    <w:p/>
-    <w:p/>
-    <w:p/>
-    <w:p/>
-    <w:p/>
-    <w:p/>
-    <w:p/>
-    <w:p/>
-    <w:p/>
-    <w:p/>
-    <w:p/>
-    <w:p/>
-    <w:p/>
-    <w:p/>
-    <w:p/>
-    <w:p/>
-    <w:p/>
-    <w:p/>
-    <w:p/>
-    <w:p/>
-    <w:p/>
-    <w:p/>
-    <w:p/>
-    <w:p/>
-    <w:p/>
-    <w:p/>
-    <w:p/>
-    <w:p/>
-    <w:p/>
-    <w:p/>
-    <w:p/>
-    <w:p/>
-    <w:p/>
-    <w:p/>
-    <w:p/>
-    <w:p/>
-    <w:p/>
-    <w:p/>
-    <w:p/>
-    <w:p/>
-    <w:p/>
-    <w:p/>
-    <w:p/>
-    <w:p/>
-    <w:p/>
-    <w:p/>
-    <w:p/>
-    <w:p/>
-    <w:p/>
-    <w:p/>
-    <w:p/>
-    <w:p/>
-    <w:p/>
-    <w:p/>
-    <w:p/>
-    <w:p/>
-    <w:p/>
-    <w:p/>
-    <w:p/>
-    <w:p/>
-    <w:p/>
-    <w:p/>
-    <w:p/>
-    <w:p/>
+    <w:p>
+      <w:pPr>
+        <w:pStyle w:val="Heading2"/>
+      </w:pPr>
+      <w:r>
+        <w:t>Study Checklist</w:t>
+      </w:r>
+    </w:p>
+    <w:p>
+      <w:pPr>
+        <w:pStyle w:val="ListBullet"/>
+      </w:pPr>
+      <w:r>
+        <w:t>Trace one interrupt from hardware IRQ to top-half handler to deferred work.</w:t>
+      </w:r>
+    </w:p>
+    <w:p>
+      <w:pPr>
+        <w:pStyle w:val="ListBullet"/>
+      </w:pPr>
+      <w:r>
+        <w:t>Write a request_threaded_irq() demo and verify that the thread function can sleep but the top half cannot.</w:t>
+      </w:r>
+    </w:p>
+    <w:p>
+      <w:pPr>
+        <w:pStyle w:val="ListBullet"/>
+      </w:pPr>
+      <w:r>
+        <w:t>Write a workqueue demo and print current-&gt;comm to prove it runs in a worker thread.</w:t>
+      </w:r>
+    </w:p>
+    <w:p>
+      <w:pPr>
+        <w:pStyle w:val="ListBullet"/>
+      </w:pPr>
+      <w:r>
+        <w:t>Read where NET_RX_SOFTIRQ is raised and where network receive processing is performed.</w:t>
+      </w:r>
+    </w:p>
+    <w:p>
+      <w:pPr>
+        <w:pStyle w:val="ListBullet"/>
+      </w:pPr>
+      <w:r>
+        <w:t>Compare tasklet_schedule() with schedule_work() and explain the context difference without looking at notes.</w:t>
+      </w:r>
+    </w:p>
+    <w:p>
+      <w:pPr>
+        <w:pStyle w:val="ListBullet"/>
+      </w:pPr>
+      <w:r>
+        <w:t>Build the debugfs demo and confirm reads/writes with cat and echo.</w:t>
+      </w:r>
+    </w:p>
+    <w:p>
+      <w:pPr>
+        <w:pStyle w:val="ListBullet"/>
+      </w:pPr>
+      <w:r>
+        <w:t>For the keyboard lab, use a VM, log scancodes with dmesg, and expose the ring buffer through debugfs.</w:t>
+      </w:r>
+    </w:p>
+    <w:p>
+      <w:pPr>
+        <w:pStyle w:val="Heading2"/>
+      </w:pPr>
+      <w:r>
+        <w:t>Short Answer: What Are These?</w:t>
+      </w:r>
+    </w:p>
+    <w:p>
+      <w:r>
+        <w:t>Softirqs are core-kernel, statically defined atomic bottom halves. Tasklets are a legacy driver-friendly wrapper over softirqs. Workqueues are deferred functions executed by kernel threads in process context. Threaded IRQs move most interrupt work into a dedicated kernel thread. For modern driver experiments, workqueues and threaded IRQs are usually the clearest and safest tools.</w:t>
+      </w:r>
+    </w:p>
     <w:sectPr>
       <w:pgSz w:w="12240" w:h="15840"/>
       <w:pgMar w:top="1440" w:right="1440" w:bottom="1440" w:left="1440" w:header="720" w:footer="720" w:gutter="0"/>

--- a/linux_kernel_study/notes.docx
+++ b/linux_kernel_study/notes.docx
@@ -157,6 +157,12 @@
     <w:p>
       <w:r>
         <w:t>Chapter 20: rmmod and the Complete Module Unloading Process</w:t>
+      </w:r>
+    </w:p>
+    <w:p>
+      <w:pPr/>
+      <w:r>
+        <w:t>Chapter 25: Device Tree - Hardware Description for Linux</w:t>
       </w:r>
     </w:p>
     <w:p>
@@ -19065,6 +19071,5104 @@
     <w:p>
       <w:r>
         <w:t>Softirqs are core-kernel, statically defined atomic bottom halves. Tasklets are a legacy driver-friendly wrapper over softirqs. Workqueues are deferred functions executed by kernel threads in process context. Threaded IRQs move most interrupt work into a dedicated kernel thread. For modern driver experiments, workqueues and threaded IRQs are usually the clearest and safest tools.</w:t>
+      </w:r>
+    </w:p>
+    <w:p/>
+    <w:p>
+      <w:r>
+        <w:br w:type="page"/>
+      </w:r>
+    </w:p>
+    <w:p>
+      <w:pPr>
+        <w:pStyle w:val="Heading1"/>
+      </w:pPr>
+      <w:r>
+        <w:t>Chapter 25: Device Tree - Hardware Description for Linux</w:t>
+      </w:r>
+    </w:p>
+    <w:p>
+      <w:pPr>
+        <w:pStyle w:val="Heading2"/>
+      </w:pPr>
+      <w:r>
+        <w:t>Q: What is a Linux Device Tree, how does it describe hardware, and how does the kernel parse it?</w:t>
+      </w:r>
+    </w:p>
+    <w:p>
+      <w:r>
+        <w:t>Device Tree is a data structure that describes board hardware to the kernel. It is most common on ARM and ARM64 systems, where the same kernel image may boot on many boards with different memory maps, interrupt controllers, clocks, GPIO wiring, SPI/I2C devices, and pin multiplexing. Instead of hard-coding every board in C, the bootloader passes a compiled Device Tree Blob to the kernel at boot.</w:t>
+      </w:r>
+    </w:p>
+    <w:p>
+      <w:r>
+        <w:t>The handwritten source page emphasized the core path: arch/&lt;arch&gt;/boot/dts contains .dts and .dtsi files; .dts is the board-level source; .dtsi is a shared include file; dtc compiles the source into a .dtb; the flattened device tree is passed to the kernel; the kernel parses it to create devices and bind drivers.</w:t>
+      </w:r>
+    </w:p>
+    <w:p>
+      <w:pPr>
+        <w:pStyle w:val="Heading2"/>
+      </w:pPr>
+      <w:r>
+        <w:t>Extracted Topics from the Handwritten Page</w:t>
+      </w:r>
+    </w:p>
+    <w:p>
+      <w:pPr>
+        <w:pStyle w:val="ListBullet"/>
+      </w:pPr>
+      <w:r>
+        <w:t>arch/arm/boot/dts and arch/arm64/boot/dts contain board Device Tree sources in the kernel tree.</w:t>
+      </w:r>
+    </w:p>
+    <w:p>
+      <w:pPr>
+        <w:pStyle w:val="ListBullet"/>
+      </w:pPr>
+      <w:r>
+        <w:t>.dts means Device Tree Source. It normally describes one board or product.</w:t>
+      </w:r>
+    </w:p>
+    <w:p>
+      <w:pPr>
+        <w:pStyle w:val="ListBullet"/>
+      </w:pPr>
+      <w:r>
+        <w:t>.dtsi means Device Tree Source Include. It holds reusable SoC, CPU, bus, pinctrl, and controller definitions.</w:t>
+      </w:r>
+    </w:p>
+    <w:p>
+      <w:pPr>
+        <w:pStyle w:val="ListBullet"/>
+      </w:pPr>
+      <w:r>
+        <w:t>dtc means Device Tree Compiler. It turns text source into a binary .dtb.</w:t>
+      </w:r>
+    </w:p>
+    <w:p>
+      <w:pPr>
+        <w:pStyle w:val="ListBullet"/>
+      </w:pPr>
+      <w:r>
+        <w:t>.dtb means Device Tree Blob. It is the compiled hardware description passed to the kernel.</w:t>
+      </w:r>
+    </w:p>
+    <w:p>
+      <w:pPr>
+        <w:pStyle w:val="ListBullet"/>
+      </w:pPr>
+      <w:r>
+        <w:t>FDT means Flattened Device Tree. It is the in-memory binary layout that the bootloader gives to Linux.</w:t>
+      </w:r>
+    </w:p>
+    <w:p>
+      <w:pPr>
+        <w:pStyle w:val="ListBullet"/>
+      </w:pPr>
+      <w:r>
+        <w:t>A board file such as a Raspberry Pi DTS combines SoC includes with board-specific wiring.</w:t>
+      </w:r>
+    </w:p>
+    <w:p>
+      <w:pPr>
+        <w:pStyle w:val="ListBullet"/>
+      </w:pPr>
+      <w:r>
+        <w:t>The important practical skill is learning how Linux parses the tree and how a driver matches a node.</w:t>
+      </w:r>
+    </w:p>
+    <w:p>
+      <w:pPr>
+        <w:pStyle w:val="Heading2"/>
+      </w:pPr>
+      <w:r>
+        <w:t>Short Answer</w:t>
+      </w:r>
+    </w:p>
+    <w:p>
+      <w:r>
+        <w:t>A Device Tree tells Linux what hardware exists and how it is connected. The driver still contains the behavior: how to program registers, handle interrupts, transfer SPI/I2C messages, expose sysfs attributes, and so on. Device Tree supplies the facts the driver cannot safely guess: register addresses, interrupt lines, clocks, reset lines, GPIO pins, DMA channels, bus addresses, compatible names, and board-specific enable/disable state.</w:t>
+      </w:r>
+    </w:p>
+    <w:p>
+      <w:pPr>
+        <w:pStyle w:val="Heading2"/>
+      </w:pPr>
+      <w:r>
+        <w:t>Mental Model</w:t>
+      </w:r>
+    </w:p>
+    <w:tbl>
+      <w:tblPr>
+        <w:tblW w:type="auto" w:w="0"/>
+        <w:jc w:val="left"/>
+        <w:tblLayout w:type="fixed"/>
+        <w:tblLook w:firstColumn="1" w:firstRow="1" w:lastColumn="0" w:lastRow="0" w:noHBand="0" w:noVBand="1" w:val="04A0"/>
+      </w:tblPr>
+      <w:tblGrid>
+        <w:gridCol w:w="9360"/>
+      </w:tblGrid>
+      <w:tr>
+        <w:tc>
+          <w:tcPr>
+            <w:tcW w:type="dxa" w:w="9360"/>
+            <w:vAlign w:val="center"/>
+            <w:shd w:fill="1B2A4A" w:val="clear"/>
+            <w:tcBorders>
+              <w:top w:val="single" w:sz="6" w:space="0" w:color="2C3E6B"/>
+              <w:left w:val="single" w:sz="6" w:space="0" w:color="2C3E6B"/>
+              <w:bottom w:val="single" w:sz="6" w:space="0" w:color="2C3E6B"/>
+              <w:right w:val="single" w:sz="6" w:space="0" w:color="2C3E6B"/>
+            </w:tcBorders>
+            <w:tcMar>
+              <w:top w:w="120" w:type="dxa"/>
+              <w:start w:w="180" w:type="dxa"/>
+              <w:bottom w:w="120" w:type="dxa"/>
+              <w:end w:w="180" w:type="dxa"/>
+            </w:tcMar>
+          </w:tcPr>
+          <w:p>
+            <w:pPr>
+              <w:spacing w:before="0" w:after="0"/>
+            </w:pPr>
+            <w:r>
+              <w:rPr>
+                <w:rFonts w:ascii="Courier New" w:hAnsi="Courier New"/>
+                <w:b/>
+                <w:color w:val="E0E8FF"/>
+                <w:sz w:val="18"/>
+              </w:rPr>
+              <w:t>Board schematic / SoC manual</w:t>
+              <w:br/>
+              <w:t xml:space="preserve">        |</w:t>
+              <w:br/>
+              <w:t xml:space="preserve">        v</w:t>
+              <w:br/>
+              <w:t>.dts board file + .dtsi include files</w:t>
+              <w:br/>
+              <w:t xml:space="preserve">        |</w:t>
+              <w:br/>
+              <w:t xml:space="preserve">        |  dtc</w:t>
+              <w:br/>
+              <w:t xml:space="preserve">        v</w:t>
+              <w:br/>
+              <w:t>.dtb binary blob</w:t>
+              <w:br/>
+              <w:t xml:space="preserve">        |</w:t>
+              <w:br/>
+              <w:t xml:space="preserve">        |  bootloader passes address to kernel</w:t>
+              <w:br/>
+              <w:t xml:space="preserve">        v</w:t>
+              <w:br/>
+              <w:t>Kernel unflattens FDT into device_node objects</w:t>
+              <w:br/>
+              <w:t xml:space="preserve">        |</w:t>
+              <w:br/>
+              <w:t xml:space="preserve">        v</w:t>
+              <w:br/>
+              <w:t>Bus code creates platform/spi/i2c/etc. devices</w:t>
+              <w:br/>
+              <w:t xml:space="preserve">        |</w:t>
+              <w:br/>
+              <w:t xml:space="preserve">        v</w:t>
+              <w:br/>
+              <w:t>Driver core matches compatible strings and calls probe()</w:t>
+            </w:r>
+          </w:p>
+        </w:tc>
+      </w:tr>
+    </w:tbl>
+    <w:p>
+      <w:pPr>
+        <w:pStyle w:val="Heading2"/>
+      </w:pPr>
+      <w:r>
+        <w:t>Why Device Tree Exists</w:t>
+      </w:r>
+    </w:p>
+    <w:p>
+      <w:pPr>
+        <w:pStyle w:val="ListBullet"/>
+      </w:pPr>
+      <w:r>
+        <w:t>The kernel needs board-specific hardware facts before most drivers can initialize.</w:t>
+      </w:r>
+    </w:p>
+    <w:p>
+      <w:pPr>
+        <w:pStyle w:val="ListBullet"/>
+      </w:pPr>
+      <w:r>
+        <w:t>Many ARM boards use the same SoC but route pins, regulators, clocks, and peripherals differently.</w:t>
+      </w:r>
+    </w:p>
+    <w:p>
+      <w:pPr>
+        <w:pStyle w:val="ListBullet"/>
+      </w:pPr>
+      <w:r>
+        <w:t>A single driver should support many boards without recompiling driver C code for each board.</w:t>
+      </w:r>
+    </w:p>
+    <w:p>
+      <w:pPr>
+        <w:pStyle w:val="ListBullet"/>
+      </w:pPr>
+      <w:r>
+        <w:t>Boot firmware can pass the correct hardware description for the exact machine being booted.</w:t>
+      </w:r>
+    </w:p>
+    <w:p>
+      <w:pPr>
+        <w:pStyle w:val="ListBullet"/>
+      </w:pPr>
+      <w:r>
+        <w:t>The kernel can stay more generic while board details live in data files.</w:t>
+      </w:r>
+    </w:p>
+    <w:p>
+      <w:pPr>
+        <w:pStyle w:val="Heading2"/>
+      </w:pPr>
+      <w:r>
+        <w:t>Device Tree vs ACPI</w:t>
+      </w:r>
+    </w:p>
+    <w:tbl>
+      <w:tblPr>
+        <w:tblStyle w:val="TableGrid"/>
+        <w:tblW w:type="auto" w:w="0"/>
+        <w:jc w:val="left"/>
+        <w:tblLayout w:type="fixed"/>
+        <w:tblLook w:firstColumn="1" w:firstRow="1" w:lastColumn="0" w:lastRow="0" w:noHBand="0" w:noVBand="1" w:val="04A0"/>
+      </w:tblPr>
+      <w:tblGrid>
+        <w:gridCol w:w="3120"/>
+        <w:gridCol w:w="3120"/>
+        <w:gridCol w:w="3120"/>
+      </w:tblGrid>
+      <w:tr>
+        <w:tc>
+          <w:tcPr>
+            <w:tcW w:type="dxa" w:w="1800"/>
+            <w:shd w:fill="D9EAF7" w:val="clear"/>
+            <w:tcMar>
+              <w:top w:w="100" w:type="dxa"/>
+              <w:start w:w="140" w:type="dxa"/>
+              <w:bottom w:w="100" w:type="dxa"/>
+              <w:end w:w="140" w:type="dxa"/>
+            </w:tcMar>
+            <w:vAlign w:val="center"/>
+          </w:tcPr>
+          <w:p>
+            <w:r>
+              <w:rPr>
+                <w:b/>
+                <w:sz w:val="18"/>
+              </w:rPr>
+              <w:t>Topic</w:t>
+            </w:r>
+          </w:p>
+        </w:tc>
+        <w:tc>
+          <w:tcPr>
+            <w:tcW w:type="dxa" w:w="3744"/>
+            <w:shd w:fill="D9EAF7" w:val="clear"/>
+            <w:tcMar>
+              <w:top w:w="100" w:type="dxa"/>
+              <w:start w:w="140" w:type="dxa"/>
+              <w:bottom w:w="100" w:type="dxa"/>
+              <w:end w:w="140" w:type="dxa"/>
+            </w:tcMar>
+            <w:vAlign w:val="center"/>
+          </w:tcPr>
+          <w:p>
+            <w:r>
+              <w:rPr>
+                <w:b/>
+                <w:sz w:val="18"/>
+              </w:rPr>
+              <w:t>Device Tree</w:t>
+            </w:r>
+          </w:p>
+        </w:tc>
+        <w:tc>
+          <w:tcPr>
+            <w:tcW w:type="dxa" w:w="3744"/>
+            <w:shd w:fill="D9EAF7" w:val="clear"/>
+            <w:tcMar>
+              <w:top w:w="100" w:type="dxa"/>
+              <w:start w:w="140" w:type="dxa"/>
+              <w:bottom w:w="100" w:type="dxa"/>
+              <w:end w:w="140" w:type="dxa"/>
+            </w:tcMar>
+            <w:vAlign w:val="center"/>
+          </w:tcPr>
+          <w:p>
+            <w:r>
+              <w:rPr>
+                <w:b/>
+                <w:sz w:val="18"/>
+              </w:rPr>
+              <w:t>ACPI</w:t>
+            </w:r>
+          </w:p>
+        </w:tc>
+      </w:tr>
+      <w:tr>
+        <w:tc>
+          <w:tcPr>
+            <w:tcW w:type="dxa" w:w="1800"/>
+            <w:tcMar>
+              <w:top w:w="90" w:type="dxa"/>
+              <w:start w:w="140" w:type="dxa"/>
+              <w:bottom w:w="90" w:type="dxa"/>
+              <w:end w:w="140" w:type="dxa"/>
+            </w:tcMar>
+            <w:vAlign w:val="center"/>
+          </w:tcPr>
+          <w:p>
+            <w:pPr>
+              <w:spacing w:after="0"/>
+            </w:pPr>
+            <w:r>
+              <w:rPr>
+                <w:sz w:val="18"/>
+              </w:rPr>
+              <w:t>Common use</w:t>
+            </w:r>
+          </w:p>
+        </w:tc>
+        <w:tc>
+          <w:tcPr>
+            <w:tcW w:type="dxa" w:w="3744"/>
+            <w:tcMar>
+              <w:top w:w="90" w:type="dxa"/>
+              <w:start w:w="140" w:type="dxa"/>
+              <w:bottom w:w="90" w:type="dxa"/>
+              <w:end w:w="140" w:type="dxa"/>
+            </w:tcMar>
+            <w:vAlign w:val="center"/>
+          </w:tcPr>
+          <w:p>
+            <w:pPr>
+              <w:spacing w:after="0"/>
+            </w:pPr>
+            <w:r>
+              <w:rPr>
+                <w:sz w:val="18"/>
+              </w:rPr>
+              <w:t>Embedded ARM/ARM64, RISC-V, PowerPC, many development boards.</w:t>
+            </w:r>
+          </w:p>
+        </w:tc>
+        <w:tc>
+          <w:tcPr>
+            <w:tcW w:type="dxa" w:w="3744"/>
+            <w:tcMar>
+              <w:top w:w="90" w:type="dxa"/>
+              <w:start w:w="140" w:type="dxa"/>
+              <w:bottom w:w="90" w:type="dxa"/>
+              <w:end w:w="140" w:type="dxa"/>
+            </w:tcMar>
+            <w:vAlign w:val="center"/>
+          </w:tcPr>
+          <w:p>
+            <w:pPr>
+              <w:spacing w:after="0"/>
+            </w:pPr>
+            <w:r>
+              <w:rPr>
+                <w:sz w:val="18"/>
+              </w:rPr>
+              <w:t>PC-class x86/x86_64 and many server/client systems.</w:t>
+            </w:r>
+          </w:p>
+        </w:tc>
+      </w:tr>
+      <w:tr>
+        <w:tc>
+          <w:tcPr>
+            <w:tcW w:type="dxa" w:w="1800"/>
+            <w:tcMar>
+              <w:top w:w="90" w:type="dxa"/>
+              <w:start w:w="140" w:type="dxa"/>
+              <w:bottom w:w="90" w:type="dxa"/>
+              <w:end w:w="140" w:type="dxa"/>
+            </w:tcMar>
+            <w:vAlign w:val="center"/>
+          </w:tcPr>
+          <w:p>
+            <w:pPr>
+              <w:spacing w:after="0"/>
+            </w:pPr>
+            <w:r>
+              <w:rPr>
+                <w:sz w:val="18"/>
+              </w:rPr>
+              <w:t>Main idea</w:t>
+            </w:r>
+          </w:p>
+        </w:tc>
+        <w:tc>
+          <w:tcPr>
+            <w:tcW w:type="dxa" w:w="3744"/>
+            <w:tcMar>
+              <w:top w:w="90" w:type="dxa"/>
+              <w:start w:w="140" w:type="dxa"/>
+              <w:bottom w:w="90" w:type="dxa"/>
+              <w:end w:w="140" w:type="dxa"/>
+            </w:tcMar>
+            <w:vAlign w:val="center"/>
+          </w:tcPr>
+          <w:p>
+            <w:pPr>
+              <w:spacing w:after="0"/>
+            </w:pPr>
+            <w:r>
+              <w:rPr>
+                <w:sz w:val="18"/>
+              </w:rPr>
+              <w:t>Static hardware description consumed by the OS.</w:t>
+            </w:r>
+          </w:p>
+        </w:tc>
+        <w:tc>
+          <w:tcPr>
+            <w:tcW w:type="dxa" w:w="3744"/>
+            <w:tcMar>
+              <w:top w:w="90" w:type="dxa"/>
+              <w:start w:w="140" w:type="dxa"/>
+              <w:bottom w:w="90" w:type="dxa"/>
+              <w:end w:w="140" w:type="dxa"/>
+            </w:tcMar>
+            <w:vAlign w:val="center"/>
+          </w:tcPr>
+          <w:p>
+            <w:pPr>
+              <w:spacing w:after="0"/>
+            </w:pPr>
+            <w:r>
+              <w:rPr>
+                <w:sz w:val="18"/>
+              </w:rPr>
+              <w:t>Firmware tables plus methods that describe and manage hardware.</w:t>
+            </w:r>
+          </w:p>
+        </w:tc>
+      </w:tr>
+      <w:tr>
+        <w:tc>
+          <w:tcPr>
+            <w:tcW w:type="dxa" w:w="1800"/>
+            <w:tcMar>
+              <w:top w:w="90" w:type="dxa"/>
+              <w:start w:w="140" w:type="dxa"/>
+              <w:bottom w:w="90" w:type="dxa"/>
+              <w:end w:w="140" w:type="dxa"/>
+            </w:tcMar>
+            <w:vAlign w:val="center"/>
+          </w:tcPr>
+          <w:p>
+            <w:pPr>
+              <w:spacing w:after="0"/>
+            </w:pPr>
+            <w:r>
+              <w:rPr>
+                <w:sz w:val="18"/>
+              </w:rPr>
+              <w:t>Source form</w:t>
+            </w:r>
+          </w:p>
+        </w:tc>
+        <w:tc>
+          <w:tcPr>
+            <w:tcW w:type="dxa" w:w="3744"/>
+            <w:tcMar>
+              <w:top w:w="90" w:type="dxa"/>
+              <w:start w:w="140" w:type="dxa"/>
+              <w:bottom w:w="90" w:type="dxa"/>
+              <w:end w:w="140" w:type="dxa"/>
+            </w:tcMar>
+            <w:vAlign w:val="center"/>
+          </w:tcPr>
+          <w:p>
+            <w:pPr>
+              <w:spacing w:after="0"/>
+            </w:pPr>
+            <w:r>
+              <w:rPr>
+                <w:sz w:val="18"/>
+              </w:rPr>
+              <w:t>.dts/.dtsi files compiled by dtc into .dtb.</w:t>
+            </w:r>
+          </w:p>
+        </w:tc>
+        <w:tc>
+          <w:tcPr>
+            <w:tcW w:type="dxa" w:w="3744"/>
+            <w:tcMar>
+              <w:top w:w="90" w:type="dxa"/>
+              <w:start w:w="140" w:type="dxa"/>
+              <w:bottom w:w="90" w:type="dxa"/>
+              <w:end w:w="140" w:type="dxa"/>
+            </w:tcMar>
+            <w:vAlign w:val="center"/>
+          </w:tcPr>
+          <w:p>
+            <w:pPr>
+              <w:spacing w:after="0"/>
+            </w:pPr>
+            <w:r>
+              <w:rPr>
+                <w:sz w:val="18"/>
+              </w:rPr>
+              <w:t>ASL source compiled into AML tables by firmware build tools.</w:t>
+            </w:r>
+          </w:p>
+        </w:tc>
+      </w:tr>
+      <w:tr>
+        <w:tc>
+          <w:tcPr>
+            <w:tcW w:type="dxa" w:w="1800"/>
+            <w:tcMar>
+              <w:top w:w="90" w:type="dxa"/>
+              <w:start w:w="140" w:type="dxa"/>
+              <w:bottom w:w="90" w:type="dxa"/>
+              <w:end w:w="140" w:type="dxa"/>
+            </w:tcMar>
+            <w:vAlign w:val="center"/>
+          </w:tcPr>
+          <w:p>
+            <w:pPr>
+              <w:spacing w:after="0"/>
+            </w:pPr>
+            <w:r>
+              <w:rPr>
+                <w:sz w:val="18"/>
+              </w:rPr>
+              <w:t>Matching</w:t>
+            </w:r>
+          </w:p>
+        </w:tc>
+        <w:tc>
+          <w:tcPr>
+            <w:tcW w:type="dxa" w:w="3744"/>
+            <w:tcMar>
+              <w:top w:w="90" w:type="dxa"/>
+              <w:start w:w="140" w:type="dxa"/>
+              <w:bottom w:w="90" w:type="dxa"/>
+              <w:end w:w="140" w:type="dxa"/>
+            </w:tcMar>
+            <w:vAlign w:val="center"/>
+          </w:tcPr>
+          <w:p>
+            <w:pPr>
+              <w:spacing w:after="0"/>
+            </w:pPr>
+            <w:r>
+              <w:rPr>
+                <w:sz w:val="18"/>
+              </w:rPr>
+              <w:t>Drivers match nodes with compatible strings.</w:t>
+            </w:r>
+          </w:p>
+        </w:tc>
+        <w:tc>
+          <w:tcPr>
+            <w:tcW w:type="dxa" w:w="3744"/>
+            <w:tcMar>
+              <w:top w:w="90" w:type="dxa"/>
+              <w:start w:w="140" w:type="dxa"/>
+              <w:bottom w:w="90" w:type="dxa"/>
+              <w:end w:w="140" w:type="dxa"/>
+            </w:tcMar>
+            <w:vAlign w:val="center"/>
+          </w:tcPr>
+          <w:p>
+            <w:pPr>
+              <w:spacing w:after="0"/>
+            </w:pPr>
+            <w:r>
+              <w:rPr>
+                <w:sz w:val="18"/>
+              </w:rPr>
+              <w:t>Drivers match ACPI IDs such as HID/CID entries.</w:t>
+            </w:r>
+          </w:p>
+        </w:tc>
+      </w:tr>
+      <w:tr>
+        <w:tc>
+          <w:tcPr>
+            <w:tcW w:type="dxa" w:w="1800"/>
+            <w:tcMar>
+              <w:top w:w="90" w:type="dxa"/>
+              <w:start w:w="140" w:type="dxa"/>
+              <w:bottom w:w="90" w:type="dxa"/>
+              <w:end w:w="140" w:type="dxa"/>
+            </w:tcMar>
+            <w:vAlign w:val="center"/>
+          </w:tcPr>
+          <w:p>
+            <w:pPr>
+              <w:spacing w:after="0"/>
+            </w:pPr>
+            <w:r>
+              <w:rPr>
+                <w:sz w:val="18"/>
+              </w:rPr>
+              <w:t>Ownership</w:t>
+            </w:r>
+          </w:p>
+        </w:tc>
+        <w:tc>
+          <w:tcPr>
+            <w:tcW w:type="dxa" w:w="3744"/>
+            <w:tcMar>
+              <w:top w:w="90" w:type="dxa"/>
+              <w:start w:w="140" w:type="dxa"/>
+              <w:bottom w:w="90" w:type="dxa"/>
+              <w:end w:w="140" w:type="dxa"/>
+            </w:tcMar>
+            <w:vAlign w:val="center"/>
+          </w:tcPr>
+          <w:p>
+            <w:pPr>
+              <w:spacing w:after="0"/>
+            </w:pPr>
+            <w:r>
+              <w:rPr>
+                <w:sz w:val="18"/>
+              </w:rPr>
+              <w:t>Often maintained in the kernel tree or board/vendor tree.</w:t>
+            </w:r>
+          </w:p>
+        </w:tc>
+        <w:tc>
+          <w:tcPr>
+            <w:tcW w:type="dxa" w:w="3744"/>
+            <w:tcMar>
+              <w:top w:w="90" w:type="dxa"/>
+              <w:start w:w="140" w:type="dxa"/>
+              <w:bottom w:w="90" w:type="dxa"/>
+              <w:end w:w="140" w:type="dxa"/>
+            </w:tcMar>
+            <w:vAlign w:val="center"/>
+          </w:tcPr>
+          <w:p>
+            <w:pPr>
+              <w:spacing w:after="0"/>
+            </w:pPr>
+            <w:r>
+              <w:rPr>
+                <w:sz w:val="18"/>
+              </w:rPr>
+              <w:t>Usually supplied by platform firmware/BIOS/UEFI.</w:t>
+            </w:r>
+          </w:p>
+        </w:tc>
+      </w:tr>
+    </w:tbl>
+    <w:p>
+      <w:r>
+        <w:t>Rule of thumb: on a Raspberry Pi or custom ARM board, expect Device Tree. On a typical laptop or desktop PC, expect ACPI. Linux supports both, but drivers usually have explicit match tables for the firmware interface they support.</w:t>
+      </w:r>
+    </w:p>
+    <w:p>
+      <w:pPr>
+        <w:pStyle w:val="Heading2"/>
+      </w:pPr>
+      <w:r>
+        <w:t>The Main File Types</w:t>
+      </w:r>
+    </w:p>
+    <w:tbl>
+      <w:tblPr>
+        <w:tblStyle w:val="TableGrid"/>
+        <w:tblW w:type="auto" w:w="0"/>
+        <w:jc w:val="left"/>
+        <w:tblLayout w:type="fixed"/>
+        <w:tblLook w:firstColumn="1" w:firstRow="1" w:lastColumn="0" w:lastRow="0" w:noHBand="0" w:noVBand="1" w:val="04A0"/>
+      </w:tblPr>
+      <w:tblGrid>
+        <w:gridCol w:w="3120"/>
+        <w:gridCol w:w="3120"/>
+        <w:gridCol w:w="3120"/>
+      </w:tblGrid>
+      <w:tr>
+        <w:tc>
+          <w:tcPr>
+            <w:tcW w:type="dxa" w:w="1728"/>
+            <w:shd w:fill="D9EAF7" w:val="clear"/>
+            <w:tcMar>
+              <w:top w:w="100" w:type="dxa"/>
+              <w:start w:w="140" w:type="dxa"/>
+              <w:bottom w:w="100" w:type="dxa"/>
+              <w:end w:w="140" w:type="dxa"/>
+            </w:tcMar>
+            <w:vAlign w:val="center"/>
+          </w:tcPr>
+          <w:p>
+            <w:r>
+              <w:rPr>
+                <w:b/>
+                <w:sz w:val="18"/>
+              </w:rPr>
+              <w:t>File or Term</w:t>
+            </w:r>
+          </w:p>
+        </w:tc>
+        <w:tc>
+          <w:tcPr>
+            <w:tcW w:type="dxa" w:w="2592"/>
+            <w:shd w:fill="D9EAF7" w:val="clear"/>
+            <w:tcMar>
+              <w:top w:w="100" w:type="dxa"/>
+              <w:start w:w="140" w:type="dxa"/>
+              <w:bottom w:w="100" w:type="dxa"/>
+              <w:end w:w="140" w:type="dxa"/>
+            </w:tcMar>
+            <w:vAlign w:val="center"/>
+          </w:tcPr>
+          <w:p>
+            <w:r>
+              <w:rPr>
+                <w:b/>
+                <w:sz w:val="18"/>
+              </w:rPr>
+              <w:t>Meaning</w:t>
+            </w:r>
+          </w:p>
+        </w:tc>
+        <w:tc>
+          <w:tcPr>
+            <w:tcW w:type="dxa" w:w="4968"/>
+            <w:shd w:fill="D9EAF7" w:val="clear"/>
+            <w:tcMar>
+              <w:top w:w="100" w:type="dxa"/>
+              <w:start w:w="140" w:type="dxa"/>
+              <w:bottom w:w="100" w:type="dxa"/>
+              <w:end w:w="140" w:type="dxa"/>
+            </w:tcMar>
+            <w:vAlign w:val="center"/>
+          </w:tcPr>
+          <w:p>
+            <w:r>
+              <w:rPr>
+                <w:b/>
+                <w:sz w:val="18"/>
+              </w:rPr>
+              <w:t>What It Contains</w:t>
+            </w:r>
+          </w:p>
+        </w:tc>
+      </w:tr>
+      <w:tr>
+        <w:tc>
+          <w:tcPr>
+            <w:tcW w:type="dxa" w:w="1728"/>
+            <w:tcMar>
+              <w:top w:w="90" w:type="dxa"/>
+              <w:start w:w="140" w:type="dxa"/>
+              <w:bottom w:w="90" w:type="dxa"/>
+              <w:end w:w="140" w:type="dxa"/>
+            </w:tcMar>
+            <w:vAlign w:val="center"/>
+          </w:tcPr>
+          <w:p>
+            <w:pPr>
+              <w:spacing w:after="0"/>
+            </w:pPr>
+            <w:r>
+              <w:rPr>
+                <w:sz w:val="18"/>
+              </w:rPr>
+              <w:t>.dts</w:t>
+            </w:r>
+          </w:p>
+        </w:tc>
+        <w:tc>
+          <w:tcPr>
+            <w:tcW w:type="dxa" w:w="2592"/>
+            <w:tcMar>
+              <w:top w:w="90" w:type="dxa"/>
+              <w:start w:w="140" w:type="dxa"/>
+              <w:bottom w:w="90" w:type="dxa"/>
+              <w:end w:w="140" w:type="dxa"/>
+            </w:tcMar>
+            <w:vAlign w:val="center"/>
+          </w:tcPr>
+          <w:p>
+            <w:pPr>
+              <w:spacing w:after="0"/>
+            </w:pPr>
+            <w:r>
+              <w:rPr>
+                <w:sz w:val="18"/>
+              </w:rPr>
+              <w:t>Device Tree Source</w:t>
+            </w:r>
+          </w:p>
+        </w:tc>
+        <w:tc>
+          <w:tcPr>
+            <w:tcW w:type="dxa" w:w="4968"/>
+            <w:tcMar>
+              <w:top w:w="90" w:type="dxa"/>
+              <w:start w:w="140" w:type="dxa"/>
+              <w:bottom w:w="90" w:type="dxa"/>
+              <w:end w:w="140" w:type="dxa"/>
+            </w:tcMar>
+            <w:vAlign w:val="center"/>
+          </w:tcPr>
+          <w:p>
+            <w:pPr>
+              <w:spacing w:after="0"/>
+            </w:pPr>
+            <w:r>
+              <w:rPr>
+                <w:sz w:val="18"/>
+              </w:rPr>
+              <w:t>One board-level description. It includes SoC .dtsi files and sets board-specific status, pinctrl, GPIOs, peripherals, and aliases.</w:t>
+            </w:r>
+          </w:p>
+        </w:tc>
+      </w:tr>
+      <w:tr>
+        <w:tc>
+          <w:tcPr>
+            <w:tcW w:type="dxa" w:w="1728"/>
+            <w:tcMar>
+              <w:top w:w="90" w:type="dxa"/>
+              <w:start w:w="140" w:type="dxa"/>
+              <w:bottom w:w="90" w:type="dxa"/>
+              <w:end w:w="140" w:type="dxa"/>
+            </w:tcMar>
+            <w:vAlign w:val="center"/>
+          </w:tcPr>
+          <w:p>
+            <w:pPr>
+              <w:spacing w:after="0"/>
+            </w:pPr>
+            <w:r>
+              <w:rPr>
+                <w:sz w:val="18"/>
+              </w:rPr>
+              <w:t>.dtsi</w:t>
+            </w:r>
+          </w:p>
+        </w:tc>
+        <w:tc>
+          <w:tcPr>
+            <w:tcW w:type="dxa" w:w="2592"/>
+            <w:tcMar>
+              <w:top w:w="90" w:type="dxa"/>
+              <w:start w:w="140" w:type="dxa"/>
+              <w:bottom w:w="90" w:type="dxa"/>
+              <w:end w:w="140" w:type="dxa"/>
+            </w:tcMar>
+            <w:vAlign w:val="center"/>
+          </w:tcPr>
+          <w:p>
+            <w:pPr>
+              <w:spacing w:after="0"/>
+            </w:pPr>
+            <w:r>
+              <w:rPr>
+                <w:sz w:val="18"/>
+              </w:rPr>
+              <w:t>Device Tree Source Include</w:t>
+            </w:r>
+          </w:p>
+        </w:tc>
+        <w:tc>
+          <w:tcPr>
+            <w:tcW w:type="dxa" w:w="4968"/>
+            <w:tcMar>
+              <w:top w:w="90" w:type="dxa"/>
+              <w:start w:w="140" w:type="dxa"/>
+              <w:bottom w:w="90" w:type="dxa"/>
+              <w:end w:w="140" w:type="dxa"/>
+            </w:tcMar>
+            <w:vAlign w:val="center"/>
+          </w:tcPr>
+          <w:p>
+            <w:pPr>
+              <w:spacing w:after="0"/>
+            </w:pPr>
+            <w:r>
+              <w:rPr>
+                <w:sz w:val="18"/>
+              </w:rPr>
+              <w:t>Reusable fragments shared by many boards, commonly CPU, SoC, bus, interrupt controller, clock, pinctrl, and peripheral definitions.</w:t>
+            </w:r>
+          </w:p>
+        </w:tc>
+      </w:tr>
+      <w:tr>
+        <w:tc>
+          <w:tcPr>
+            <w:tcW w:type="dxa" w:w="1728"/>
+            <w:tcMar>
+              <w:top w:w="90" w:type="dxa"/>
+              <w:start w:w="140" w:type="dxa"/>
+              <w:bottom w:w="90" w:type="dxa"/>
+              <w:end w:w="140" w:type="dxa"/>
+            </w:tcMar>
+            <w:vAlign w:val="center"/>
+          </w:tcPr>
+          <w:p>
+            <w:pPr>
+              <w:spacing w:after="0"/>
+            </w:pPr>
+            <w:r>
+              <w:rPr>
+                <w:sz w:val="18"/>
+              </w:rPr>
+              <w:t>.dtb</w:t>
+            </w:r>
+          </w:p>
+        </w:tc>
+        <w:tc>
+          <w:tcPr>
+            <w:tcW w:type="dxa" w:w="2592"/>
+            <w:tcMar>
+              <w:top w:w="90" w:type="dxa"/>
+              <w:start w:w="140" w:type="dxa"/>
+              <w:bottom w:w="90" w:type="dxa"/>
+              <w:end w:w="140" w:type="dxa"/>
+            </w:tcMar>
+            <w:vAlign w:val="center"/>
+          </w:tcPr>
+          <w:p>
+            <w:pPr>
+              <w:spacing w:after="0"/>
+            </w:pPr>
+            <w:r>
+              <w:rPr>
+                <w:sz w:val="18"/>
+              </w:rPr>
+              <w:t>Device Tree Blob</w:t>
+            </w:r>
+          </w:p>
+        </w:tc>
+        <w:tc>
+          <w:tcPr>
+            <w:tcW w:type="dxa" w:w="4968"/>
+            <w:tcMar>
+              <w:top w:w="90" w:type="dxa"/>
+              <w:start w:w="140" w:type="dxa"/>
+              <w:bottom w:w="90" w:type="dxa"/>
+              <w:end w:w="140" w:type="dxa"/>
+            </w:tcMar>
+            <w:vAlign w:val="center"/>
+          </w:tcPr>
+          <w:p>
+            <w:pPr>
+              <w:spacing w:after="0"/>
+            </w:pPr>
+            <w:r>
+              <w:rPr>
+                <w:sz w:val="18"/>
+              </w:rPr>
+              <w:t>Compiled binary passed to the kernel by firmware or a bootloader.</w:t>
+            </w:r>
+          </w:p>
+        </w:tc>
+      </w:tr>
+      <w:tr>
+        <w:tc>
+          <w:tcPr>
+            <w:tcW w:type="dxa" w:w="1728"/>
+            <w:tcMar>
+              <w:top w:w="90" w:type="dxa"/>
+              <w:start w:w="140" w:type="dxa"/>
+              <w:bottom w:w="90" w:type="dxa"/>
+              <w:end w:w="140" w:type="dxa"/>
+            </w:tcMar>
+            <w:vAlign w:val="center"/>
+          </w:tcPr>
+          <w:p>
+            <w:pPr>
+              <w:spacing w:after="0"/>
+            </w:pPr>
+            <w:r>
+              <w:rPr>
+                <w:sz w:val="18"/>
+              </w:rPr>
+              <w:t>dtc</w:t>
+            </w:r>
+          </w:p>
+        </w:tc>
+        <w:tc>
+          <w:tcPr>
+            <w:tcW w:type="dxa" w:w="2592"/>
+            <w:tcMar>
+              <w:top w:w="90" w:type="dxa"/>
+              <w:start w:w="140" w:type="dxa"/>
+              <w:bottom w:w="90" w:type="dxa"/>
+              <w:end w:w="140" w:type="dxa"/>
+            </w:tcMar>
+            <w:vAlign w:val="center"/>
+          </w:tcPr>
+          <w:p>
+            <w:pPr>
+              <w:spacing w:after="0"/>
+            </w:pPr>
+            <w:r>
+              <w:rPr>
+                <w:sz w:val="18"/>
+              </w:rPr>
+              <w:t>Device Tree Compiler</w:t>
+            </w:r>
+          </w:p>
+        </w:tc>
+        <w:tc>
+          <w:tcPr>
+            <w:tcW w:type="dxa" w:w="4968"/>
+            <w:tcMar>
+              <w:top w:w="90" w:type="dxa"/>
+              <w:start w:w="140" w:type="dxa"/>
+              <w:bottom w:w="90" w:type="dxa"/>
+              <w:end w:w="140" w:type="dxa"/>
+            </w:tcMar>
+            <w:vAlign w:val="center"/>
+          </w:tcPr>
+          <w:p>
+            <w:pPr>
+              <w:spacing w:after="0"/>
+            </w:pPr>
+            <w:r>
+              <w:rPr>
+                <w:sz w:val="18"/>
+              </w:rPr>
+              <w:t>Tool that compiles .dts into .dtb and decompiles .dtb back to readable DTS-like text.</w:t>
+            </w:r>
+          </w:p>
+        </w:tc>
+      </w:tr>
+      <w:tr>
+        <w:tc>
+          <w:tcPr>
+            <w:tcW w:type="dxa" w:w="1728"/>
+            <w:tcMar>
+              <w:top w:w="90" w:type="dxa"/>
+              <w:start w:w="140" w:type="dxa"/>
+              <w:bottom w:w="90" w:type="dxa"/>
+              <w:end w:w="140" w:type="dxa"/>
+            </w:tcMar>
+            <w:vAlign w:val="center"/>
+          </w:tcPr>
+          <w:p>
+            <w:pPr>
+              <w:spacing w:after="0"/>
+            </w:pPr>
+            <w:r>
+              <w:rPr>
+                <w:sz w:val="18"/>
+              </w:rPr>
+              <w:t>FDT</w:t>
+            </w:r>
+          </w:p>
+        </w:tc>
+        <w:tc>
+          <w:tcPr>
+            <w:tcW w:type="dxa" w:w="2592"/>
+            <w:tcMar>
+              <w:top w:w="90" w:type="dxa"/>
+              <w:start w:w="140" w:type="dxa"/>
+              <w:bottom w:w="90" w:type="dxa"/>
+              <w:end w:w="140" w:type="dxa"/>
+            </w:tcMar>
+            <w:vAlign w:val="center"/>
+          </w:tcPr>
+          <w:p>
+            <w:pPr>
+              <w:spacing w:after="0"/>
+            </w:pPr>
+            <w:r>
+              <w:rPr>
+                <w:sz w:val="18"/>
+              </w:rPr>
+              <w:t>Flattened Device Tree</w:t>
+            </w:r>
+          </w:p>
+        </w:tc>
+        <w:tc>
+          <w:tcPr>
+            <w:tcW w:type="dxa" w:w="4968"/>
+            <w:tcMar>
+              <w:top w:w="90" w:type="dxa"/>
+              <w:start w:w="140" w:type="dxa"/>
+              <w:bottom w:w="90" w:type="dxa"/>
+              <w:end w:w="140" w:type="dxa"/>
+            </w:tcMar>
+            <w:vAlign w:val="center"/>
+          </w:tcPr>
+          <w:p>
+            <w:pPr>
+              <w:spacing w:after="0"/>
+            </w:pPr>
+            <w:r>
+              <w:rPr>
+                <w:sz w:val="18"/>
+              </w:rPr>
+              <w:t>The packed in-memory binary representation described by the Devicetree specification.</w:t>
+            </w:r>
+          </w:p>
+        </w:tc>
+      </w:tr>
+      <w:tr>
+        <w:tc>
+          <w:tcPr>
+            <w:tcW w:type="dxa" w:w="1728"/>
+            <w:tcMar>
+              <w:top w:w="90" w:type="dxa"/>
+              <w:start w:w="140" w:type="dxa"/>
+              <w:bottom w:w="90" w:type="dxa"/>
+              <w:end w:w="140" w:type="dxa"/>
+            </w:tcMar>
+            <w:vAlign w:val="center"/>
+          </w:tcPr>
+          <w:p>
+            <w:pPr>
+              <w:spacing w:after="0"/>
+            </w:pPr>
+            <w:r>
+              <w:rPr>
+                <w:sz w:val="18"/>
+              </w:rPr>
+              <w:t>overlay</w:t>
+            </w:r>
+          </w:p>
+        </w:tc>
+        <w:tc>
+          <w:tcPr>
+            <w:tcW w:type="dxa" w:w="2592"/>
+            <w:tcMar>
+              <w:top w:w="90" w:type="dxa"/>
+              <w:start w:w="140" w:type="dxa"/>
+              <w:bottom w:w="90" w:type="dxa"/>
+              <w:end w:w="140" w:type="dxa"/>
+            </w:tcMar>
+            <w:vAlign w:val="center"/>
+          </w:tcPr>
+          <w:p>
+            <w:pPr>
+              <w:spacing w:after="0"/>
+            </w:pPr>
+            <w:r>
+              <w:rPr>
+                <w:sz w:val="18"/>
+              </w:rPr>
+              <w:t>Partial Device Tree patch</w:t>
+            </w:r>
+          </w:p>
+        </w:tc>
+        <w:tc>
+          <w:tcPr>
+            <w:tcW w:type="dxa" w:w="4968"/>
+            <w:tcMar>
+              <w:top w:w="90" w:type="dxa"/>
+              <w:start w:w="140" w:type="dxa"/>
+              <w:bottom w:w="90" w:type="dxa"/>
+              <w:end w:w="140" w:type="dxa"/>
+            </w:tcMar>
+            <w:vAlign w:val="center"/>
+          </w:tcPr>
+          <w:p>
+            <w:pPr>
+              <w:spacing w:after="0"/>
+            </w:pPr>
+            <w:r>
+              <w:rPr>
+                <w:sz w:val="18"/>
+              </w:rPr>
+              <w:t>A runtime or boot-time fragment used to enable add-on hardware such as HATs, capes, and expansion boards.</w:t>
+            </w:r>
+          </w:p>
+        </w:tc>
+      </w:tr>
+    </w:tbl>
+    <w:p>
+      <w:pPr>
+        <w:pStyle w:val="Heading2"/>
+      </w:pPr>
+      <w:r>
+        <w:t>Where Files Live in the Kernel Tree</w:t>
+      </w:r>
+    </w:p>
+    <w:tbl>
+      <w:tblPr>
+        <w:tblW w:type="auto" w:w="0"/>
+        <w:jc w:val="left"/>
+        <w:tblLayout w:type="fixed"/>
+        <w:tblLook w:firstColumn="1" w:firstRow="1" w:lastColumn="0" w:lastRow="0" w:noHBand="0" w:noVBand="1" w:val="04A0"/>
+      </w:tblPr>
+      <w:tblGrid>
+        <w:gridCol w:w="9360"/>
+      </w:tblGrid>
+      <w:tr>
+        <w:tc>
+          <w:tcPr>
+            <w:tcW w:type="dxa" w:w="9360"/>
+            <w:vAlign w:val="center"/>
+            <w:shd w:fill="1E1E1E" w:val="clear"/>
+            <w:tcBorders>
+              <w:top w:val="single" w:sz="6" w:space="0" w:color="333333"/>
+              <w:left w:val="single" w:sz="6" w:space="0" w:color="333333"/>
+              <w:bottom w:val="single" w:sz="6" w:space="0" w:color="333333"/>
+              <w:right w:val="single" w:sz="6" w:space="0" w:color="333333"/>
+            </w:tcBorders>
+            <w:tcMar>
+              <w:top w:w="120" w:type="dxa"/>
+              <w:start w:w="180" w:type="dxa"/>
+              <w:bottom w:w="120" w:type="dxa"/>
+              <w:end w:w="180" w:type="dxa"/>
+            </w:tcMar>
+          </w:tcPr>
+          <w:p>
+            <w:pPr>
+              <w:spacing w:before="0" w:after="0"/>
+            </w:pPr>
+            <w:r>
+              <w:rPr>
+                <w:rFonts w:ascii="Courier New" w:hAnsi="Courier New"/>
+                <w:b w:val="0"/>
+                <w:color w:val="D4D4D4"/>
+                <w:sz w:val="18"/>
+              </w:rPr>
+              <w:t>arch/arm/boot/dts/          # 32-bit ARM board and SoC DTS/DTSI files</w:t>
+              <w:br/>
+              <w:t>arch/arm64/boot/dts/        # 64-bit ARM board and SoC DTS/DTSI files</w:t>
+              <w:br/>
+              <w:t>arch/riscv/boot/dts/        # RISC-V board and SoC DTS/DTSI files</w:t>
+              <w:br/>
+              <w:t>scripts/dtc/                # In-kernel Device Tree compiler sources</w:t>
+              <w:br/>
+              <w:t>Documentation/devicetree/   # Bindings and kernel Device Tree documentation</w:t>
+              <w:br/>
+              <w:t>include/dt-bindings/        # Shared constants for clocks, resets, interrupts, GPIOs</w:t>
+            </w:r>
+          </w:p>
+        </w:tc>
+      </w:tr>
+    </w:tbl>
+    <w:p>
+      <w:r>
+        <w:t>For Raspberry Pi-style boards, a board .dts usually includes a Broadcom SoC .dtsi, then overrides aliases, chosen boot arguments, enabled controllers, GPIO pinmux, regulators, and child devices on buses such as SPI and I2C.</w:t>
+      </w:r>
+    </w:p>
+    <w:p>
+      <w:pPr>
+        <w:pStyle w:val="Heading2"/>
+      </w:pPr>
+      <w:r>
+        <w:t>Minimal DTS Syntax</w:t>
+      </w:r>
+    </w:p>
+    <w:tbl>
+      <w:tblPr>
+        <w:tblW w:type="auto" w:w="0"/>
+        <w:jc w:val="left"/>
+        <w:tblLayout w:type="fixed"/>
+        <w:tblLook w:firstColumn="1" w:firstRow="1" w:lastColumn="0" w:lastRow="0" w:noHBand="0" w:noVBand="1" w:val="04A0"/>
+      </w:tblPr>
+      <w:tblGrid>
+        <w:gridCol w:w="9360"/>
+      </w:tblGrid>
+      <w:tr>
+        <w:tc>
+          <w:tcPr>
+            <w:tcW w:type="dxa" w:w="9360"/>
+            <w:vAlign w:val="center"/>
+            <w:shd w:fill="1E1E1E" w:val="clear"/>
+            <w:tcBorders>
+              <w:top w:val="single" w:sz="6" w:space="0" w:color="333333"/>
+              <w:left w:val="single" w:sz="6" w:space="0" w:color="333333"/>
+              <w:bottom w:val="single" w:sz="6" w:space="0" w:color="333333"/>
+              <w:right w:val="single" w:sz="6" w:space="0" w:color="333333"/>
+            </w:tcBorders>
+            <w:tcMar>
+              <w:top w:w="120" w:type="dxa"/>
+              <w:start w:w="180" w:type="dxa"/>
+              <w:bottom w:w="120" w:type="dxa"/>
+              <w:end w:w="180" w:type="dxa"/>
+            </w:tcMar>
+          </w:tcPr>
+          <w:p>
+            <w:pPr>
+              <w:spacing w:before="0" w:after="0"/>
+            </w:pPr>
+            <w:r>
+              <w:rPr>
+                <w:rFonts w:ascii="Courier New" w:hAnsi="Courier New"/>
+                <w:b w:val="0"/>
+                <w:color w:val="D4D4D4"/>
+                <w:sz w:val="18"/>
+              </w:rPr>
+              <w:t>/dts-v1/;</w:t>
+              <w:br/>
+              <w:br/>
+              <w:t>/ {</w:t>
+              <w:br/>
+              <w:t xml:space="preserve">    model = "Example Board";</w:t>
+              <w:br/>
+              <w:t xml:space="preserve">    compatible = "vendor,example-board", "vendor,example-soc";</w:t>
+              <w:br/>
+              <w:br/>
+              <w:t xml:space="preserve">    #address-cells = &lt;1&gt;;</w:t>
+              <w:br/>
+              <w:t xml:space="preserve">    #size-cells = &lt;1&gt;;</w:t>
+              <w:br/>
+              <w:br/>
+              <w:t xml:space="preserve">    memory@80000000 {</w:t>
+              <w:br/>
+              <w:t xml:space="preserve">        device_type = "memory";</w:t>
+              <w:br/>
+              <w:t xml:space="preserve">        reg = &lt;0x80000000 0x40000000&gt;;</w:t>
+              <w:br/>
+              <w:t xml:space="preserve">    };</w:t>
+              <w:br/>
+              <w:br/>
+              <w:t xml:space="preserve">    soc {</w:t>
+              <w:br/>
+              <w:t xml:space="preserve">        compatible = "simple-bus";</w:t>
+              <w:br/>
+              <w:t xml:space="preserve">        #address-cells = &lt;1&gt;;</w:t>
+              <w:br/>
+              <w:t xml:space="preserve">        #size-cells = &lt;1&gt;;</w:t>
+              <w:br/>
+              <w:t xml:space="preserve">        ranges;</w:t>
+              <w:br/>
+              <w:br/>
+              <w:t xml:space="preserve">        uart0: serial@101f1000 {</w:t>
+              <w:br/>
+              <w:t xml:space="preserve">            compatible = "arm,pl011", "arm,primecell";</w:t>
+              <w:br/>
+              <w:t xml:space="preserve">            reg = &lt;0x101f1000 0x1000&gt;;</w:t>
+              <w:br/>
+              <w:t xml:space="preserve">            interrupts = &lt;5&gt;;</w:t>
+              <w:br/>
+              <w:t xml:space="preserve">            status = "okay";</w:t>
+              <w:br/>
+              <w:t xml:space="preserve">        };</w:t>
+              <w:br/>
+              <w:t xml:space="preserve">    };</w:t>
+              <w:br/>
+              <w:t>};</w:t>
+            </w:r>
+          </w:p>
+        </w:tc>
+      </w:tr>
+    </w:tbl>
+    <w:p>
+      <w:pPr>
+        <w:pStyle w:val="ListBullet"/>
+      </w:pPr>
+      <w:r>
+        <w:t>Nodes use a name and optional unit address: serial@101f1000.</w:t>
+      </w:r>
+    </w:p>
+    <w:p>
+      <w:pPr>
+        <w:pStyle w:val="ListBullet"/>
+      </w:pPr>
+      <w:r>
+        <w:t>Properties are name/value pairs: compatible, reg, interrupts, clocks, status.</w:t>
+      </w:r>
+    </w:p>
+    <w:p>
+      <w:pPr>
+        <w:pStyle w:val="ListBullet"/>
+      </w:pPr>
+      <w:r>
+        <w:t>Labels such as uart0: create phandle-friendly names for references elsewhere.</w:t>
+      </w:r>
+    </w:p>
+    <w:p>
+      <w:pPr>
+        <w:pStyle w:val="ListBullet"/>
+      </w:pPr>
+      <w:r>
+        <w:t>Angle brackets hold 32-bit cells. Multi-cell values are interpreted using the binding and the parent bus rules.</w:t>
+      </w:r>
+    </w:p>
+    <w:p>
+      <w:pPr>
+        <w:pStyle w:val="ListBullet"/>
+      </w:pPr>
+      <w:r>
+        <w:t>Strings use quotes; string lists use comma-separated quoted strings.</w:t>
+      </w:r>
+    </w:p>
+    <w:p>
+      <w:pPr>
+        <w:pStyle w:val="Heading2"/>
+      </w:pPr>
+      <w:r>
+        <w:t>Node Names, Unit Addresses, and Labels</w:t>
+      </w:r>
+    </w:p>
+    <w:p>
+      <w:r>
+        <w:t>The node name should describe the generic device class, not the vendor marketing name. The unit address after @ should normally match the first address in the reg property. The label is not part of the runtime path; it is a DTS authoring convenience used by phandle references.</w:t>
+      </w:r>
+    </w:p>
+    <w:tbl>
+      <w:tblPr>
+        <w:tblW w:type="auto" w:w="0"/>
+        <w:jc w:val="left"/>
+        <w:tblLayout w:type="fixed"/>
+        <w:tblLook w:firstColumn="1" w:firstRow="1" w:lastColumn="0" w:lastRow="0" w:noHBand="0" w:noVBand="1" w:val="04A0"/>
+      </w:tblPr>
+      <w:tblGrid>
+        <w:gridCol w:w="9360"/>
+      </w:tblGrid>
+      <w:tr>
+        <w:tc>
+          <w:tcPr>
+            <w:tcW w:type="dxa" w:w="9360"/>
+            <w:vAlign w:val="center"/>
+            <w:shd w:fill="1E1E1E" w:val="clear"/>
+            <w:tcBorders>
+              <w:top w:val="single" w:sz="6" w:space="0" w:color="333333"/>
+              <w:left w:val="single" w:sz="6" w:space="0" w:color="333333"/>
+              <w:bottom w:val="single" w:sz="6" w:space="0" w:color="333333"/>
+              <w:right w:val="single" w:sz="6" w:space="0" w:color="333333"/>
+            </w:tcBorders>
+            <w:tcMar>
+              <w:top w:w="120" w:type="dxa"/>
+              <w:start w:w="180" w:type="dxa"/>
+              <w:bottom w:w="120" w:type="dxa"/>
+              <w:end w:w="180" w:type="dxa"/>
+            </w:tcMar>
+          </w:tcPr>
+          <w:p>
+            <w:pPr>
+              <w:spacing w:before="0" w:after="0"/>
+            </w:pPr>
+            <w:r>
+              <w:rPr>
+                <w:rFonts w:ascii="Courier New" w:hAnsi="Courier New"/>
+                <w:b w:val="0"/>
+                <w:color w:val="D4D4D4"/>
+                <w:sz w:val="18"/>
+              </w:rPr>
+              <w:t>uart0: serial@7e201000 {</w:t>
+              <w:br/>
+              <w:t xml:space="preserve">    compatible = "brcm,bcm2835-pl011", "arm,pl011";</w:t>
+              <w:br/>
+              <w:t xml:space="preserve">    reg = &lt;0x7e201000 0x200&gt;;</w:t>
+              <w:br/>
+              <w:t>};</w:t>
+              <w:br/>
+              <w:br/>
+              <w:t>/* label */  /* node name */ /* unit address */</w:t>
+            </w:r>
+          </w:p>
+        </w:tc>
+      </w:tr>
+    </w:tbl>
+    <w:p>
+      <w:pPr>
+        <w:pStyle w:val="Heading2"/>
+      </w:pPr>
+      <w:r>
+        <w:t>compatible: How Drivers Match Hardware</w:t>
+      </w:r>
+    </w:p>
+    <w:p>
+      <w:r>
+        <w:t>compatible is the most important matching property. It is an ordered list from most specific to more generic. The driver core compares the node's compatible strings against the driver's of_device_id table. When one matches, the driver can probe the device.</w:t>
+      </w:r>
+    </w:p>
+    <w:tbl>
+      <w:tblPr>
+        <w:tblW w:type="auto" w:w="0"/>
+        <w:jc w:val="left"/>
+        <w:tblLayout w:type="fixed"/>
+        <w:tblLook w:firstColumn="1" w:firstRow="1" w:lastColumn="0" w:lastRow="0" w:noHBand="0" w:noVBand="1" w:val="04A0"/>
+      </w:tblPr>
+      <w:tblGrid>
+        <w:gridCol w:w="9360"/>
+      </w:tblGrid>
+      <w:tr>
+        <w:tc>
+          <w:tcPr>
+            <w:tcW w:type="dxa" w:w="9360"/>
+            <w:vAlign w:val="center"/>
+            <w:shd w:fill="1E1E1E" w:val="clear"/>
+            <w:tcBorders>
+              <w:top w:val="single" w:sz="6" w:space="0" w:color="333333"/>
+              <w:left w:val="single" w:sz="6" w:space="0" w:color="333333"/>
+              <w:bottom w:val="single" w:sz="6" w:space="0" w:color="333333"/>
+              <w:right w:val="single" w:sz="6" w:space="0" w:color="333333"/>
+            </w:tcBorders>
+            <w:tcMar>
+              <w:top w:w="120" w:type="dxa"/>
+              <w:start w:w="180" w:type="dxa"/>
+              <w:bottom w:w="120" w:type="dxa"/>
+              <w:end w:w="180" w:type="dxa"/>
+            </w:tcMar>
+          </w:tcPr>
+          <w:p>
+            <w:pPr>
+              <w:spacing w:before="0" w:after="0"/>
+            </w:pPr>
+            <w:r>
+              <w:rPr>
+                <w:rFonts w:ascii="Courier New" w:hAnsi="Courier New"/>
+                <w:b w:val="0"/>
+                <w:color w:val="D4D4D4"/>
+                <w:sz w:val="18"/>
+              </w:rPr>
+              <w:t>static const struct of_device_id mydev_of_match[] = {</w:t>
+              <w:br/>
+              <w:t xml:space="preserve">    { .compatible = "acme,my-spi-sensor" },</w:t>
+              <w:br/>
+              <w:t xml:space="preserve">    { /* sentinel */ }</w:t>
+              <w:br/>
+              <w:t>};</w:t>
+              <w:br/>
+              <w:t>MODULE_DEVICE_TABLE(of, mydev_of_match);</w:t>
+              <w:br/>
+              <w:br/>
+              <w:t>static struct spi_driver mydev_driver = {</w:t>
+              <w:br/>
+              <w:t xml:space="preserve">    .driver = {</w:t>
+              <w:br/>
+              <w:t xml:space="preserve">        .name = "my-spi-sensor",</w:t>
+              <w:br/>
+              <w:t xml:space="preserve">        .of_match_table = mydev_of_match,</w:t>
+              <w:br/>
+              <w:t xml:space="preserve">    },</w:t>
+              <w:br/>
+              <w:t xml:space="preserve">    .probe = mydev_probe,</w:t>
+              <w:br/>
+              <w:t xml:space="preserve">    .remove = mydev_remove,</w:t>
+              <w:br/>
+              <w:t>};</w:t>
+            </w:r>
+          </w:p>
+        </w:tc>
+      </w:tr>
+    </w:tbl>
+    <w:p>
+      <w:r>
+        <w:t>The first compatible string should identify the exact hardware block or board variant. Later strings let an older generic driver bind if it supports the same register interface.</w:t>
+      </w:r>
+    </w:p>
+    <w:p>
+      <w:pPr>
+        <w:pStyle w:val="Heading2"/>
+      </w:pPr>
+      <w:r>
+        <w:t>reg, #address-cells, and #size-cells</w:t>
+      </w:r>
+    </w:p>
+    <w:p>
+      <w:r>
+        <w:t>reg describes addressable resources, but its shape is not fixed globally. The parent node defines how many 32-bit cells represent an address and how many cells represent a size. That is why #address-cells and #size-cells matter.</w:t>
+      </w:r>
+    </w:p>
+    <w:tbl>
+      <w:tblPr>
+        <w:tblW w:type="auto" w:w="0"/>
+        <w:jc w:val="left"/>
+        <w:tblLayout w:type="fixed"/>
+        <w:tblLook w:firstColumn="1" w:firstRow="1" w:lastColumn="0" w:lastRow="0" w:noHBand="0" w:noVBand="1" w:val="04A0"/>
+      </w:tblPr>
+      <w:tblGrid>
+        <w:gridCol w:w="9360"/>
+      </w:tblGrid>
+      <w:tr>
+        <w:tc>
+          <w:tcPr>
+            <w:tcW w:type="dxa" w:w="9360"/>
+            <w:vAlign w:val="center"/>
+            <w:shd w:fill="1E1E1E" w:val="clear"/>
+            <w:tcBorders>
+              <w:top w:val="single" w:sz="6" w:space="0" w:color="333333"/>
+              <w:left w:val="single" w:sz="6" w:space="0" w:color="333333"/>
+              <w:bottom w:val="single" w:sz="6" w:space="0" w:color="333333"/>
+              <w:right w:val="single" w:sz="6" w:space="0" w:color="333333"/>
+            </w:tcBorders>
+            <w:tcMar>
+              <w:top w:w="120" w:type="dxa"/>
+              <w:start w:w="180" w:type="dxa"/>
+              <w:bottom w:w="120" w:type="dxa"/>
+              <w:end w:w="180" w:type="dxa"/>
+            </w:tcMar>
+          </w:tcPr>
+          <w:p>
+            <w:pPr>
+              <w:spacing w:before="0" w:after="0"/>
+            </w:pPr>
+            <w:r>
+              <w:rPr>
+                <w:rFonts w:ascii="Courier New" w:hAnsi="Courier New"/>
+                <w:b w:val="0"/>
+                <w:color w:val="D4D4D4"/>
+                <w:sz w:val="18"/>
+              </w:rPr>
+              <w:t>/* Parent says: one cell for address, one cell for size. */</w:t>
+              <w:br/>
+              <w:t>soc {</w:t>
+              <w:br/>
+              <w:t xml:space="preserve">    #address-cells = &lt;1&gt;;</w:t>
+              <w:br/>
+              <w:t xml:space="preserve">    #size-cells = &lt;1&gt;;</w:t>
+              <w:br/>
+              <w:br/>
+              <w:t xml:space="preserve">    gpio@10012000 {</w:t>
+              <w:br/>
+              <w:t xml:space="preserve">        reg = &lt;0x10012000 0x1000&gt;;  /* address, size */</w:t>
+              <w:br/>
+              <w:t xml:space="preserve">    };</w:t>
+              <w:br/>
+              <w:t>};</w:t>
+              <w:br/>
+              <w:br/>
+              <w:t>/* Parent says: two address cells, two size cells. */</w:t>
+              <w:br/>
+              <w:t>pcie@30000000 {</w:t>
+              <w:br/>
+              <w:t xml:space="preserve">    #address-cells = &lt;2&gt;;</w:t>
+              <w:br/>
+              <w:t xml:space="preserve">    #size-cells = &lt;2&gt;;</w:t>
+              <w:br/>
+              <w:br/>
+              <w:t xml:space="preserve">    device@0 {</w:t>
+              <w:br/>
+              <w:t xml:space="preserve">        reg = &lt;0x0 0x30000000 0x0 0x1000&gt;;  /* addr_hi, addr_lo, size_hi, size_lo */</w:t>
+              <w:br/>
+              <w:t xml:space="preserve">    };</w:t>
+              <w:br/>
+              <w:t>};</w:t>
+            </w:r>
+          </w:p>
+        </w:tc>
+      </w:tr>
+    </w:tbl>
+    <w:p>
+      <w:r>
+        <w:t>In a platform driver, do not parse reg by hand. Use helpers such as platform_get_resource(), devm_ioremap_resource(), or devm_platform_ioremap_resource(). These helpers understand the platform device resources created from the Device Tree.</w:t>
+      </w:r>
+    </w:p>
+    <w:p>
+      <w:pPr>
+        <w:pStyle w:val="Heading2"/>
+      </w:pPr>
+      <w:r>
+        <w:t>ranges and Bus Address Translation</w:t>
+      </w:r>
+    </w:p>
+    <w:p>
+      <w:r>
+        <w:t>A child bus may use bus-local addresses that must be translated into CPU physical addresses. The ranges property describes that translation. An empty ranges property means identity mapping for that bus. A missing ranges property means no translation is defined unless the binding says otherwise.</w:t>
+      </w:r>
+    </w:p>
+    <w:tbl>
+      <w:tblPr>
+        <w:tblW w:type="auto" w:w="0"/>
+        <w:jc w:val="left"/>
+        <w:tblLayout w:type="fixed"/>
+        <w:tblLook w:firstColumn="1" w:firstRow="1" w:lastColumn="0" w:lastRow="0" w:noHBand="0" w:noVBand="1" w:val="04A0"/>
+      </w:tblPr>
+      <w:tblGrid>
+        <w:gridCol w:w="9360"/>
+      </w:tblGrid>
+      <w:tr>
+        <w:tc>
+          <w:tcPr>
+            <w:tcW w:type="dxa" w:w="9360"/>
+            <w:vAlign w:val="center"/>
+            <w:shd w:fill="1E1E1E" w:val="clear"/>
+            <w:tcBorders>
+              <w:top w:val="single" w:sz="6" w:space="0" w:color="333333"/>
+              <w:left w:val="single" w:sz="6" w:space="0" w:color="333333"/>
+              <w:bottom w:val="single" w:sz="6" w:space="0" w:color="333333"/>
+              <w:right w:val="single" w:sz="6" w:space="0" w:color="333333"/>
+            </w:tcBorders>
+            <w:tcMar>
+              <w:top w:w="120" w:type="dxa"/>
+              <w:start w:w="180" w:type="dxa"/>
+              <w:bottom w:w="120" w:type="dxa"/>
+              <w:end w:w="180" w:type="dxa"/>
+            </w:tcMar>
+          </w:tcPr>
+          <w:p>
+            <w:pPr>
+              <w:spacing w:before="0" w:after="0"/>
+            </w:pPr>
+            <w:r>
+              <w:rPr>
+                <w:rFonts w:ascii="Courier New" w:hAnsi="Courier New"/>
+                <w:b w:val="0"/>
+                <w:color w:val="D4D4D4"/>
+                <w:sz w:val="18"/>
+              </w:rPr>
+              <w:t>soc {</w:t>
+              <w:br/>
+              <w:t xml:space="preserve">    compatible = "simple-bus";</w:t>
+              <w:br/>
+              <w:t xml:space="preserve">    #address-cells = &lt;1&gt;;</w:t>
+              <w:br/>
+              <w:t xml:space="preserve">    #size-cells = &lt;1&gt;;</w:t>
+              <w:br/>
+              <w:t xml:space="preserve">    ranges;              /* child bus addresses equal parent addresses */</w:t>
+              <w:br/>
+              <w:t>};</w:t>
+            </w:r>
+          </w:p>
+        </w:tc>
+      </w:tr>
+    </w:tbl>
+    <w:p>
+      <w:pPr>
+        <w:pStyle w:val="Heading2"/>
+      </w:pPr>
+      <w:r>
+        <w:t>interrupts and interrupt-parent</w:t>
+      </w:r>
+    </w:p>
+    <w:p>
+      <w:r>
+        <w:t>Device Tree describes interrupt wiring, but the exact interrupt cell format is defined by the interrupt controller binding. A simple controller might need only an IRQ number. An ARM GIC interrupt specifier usually contains cells for interrupt type, number, and trigger flags.</w:t>
+      </w:r>
+    </w:p>
+    <w:tbl>
+      <w:tblPr>
+        <w:tblW w:type="auto" w:w="0"/>
+        <w:jc w:val="left"/>
+        <w:tblLayout w:type="fixed"/>
+        <w:tblLook w:firstColumn="1" w:firstRow="1" w:lastColumn="0" w:lastRow="0" w:noHBand="0" w:noVBand="1" w:val="04A0"/>
+      </w:tblPr>
+      <w:tblGrid>
+        <w:gridCol w:w="9360"/>
+      </w:tblGrid>
+      <w:tr>
+        <w:tc>
+          <w:tcPr>
+            <w:tcW w:type="dxa" w:w="9360"/>
+            <w:vAlign w:val="center"/>
+            <w:shd w:fill="1E1E1E" w:val="clear"/>
+            <w:tcBorders>
+              <w:top w:val="single" w:sz="6" w:space="0" w:color="333333"/>
+              <w:left w:val="single" w:sz="6" w:space="0" w:color="333333"/>
+              <w:bottom w:val="single" w:sz="6" w:space="0" w:color="333333"/>
+              <w:right w:val="single" w:sz="6" w:space="0" w:color="333333"/>
+            </w:tcBorders>
+            <w:tcMar>
+              <w:top w:w="120" w:type="dxa"/>
+              <w:start w:w="180" w:type="dxa"/>
+              <w:bottom w:w="120" w:type="dxa"/>
+              <w:end w:w="180" w:type="dxa"/>
+            </w:tcMar>
+          </w:tcPr>
+          <w:p>
+            <w:pPr>
+              <w:spacing w:before="0" w:after="0"/>
+            </w:pPr>
+            <w:r>
+              <w:rPr>
+                <w:rFonts w:ascii="Courier New" w:hAnsi="Courier New"/>
+                <w:b w:val="0"/>
+                <w:color w:val="D4D4D4"/>
+                <w:sz w:val="18"/>
+              </w:rPr>
+              <w:t>gic: interrupt-controller@2c001000 {</w:t>
+              <w:br/>
+              <w:t xml:space="preserve">    compatible = "arm,gic-400";</w:t>
+              <w:br/>
+              <w:t xml:space="preserve">    interrupt-controller;</w:t>
+              <w:br/>
+              <w:t xml:space="preserve">    #interrupt-cells = &lt;3&gt;;</w:t>
+              <w:br/>
+              <w:t>};</w:t>
+              <w:br/>
+              <w:br/>
+              <w:t>uart@ff000000 {</w:t>
+              <w:br/>
+              <w:t xml:space="preserve">    compatible = "vendor,my-uart";</w:t>
+              <w:br/>
+              <w:t xml:space="preserve">    reg = &lt;0xff000000 0x1000&gt;;</w:t>
+              <w:br/>
+              <w:t xml:space="preserve">    interrupt-parent = &lt;&amp;gic&gt;;</w:t>
+              <w:br/>
+              <w:t xml:space="preserve">    interrupts = &lt;0 42 4&gt;;</w:t>
+              <w:br/>
+              <w:t>};</w:t>
+            </w:r>
+          </w:p>
+        </w:tc>
+      </w:tr>
+    </w:tbl>
+    <w:p>
+      <w:r>
+        <w:t>Driver rule: use platform_get_irq(), of_irq_get(), or bus-specific helpers. Do not assume the raw integers in interrupts are Linux IRQ numbers. The kernel maps hardware interrupt specifiers into Linux virqs through the irqdomain layer.</w:t>
+      </w:r>
+    </w:p>
+    <w:p>
+      <w:pPr>
+        <w:pStyle w:val="Heading2"/>
+      </w:pPr>
+      <w:r>
+        <w:t>Phandles: References Between Nodes</w:t>
+      </w:r>
+    </w:p>
+    <w:p>
+      <w:r>
+        <w:t>A phandle is a reference to another node. In DTS source, labels make phandle use readable. Common phandle properties include clocks, resets, dmas, gpios, pinctrl-0, power-domains, and interrupt-parent.</w:t>
+      </w:r>
+    </w:p>
+    <w:tbl>
+      <w:tblPr>
+        <w:tblW w:type="auto" w:w="0"/>
+        <w:jc w:val="left"/>
+        <w:tblLayout w:type="fixed"/>
+        <w:tblLook w:firstColumn="1" w:firstRow="1" w:lastColumn="0" w:lastRow="0" w:noHBand="0" w:noVBand="1" w:val="04A0"/>
+      </w:tblPr>
+      <w:tblGrid>
+        <w:gridCol w:w="9360"/>
+      </w:tblGrid>
+      <w:tr>
+        <w:tc>
+          <w:tcPr>
+            <w:tcW w:type="dxa" w:w="9360"/>
+            <w:vAlign w:val="center"/>
+            <w:shd w:fill="1E1E1E" w:val="clear"/>
+            <w:tcBorders>
+              <w:top w:val="single" w:sz="6" w:space="0" w:color="333333"/>
+              <w:left w:val="single" w:sz="6" w:space="0" w:color="333333"/>
+              <w:bottom w:val="single" w:sz="6" w:space="0" w:color="333333"/>
+              <w:right w:val="single" w:sz="6" w:space="0" w:color="333333"/>
+            </w:tcBorders>
+            <w:tcMar>
+              <w:top w:w="120" w:type="dxa"/>
+              <w:start w:w="180" w:type="dxa"/>
+              <w:bottom w:w="120" w:type="dxa"/>
+              <w:end w:w="180" w:type="dxa"/>
+            </w:tcMar>
+          </w:tcPr>
+          <w:p>
+            <w:pPr>
+              <w:spacing w:before="0" w:after="0"/>
+            </w:pPr>
+            <w:r>
+              <w:rPr>
+                <w:rFonts w:ascii="Courier New" w:hAnsi="Courier New"/>
+                <w:b w:val="0"/>
+                <w:color w:val="D4D4D4"/>
+                <w:sz w:val="18"/>
+              </w:rPr>
+              <w:t>clk_uart: clock-controller@10000000 {</w:t>
+              <w:br/>
+              <w:t xml:space="preserve">    compatible = "vendor,uart-clock";</w:t>
+              <w:br/>
+              <w:t xml:space="preserve">    #clock-cells = &lt;1&gt;;</w:t>
+              <w:br/>
+              <w:t>};</w:t>
+              <w:br/>
+              <w:br/>
+              <w:t>serial@10013000 {</w:t>
+              <w:br/>
+              <w:t xml:space="preserve">    compatible = "vendor,my-uart";</w:t>
+              <w:br/>
+              <w:t xml:space="preserve">    clocks = &lt;&amp;clk_uart 0&gt;;</w:t>
+              <w:br/>
+              <w:t xml:space="preserve">    clock-names = "apb_pclk";</w:t>
+              <w:br/>
+              <w:t>};</w:t>
+            </w:r>
+          </w:p>
+        </w:tc>
+      </w:tr>
+    </w:tbl>
+    <w:p>
+      <w:pPr>
+        <w:pStyle w:val="Heading2"/>
+      </w:pPr>
+      <w:r>
+        <w:t>status: Enabling and Disabling Hardware</w:t>
+      </w:r>
+    </w:p>
+    <w:p>
+      <w:r>
+        <w:t>SoC .dtsi files often define all hardware blocks but mark many of them disabled. A board .dts then sets status = "okay" for the controllers physically wired and safe to use on that board.</w:t>
+      </w:r>
+    </w:p>
+    <w:tbl>
+      <w:tblPr>
+        <w:tblW w:type="auto" w:w="0"/>
+        <w:jc w:val="left"/>
+        <w:tblLayout w:type="fixed"/>
+        <w:tblLook w:firstColumn="1" w:firstRow="1" w:lastColumn="0" w:lastRow="0" w:noHBand="0" w:noVBand="1" w:val="04A0"/>
+      </w:tblPr>
+      <w:tblGrid>
+        <w:gridCol w:w="9360"/>
+      </w:tblGrid>
+      <w:tr>
+        <w:tc>
+          <w:tcPr>
+            <w:tcW w:type="dxa" w:w="9360"/>
+            <w:vAlign w:val="center"/>
+            <w:shd w:fill="1E1E1E" w:val="clear"/>
+            <w:tcBorders>
+              <w:top w:val="single" w:sz="6" w:space="0" w:color="333333"/>
+              <w:left w:val="single" w:sz="6" w:space="0" w:color="333333"/>
+              <w:bottom w:val="single" w:sz="6" w:space="0" w:color="333333"/>
+              <w:right w:val="single" w:sz="6" w:space="0" w:color="333333"/>
+            </w:tcBorders>
+            <w:tcMar>
+              <w:top w:w="120" w:type="dxa"/>
+              <w:start w:w="180" w:type="dxa"/>
+              <w:bottom w:w="120" w:type="dxa"/>
+              <w:end w:w="180" w:type="dxa"/>
+            </w:tcMar>
+          </w:tcPr>
+          <w:p>
+            <w:pPr>
+              <w:spacing w:before="0" w:after="0"/>
+            </w:pPr>
+            <w:r>
+              <w:rPr>
+                <w:rFonts w:ascii="Courier New" w:hAnsi="Courier New"/>
+                <w:b w:val="0"/>
+                <w:color w:val="D4D4D4"/>
+                <w:sz w:val="18"/>
+              </w:rPr>
+              <w:t>/* In SoC .dtsi */</w:t>
+              <w:br/>
+              <w:t>spi0: spi@7e204000 {</w:t>
+              <w:br/>
+              <w:t xml:space="preserve">    compatible = "brcm,bcm2835-spi";</w:t>
+              <w:br/>
+              <w:t xml:space="preserve">    reg = &lt;0x7e204000 0x200&gt;;</w:t>
+              <w:br/>
+              <w:t xml:space="preserve">    status = "disabled";</w:t>
+              <w:br/>
+              <w:t>};</w:t>
+              <w:br/>
+              <w:br/>
+              <w:t>/* In board .dts */</w:t>
+              <w:br/>
+              <w:t>&amp;spi0 {</w:t>
+              <w:br/>
+              <w:t xml:space="preserve">    status = "okay";</w:t>
+              <w:br/>
+              <w:t>};</w:t>
+            </w:r>
+          </w:p>
+        </w:tc>
+      </w:tr>
+    </w:tbl>
+    <w:p>
+      <w:r>
+        <w:t>status = "disabled" keeps the OS from creating or using that device. status = "okay" makes it available. Missing status is often treated as available, but explicit status is clearer in board files.</w:t>
+      </w:r>
+    </w:p>
+    <w:p>
+      <w:pPr>
+        <w:pStyle w:val="Heading2"/>
+      </w:pPr>
+      <w:r>
+        <w:t>SPI Devices in Device Tree</w:t>
+      </w:r>
+    </w:p>
+    <w:p>
+      <w:r>
+        <w:t>SPI controllers appear as bus nodes. Each chip-select device is a child node. The child node's reg value is normally the chip select number, not a memory-mapped address. The controller driver creates spi_device objects for those children, and SPI client drivers match by compatible.</w:t>
+      </w:r>
+    </w:p>
+    <w:tbl>
+      <w:tblPr>
+        <w:tblW w:type="auto" w:w="0"/>
+        <w:jc w:val="left"/>
+        <w:tblLayout w:type="fixed"/>
+        <w:tblLook w:firstColumn="1" w:firstRow="1" w:lastColumn="0" w:lastRow="0" w:noHBand="0" w:noVBand="1" w:val="04A0"/>
+      </w:tblPr>
+      <w:tblGrid>
+        <w:gridCol w:w="9360"/>
+      </w:tblGrid>
+      <w:tr>
+        <w:tc>
+          <w:tcPr>
+            <w:tcW w:type="dxa" w:w="9360"/>
+            <w:vAlign w:val="center"/>
+            <w:shd w:fill="1E1E1E" w:val="clear"/>
+            <w:tcBorders>
+              <w:top w:val="single" w:sz="6" w:space="0" w:color="333333"/>
+              <w:left w:val="single" w:sz="6" w:space="0" w:color="333333"/>
+              <w:bottom w:val="single" w:sz="6" w:space="0" w:color="333333"/>
+              <w:right w:val="single" w:sz="6" w:space="0" w:color="333333"/>
+            </w:tcBorders>
+            <w:tcMar>
+              <w:top w:w="120" w:type="dxa"/>
+              <w:start w:w="180" w:type="dxa"/>
+              <w:bottom w:w="120" w:type="dxa"/>
+              <w:end w:w="180" w:type="dxa"/>
+            </w:tcMar>
+          </w:tcPr>
+          <w:p>
+            <w:pPr>
+              <w:spacing w:before="0" w:after="0"/>
+            </w:pPr>
+            <w:r>
+              <w:rPr>
+                <w:rFonts w:ascii="Courier New" w:hAnsi="Courier New"/>
+                <w:b w:val="0"/>
+                <w:color w:val="D4D4D4"/>
+                <w:sz w:val="18"/>
+              </w:rPr>
+              <w:t>&amp;spi0 {</w:t>
+              <w:br/>
+              <w:t xml:space="preserve">    status = "okay";</w:t>
+              <w:br/>
+              <w:t xml:space="preserve">    #address-cells = &lt;1&gt;;</w:t>
+              <w:br/>
+              <w:t xml:space="preserve">    #size-cells = &lt;0&gt;;</w:t>
+              <w:br/>
+              <w:br/>
+              <w:t xml:space="preserve">    sensor@0 {</w:t>
+              <w:br/>
+              <w:t xml:space="preserve">        compatible = "acme,temp-sensor";</w:t>
+              <w:br/>
+              <w:t xml:space="preserve">        reg = &lt;0&gt;;                    /* chip select 0 */</w:t>
+              <w:br/>
+              <w:t xml:space="preserve">        spi-max-frequency = &lt;1000000&gt;;</w:t>
+              <w:br/>
+              <w:t xml:space="preserve">        interrupt-parent = &lt;&amp;gpio&gt;;</w:t>
+              <w:br/>
+              <w:t xml:space="preserve">        interrupts = &lt;17 2&gt;;</w:t>
+              <w:br/>
+              <w:t xml:space="preserve">    };</w:t>
+              <w:br/>
+              <w:t>};</w:t>
+            </w:r>
+          </w:p>
+        </w:tc>
+      </w:tr>
+    </w:tbl>
+    <w:p>
+      <w:r>
+        <w:t>This connects directly to the SPI chapter: Device Tree says that a sensor exists on spi0 chip select 0 and gives its bus speed and optional IRQ. The SPI driver implements probe(), transfers, register reads, and interrupt handling.</w:t>
+      </w:r>
+    </w:p>
+    <w:p>
+      <w:pPr>
+        <w:pStyle w:val="Heading2"/>
+      </w:pPr>
+      <w:r>
+        <w:t>I2C Devices in Device Tree</w:t>
+      </w:r>
+    </w:p>
+    <w:p>
+      <w:r>
+        <w:t>I2C controllers are also bus nodes. Child reg values are I2C addresses. The I2C core creates i2c_client devices from those child nodes and matches them to i2c_driver entries.</w:t>
+      </w:r>
+    </w:p>
+    <w:tbl>
+      <w:tblPr>
+        <w:tblW w:type="auto" w:w="0"/>
+        <w:jc w:val="left"/>
+        <w:tblLayout w:type="fixed"/>
+        <w:tblLook w:firstColumn="1" w:firstRow="1" w:lastColumn="0" w:lastRow="0" w:noHBand="0" w:noVBand="1" w:val="04A0"/>
+      </w:tblPr>
+      <w:tblGrid>
+        <w:gridCol w:w="9360"/>
+      </w:tblGrid>
+      <w:tr>
+        <w:tc>
+          <w:tcPr>
+            <w:tcW w:type="dxa" w:w="9360"/>
+            <w:vAlign w:val="center"/>
+            <w:shd w:fill="1E1E1E" w:val="clear"/>
+            <w:tcBorders>
+              <w:top w:val="single" w:sz="6" w:space="0" w:color="333333"/>
+              <w:left w:val="single" w:sz="6" w:space="0" w:color="333333"/>
+              <w:bottom w:val="single" w:sz="6" w:space="0" w:color="333333"/>
+              <w:right w:val="single" w:sz="6" w:space="0" w:color="333333"/>
+            </w:tcBorders>
+            <w:tcMar>
+              <w:top w:w="120" w:type="dxa"/>
+              <w:start w:w="180" w:type="dxa"/>
+              <w:bottom w:w="120" w:type="dxa"/>
+              <w:end w:w="180" w:type="dxa"/>
+            </w:tcMar>
+          </w:tcPr>
+          <w:p>
+            <w:pPr>
+              <w:spacing w:before="0" w:after="0"/>
+            </w:pPr>
+            <w:r>
+              <w:rPr>
+                <w:rFonts w:ascii="Courier New" w:hAnsi="Courier New"/>
+                <w:b w:val="0"/>
+                <w:color w:val="D4D4D4"/>
+                <w:sz w:val="18"/>
+              </w:rPr>
+              <w:t>&amp;i2c1 {</w:t>
+              <w:br/>
+              <w:t xml:space="preserve">    status = "okay";</w:t>
+              <w:br/>
+              <w:t xml:space="preserve">    #address-cells = &lt;1&gt;;</w:t>
+              <w:br/>
+              <w:t xml:space="preserve">    #size-cells = &lt;0&gt;;</w:t>
+              <w:br/>
+              <w:br/>
+              <w:t xml:space="preserve">    eeprom@50 {</w:t>
+              <w:br/>
+              <w:t xml:space="preserve">        compatible = "atmel,24c02";</w:t>
+              <w:br/>
+              <w:t xml:space="preserve">        reg = &lt;0x50&gt;;                 /* 7-bit I2C address */</w:t>
+              <w:br/>
+              <w:t xml:space="preserve">        pagesize = &lt;8&gt;;</w:t>
+              <w:br/>
+              <w:t xml:space="preserve">    };</w:t>
+              <w:br/>
+              <w:t>};</w:t>
+            </w:r>
+          </w:p>
+        </w:tc>
+      </w:tr>
+    </w:tbl>
+    <w:p>
+      <w:pPr>
+        <w:pStyle w:val="Heading2"/>
+      </w:pPr>
+      <w:r>
+        <w:t>GPIOs, pinctrl, clocks, resets, and regulators</w:t>
+      </w:r>
+    </w:p>
+    <w:p>
+      <w:r>
+        <w:t>Most real drivers need more than a base address and IRQ. Device Tree also describes the support resources that make the hardware usable.</w:t>
+      </w:r>
+    </w:p>
+    <w:tbl>
+      <w:tblPr>
+        <w:tblStyle w:val="TableGrid"/>
+        <w:tblW w:type="auto" w:w="0"/>
+        <w:jc w:val="left"/>
+        <w:tblLayout w:type="fixed"/>
+        <w:tblLook w:firstColumn="1" w:firstRow="1" w:lastColumn="0" w:lastRow="0" w:noHBand="0" w:noVBand="1" w:val="04A0"/>
+      </w:tblPr>
+      <w:tblGrid>
+        <w:gridCol w:w="3120"/>
+        <w:gridCol w:w="3120"/>
+        <w:gridCol w:w="3120"/>
+      </w:tblGrid>
+      <w:tr>
+        <w:tc>
+          <w:tcPr>
+            <w:tcW w:type="dxa" w:w="1656"/>
+            <w:shd w:fill="D9EAF7" w:val="clear"/>
+            <w:tcMar>
+              <w:top w:w="100" w:type="dxa"/>
+              <w:start w:w="140" w:type="dxa"/>
+              <w:bottom w:w="100" w:type="dxa"/>
+              <w:end w:w="140" w:type="dxa"/>
+            </w:tcMar>
+            <w:vAlign w:val="center"/>
+          </w:tcPr>
+          <w:p>
+            <w:r>
+              <w:rPr>
+                <w:b/>
+                <w:sz w:val="18"/>
+              </w:rPr>
+              <w:t>Resource</w:t>
+            </w:r>
+          </w:p>
+        </w:tc>
+        <w:tc>
+          <w:tcPr>
+            <w:tcW w:type="dxa" w:w="3672"/>
+            <w:shd w:fill="D9EAF7" w:val="clear"/>
+            <w:tcMar>
+              <w:top w:w="100" w:type="dxa"/>
+              <w:start w:w="140" w:type="dxa"/>
+              <w:bottom w:w="100" w:type="dxa"/>
+              <w:end w:w="140" w:type="dxa"/>
+            </w:tcMar>
+            <w:vAlign w:val="center"/>
+          </w:tcPr>
+          <w:p>
+            <w:r>
+              <w:rPr>
+                <w:b/>
+                <w:sz w:val="18"/>
+              </w:rPr>
+              <w:t>Typical Property</w:t>
+            </w:r>
+          </w:p>
+        </w:tc>
+        <w:tc>
+          <w:tcPr>
+            <w:tcW w:type="dxa" w:w="3960"/>
+            <w:shd w:fill="D9EAF7" w:val="clear"/>
+            <w:tcMar>
+              <w:top w:w="100" w:type="dxa"/>
+              <w:start w:w="140" w:type="dxa"/>
+              <w:bottom w:w="100" w:type="dxa"/>
+              <w:end w:w="140" w:type="dxa"/>
+            </w:tcMar>
+            <w:vAlign w:val="center"/>
+          </w:tcPr>
+          <w:p>
+            <w:r>
+              <w:rPr>
+                <w:b/>
+                <w:sz w:val="18"/>
+              </w:rPr>
+              <w:t>Kernel Helper</w:t>
+            </w:r>
+          </w:p>
+        </w:tc>
+      </w:tr>
+      <w:tr>
+        <w:tc>
+          <w:tcPr>
+            <w:tcW w:type="dxa" w:w="1656"/>
+            <w:tcMar>
+              <w:top w:w="90" w:type="dxa"/>
+              <w:start w:w="140" w:type="dxa"/>
+              <w:bottom w:w="90" w:type="dxa"/>
+              <w:end w:w="140" w:type="dxa"/>
+            </w:tcMar>
+            <w:vAlign w:val="center"/>
+          </w:tcPr>
+          <w:p>
+            <w:pPr>
+              <w:spacing w:after="0"/>
+            </w:pPr>
+            <w:r>
+              <w:rPr>
+                <w:sz w:val="18"/>
+              </w:rPr>
+              <w:t>GPIO</w:t>
+            </w:r>
+          </w:p>
+        </w:tc>
+        <w:tc>
+          <w:tcPr>
+            <w:tcW w:type="dxa" w:w="3672"/>
+            <w:tcMar>
+              <w:top w:w="90" w:type="dxa"/>
+              <w:start w:w="140" w:type="dxa"/>
+              <w:bottom w:w="90" w:type="dxa"/>
+              <w:end w:w="140" w:type="dxa"/>
+            </w:tcMar>
+            <w:vAlign w:val="center"/>
+          </w:tcPr>
+          <w:p>
+            <w:pPr>
+              <w:spacing w:after="0"/>
+            </w:pPr>
+            <w:r>
+              <w:rPr>
+                <w:sz w:val="18"/>
+              </w:rPr>
+              <w:t>reset-gpios = &lt;&amp;gpio 12 0&gt;;</w:t>
+            </w:r>
+          </w:p>
+        </w:tc>
+        <w:tc>
+          <w:tcPr>
+            <w:tcW w:type="dxa" w:w="3960"/>
+            <w:tcMar>
+              <w:top w:w="90" w:type="dxa"/>
+              <w:start w:w="140" w:type="dxa"/>
+              <w:bottom w:w="90" w:type="dxa"/>
+              <w:end w:w="140" w:type="dxa"/>
+            </w:tcMar>
+            <w:vAlign w:val="center"/>
+          </w:tcPr>
+          <w:p>
+            <w:pPr>
+              <w:spacing w:after="0"/>
+            </w:pPr>
+            <w:r>
+              <w:rPr>
+                <w:sz w:val="18"/>
+              </w:rPr>
+              <w:t>devm_gpiod_get_optional()</w:t>
+            </w:r>
+          </w:p>
+        </w:tc>
+      </w:tr>
+      <w:tr>
+        <w:tc>
+          <w:tcPr>
+            <w:tcW w:type="dxa" w:w="1656"/>
+            <w:tcMar>
+              <w:top w:w="90" w:type="dxa"/>
+              <w:start w:w="140" w:type="dxa"/>
+              <w:bottom w:w="90" w:type="dxa"/>
+              <w:end w:w="140" w:type="dxa"/>
+            </w:tcMar>
+            <w:vAlign w:val="center"/>
+          </w:tcPr>
+          <w:p>
+            <w:pPr>
+              <w:spacing w:after="0"/>
+            </w:pPr>
+            <w:r>
+              <w:rPr>
+                <w:sz w:val="18"/>
+              </w:rPr>
+              <w:t>Pin mux/state</w:t>
+            </w:r>
+          </w:p>
+        </w:tc>
+        <w:tc>
+          <w:tcPr>
+            <w:tcW w:type="dxa" w:w="3672"/>
+            <w:tcMar>
+              <w:top w:w="90" w:type="dxa"/>
+              <w:start w:w="140" w:type="dxa"/>
+              <w:bottom w:w="90" w:type="dxa"/>
+              <w:end w:w="140" w:type="dxa"/>
+            </w:tcMar>
+            <w:vAlign w:val="center"/>
+          </w:tcPr>
+          <w:p>
+            <w:pPr>
+              <w:spacing w:after="0"/>
+            </w:pPr>
+            <w:r>
+              <w:rPr>
+                <w:sz w:val="18"/>
+              </w:rPr>
+              <w:t>pinctrl-0 = &lt;&amp;uart0_pins&gt;;</w:t>
+            </w:r>
+          </w:p>
+        </w:tc>
+        <w:tc>
+          <w:tcPr>
+            <w:tcW w:type="dxa" w:w="3960"/>
+            <w:tcMar>
+              <w:top w:w="90" w:type="dxa"/>
+              <w:start w:w="140" w:type="dxa"/>
+              <w:bottom w:w="90" w:type="dxa"/>
+              <w:end w:w="140" w:type="dxa"/>
+            </w:tcMar>
+            <w:vAlign w:val="center"/>
+          </w:tcPr>
+          <w:p>
+            <w:pPr>
+              <w:spacing w:after="0"/>
+            </w:pPr>
+            <w:r>
+              <w:rPr>
+                <w:sz w:val="18"/>
+              </w:rPr>
+              <w:t>pinctrl framework, usually automatic by driver core</w:t>
+            </w:r>
+          </w:p>
+        </w:tc>
+      </w:tr>
+      <w:tr>
+        <w:tc>
+          <w:tcPr>
+            <w:tcW w:type="dxa" w:w="1656"/>
+            <w:tcMar>
+              <w:top w:w="90" w:type="dxa"/>
+              <w:start w:w="140" w:type="dxa"/>
+              <w:bottom w:w="90" w:type="dxa"/>
+              <w:end w:w="140" w:type="dxa"/>
+            </w:tcMar>
+            <w:vAlign w:val="center"/>
+          </w:tcPr>
+          <w:p>
+            <w:pPr>
+              <w:spacing w:after="0"/>
+            </w:pPr>
+            <w:r>
+              <w:rPr>
+                <w:sz w:val="18"/>
+              </w:rPr>
+              <w:t>Clock</w:t>
+            </w:r>
+          </w:p>
+        </w:tc>
+        <w:tc>
+          <w:tcPr>
+            <w:tcW w:type="dxa" w:w="3672"/>
+            <w:tcMar>
+              <w:top w:w="90" w:type="dxa"/>
+              <w:start w:w="140" w:type="dxa"/>
+              <w:bottom w:w="90" w:type="dxa"/>
+              <w:end w:w="140" w:type="dxa"/>
+            </w:tcMar>
+            <w:vAlign w:val="center"/>
+          </w:tcPr>
+          <w:p>
+            <w:pPr>
+              <w:spacing w:after="0"/>
+            </w:pPr>
+            <w:r>
+              <w:rPr>
+                <w:sz w:val="18"/>
+              </w:rPr>
+              <w:t>clocks = &lt;&amp;clk 3&gt;;</w:t>
+            </w:r>
+          </w:p>
+        </w:tc>
+        <w:tc>
+          <w:tcPr>
+            <w:tcW w:type="dxa" w:w="3960"/>
+            <w:tcMar>
+              <w:top w:w="90" w:type="dxa"/>
+              <w:start w:w="140" w:type="dxa"/>
+              <w:bottom w:w="90" w:type="dxa"/>
+              <w:end w:w="140" w:type="dxa"/>
+            </w:tcMar>
+            <w:vAlign w:val="center"/>
+          </w:tcPr>
+          <w:p>
+            <w:pPr>
+              <w:spacing w:after="0"/>
+            </w:pPr>
+            <w:r>
+              <w:rPr>
+                <w:sz w:val="18"/>
+              </w:rPr>
+              <w:t>devm_clk_get(), clk_prepare_enable()</w:t>
+            </w:r>
+          </w:p>
+        </w:tc>
+      </w:tr>
+      <w:tr>
+        <w:tc>
+          <w:tcPr>
+            <w:tcW w:type="dxa" w:w="1656"/>
+            <w:tcMar>
+              <w:top w:w="90" w:type="dxa"/>
+              <w:start w:w="140" w:type="dxa"/>
+              <w:bottom w:w="90" w:type="dxa"/>
+              <w:end w:w="140" w:type="dxa"/>
+            </w:tcMar>
+            <w:vAlign w:val="center"/>
+          </w:tcPr>
+          <w:p>
+            <w:pPr>
+              <w:spacing w:after="0"/>
+            </w:pPr>
+            <w:r>
+              <w:rPr>
+                <w:sz w:val="18"/>
+              </w:rPr>
+              <w:t>Reset</w:t>
+            </w:r>
+          </w:p>
+        </w:tc>
+        <w:tc>
+          <w:tcPr>
+            <w:tcW w:type="dxa" w:w="3672"/>
+            <w:tcMar>
+              <w:top w:w="90" w:type="dxa"/>
+              <w:start w:w="140" w:type="dxa"/>
+              <w:bottom w:w="90" w:type="dxa"/>
+              <w:end w:w="140" w:type="dxa"/>
+            </w:tcMar>
+            <w:vAlign w:val="center"/>
+          </w:tcPr>
+          <w:p>
+            <w:pPr>
+              <w:spacing w:after="0"/>
+            </w:pPr>
+            <w:r>
+              <w:rPr>
+                <w:sz w:val="18"/>
+              </w:rPr>
+              <w:t>resets = &lt;&amp;rst 4&gt;;</w:t>
+            </w:r>
+          </w:p>
+        </w:tc>
+        <w:tc>
+          <w:tcPr>
+            <w:tcW w:type="dxa" w:w="3960"/>
+            <w:tcMar>
+              <w:top w:w="90" w:type="dxa"/>
+              <w:start w:w="140" w:type="dxa"/>
+              <w:bottom w:w="90" w:type="dxa"/>
+              <w:end w:w="140" w:type="dxa"/>
+            </w:tcMar>
+            <w:vAlign w:val="center"/>
+          </w:tcPr>
+          <w:p>
+            <w:pPr>
+              <w:spacing w:after="0"/>
+            </w:pPr>
+            <w:r>
+              <w:rPr>
+                <w:sz w:val="18"/>
+              </w:rPr>
+              <w:t>devm_reset_control_get_optional_exclusive()</w:t>
+            </w:r>
+          </w:p>
+        </w:tc>
+      </w:tr>
+      <w:tr>
+        <w:tc>
+          <w:tcPr>
+            <w:tcW w:type="dxa" w:w="1656"/>
+            <w:tcMar>
+              <w:top w:w="90" w:type="dxa"/>
+              <w:start w:w="140" w:type="dxa"/>
+              <w:bottom w:w="90" w:type="dxa"/>
+              <w:end w:w="140" w:type="dxa"/>
+            </w:tcMar>
+            <w:vAlign w:val="center"/>
+          </w:tcPr>
+          <w:p>
+            <w:pPr>
+              <w:spacing w:after="0"/>
+            </w:pPr>
+            <w:r>
+              <w:rPr>
+                <w:sz w:val="18"/>
+              </w:rPr>
+              <w:t>Regulator</w:t>
+            </w:r>
+          </w:p>
+        </w:tc>
+        <w:tc>
+          <w:tcPr>
+            <w:tcW w:type="dxa" w:w="3672"/>
+            <w:tcMar>
+              <w:top w:w="90" w:type="dxa"/>
+              <w:start w:w="140" w:type="dxa"/>
+              <w:bottom w:w="90" w:type="dxa"/>
+              <w:end w:w="140" w:type="dxa"/>
+            </w:tcMar>
+            <w:vAlign w:val="center"/>
+          </w:tcPr>
+          <w:p>
+            <w:pPr>
+              <w:spacing w:after="0"/>
+            </w:pPr>
+            <w:r>
+              <w:rPr>
+                <w:sz w:val="18"/>
+              </w:rPr>
+              <w:t>vdd-supply = &lt;&amp;reg_3v3&gt;;</w:t>
+            </w:r>
+          </w:p>
+        </w:tc>
+        <w:tc>
+          <w:tcPr>
+            <w:tcW w:type="dxa" w:w="3960"/>
+            <w:tcMar>
+              <w:top w:w="90" w:type="dxa"/>
+              <w:start w:w="140" w:type="dxa"/>
+              <w:bottom w:w="90" w:type="dxa"/>
+              <w:end w:w="140" w:type="dxa"/>
+            </w:tcMar>
+            <w:vAlign w:val="center"/>
+          </w:tcPr>
+          <w:p>
+            <w:pPr>
+              <w:spacing w:after="0"/>
+            </w:pPr>
+            <w:r>
+              <w:rPr>
+                <w:sz w:val="18"/>
+              </w:rPr>
+              <w:t>devm_regulator_get(), regulator_enable()</w:t>
+            </w:r>
+          </w:p>
+        </w:tc>
+      </w:tr>
+      <w:tr>
+        <w:tc>
+          <w:tcPr>
+            <w:tcW w:type="dxa" w:w="1656"/>
+            <w:tcMar>
+              <w:top w:w="90" w:type="dxa"/>
+              <w:start w:w="140" w:type="dxa"/>
+              <w:bottom w:w="90" w:type="dxa"/>
+              <w:end w:w="140" w:type="dxa"/>
+            </w:tcMar>
+            <w:vAlign w:val="center"/>
+          </w:tcPr>
+          <w:p>
+            <w:pPr>
+              <w:spacing w:after="0"/>
+            </w:pPr>
+            <w:r>
+              <w:rPr>
+                <w:sz w:val="18"/>
+              </w:rPr>
+              <w:t>DMA</w:t>
+            </w:r>
+          </w:p>
+        </w:tc>
+        <w:tc>
+          <w:tcPr>
+            <w:tcW w:type="dxa" w:w="3672"/>
+            <w:tcMar>
+              <w:top w:w="90" w:type="dxa"/>
+              <w:start w:w="140" w:type="dxa"/>
+              <w:bottom w:w="90" w:type="dxa"/>
+              <w:end w:w="140" w:type="dxa"/>
+            </w:tcMar>
+            <w:vAlign w:val="center"/>
+          </w:tcPr>
+          <w:p>
+            <w:pPr>
+              <w:spacing w:after="0"/>
+            </w:pPr>
+            <w:r>
+              <w:rPr>
+                <w:sz w:val="18"/>
+              </w:rPr>
+              <w:t>dmas = &lt;&amp;dma 5&gt;, &lt;&amp;dma 6&gt;;</w:t>
+            </w:r>
+          </w:p>
+        </w:tc>
+        <w:tc>
+          <w:tcPr>
+            <w:tcW w:type="dxa" w:w="3960"/>
+            <w:tcMar>
+              <w:top w:w="90" w:type="dxa"/>
+              <w:start w:w="140" w:type="dxa"/>
+              <w:bottom w:w="90" w:type="dxa"/>
+              <w:end w:w="140" w:type="dxa"/>
+            </w:tcMar>
+            <w:vAlign w:val="center"/>
+          </w:tcPr>
+          <w:p>
+            <w:pPr>
+              <w:spacing w:after="0"/>
+            </w:pPr>
+            <w:r>
+              <w:rPr>
+                <w:sz w:val="18"/>
+              </w:rPr>
+              <w:t>dma_request_chan()</w:t>
+            </w:r>
+          </w:p>
+        </w:tc>
+      </w:tr>
+    </w:tbl>
+    <w:p>
+      <w:pPr>
+        <w:pStyle w:val="Heading2"/>
+      </w:pPr>
+      <w:r>
+        <w:t>chosen, aliases, and memory</w:t>
+      </w:r>
+    </w:p>
+    <w:p>
+      <w:pPr>
+        <w:pStyle w:val="ListBullet"/>
+      </w:pPr>
+      <w:r>
+        <w:t>/chosen holds boot-time data such as bootargs and stdout-path. The bootloader may edit this before handing the FDT to Linux.</w:t>
+      </w:r>
+    </w:p>
+    <w:p>
+      <w:pPr>
+        <w:pStyle w:val="ListBullet"/>
+      </w:pPr>
+      <w:r>
+        <w:t>/aliases gives stable names such as serial0, i2c0, spi0, or ethernet0. Drivers should not depend on aliases unless the subsystem explicitly uses them.</w:t>
+      </w:r>
+    </w:p>
+    <w:p>
+      <w:pPr>
+        <w:pStyle w:val="ListBullet"/>
+      </w:pPr>
+      <w:r>
+        <w:t>/memory describes installed RAM. The bootloader may also update memory size to match the actual board.</w:t>
+      </w:r>
+    </w:p>
+    <w:p>
+      <w:pPr>
+        <w:pStyle w:val="ListBullet"/>
+      </w:pPr>
+      <w:r>
+        <w:t>reserved-memory describes RAM ranges the kernel must not use normally, such as firmware buffers, carveouts, DMA pools, or secure memory.</w:t>
+      </w:r>
+    </w:p>
+    <w:tbl>
+      <w:tblPr>
+        <w:tblW w:type="auto" w:w="0"/>
+        <w:jc w:val="left"/>
+        <w:tblLayout w:type="fixed"/>
+        <w:tblLook w:firstColumn="1" w:firstRow="1" w:lastColumn="0" w:lastRow="0" w:noHBand="0" w:noVBand="1" w:val="04A0"/>
+      </w:tblPr>
+      <w:tblGrid>
+        <w:gridCol w:w="9360"/>
+      </w:tblGrid>
+      <w:tr>
+        <w:tc>
+          <w:tcPr>
+            <w:tcW w:type="dxa" w:w="9360"/>
+            <w:vAlign w:val="center"/>
+            <w:shd w:fill="1E1E1E" w:val="clear"/>
+            <w:tcBorders>
+              <w:top w:val="single" w:sz="6" w:space="0" w:color="333333"/>
+              <w:left w:val="single" w:sz="6" w:space="0" w:color="333333"/>
+              <w:bottom w:val="single" w:sz="6" w:space="0" w:color="333333"/>
+              <w:right w:val="single" w:sz="6" w:space="0" w:color="333333"/>
+            </w:tcBorders>
+            <w:tcMar>
+              <w:top w:w="120" w:type="dxa"/>
+              <w:start w:w="180" w:type="dxa"/>
+              <w:bottom w:w="120" w:type="dxa"/>
+              <w:end w:w="180" w:type="dxa"/>
+            </w:tcMar>
+          </w:tcPr>
+          <w:p>
+            <w:pPr>
+              <w:spacing w:before="0" w:after="0"/>
+            </w:pPr>
+            <w:r>
+              <w:rPr>
+                <w:rFonts w:ascii="Courier New" w:hAnsi="Courier New"/>
+                <w:b w:val="0"/>
+                <w:color w:val="D4D4D4"/>
+                <w:sz w:val="18"/>
+              </w:rPr>
+              <w:t>/ {</w:t>
+              <w:br/>
+              <w:t xml:space="preserve">    chosen {</w:t>
+              <w:br/>
+              <w:t xml:space="preserve">        bootargs = "console=ttyS0,115200 root=/dev/mmcblk0p2 rw";</w:t>
+              <w:br/>
+              <w:t xml:space="preserve">        stdout-path = "serial0:115200n8";</w:t>
+              <w:br/>
+              <w:t xml:space="preserve">    };</w:t>
+              <w:br/>
+              <w:br/>
+              <w:t xml:space="preserve">    aliases {</w:t>
+              <w:br/>
+              <w:t xml:space="preserve">        serial0 = &amp;uart0;</w:t>
+              <w:br/>
+              <w:t xml:space="preserve">        spi0 = &amp;spi0;</w:t>
+              <w:br/>
+              <w:t xml:space="preserve">    };</w:t>
+              <w:br/>
+              <w:br/>
+              <w:t xml:space="preserve">    memory@80000000 {</w:t>
+              <w:br/>
+              <w:t xml:space="preserve">        device_type = "memory";</w:t>
+              <w:br/>
+              <w:t xml:space="preserve">        reg = &lt;0x80000000 0x40000000&gt;;</w:t>
+              <w:br/>
+              <w:t xml:space="preserve">    };</w:t>
+              <w:br/>
+              <w:t>};</w:t>
+            </w:r>
+          </w:p>
+        </w:tc>
+      </w:tr>
+    </w:tbl>
+    <w:p>
+      <w:pPr>
+        <w:pStyle w:val="Heading2"/>
+      </w:pPr>
+      <w:r>
+        <w:t>Build Flow</w:t>
+      </w:r>
+    </w:p>
+    <w:tbl>
+      <w:tblPr>
+        <w:tblW w:type="auto" w:w="0"/>
+        <w:jc w:val="left"/>
+        <w:tblLayout w:type="fixed"/>
+        <w:tblLook w:firstColumn="1" w:firstRow="1" w:lastColumn="0" w:lastRow="0" w:noHBand="0" w:noVBand="1" w:val="04A0"/>
+      </w:tblPr>
+      <w:tblGrid>
+        <w:gridCol w:w="9360"/>
+      </w:tblGrid>
+      <w:tr>
+        <w:tc>
+          <w:tcPr>
+            <w:tcW w:type="dxa" w:w="9360"/>
+            <w:vAlign w:val="center"/>
+            <w:shd w:fill="1E1E1E" w:val="clear"/>
+            <w:tcBorders>
+              <w:top w:val="single" w:sz="6" w:space="0" w:color="333333"/>
+              <w:left w:val="single" w:sz="6" w:space="0" w:color="333333"/>
+              <w:bottom w:val="single" w:sz="6" w:space="0" w:color="333333"/>
+              <w:right w:val="single" w:sz="6" w:space="0" w:color="333333"/>
+            </w:tcBorders>
+            <w:tcMar>
+              <w:top w:w="120" w:type="dxa"/>
+              <w:start w:w="180" w:type="dxa"/>
+              <w:bottom w:w="120" w:type="dxa"/>
+              <w:end w:w="180" w:type="dxa"/>
+            </w:tcMar>
+          </w:tcPr>
+          <w:p>
+            <w:pPr>
+              <w:spacing w:before="0" w:after="0"/>
+            </w:pPr>
+            <w:r>
+              <w:rPr>
+                <w:rFonts w:ascii="Courier New" w:hAnsi="Courier New"/>
+                <w:b w:val="0"/>
+                <w:color w:val="D4D4D4"/>
+                <w:sz w:val="18"/>
+              </w:rPr>
+              <w:t># Build all configured DTBs for the architecture</w:t>
+              <w:br/>
+              <w:t>make ARCH=arm64 dtbs</w:t>
+              <w:br/>
+              <w:br/>
+              <w:t># Build one DTB if the kernel makefiles expose that target</w:t>
+              <w:br/>
+              <w:t>make ARCH=arm64 vendor/board-name.dtb</w:t>
+              <w:br/>
+              <w:br/>
+              <w:t># Manual compile with dtc</w:t>
+              <w:br/>
+              <w:t>dtc -I dts -O dtb -o board.dtb board.dts</w:t>
+              <w:br/>
+              <w:br/>
+              <w:t># Decompile a DTB for inspection</w:t>
+              <w:br/>
+              <w:t>dtc -I dtb -O dts -o board.decoded.dts board.dtb</w:t>
+              <w:br/>
+              <w:br/>
+              <w:t># Show the kernel's live tree from a running system</w:t>
+              <w:br/>
+              <w:t>ls /proc/device-tree</w:t>
+              <w:br/>
+              <w:t>find /sys/firmware/devicetree/base -maxdepth 2 -type f</w:t>
+            </w:r>
+          </w:p>
+        </w:tc>
+      </w:tr>
+    </w:tbl>
+    <w:p>
+      <w:r>
+        <w:t>The kernel build system usually runs dtc with include paths and warning options. Prefer the kernel build target for production DTBs because it also checks bindings when configured to do so.</w:t>
+      </w:r>
+    </w:p>
+    <w:p>
+      <w:pPr>
+        <w:pStyle w:val="Heading2"/>
+      </w:pPr>
+      <w:r>
+        <w:t>Boot Flow on ARM/ARM64</w:t>
+      </w:r>
+    </w:p>
+    <w:p>
+      <w:pPr>
+        <w:pStyle w:val="ListNumber"/>
+      </w:pPr>
+      <w:r>
+        <w:t>Firmware or a bootloader selects a DTB for the board.</w:t>
+      </w:r>
+    </w:p>
+    <w:p>
+      <w:pPr>
+        <w:pStyle w:val="ListNumber"/>
+      </w:pPr>
+      <w:r>
+        <w:t>The bootloader may patch /chosen, memory size, MAC addresses, serial numbers, overlays, and boot arguments.</w:t>
+      </w:r>
+    </w:p>
+    <w:p>
+      <w:pPr>
+        <w:pStyle w:val="ListNumber"/>
+      </w:pPr>
+      <w:r>
+        <w:t>The bootloader places the kernel image, initramfs, and DTB in memory.</w:t>
+      </w:r>
+    </w:p>
+    <w:p>
+      <w:pPr>
+        <w:pStyle w:val="ListNumber"/>
+      </w:pPr>
+      <w:r>
+        <w:t>The bootloader jumps to the kernel entry point and passes the DTB address according to the architecture boot protocol.</w:t>
+      </w:r>
+    </w:p>
+    <w:p>
+      <w:pPr>
+        <w:pStyle w:val="ListNumber"/>
+      </w:pPr>
+      <w:r>
+        <w:t>Early kernel code validates the FDT magic and scans memory, chosen, CPU, and machine compatibility data.</w:t>
+      </w:r>
+    </w:p>
+    <w:p>
+      <w:pPr>
+        <w:pStyle w:val="ListNumber"/>
+      </w:pPr>
+      <w:r>
+        <w:t>The kernel unflattens the FDT into an internal tree of struct device_node objects.</w:t>
+      </w:r>
+    </w:p>
+    <w:p>
+      <w:pPr>
+        <w:pStyle w:val="ListNumber"/>
+      </w:pPr>
+      <w:r>
+        <w:t>Platform, OF, and bus code populate devices from nodes, then the driver core matches drivers.</w:t>
+      </w:r>
+    </w:p>
+    <w:p>
+      <w:pPr>
+        <w:pStyle w:val="Heading2"/>
+      </w:pPr>
+      <w:r>
+        <w:t>How the Kernel Parses Device Tree</w:t>
+      </w:r>
+    </w:p>
+    <w:tbl>
+      <w:tblPr>
+        <w:tblW w:type="auto" w:w="0"/>
+        <w:jc w:val="left"/>
+        <w:tblLayout w:type="fixed"/>
+        <w:tblLook w:firstColumn="1" w:firstRow="1" w:lastColumn="0" w:lastRow="0" w:noHBand="0" w:noVBand="1" w:val="04A0"/>
+      </w:tblPr>
+      <w:tblGrid>
+        <w:gridCol w:w="9360"/>
+      </w:tblGrid>
+      <w:tr>
+        <w:tc>
+          <w:tcPr>
+            <w:tcW w:type="dxa" w:w="9360"/>
+            <w:vAlign w:val="center"/>
+            <w:shd w:fill="1B2A4A" w:val="clear"/>
+            <w:tcBorders>
+              <w:top w:val="single" w:sz="6" w:space="0" w:color="2C3E6B"/>
+              <w:left w:val="single" w:sz="6" w:space="0" w:color="2C3E6B"/>
+              <w:bottom w:val="single" w:sz="6" w:space="0" w:color="2C3E6B"/>
+              <w:right w:val="single" w:sz="6" w:space="0" w:color="2C3E6B"/>
+            </w:tcBorders>
+            <w:tcMar>
+              <w:top w:w="120" w:type="dxa"/>
+              <w:start w:w="180" w:type="dxa"/>
+              <w:bottom w:w="120" w:type="dxa"/>
+              <w:end w:w="180" w:type="dxa"/>
+            </w:tcMar>
+          </w:tcPr>
+          <w:p>
+            <w:pPr>
+              <w:spacing w:before="0" w:after="0"/>
+            </w:pPr>
+            <w:r>
+              <w:rPr>
+                <w:rFonts w:ascii="Courier New" w:hAnsi="Courier New"/>
+                <w:b/>
+                <w:color w:val="E0E8FF"/>
+                <w:sz w:val="18"/>
+              </w:rPr>
+              <w:t>Early boot FDT scan</w:t>
+              <w:br/>
+              <w:t xml:space="preserve">        |</w:t>
+              <w:br/>
+              <w:t xml:space="preserve">        v</w:t>
+              <w:br/>
+              <w:t>of_scan_flat_dt() reads critical early properties</w:t>
+              <w:br/>
+              <w:t xml:space="preserve">        |</w:t>
+              <w:br/>
+              <w:t xml:space="preserve">        v</w:t>
+              <w:br/>
+              <w:t>unflatten_device_tree() builds struct device_node tree</w:t>
+              <w:br/>
+              <w:t xml:space="preserve">        |</w:t>
+              <w:br/>
+              <w:t xml:space="preserve">        v</w:t>
+              <w:br/>
+              <w:t>of_platform_populate() creates platform devices for eligible nodes</w:t>
+              <w:br/>
+              <w:t xml:space="preserve">        |</w:t>
+              <w:br/>
+              <w:t xml:space="preserve">        v</w:t>
+              <w:br/>
+              <w:t>Driver core compares node compatible strings with of_match_table</w:t>
+              <w:br/>
+              <w:t xml:space="preserve">        |</w:t>
+              <w:br/>
+              <w:t xml:space="preserve">        v</w:t>
+              <w:br/>
+              <w:t>probe() receives a struct device with an of_node pointer</w:t>
+            </w:r>
+          </w:p>
+        </w:tc>
+      </w:tr>
+    </w:tbl>
+    <w:p>
+      <w:r>
+        <w:t>Important kernel types are struct device_node, struct property, struct platform_device, struct resource, and struct device. In a probe function, dev-&gt;of_node points back to the matched Device Tree node.</w:t>
+      </w:r>
+    </w:p>
+    <w:p>
+      <w:pPr>
+        <w:pStyle w:val="Heading2"/>
+      </w:pPr>
+      <w:r>
+        <w:t>Driver-Side Parsing Pattern</w:t>
+      </w:r>
+    </w:p>
+    <w:tbl>
+      <w:tblPr>
+        <w:tblW w:type="auto" w:w="0"/>
+        <w:jc w:val="left"/>
+        <w:tblLayout w:type="fixed"/>
+        <w:tblLook w:firstColumn="1" w:firstRow="1" w:lastColumn="0" w:lastRow="0" w:noHBand="0" w:noVBand="1" w:val="04A0"/>
+      </w:tblPr>
+      <w:tblGrid>
+        <w:gridCol w:w="9360"/>
+      </w:tblGrid>
+      <w:tr>
+        <w:tc>
+          <w:tcPr>
+            <w:tcW w:type="dxa" w:w="9360"/>
+            <w:vAlign w:val="center"/>
+            <w:shd w:fill="1E1E1E" w:val="clear"/>
+            <w:tcBorders>
+              <w:top w:val="single" w:sz="6" w:space="0" w:color="333333"/>
+              <w:left w:val="single" w:sz="6" w:space="0" w:color="333333"/>
+              <w:bottom w:val="single" w:sz="6" w:space="0" w:color="333333"/>
+              <w:right w:val="single" w:sz="6" w:space="0" w:color="333333"/>
+            </w:tcBorders>
+            <w:tcMar>
+              <w:top w:w="120" w:type="dxa"/>
+              <w:start w:w="180" w:type="dxa"/>
+              <w:bottom w:w="120" w:type="dxa"/>
+              <w:end w:w="180" w:type="dxa"/>
+            </w:tcMar>
+          </w:tcPr>
+          <w:p>
+            <w:pPr>
+              <w:spacing w:before="0" w:after="0"/>
+            </w:pPr>
+            <w:r>
+              <w:rPr>
+                <w:rFonts w:ascii="Courier New" w:hAnsi="Courier New"/>
+                <w:b w:val="0"/>
+                <w:color w:val="D4D4D4"/>
+                <w:sz w:val="18"/>
+              </w:rPr>
+              <w:t>static int mydev_probe(struct platform_device *pdev)</w:t>
+              <w:br/>
+              <w:t>{</w:t>
+              <w:br/>
+              <w:t xml:space="preserve">    struct device *dev = &amp;pdev-&gt;dev;</w:t>
+              <w:br/>
+              <w:t xml:space="preserve">    void __iomem *base;</w:t>
+              <w:br/>
+              <w:t xml:space="preserve">    int irq;</w:t>
+              <w:br/>
+              <w:t xml:space="preserve">    u32 fifo_depth = 16;</w:t>
+              <w:br/>
+              <w:br/>
+              <w:t xml:space="preserve">    base = devm_platform_ioremap_resource(pdev, 0);</w:t>
+              <w:br/>
+              <w:t xml:space="preserve">    if (IS_ERR(base))</w:t>
+              <w:br/>
+              <w:t xml:space="preserve">        return PTR_ERR(base);</w:t>
+              <w:br/>
+              <w:br/>
+              <w:t xml:space="preserve">    irq = platform_get_irq(pdev, 0);</w:t>
+              <w:br/>
+              <w:t xml:space="preserve">    if (irq &lt; 0)</w:t>
+              <w:br/>
+              <w:t xml:space="preserve">        return irq;</w:t>
+              <w:br/>
+              <w:br/>
+              <w:t xml:space="preserve">    device_property_read_u32(dev, "fifo-depth", &amp;fifo_depth);</w:t>
+              <w:br/>
+              <w:br/>
+              <w:t xml:space="preserve">    return devm_request_irq(dev, irq, mydev_irq, 0,</w:t>
+              <w:br/>
+              <w:t xml:space="preserve">                           dev_name(dev), pdev);</w:t>
+              <w:br/>
+              <w:t>}</w:t>
+            </w:r>
+          </w:p>
+        </w:tc>
+      </w:tr>
+    </w:tbl>
+    <w:p>
+      <w:r>
+        <w:t>Prefer generic property APIs such as device_property_read_u32() when the driver may support both Device Tree and ACPI. Use of_property_read_*() when the driver is explicitly OF-only or needs OF-specific behavior.</w:t>
+      </w:r>
+    </w:p>
+    <w:p>
+      <w:pPr>
+        <w:pStyle w:val="Heading2"/>
+      </w:pPr>
+      <w:r>
+        <w:t>Common Kernel APIs</w:t>
+      </w:r>
+    </w:p>
+    <w:tbl>
+      <w:tblPr>
+        <w:tblStyle w:val="TableGrid"/>
+        <w:tblW w:type="auto" w:w="0"/>
+        <w:jc w:val="left"/>
+        <w:tblLayout w:type="fixed"/>
+        <w:tblLook w:firstColumn="1" w:firstRow="1" w:lastColumn="0" w:lastRow="0" w:noHBand="0" w:noVBand="1" w:val="04A0"/>
+      </w:tblPr>
+      <w:tblGrid>
+        <w:gridCol w:w="4680"/>
+        <w:gridCol w:w="4680"/>
+      </w:tblGrid>
+      <w:tr>
+        <w:tc>
+          <w:tcPr>
+            <w:tcW w:type="dxa" w:w="3240"/>
+            <w:shd w:fill="D9EAF7" w:val="clear"/>
+            <w:tcMar>
+              <w:top w:w="100" w:type="dxa"/>
+              <w:start w:w="140" w:type="dxa"/>
+              <w:bottom w:w="100" w:type="dxa"/>
+              <w:end w:w="140" w:type="dxa"/>
+            </w:tcMar>
+            <w:vAlign w:val="center"/>
+          </w:tcPr>
+          <w:p>
+            <w:r>
+              <w:rPr>
+                <w:b/>
+                <w:sz w:val="18"/>
+              </w:rPr>
+              <w:t>Need</w:t>
+            </w:r>
+          </w:p>
+        </w:tc>
+        <w:tc>
+          <w:tcPr>
+            <w:tcW w:type="dxa" w:w="6048"/>
+            <w:shd w:fill="D9EAF7" w:val="clear"/>
+            <w:tcMar>
+              <w:top w:w="100" w:type="dxa"/>
+              <w:start w:w="140" w:type="dxa"/>
+              <w:bottom w:w="100" w:type="dxa"/>
+              <w:end w:w="140" w:type="dxa"/>
+            </w:tcMar>
+            <w:vAlign w:val="center"/>
+          </w:tcPr>
+          <w:p>
+            <w:r>
+              <w:rPr>
+                <w:b/>
+                <w:sz w:val="18"/>
+              </w:rPr>
+              <w:t>Preferred API</w:t>
+            </w:r>
+          </w:p>
+        </w:tc>
+      </w:tr>
+      <w:tr>
+        <w:tc>
+          <w:tcPr>
+            <w:tcW w:type="dxa" w:w="3240"/>
+            <w:tcMar>
+              <w:top w:w="90" w:type="dxa"/>
+              <w:start w:w="140" w:type="dxa"/>
+              <w:bottom w:w="90" w:type="dxa"/>
+              <w:end w:w="140" w:type="dxa"/>
+            </w:tcMar>
+            <w:vAlign w:val="center"/>
+          </w:tcPr>
+          <w:p>
+            <w:pPr>
+              <w:spacing w:after="0"/>
+            </w:pPr>
+            <w:r>
+              <w:rPr>
+                <w:sz w:val="18"/>
+              </w:rPr>
+              <w:t>Get MMIO resource from reg</w:t>
+            </w:r>
+          </w:p>
+        </w:tc>
+        <w:tc>
+          <w:tcPr>
+            <w:tcW w:type="dxa" w:w="6048"/>
+            <w:tcMar>
+              <w:top w:w="90" w:type="dxa"/>
+              <w:start w:w="140" w:type="dxa"/>
+              <w:bottom w:w="90" w:type="dxa"/>
+              <w:end w:w="140" w:type="dxa"/>
+            </w:tcMar>
+            <w:vAlign w:val="center"/>
+          </w:tcPr>
+          <w:p>
+            <w:pPr>
+              <w:spacing w:after="0"/>
+            </w:pPr>
+            <w:r>
+              <w:rPr>
+                <w:sz w:val="18"/>
+              </w:rPr>
+              <w:t>devm_platform_ioremap_resource(), platform_get_resource()</w:t>
+            </w:r>
+          </w:p>
+        </w:tc>
+      </w:tr>
+      <w:tr>
+        <w:tc>
+          <w:tcPr>
+            <w:tcW w:type="dxa" w:w="3240"/>
+            <w:tcMar>
+              <w:top w:w="90" w:type="dxa"/>
+              <w:start w:w="140" w:type="dxa"/>
+              <w:bottom w:w="90" w:type="dxa"/>
+              <w:end w:w="140" w:type="dxa"/>
+            </w:tcMar>
+            <w:vAlign w:val="center"/>
+          </w:tcPr>
+          <w:p>
+            <w:pPr>
+              <w:spacing w:after="0"/>
+            </w:pPr>
+            <w:r>
+              <w:rPr>
+                <w:sz w:val="18"/>
+              </w:rPr>
+              <w:t>Get interrupt</w:t>
+            </w:r>
+          </w:p>
+        </w:tc>
+        <w:tc>
+          <w:tcPr>
+            <w:tcW w:type="dxa" w:w="6048"/>
+            <w:tcMar>
+              <w:top w:w="90" w:type="dxa"/>
+              <w:start w:w="140" w:type="dxa"/>
+              <w:bottom w:w="90" w:type="dxa"/>
+              <w:end w:w="140" w:type="dxa"/>
+            </w:tcMar>
+            <w:vAlign w:val="center"/>
+          </w:tcPr>
+          <w:p>
+            <w:pPr>
+              <w:spacing w:after="0"/>
+            </w:pPr>
+            <w:r>
+              <w:rPr>
+                <w:sz w:val="18"/>
+              </w:rPr>
+              <w:t>platform_get_irq(), of_irq_get()</w:t>
+            </w:r>
+          </w:p>
+        </w:tc>
+      </w:tr>
+      <w:tr>
+        <w:tc>
+          <w:tcPr>
+            <w:tcW w:type="dxa" w:w="3240"/>
+            <w:tcMar>
+              <w:top w:w="90" w:type="dxa"/>
+              <w:start w:w="140" w:type="dxa"/>
+              <w:bottom w:w="90" w:type="dxa"/>
+              <w:end w:w="140" w:type="dxa"/>
+            </w:tcMar>
+            <w:vAlign w:val="center"/>
+          </w:tcPr>
+          <w:p>
+            <w:pPr>
+              <w:spacing w:after="0"/>
+            </w:pPr>
+            <w:r>
+              <w:rPr>
+                <w:sz w:val="18"/>
+              </w:rPr>
+              <w:t>Read u32 property</w:t>
+            </w:r>
+          </w:p>
+        </w:tc>
+        <w:tc>
+          <w:tcPr>
+            <w:tcW w:type="dxa" w:w="6048"/>
+            <w:tcMar>
+              <w:top w:w="90" w:type="dxa"/>
+              <w:start w:w="140" w:type="dxa"/>
+              <w:bottom w:w="90" w:type="dxa"/>
+              <w:end w:w="140" w:type="dxa"/>
+            </w:tcMar>
+            <w:vAlign w:val="center"/>
+          </w:tcPr>
+          <w:p>
+            <w:pPr>
+              <w:spacing w:after="0"/>
+            </w:pPr>
+            <w:r>
+              <w:rPr>
+                <w:sz w:val="18"/>
+              </w:rPr>
+              <w:t>device_property_read_u32(), of_property_read_u32()</w:t>
+            </w:r>
+          </w:p>
+        </w:tc>
+      </w:tr>
+      <w:tr>
+        <w:tc>
+          <w:tcPr>
+            <w:tcW w:type="dxa" w:w="3240"/>
+            <w:tcMar>
+              <w:top w:w="90" w:type="dxa"/>
+              <w:start w:w="140" w:type="dxa"/>
+              <w:bottom w:w="90" w:type="dxa"/>
+              <w:end w:w="140" w:type="dxa"/>
+            </w:tcMar>
+            <w:vAlign w:val="center"/>
+          </w:tcPr>
+          <w:p>
+            <w:pPr>
+              <w:spacing w:after="0"/>
+            </w:pPr>
+            <w:r>
+              <w:rPr>
+                <w:sz w:val="18"/>
+              </w:rPr>
+              <w:t>Read string property</w:t>
+            </w:r>
+          </w:p>
+        </w:tc>
+        <w:tc>
+          <w:tcPr>
+            <w:tcW w:type="dxa" w:w="6048"/>
+            <w:tcMar>
+              <w:top w:w="90" w:type="dxa"/>
+              <w:start w:w="140" w:type="dxa"/>
+              <w:bottom w:w="90" w:type="dxa"/>
+              <w:end w:w="140" w:type="dxa"/>
+            </w:tcMar>
+            <w:vAlign w:val="center"/>
+          </w:tcPr>
+          <w:p>
+            <w:pPr>
+              <w:spacing w:after="0"/>
+            </w:pPr>
+            <w:r>
+              <w:rPr>
+                <w:sz w:val="18"/>
+              </w:rPr>
+              <w:t>device_property_read_string(), of_property_read_string()</w:t>
+            </w:r>
+          </w:p>
+        </w:tc>
+      </w:tr>
+      <w:tr>
+        <w:tc>
+          <w:tcPr>
+            <w:tcW w:type="dxa" w:w="3240"/>
+            <w:tcMar>
+              <w:top w:w="90" w:type="dxa"/>
+              <w:start w:w="140" w:type="dxa"/>
+              <w:bottom w:w="90" w:type="dxa"/>
+              <w:end w:w="140" w:type="dxa"/>
+            </w:tcMar>
+            <w:vAlign w:val="center"/>
+          </w:tcPr>
+          <w:p>
+            <w:pPr>
+              <w:spacing w:after="0"/>
+            </w:pPr>
+            <w:r>
+              <w:rPr>
+                <w:sz w:val="18"/>
+              </w:rPr>
+              <w:t>Get GPIO</w:t>
+            </w:r>
+          </w:p>
+        </w:tc>
+        <w:tc>
+          <w:tcPr>
+            <w:tcW w:type="dxa" w:w="6048"/>
+            <w:tcMar>
+              <w:top w:w="90" w:type="dxa"/>
+              <w:start w:w="140" w:type="dxa"/>
+              <w:bottom w:w="90" w:type="dxa"/>
+              <w:end w:w="140" w:type="dxa"/>
+            </w:tcMar>
+            <w:vAlign w:val="center"/>
+          </w:tcPr>
+          <w:p>
+            <w:pPr>
+              <w:spacing w:after="0"/>
+            </w:pPr>
+            <w:r>
+              <w:rPr>
+                <w:sz w:val="18"/>
+              </w:rPr>
+              <w:t>devm_gpiod_get(), devm_gpiod_get_optional()</w:t>
+            </w:r>
+          </w:p>
+        </w:tc>
+      </w:tr>
+      <w:tr>
+        <w:tc>
+          <w:tcPr>
+            <w:tcW w:type="dxa" w:w="3240"/>
+            <w:tcMar>
+              <w:top w:w="90" w:type="dxa"/>
+              <w:start w:w="140" w:type="dxa"/>
+              <w:bottom w:w="90" w:type="dxa"/>
+              <w:end w:w="140" w:type="dxa"/>
+            </w:tcMar>
+            <w:vAlign w:val="center"/>
+          </w:tcPr>
+          <w:p>
+            <w:pPr>
+              <w:spacing w:after="0"/>
+            </w:pPr>
+            <w:r>
+              <w:rPr>
+                <w:sz w:val="18"/>
+              </w:rPr>
+              <w:t>Get clock</w:t>
+            </w:r>
+          </w:p>
+        </w:tc>
+        <w:tc>
+          <w:tcPr>
+            <w:tcW w:type="dxa" w:w="6048"/>
+            <w:tcMar>
+              <w:top w:w="90" w:type="dxa"/>
+              <w:start w:w="140" w:type="dxa"/>
+              <w:bottom w:w="90" w:type="dxa"/>
+              <w:end w:w="140" w:type="dxa"/>
+            </w:tcMar>
+            <w:vAlign w:val="center"/>
+          </w:tcPr>
+          <w:p>
+            <w:pPr>
+              <w:spacing w:after="0"/>
+            </w:pPr>
+            <w:r>
+              <w:rPr>
+                <w:sz w:val="18"/>
+              </w:rPr>
+              <w:t>devm_clk_get(), devm_clk_get_optional()</w:t>
+            </w:r>
+          </w:p>
+        </w:tc>
+      </w:tr>
+      <w:tr>
+        <w:tc>
+          <w:tcPr>
+            <w:tcW w:type="dxa" w:w="3240"/>
+            <w:tcMar>
+              <w:top w:w="90" w:type="dxa"/>
+              <w:start w:w="140" w:type="dxa"/>
+              <w:bottom w:w="90" w:type="dxa"/>
+              <w:end w:w="140" w:type="dxa"/>
+            </w:tcMar>
+            <w:vAlign w:val="center"/>
+          </w:tcPr>
+          <w:p>
+            <w:pPr>
+              <w:spacing w:after="0"/>
+            </w:pPr>
+            <w:r>
+              <w:rPr>
+                <w:sz w:val="18"/>
+              </w:rPr>
+              <w:t>Get regulator</w:t>
+            </w:r>
+          </w:p>
+        </w:tc>
+        <w:tc>
+          <w:tcPr>
+            <w:tcW w:type="dxa" w:w="6048"/>
+            <w:tcMar>
+              <w:top w:w="90" w:type="dxa"/>
+              <w:start w:w="140" w:type="dxa"/>
+              <w:bottom w:w="90" w:type="dxa"/>
+              <w:end w:w="140" w:type="dxa"/>
+            </w:tcMar>
+            <w:vAlign w:val="center"/>
+          </w:tcPr>
+          <w:p>
+            <w:pPr>
+              <w:spacing w:after="0"/>
+            </w:pPr>
+            <w:r>
+              <w:rPr>
+                <w:sz w:val="18"/>
+              </w:rPr>
+              <w:t>devm_regulator_get(), devm_regulator_get_optional()</w:t>
+            </w:r>
+          </w:p>
+        </w:tc>
+      </w:tr>
+      <w:tr>
+        <w:tc>
+          <w:tcPr>
+            <w:tcW w:type="dxa" w:w="3240"/>
+            <w:tcMar>
+              <w:top w:w="90" w:type="dxa"/>
+              <w:start w:w="140" w:type="dxa"/>
+              <w:bottom w:w="90" w:type="dxa"/>
+              <w:end w:w="140" w:type="dxa"/>
+            </w:tcMar>
+            <w:vAlign w:val="center"/>
+          </w:tcPr>
+          <w:p>
+            <w:pPr>
+              <w:spacing w:after="0"/>
+            </w:pPr>
+            <w:r>
+              <w:rPr>
+                <w:sz w:val="18"/>
+              </w:rPr>
+              <w:t>Get reset line</w:t>
+            </w:r>
+          </w:p>
+        </w:tc>
+        <w:tc>
+          <w:tcPr>
+            <w:tcW w:type="dxa" w:w="6048"/>
+            <w:tcMar>
+              <w:top w:w="90" w:type="dxa"/>
+              <w:start w:w="140" w:type="dxa"/>
+              <w:bottom w:w="90" w:type="dxa"/>
+              <w:end w:w="140" w:type="dxa"/>
+            </w:tcMar>
+            <w:vAlign w:val="center"/>
+          </w:tcPr>
+          <w:p>
+            <w:pPr>
+              <w:spacing w:after="0"/>
+            </w:pPr>
+            <w:r>
+              <w:rPr>
+                <w:sz w:val="18"/>
+              </w:rPr>
+              <w:t>devm_reset_control_get_optional_exclusive()</w:t>
+            </w:r>
+          </w:p>
+        </w:tc>
+      </w:tr>
+      <w:tr>
+        <w:tc>
+          <w:tcPr>
+            <w:tcW w:type="dxa" w:w="3240"/>
+            <w:tcMar>
+              <w:top w:w="90" w:type="dxa"/>
+              <w:start w:w="140" w:type="dxa"/>
+              <w:bottom w:w="90" w:type="dxa"/>
+              <w:end w:w="140" w:type="dxa"/>
+            </w:tcMar>
+            <w:vAlign w:val="center"/>
+          </w:tcPr>
+          <w:p>
+            <w:pPr>
+              <w:spacing w:after="0"/>
+            </w:pPr>
+            <w:r>
+              <w:rPr>
+                <w:sz w:val="18"/>
+              </w:rPr>
+              <w:t>Match compatible data</w:t>
+            </w:r>
+          </w:p>
+        </w:tc>
+        <w:tc>
+          <w:tcPr>
+            <w:tcW w:type="dxa" w:w="6048"/>
+            <w:tcMar>
+              <w:top w:w="90" w:type="dxa"/>
+              <w:start w:w="140" w:type="dxa"/>
+              <w:bottom w:w="90" w:type="dxa"/>
+              <w:end w:w="140" w:type="dxa"/>
+            </w:tcMar>
+            <w:vAlign w:val="center"/>
+          </w:tcPr>
+          <w:p>
+            <w:pPr>
+              <w:spacing w:after="0"/>
+            </w:pPr>
+            <w:r>
+              <w:rPr>
+                <w:sz w:val="18"/>
+              </w:rPr>
+              <w:t>of_device_get_match_data()</w:t>
+            </w:r>
+          </w:p>
+        </w:tc>
+      </w:tr>
+      <w:tr>
+        <w:tc>
+          <w:tcPr>
+            <w:tcW w:type="dxa" w:w="3240"/>
+            <w:tcMar>
+              <w:top w:w="90" w:type="dxa"/>
+              <w:start w:w="140" w:type="dxa"/>
+              <w:bottom w:w="90" w:type="dxa"/>
+              <w:end w:w="140" w:type="dxa"/>
+            </w:tcMar>
+            <w:vAlign w:val="center"/>
+          </w:tcPr>
+          <w:p>
+            <w:pPr>
+              <w:spacing w:after="0"/>
+            </w:pPr>
+            <w:r>
+              <w:rPr>
+                <w:sz w:val="18"/>
+              </w:rPr>
+              <w:t>Find child nodes</w:t>
+            </w:r>
+          </w:p>
+        </w:tc>
+        <w:tc>
+          <w:tcPr>
+            <w:tcW w:type="dxa" w:w="6048"/>
+            <w:tcMar>
+              <w:top w:w="90" w:type="dxa"/>
+              <w:start w:w="140" w:type="dxa"/>
+              <w:bottom w:w="90" w:type="dxa"/>
+              <w:end w:w="140" w:type="dxa"/>
+            </w:tcMar>
+            <w:vAlign w:val="center"/>
+          </w:tcPr>
+          <w:p>
+            <w:pPr>
+              <w:spacing w:after="0"/>
+            </w:pPr>
+            <w:r>
+              <w:rPr>
+                <w:sz w:val="18"/>
+              </w:rPr>
+              <w:t>for_each_available_child_of_node()</w:t>
+            </w:r>
+          </w:p>
+        </w:tc>
+      </w:tr>
+    </w:tbl>
+    <w:p>
+      <w:pPr>
+        <w:pStyle w:val="Heading2"/>
+      </w:pPr>
+      <w:r>
+        <w:t>Platform Devices from Device Tree</w:t>
+      </w:r>
+    </w:p>
+    <w:p>
+      <w:r>
+        <w:t>A platform device is a kernel representation of a device that is not discoverable by enumeration in the PCI/USB sense. Many SoC peripherals are platform devices. Device Tree nodes become platform devices when bus population code decides they should be instantiated.</w:t>
+      </w:r>
+    </w:p>
+    <w:tbl>
+      <w:tblPr>
+        <w:tblW w:type="auto" w:w="0"/>
+        <w:jc w:val="left"/>
+        <w:tblLayout w:type="fixed"/>
+        <w:tblLook w:firstColumn="1" w:firstRow="1" w:lastColumn="0" w:lastRow="0" w:noHBand="0" w:noVBand="1" w:val="04A0"/>
+      </w:tblPr>
+      <w:tblGrid>
+        <w:gridCol w:w="9360"/>
+      </w:tblGrid>
+      <w:tr>
+        <w:tc>
+          <w:tcPr>
+            <w:tcW w:type="dxa" w:w="9360"/>
+            <w:vAlign w:val="center"/>
+            <w:shd w:fill="1B2A4A" w:val="clear"/>
+            <w:tcBorders>
+              <w:top w:val="single" w:sz="6" w:space="0" w:color="2C3E6B"/>
+              <w:left w:val="single" w:sz="6" w:space="0" w:color="2C3E6B"/>
+              <w:bottom w:val="single" w:sz="6" w:space="0" w:color="2C3E6B"/>
+              <w:right w:val="single" w:sz="6" w:space="0" w:color="2C3E6B"/>
+            </w:tcBorders>
+            <w:tcMar>
+              <w:top w:w="120" w:type="dxa"/>
+              <w:start w:w="180" w:type="dxa"/>
+              <w:bottom w:w="120" w:type="dxa"/>
+              <w:end w:w="180" w:type="dxa"/>
+            </w:tcMar>
+          </w:tcPr>
+          <w:p>
+            <w:pPr>
+              <w:spacing w:before="0" w:after="0"/>
+            </w:pPr>
+            <w:r>
+              <w:rPr>
+                <w:rFonts w:ascii="Courier New" w:hAnsi="Courier New"/>
+                <w:b/>
+                <w:color w:val="E0E8FF"/>
+                <w:sz w:val="18"/>
+              </w:rPr>
+              <w:t>uart@10013000 {                         /* Device Tree node */</w:t>
+              <w:br/>
+              <w:t xml:space="preserve">    compatible = "vendor,my-uart";</w:t>
+              <w:br/>
+              <w:t xml:space="preserve">    reg = &lt;0x10013000 0x1000&gt;;</w:t>
+              <w:br/>
+              <w:t xml:space="preserve">    interrupts = &lt;9&gt;;</w:t>
+              <w:br/>
+              <w:t>};</w:t>
+              <w:br/>
+              <w:br/>
+              <w:t xml:space="preserve">        v</w:t>
+              <w:br/>
+              <w:br/>
+              <w:t>struct platform_device</w:t>
+              <w:br/>
+              <w:t xml:space="preserve">    -&gt; struct device dev</w:t>
+              <w:br/>
+              <w:t xml:space="preserve">    -&gt; dev.of_node points at uart@10013000</w:t>
+              <w:br/>
+              <w:t xml:space="preserve">    -&gt; resources contain MMIO and IRQ entries</w:t>
+              <w:br/>
+              <w:br/>
+              <w:t xml:space="preserve">        v</w:t>
+              <w:br/>
+              <w:br/>
+              <w:t>platform_driver.probe(pdev)</w:t>
+            </w:r>
+          </w:p>
+        </w:tc>
+      </w:tr>
+    </w:tbl>
+    <w:p>
+      <w:pPr>
+        <w:pStyle w:val="Heading2"/>
+      </w:pPr>
+      <w:r>
+        <w:t>Device Tree Bindings</w:t>
+      </w:r>
+    </w:p>
+    <w:p>
+      <w:r>
+        <w:t>A binding is the contract for one kind of Device Tree node. It defines required properties, optional properties, property formats, child node rules, examples, and compatible strings. Modern Linux bindings are usually YAML schemas under Documentation/devicetree/bindings.</w:t>
+      </w:r>
+    </w:p>
+    <w:p>
+      <w:pPr>
+        <w:pStyle w:val="ListBullet"/>
+      </w:pPr>
+      <w:r>
+        <w:t>Always read the binding before writing a node.</w:t>
+      </w:r>
+    </w:p>
+    <w:p>
+      <w:pPr>
+        <w:pStyle w:val="ListBullet"/>
+      </w:pPr>
+      <w:r>
+        <w:t>Do not invent property names if a standard property already exists.</w:t>
+      </w:r>
+    </w:p>
+    <w:p>
+      <w:pPr>
+        <w:pStyle w:val="ListBullet"/>
+      </w:pPr>
+      <w:r>
+        <w:t>Use include/dt-bindings constants instead of magic numbers when available.</w:t>
+      </w:r>
+    </w:p>
+    <w:p>
+      <w:pPr>
+        <w:pStyle w:val="ListBullet"/>
+      </w:pPr>
+      <w:r>
+        <w:t>Run dtbs_check when adding or changing production Device Tree files.</w:t>
+      </w:r>
+    </w:p>
+    <w:p>
+      <w:pPr>
+        <w:pStyle w:val="ListBullet"/>
+      </w:pPr>
+      <w:r>
+        <w:t>A valid DTS syntax is not enough; it must also satisfy the binding.</w:t>
+      </w:r>
+    </w:p>
+    <w:tbl>
+      <w:tblPr>
+        <w:tblW w:type="auto" w:w="0"/>
+        <w:jc w:val="left"/>
+        <w:tblLayout w:type="fixed"/>
+        <w:tblLook w:firstColumn="1" w:firstRow="1" w:lastColumn="0" w:lastRow="0" w:noHBand="0" w:noVBand="1" w:val="04A0"/>
+      </w:tblPr>
+      <w:tblGrid>
+        <w:gridCol w:w="9360"/>
+      </w:tblGrid>
+      <w:tr>
+        <w:tc>
+          <w:tcPr>
+            <w:tcW w:type="dxa" w:w="9360"/>
+            <w:vAlign w:val="center"/>
+            <w:shd w:fill="1E1E1E" w:val="clear"/>
+            <w:tcBorders>
+              <w:top w:val="single" w:sz="6" w:space="0" w:color="333333"/>
+              <w:left w:val="single" w:sz="6" w:space="0" w:color="333333"/>
+              <w:bottom w:val="single" w:sz="6" w:space="0" w:color="333333"/>
+              <w:right w:val="single" w:sz="6" w:space="0" w:color="333333"/>
+            </w:tcBorders>
+            <w:tcMar>
+              <w:top w:w="120" w:type="dxa"/>
+              <w:start w:w="180" w:type="dxa"/>
+              <w:bottom w:w="120" w:type="dxa"/>
+              <w:end w:w="180" w:type="dxa"/>
+            </w:tcMar>
+          </w:tcPr>
+          <w:p>
+            <w:pPr>
+              <w:spacing w:before="0" w:after="0"/>
+            </w:pPr>
+            <w:r>
+              <w:rPr>
+                <w:rFonts w:ascii="Courier New" w:hAnsi="Courier New"/>
+                <w:b w:val="0"/>
+                <w:color w:val="D4D4D4"/>
+                <w:sz w:val="18"/>
+              </w:rPr>
+              <w:t># Typical validation flow from a configured kernel tree</w:t>
+              <w:br/>
+              <w:t>make ARCH=arm64 dt_binding_check</w:t>
+              <w:br/>
+              <w:t>make ARCH=arm64 dtbs_check</w:t>
+            </w:r>
+          </w:p>
+        </w:tc>
+      </w:tr>
+    </w:tbl>
+    <w:p>
+      <w:pPr>
+        <w:pStyle w:val="Heading2"/>
+      </w:pPr>
+      <w:r>
+        <w:t>Overlays</w:t>
+      </w:r>
+    </w:p>
+    <w:p>
+      <w:r>
+        <w:t>A Device Tree overlay is a partial tree applied on top of a base tree. It is common on Raspberry Pi and other expansion-board ecosystems because add-on hardware can be enabled without replacing the whole board DTB.</w:t>
+      </w:r>
+    </w:p>
+    <w:tbl>
+      <w:tblPr>
+        <w:tblW w:type="auto" w:w="0"/>
+        <w:jc w:val="left"/>
+        <w:tblLayout w:type="fixed"/>
+        <w:tblLook w:firstColumn="1" w:firstRow="1" w:lastColumn="0" w:lastRow="0" w:noHBand="0" w:noVBand="1" w:val="04A0"/>
+      </w:tblPr>
+      <w:tblGrid>
+        <w:gridCol w:w="9360"/>
+      </w:tblGrid>
+      <w:tr>
+        <w:tc>
+          <w:tcPr>
+            <w:tcW w:type="dxa" w:w="9360"/>
+            <w:vAlign w:val="center"/>
+            <w:shd w:fill="1E1E1E" w:val="clear"/>
+            <w:tcBorders>
+              <w:top w:val="single" w:sz="6" w:space="0" w:color="333333"/>
+              <w:left w:val="single" w:sz="6" w:space="0" w:color="333333"/>
+              <w:bottom w:val="single" w:sz="6" w:space="0" w:color="333333"/>
+              <w:right w:val="single" w:sz="6" w:space="0" w:color="333333"/>
+            </w:tcBorders>
+            <w:tcMar>
+              <w:top w:w="120" w:type="dxa"/>
+              <w:start w:w="180" w:type="dxa"/>
+              <w:bottom w:w="120" w:type="dxa"/>
+              <w:end w:w="180" w:type="dxa"/>
+            </w:tcMar>
+          </w:tcPr>
+          <w:p>
+            <w:pPr>
+              <w:spacing w:before="0" w:after="0"/>
+            </w:pPr>
+            <w:r>
+              <w:rPr>
+                <w:rFonts w:ascii="Courier New" w:hAnsi="Courier New"/>
+                <w:b w:val="0"/>
+                <w:color w:val="D4D4D4"/>
+                <w:sz w:val="18"/>
+              </w:rPr>
+              <w:t>/dts-v1/;</w:t>
+              <w:br/>
+              <w:t>/plugin/;</w:t>
+              <w:br/>
+              <w:br/>
+              <w:t>&amp;spi0 {</w:t>
+              <w:br/>
+              <w:t xml:space="preserve">    status = "okay";</w:t>
+              <w:br/>
+              <w:br/>
+              <w:t xml:space="preserve">    sensor@0 {</w:t>
+              <w:br/>
+              <w:t xml:space="preserve">        compatible = "acme,temp-sensor";</w:t>
+              <w:br/>
+              <w:t xml:space="preserve">        reg = &lt;0&gt;;</w:t>
+              <w:br/>
+              <w:t xml:space="preserve">        spi-max-frequency = &lt;1000000&gt;;</w:t>
+              <w:br/>
+              <w:t xml:space="preserve">    };</w:t>
+              <w:br/>
+              <w:t>};</w:t>
+            </w:r>
+          </w:p>
+        </w:tc>
+      </w:tr>
+    </w:tbl>
+    <w:p>
+      <w:r>
+        <w:t>Overlay caution: overlays are convenient, but production systems should still keep the base tree and overlay set controlled. A missing base label, wrong chip select, wrong pinctrl state, or duplicate address can make devices disappear or bind to the wrong driver.</w:t>
+      </w:r>
+    </w:p>
+    <w:p>
+      <w:pPr>
+        <w:pStyle w:val="Heading2"/>
+      </w:pPr>
+      <w:r>
+        <w:t>Raspberry Pi-Style Example</w:t>
+      </w:r>
+    </w:p>
+    <w:p>
+      <w:r>
+        <w:t>On a Raspberry Pi-style platform, the board file enables controllers and describes HAT or external device wiring. For example, enabling spi0 and adding a device on chip select 0 lets the SPI core create an spi_device; a matching spi_driver then gets probe() called.</w:t>
+      </w:r>
+    </w:p>
+    <w:tbl>
+      <w:tblPr>
+        <w:tblW w:type="auto" w:w="0"/>
+        <w:jc w:val="left"/>
+        <w:tblLayout w:type="fixed"/>
+        <w:tblLook w:firstColumn="1" w:firstRow="1" w:lastColumn="0" w:lastRow="0" w:noHBand="0" w:noVBand="1" w:val="04A0"/>
+      </w:tblPr>
+      <w:tblGrid>
+        <w:gridCol w:w="9360"/>
+      </w:tblGrid>
+      <w:tr>
+        <w:tc>
+          <w:tcPr>
+            <w:tcW w:type="dxa" w:w="9360"/>
+            <w:vAlign w:val="center"/>
+            <w:shd w:fill="1E1E1E" w:val="clear"/>
+            <w:tcBorders>
+              <w:top w:val="single" w:sz="6" w:space="0" w:color="333333"/>
+              <w:left w:val="single" w:sz="6" w:space="0" w:color="333333"/>
+              <w:bottom w:val="single" w:sz="6" w:space="0" w:color="333333"/>
+              <w:right w:val="single" w:sz="6" w:space="0" w:color="333333"/>
+            </w:tcBorders>
+            <w:tcMar>
+              <w:top w:w="120" w:type="dxa"/>
+              <w:start w:w="180" w:type="dxa"/>
+              <w:bottom w:w="120" w:type="dxa"/>
+              <w:end w:w="180" w:type="dxa"/>
+            </w:tcMar>
+          </w:tcPr>
+          <w:p>
+            <w:pPr>
+              <w:spacing w:before="0" w:after="0"/>
+            </w:pPr>
+            <w:r>
+              <w:rPr>
+                <w:rFonts w:ascii="Courier New" w:hAnsi="Courier New"/>
+                <w:b w:val="0"/>
+                <w:color w:val="D4D4D4"/>
+                <w:sz w:val="18"/>
+              </w:rPr>
+              <w:t>&amp;spi0 {</w:t>
+              <w:br/>
+              <w:t xml:space="preserve">    pinctrl-names = "default";</w:t>
+              <w:br/>
+              <w:t xml:space="preserve">    pinctrl-0 = &lt;&amp;spi0_gpio7&gt;;</w:t>
+              <w:br/>
+              <w:t xml:space="preserve">    status = "okay";</w:t>
+              <w:br/>
+              <w:br/>
+              <w:t xml:space="preserve">    display@0 {</w:t>
+              <w:br/>
+              <w:t xml:space="preserve">        compatible = "sitronix,st7789v";</w:t>
+              <w:br/>
+              <w:t xml:space="preserve">        reg = &lt;0&gt;;</w:t>
+              <w:br/>
+              <w:t xml:space="preserve">        spi-max-frequency = &lt;32000000&gt;;</w:t>
+              <w:br/>
+              <w:t xml:space="preserve">        dc-gpios = &lt;&amp;gpio 25 0&gt;;</w:t>
+              <w:br/>
+              <w:t xml:space="preserve">        reset-gpios = &lt;&amp;gpio 24 0&gt;;</w:t>
+              <w:br/>
+              <w:t xml:space="preserve">    };</w:t>
+              <w:br/>
+              <w:t>};</w:t>
+            </w:r>
+          </w:p>
+        </w:tc>
+      </w:tr>
+    </w:tbl>
+    <w:p>
+      <w:r>
+        <w:t>The DTS does not draw pixels or implement display commands. It only tells Linux which display controller is wired to which SPI bus, chip select, GPIOs, and speed limit. The display driver implements the protocol.</w:t>
+      </w:r>
+    </w:p>
+    <w:p>
+      <w:pPr>
+        <w:pStyle w:val="Heading2"/>
+      </w:pPr>
+      <w:r>
+        <w:t>Reading the Live Device Tree</w:t>
+      </w:r>
+    </w:p>
+    <w:tbl>
+      <w:tblPr>
+        <w:tblW w:type="auto" w:w="0"/>
+        <w:jc w:val="left"/>
+        <w:tblLayout w:type="fixed"/>
+        <w:tblLook w:firstColumn="1" w:firstRow="1" w:lastColumn="0" w:lastRow="0" w:noHBand="0" w:noVBand="1" w:val="04A0"/>
+      </w:tblPr>
+      <w:tblGrid>
+        <w:gridCol w:w="9360"/>
+      </w:tblGrid>
+      <w:tr>
+        <w:tc>
+          <w:tcPr>
+            <w:tcW w:type="dxa" w:w="9360"/>
+            <w:vAlign w:val="center"/>
+            <w:shd w:fill="1E1E1E" w:val="clear"/>
+            <w:tcBorders>
+              <w:top w:val="single" w:sz="6" w:space="0" w:color="333333"/>
+              <w:left w:val="single" w:sz="6" w:space="0" w:color="333333"/>
+              <w:bottom w:val="single" w:sz="6" w:space="0" w:color="333333"/>
+              <w:right w:val="single" w:sz="6" w:space="0" w:color="333333"/>
+            </w:tcBorders>
+            <w:tcMar>
+              <w:top w:w="120" w:type="dxa"/>
+              <w:start w:w="180" w:type="dxa"/>
+              <w:bottom w:w="120" w:type="dxa"/>
+              <w:end w:w="180" w:type="dxa"/>
+            </w:tcMar>
+          </w:tcPr>
+          <w:p>
+            <w:pPr>
+              <w:spacing w:before="0" w:after="0"/>
+            </w:pPr>
+            <w:r>
+              <w:rPr>
+                <w:rFonts w:ascii="Courier New" w:hAnsi="Courier New"/>
+                <w:b w:val="0"/>
+                <w:color w:val="D4D4D4"/>
+                <w:sz w:val="18"/>
+              </w:rPr>
+              <w:t># Live tree, property values are raw binary files</w:t>
+              <w:br/>
+              <w:t>ls /proc/device-tree</w:t>
+              <w:br/>
+              <w:t>hexdump -C /proc/device-tree/compatible</w:t>
+              <w:br/>
+              <w:t>tr '\0' '\n' &lt; /proc/device-tree/compatible</w:t>
+              <w:br/>
+              <w:br/>
+              <w:t># Sysfs mirror on many systems</w:t>
+              <w:br/>
+              <w:t>ls /sys/firmware/devicetree/base</w:t>
+              <w:br/>
+              <w:br/>
+              <w:t># See which devices were created</w:t>
+              <w:br/>
+              <w:t>ls /sys/bus/platform/devices</w:t>
+              <w:br/>
+              <w:t>ls /sys/bus/spi/devices</w:t>
+              <w:br/>
+              <w:t>ls /sys/bus/i2c/devices</w:t>
+              <w:br/>
+              <w:br/>
+              <w:t># Kernel log often shows binding/probe errors</w:t>
+              <w:br/>
+              <w:t>dmesg | grep -i -E 'of:|device tree|dtb|probe|firmware'</w:t>
+            </w:r>
+          </w:p>
+        </w:tc>
+      </w:tr>
+    </w:tbl>
+    <w:p>
+      <w:pPr>
+        <w:pStyle w:val="Heading2"/>
+      </w:pPr>
+      <w:r>
+        <w:t>Debugging Checklist</w:t>
+      </w:r>
+    </w:p>
+    <w:p>
+      <w:pPr>
+        <w:pStyle w:val="ListBullet"/>
+      </w:pPr>
+      <w:r>
+        <w:t>Confirm the bootloader loaded the DTB you edited.</w:t>
+      </w:r>
+    </w:p>
+    <w:p>
+      <w:pPr>
+        <w:pStyle w:val="ListBullet"/>
+      </w:pPr>
+      <w:r>
+        <w:t>Decompile the running DTB or inspect /proc/device-tree to verify your node exists at runtime.</w:t>
+      </w:r>
+    </w:p>
+    <w:p>
+      <w:pPr>
+        <w:pStyle w:val="ListBullet"/>
+      </w:pPr>
+      <w:r>
+        <w:t>Check status = "okay" for the controller and the child device.</w:t>
+      </w:r>
+    </w:p>
+    <w:p>
+      <w:pPr>
+        <w:pStyle w:val="ListBullet"/>
+      </w:pPr>
+      <w:r>
+        <w:t>Check compatible exactly matches the driver's of_device_id table.</w:t>
+      </w:r>
+    </w:p>
+    <w:p>
+      <w:pPr>
+        <w:pStyle w:val="ListBullet"/>
+      </w:pPr>
+      <w:r>
+        <w:t>Check reg interpretation against the parent bus: MMIO address for simple-bus, chip select for SPI, address for I2C.</w:t>
+      </w:r>
+    </w:p>
+    <w:p>
+      <w:pPr>
+        <w:pStyle w:val="ListBullet"/>
+      </w:pPr>
+      <w:r>
+        <w:t>Check interrupts against the interrupt controller binding, not against Linux virq numbers.</w:t>
+      </w:r>
+    </w:p>
+    <w:p>
+      <w:pPr>
+        <w:pStyle w:val="ListBullet"/>
+      </w:pPr>
+      <w:r>
+        <w:t>Check pinctrl, clocks, resets, regulators, and GPIO polarity.</w:t>
+      </w:r>
+    </w:p>
+    <w:p>
+      <w:pPr>
+        <w:pStyle w:val="ListBullet"/>
+      </w:pPr>
+      <w:r>
+        <w:t>Check dmesg for probe deferral. -EPROBE_DEFER usually means a dependency such as a regulator, clock, GPIO controller, or interrupt controller is not ready yet.</w:t>
+      </w:r>
+    </w:p>
+    <w:p>
+      <w:pPr>
+        <w:pStyle w:val="ListBullet"/>
+      </w:pPr>
+      <w:r>
+        <w:t>Run dtc and dtbs_check to catch schema and syntax mistakes.</w:t>
+      </w:r>
+    </w:p>
+    <w:p>
+      <w:pPr>
+        <w:pStyle w:val="Heading2"/>
+      </w:pPr>
+      <w:r>
+        <w:t>Common Mistakes</w:t>
+      </w:r>
+    </w:p>
+    <w:tbl>
+      <w:tblPr>
+        <w:tblStyle w:val="TableGrid"/>
+        <w:tblW w:type="auto" w:w="0"/>
+        <w:jc w:val="left"/>
+        <w:tblLayout w:type="fixed"/>
+        <w:tblLook w:firstColumn="1" w:firstRow="1" w:lastColumn="0" w:lastRow="0" w:noHBand="0" w:noVBand="1" w:val="04A0"/>
+      </w:tblPr>
+      <w:tblGrid>
+        <w:gridCol w:w="3120"/>
+        <w:gridCol w:w="3120"/>
+        <w:gridCol w:w="3120"/>
+      </w:tblGrid>
+      <w:tr>
+        <w:tc>
+          <w:tcPr>
+            <w:tcW w:type="dxa" w:w="2376"/>
+            <w:shd w:fill="D9EAF7" w:val="clear"/>
+            <w:tcMar>
+              <w:top w:w="100" w:type="dxa"/>
+              <w:start w:w="140" w:type="dxa"/>
+              <w:bottom w:w="100" w:type="dxa"/>
+              <w:end w:w="140" w:type="dxa"/>
+            </w:tcMar>
+            <w:vAlign w:val="center"/>
+          </w:tcPr>
+          <w:p>
+            <w:r>
+              <w:rPr>
+                <w:b/>
+                <w:sz w:val="18"/>
+              </w:rPr>
+              <w:t>Mistake</w:t>
+            </w:r>
+          </w:p>
+        </w:tc>
+        <w:tc>
+          <w:tcPr>
+            <w:tcW w:type="dxa" w:w="3384"/>
+            <w:shd w:fill="D9EAF7" w:val="clear"/>
+            <w:tcMar>
+              <w:top w:w="100" w:type="dxa"/>
+              <w:start w:w="140" w:type="dxa"/>
+              <w:bottom w:w="100" w:type="dxa"/>
+              <w:end w:w="140" w:type="dxa"/>
+            </w:tcMar>
+            <w:vAlign w:val="center"/>
+          </w:tcPr>
+          <w:p>
+            <w:r>
+              <w:rPr>
+                <w:b/>
+                <w:sz w:val="18"/>
+              </w:rPr>
+              <w:t>Why It Breaks</w:t>
+            </w:r>
+          </w:p>
+        </w:tc>
+        <w:tc>
+          <w:tcPr>
+            <w:tcW w:type="dxa" w:w="3528"/>
+            <w:shd w:fill="D9EAF7" w:val="clear"/>
+            <w:tcMar>
+              <w:top w:w="100" w:type="dxa"/>
+              <w:start w:w="140" w:type="dxa"/>
+              <w:bottom w:w="100" w:type="dxa"/>
+              <w:end w:w="140" w:type="dxa"/>
+            </w:tcMar>
+            <w:vAlign w:val="center"/>
+          </w:tcPr>
+          <w:p>
+            <w:r>
+              <w:rPr>
+                <w:b/>
+                <w:sz w:val="18"/>
+              </w:rPr>
+              <w:t>Fix</w:t>
+            </w:r>
+          </w:p>
+        </w:tc>
+      </w:tr>
+      <w:tr>
+        <w:tc>
+          <w:tcPr>
+            <w:tcW w:type="dxa" w:w="2376"/>
+            <w:tcMar>
+              <w:top w:w="90" w:type="dxa"/>
+              <w:start w:w="140" w:type="dxa"/>
+              <w:bottom w:w="90" w:type="dxa"/>
+              <w:end w:w="140" w:type="dxa"/>
+            </w:tcMar>
+            <w:vAlign w:val="center"/>
+          </w:tcPr>
+          <w:p>
+            <w:pPr>
+              <w:spacing w:after="0"/>
+            </w:pPr>
+            <w:r>
+              <w:rPr>
+                <w:sz w:val="18"/>
+              </w:rPr>
+              <w:t>Wrong compatible string</w:t>
+            </w:r>
+          </w:p>
+        </w:tc>
+        <w:tc>
+          <w:tcPr>
+            <w:tcW w:type="dxa" w:w="3384"/>
+            <w:tcMar>
+              <w:top w:w="90" w:type="dxa"/>
+              <w:start w:w="140" w:type="dxa"/>
+              <w:bottom w:w="90" w:type="dxa"/>
+              <w:end w:w="140" w:type="dxa"/>
+            </w:tcMar>
+            <w:vAlign w:val="center"/>
+          </w:tcPr>
+          <w:p>
+            <w:pPr>
+              <w:spacing w:after="0"/>
+            </w:pPr>
+            <w:r>
+              <w:rPr>
+                <w:sz w:val="18"/>
+              </w:rPr>
+              <w:t>The driver never matches, so probe() is never called.</w:t>
+            </w:r>
+          </w:p>
+        </w:tc>
+        <w:tc>
+          <w:tcPr>
+            <w:tcW w:type="dxa" w:w="3528"/>
+            <w:tcMar>
+              <w:top w:w="90" w:type="dxa"/>
+              <w:start w:w="140" w:type="dxa"/>
+              <w:bottom w:w="90" w:type="dxa"/>
+              <w:end w:w="140" w:type="dxa"/>
+            </w:tcMar>
+            <w:vAlign w:val="center"/>
+          </w:tcPr>
+          <w:p>
+            <w:pPr>
+              <w:spacing w:after="0"/>
+            </w:pPr>
+            <w:r>
+              <w:rPr>
+                <w:sz w:val="18"/>
+              </w:rPr>
+              <w:t>Copy the exact string from the driver match table or binding.</w:t>
+            </w:r>
+          </w:p>
+        </w:tc>
+      </w:tr>
+      <w:tr>
+        <w:tc>
+          <w:tcPr>
+            <w:tcW w:type="dxa" w:w="2376"/>
+            <w:tcMar>
+              <w:top w:w="90" w:type="dxa"/>
+              <w:start w:w="140" w:type="dxa"/>
+              <w:bottom w:w="90" w:type="dxa"/>
+              <w:end w:w="140" w:type="dxa"/>
+            </w:tcMar>
+            <w:vAlign w:val="center"/>
+          </w:tcPr>
+          <w:p>
+            <w:pPr>
+              <w:spacing w:after="0"/>
+            </w:pPr>
+            <w:r>
+              <w:rPr>
+                <w:sz w:val="18"/>
+              </w:rPr>
+              <w:t>Wrong parent #address-cells/#size-cells</w:t>
+            </w:r>
+          </w:p>
+        </w:tc>
+        <w:tc>
+          <w:tcPr>
+            <w:tcW w:type="dxa" w:w="3384"/>
+            <w:tcMar>
+              <w:top w:w="90" w:type="dxa"/>
+              <w:start w:w="140" w:type="dxa"/>
+              <w:bottom w:w="90" w:type="dxa"/>
+              <w:end w:w="140" w:type="dxa"/>
+            </w:tcMar>
+            <w:vAlign w:val="center"/>
+          </w:tcPr>
+          <w:p>
+            <w:pPr>
+              <w:spacing w:after="0"/>
+            </w:pPr>
+            <w:r>
+              <w:rPr>
+                <w:sz w:val="18"/>
+              </w:rPr>
+              <w:t>reg is parsed incorrectly.</w:t>
+            </w:r>
+          </w:p>
+        </w:tc>
+        <w:tc>
+          <w:tcPr>
+            <w:tcW w:type="dxa" w:w="3528"/>
+            <w:tcMar>
+              <w:top w:w="90" w:type="dxa"/>
+              <w:start w:w="140" w:type="dxa"/>
+              <w:bottom w:w="90" w:type="dxa"/>
+              <w:end w:w="140" w:type="dxa"/>
+            </w:tcMar>
+            <w:vAlign w:val="center"/>
+          </w:tcPr>
+          <w:p>
+            <w:pPr>
+              <w:spacing w:after="0"/>
+            </w:pPr>
+            <w:r>
+              <w:rPr>
+                <w:sz w:val="18"/>
+              </w:rPr>
+              <w:t>Read the parent bus node and binding before writing reg.</w:t>
+            </w:r>
+          </w:p>
+        </w:tc>
+      </w:tr>
+      <w:tr>
+        <w:tc>
+          <w:tcPr>
+            <w:tcW w:type="dxa" w:w="2376"/>
+            <w:tcMar>
+              <w:top w:w="90" w:type="dxa"/>
+              <w:start w:w="140" w:type="dxa"/>
+              <w:bottom w:w="90" w:type="dxa"/>
+              <w:end w:w="140" w:type="dxa"/>
+            </w:tcMar>
+            <w:vAlign w:val="center"/>
+          </w:tcPr>
+          <w:p>
+            <w:pPr>
+              <w:spacing w:after="0"/>
+            </w:pPr>
+            <w:r>
+              <w:rPr>
+                <w:sz w:val="18"/>
+              </w:rPr>
+              <w:t>Treating interrupts as Linux IRQ numbers</w:t>
+            </w:r>
+          </w:p>
+        </w:tc>
+        <w:tc>
+          <w:tcPr>
+            <w:tcW w:type="dxa" w:w="3384"/>
+            <w:tcMar>
+              <w:top w:w="90" w:type="dxa"/>
+              <w:start w:w="140" w:type="dxa"/>
+              <w:bottom w:w="90" w:type="dxa"/>
+              <w:end w:w="140" w:type="dxa"/>
+            </w:tcMar>
+            <w:vAlign w:val="center"/>
+          </w:tcPr>
+          <w:p>
+            <w:pPr>
+              <w:spacing w:after="0"/>
+            </w:pPr>
+            <w:r>
+              <w:rPr>
+                <w:sz w:val="18"/>
+              </w:rPr>
+              <w:t>Raw interrupt specifiers are controller-specific.</w:t>
+            </w:r>
+          </w:p>
+        </w:tc>
+        <w:tc>
+          <w:tcPr>
+            <w:tcW w:type="dxa" w:w="3528"/>
+            <w:tcMar>
+              <w:top w:w="90" w:type="dxa"/>
+              <w:start w:w="140" w:type="dxa"/>
+              <w:bottom w:w="90" w:type="dxa"/>
+              <w:end w:w="140" w:type="dxa"/>
+            </w:tcMar>
+            <w:vAlign w:val="center"/>
+          </w:tcPr>
+          <w:p>
+            <w:pPr>
+              <w:spacing w:after="0"/>
+            </w:pPr>
+            <w:r>
+              <w:rPr>
+                <w:sz w:val="18"/>
+              </w:rPr>
+              <w:t>Use platform_get_irq() and follow the interrupt-controller binding.</w:t>
+            </w:r>
+          </w:p>
+        </w:tc>
+      </w:tr>
+      <w:tr>
+        <w:tc>
+          <w:tcPr>
+            <w:tcW w:type="dxa" w:w="2376"/>
+            <w:tcMar>
+              <w:top w:w="90" w:type="dxa"/>
+              <w:start w:w="140" w:type="dxa"/>
+              <w:bottom w:w="90" w:type="dxa"/>
+              <w:end w:w="140" w:type="dxa"/>
+            </w:tcMar>
+            <w:vAlign w:val="center"/>
+          </w:tcPr>
+          <w:p>
+            <w:pPr>
+              <w:spacing w:after="0"/>
+            </w:pPr>
+            <w:r>
+              <w:rPr>
+                <w:sz w:val="18"/>
+              </w:rPr>
+              <w:t>Forgetting status = "okay"</w:t>
+            </w:r>
+          </w:p>
+        </w:tc>
+        <w:tc>
+          <w:tcPr>
+            <w:tcW w:type="dxa" w:w="3384"/>
+            <w:tcMar>
+              <w:top w:w="90" w:type="dxa"/>
+              <w:start w:w="140" w:type="dxa"/>
+              <w:bottom w:w="90" w:type="dxa"/>
+              <w:end w:w="140" w:type="dxa"/>
+            </w:tcMar>
+            <w:vAlign w:val="center"/>
+          </w:tcPr>
+          <w:p>
+            <w:pPr>
+              <w:spacing w:after="0"/>
+            </w:pPr>
+            <w:r>
+              <w:rPr>
+                <w:sz w:val="18"/>
+              </w:rPr>
+              <w:t>A disabled node is ignored.</w:t>
+            </w:r>
+          </w:p>
+        </w:tc>
+        <w:tc>
+          <w:tcPr>
+            <w:tcW w:type="dxa" w:w="3528"/>
+            <w:tcMar>
+              <w:top w:w="90" w:type="dxa"/>
+              <w:start w:w="140" w:type="dxa"/>
+              <w:bottom w:w="90" w:type="dxa"/>
+              <w:end w:w="140" w:type="dxa"/>
+            </w:tcMar>
+            <w:vAlign w:val="center"/>
+          </w:tcPr>
+          <w:p>
+            <w:pPr>
+              <w:spacing w:after="0"/>
+            </w:pPr>
+            <w:r>
+              <w:rPr>
+                <w:sz w:val="18"/>
+              </w:rPr>
+              <w:t>Enable the controller and device node at the board level.</w:t>
+            </w:r>
+          </w:p>
+        </w:tc>
+      </w:tr>
+      <w:tr>
+        <w:tc>
+          <w:tcPr>
+            <w:tcW w:type="dxa" w:w="2376"/>
+            <w:tcMar>
+              <w:top w:w="90" w:type="dxa"/>
+              <w:start w:w="140" w:type="dxa"/>
+              <w:bottom w:w="90" w:type="dxa"/>
+              <w:end w:w="140" w:type="dxa"/>
+            </w:tcMar>
+            <w:vAlign w:val="center"/>
+          </w:tcPr>
+          <w:p>
+            <w:pPr>
+              <w:spacing w:after="0"/>
+            </w:pPr>
+            <w:r>
+              <w:rPr>
+                <w:sz w:val="18"/>
+              </w:rPr>
+              <w:t>Missing pinctrl or clock</w:t>
+            </w:r>
+          </w:p>
+        </w:tc>
+        <w:tc>
+          <w:tcPr>
+            <w:tcW w:type="dxa" w:w="3384"/>
+            <w:tcMar>
+              <w:top w:w="90" w:type="dxa"/>
+              <w:start w:w="140" w:type="dxa"/>
+              <w:bottom w:w="90" w:type="dxa"/>
+              <w:end w:w="140" w:type="dxa"/>
+            </w:tcMar>
+            <w:vAlign w:val="center"/>
+          </w:tcPr>
+          <w:p>
+            <w:pPr>
+              <w:spacing w:after="0"/>
+            </w:pPr>
+            <w:r>
+              <w:rPr>
+                <w:sz w:val="18"/>
+              </w:rPr>
+              <w:t>The device may probe but not physically work.</w:t>
+            </w:r>
+          </w:p>
+        </w:tc>
+        <w:tc>
+          <w:tcPr>
+            <w:tcW w:type="dxa" w:w="3528"/>
+            <w:tcMar>
+              <w:top w:w="90" w:type="dxa"/>
+              <w:start w:w="140" w:type="dxa"/>
+              <w:bottom w:w="90" w:type="dxa"/>
+              <w:end w:w="140" w:type="dxa"/>
+            </w:tcMar>
+            <w:vAlign w:val="center"/>
+          </w:tcPr>
+          <w:p>
+            <w:pPr>
+              <w:spacing w:after="0"/>
+            </w:pPr>
+            <w:r>
+              <w:rPr>
+                <w:sz w:val="18"/>
+              </w:rPr>
+              <w:t>Declare required pin states and clocks per binding.</w:t>
+            </w:r>
+          </w:p>
+        </w:tc>
+      </w:tr>
+      <w:tr>
+        <w:tc>
+          <w:tcPr>
+            <w:tcW w:type="dxa" w:w="2376"/>
+            <w:tcMar>
+              <w:top w:w="90" w:type="dxa"/>
+              <w:start w:w="140" w:type="dxa"/>
+              <w:bottom w:w="90" w:type="dxa"/>
+              <w:end w:w="140" w:type="dxa"/>
+            </w:tcMar>
+            <w:vAlign w:val="center"/>
+          </w:tcPr>
+          <w:p>
+            <w:pPr>
+              <w:spacing w:after="0"/>
+            </w:pPr>
+            <w:r>
+              <w:rPr>
+                <w:sz w:val="18"/>
+              </w:rPr>
+              <w:t>Inventing non-standard properties</w:t>
+            </w:r>
+          </w:p>
+        </w:tc>
+        <w:tc>
+          <w:tcPr>
+            <w:tcW w:type="dxa" w:w="3384"/>
+            <w:tcMar>
+              <w:top w:w="90" w:type="dxa"/>
+              <w:start w:w="140" w:type="dxa"/>
+              <w:bottom w:w="90" w:type="dxa"/>
+              <w:end w:w="140" w:type="dxa"/>
+            </w:tcMar>
+            <w:vAlign w:val="center"/>
+          </w:tcPr>
+          <w:p>
+            <w:pPr>
+              <w:spacing w:after="0"/>
+            </w:pPr>
+            <w:r>
+              <w:rPr>
+                <w:sz w:val="18"/>
+              </w:rPr>
+              <w:t>Generic drivers cannot understand them and dtbs_check may fail.</w:t>
+            </w:r>
+          </w:p>
+        </w:tc>
+        <w:tc>
+          <w:tcPr>
+            <w:tcW w:type="dxa" w:w="3528"/>
+            <w:tcMar>
+              <w:top w:w="90" w:type="dxa"/>
+              <w:start w:w="140" w:type="dxa"/>
+              <w:bottom w:w="90" w:type="dxa"/>
+              <w:end w:w="140" w:type="dxa"/>
+            </w:tcMar>
+            <w:vAlign w:val="center"/>
+          </w:tcPr>
+          <w:p>
+            <w:pPr>
+              <w:spacing w:after="0"/>
+            </w:pPr>
+            <w:r>
+              <w:rPr>
+                <w:sz w:val="18"/>
+              </w:rPr>
+              <w:t>Use the binding or add a reviewed binding change.</w:t>
+            </w:r>
+          </w:p>
+        </w:tc>
+      </w:tr>
+    </w:tbl>
+    <w:p>
+      <w:pPr>
+        <w:pStyle w:val="Heading2"/>
+      </w:pPr>
+      <w:r>
+        <w:t>Device Tree and Driver Probe: End-to-End Example</w:t>
+      </w:r>
+    </w:p>
+    <w:tbl>
+      <w:tblPr>
+        <w:tblW w:type="auto" w:w="0"/>
+        <w:jc w:val="left"/>
+        <w:tblLayout w:type="fixed"/>
+        <w:tblLook w:firstColumn="1" w:firstRow="1" w:lastColumn="0" w:lastRow="0" w:noHBand="0" w:noVBand="1" w:val="04A0"/>
+      </w:tblPr>
+      <w:tblGrid>
+        <w:gridCol w:w="9360"/>
+      </w:tblGrid>
+      <w:tr>
+        <w:tc>
+          <w:tcPr>
+            <w:tcW w:type="dxa" w:w="9360"/>
+            <w:vAlign w:val="center"/>
+            <w:shd w:fill="1E1E1E" w:val="clear"/>
+            <w:tcBorders>
+              <w:top w:val="single" w:sz="6" w:space="0" w:color="333333"/>
+              <w:left w:val="single" w:sz="6" w:space="0" w:color="333333"/>
+              <w:bottom w:val="single" w:sz="6" w:space="0" w:color="333333"/>
+              <w:right w:val="single" w:sz="6" w:space="0" w:color="333333"/>
+            </w:tcBorders>
+            <w:tcMar>
+              <w:top w:w="120" w:type="dxa"/>
+              <w:start w:w="180" w:type="dxa"/>
+              <w:bottom w:w="120" w:type="dxa"/>
+              <w:end w:w="180" w:type="dxa"/>
+            </w:tcMar>
+          </w:tcPr>
+          <w:p>
+            <w:pPr>
+              <w:spacing w:before="0" w:after="0"/>
+            </w:pPr>
+            <w:r>
+              <w:rPr>
+                <w:rFonts w:ascii="Courier New" w:hAnsi="Courier New"/>
+                <w:b w:val="0"/>
+                <w:color w:val="D4D4D4"/>
+                <w:sz w:val="18"/>
+              </w:rPr>
+              <w:t>/* DTS */</w:t>
+              <w:br/>
+              <w:t>mydev@40000000 {</w:t>
+              <w:br/>
+              <w:t xml:space="preserve">    compatible = "acme,mydev-v1";</w:t>
+              <w:br/>
+              <w:t xml:space="preserve">    reg = &lt;0x40000000 0x1000&gt;;</w:t>
+              <w:br/>
+              <w:t xml:space="preserve">    interrupts = &lt;32&gt;;</w:t>
+              <w:br/>
+              <w:t xml:space="preserve">    fifo-depth = &lt;64&gt;;</w:t>
+              <w:br/>
+              <w:t xml:space="preserve">    status = "okay";</w:t>
+              <w:br/>
+              <w:t>};</w:t>
+              <w:br/>
+              <w:br/>
+              <w:t>/* Driver */</w:t>
+              <w:br/>
+              <w:t>static const struct of_device_id mydev_match[] = {</w:t>
+              <w:br/>
+              <w:t xml:space="preserve">    { .compatible = "acme,mydev-v1" },</w:t>
+              <w:br/>
+              <w:t xml:space="preserve">    { }</w:t>
+              <w:br/>
+              <w:t>};</w:t>
+              <w:br/>
+              <w:br/>
+              <w:t>static int mydev_probe(struct platform_device *pdev)</w:t>
+              <w:br/>
+              <w:t>{</w:t>
+              <w:br/>
+              <w:t xml:space="preserve">    struct device *dev = &amp;pdev-&gt;dev;</w:t>
+              <w:br/>
+              <w:t xml:space="preserve">    u32 fifo_depth;</w:t>
+              <w:br/>
+              <w:br/>
+              <w:t xml:space="preserve">    device_property_read_u32(dev, "fifo-depth", &amp;fifo_depth);</w:t>
+              <w:br/>
+              <w:t xml:space="preserve">    dev_info(dev, "fifo depth: %u\n", fifo_depth);</w:t>
+              <w:br/>
+              <w:t xml:space="preserve">    return 0;</w:t>
+              <w:br/>
+              <w:t>}</w:t>
+            </w:r>
+          </w:p>
+        </w:tc>
+      </w:tr>
+    </w:tbl>
+    <w:p>
+      <w:r>
+        <w:t>The DTS gives Linux a node. The platform bus creates a platform_device. The driver core matches compatible. The driver reads properties and resources through helper APIs. That is the practical Device Tree workflow.</w:t>
+      </w:r>
+    </w:p>
+    <w:p>
+      <w:pPr>
+        <w:pStyle w:val="Heading2"/>
+      </w:pPr>
+      <w:r>
+        <w:t>How to Think About Device Tree Boundaries</w:t>
+      </w:r>
+    </w:p>
+    <w:tbl>
+      <w:tblPr>
+        <w:tblStyle w:val="TableGrid"/>
+        <w:tblW w:type="auto" w:w="0"/>
+        <w:jc w:val="left"/>
+        <w:tblLayout w:type="fixed"/>
+        <w:tblLook w:firstColumn="1" w:firstRow="1" w:lastColumn="0" w:lastRow="0" w:noHBand="0" w:noVBand="1" w:val="04A0"/>
+      </w:tblPr>
+      <w:tblGrid>
+        <w:gridCol w:w="4680"/>
+        <w:gridCol w:w="4680"/>
+      </w:tblGrid>
+      <w:tr>
+        <w:tc>
+          <w:tcPr>
+            <w:tcW w:type="dxa" w:w="4608"/>
+            <w:shd w:fill="D9EAF7" w:val="clear"/>
+            <w:tcMar>
+              <w:top w:w="100" w:type="dxa"/>
+              <w:start w:w="140" w:type="dxa"/>
+              <w:bottom w:w="100" w:type="dxa"/>
+              <w:end w:w="140" w:type="dxa"/>
+            </w:tcMar>
+            <w:vAlign w:val="center"/>
+          </w:tcPr>
+          <w:p>
+            <w:r>
+              <w:rPr>
+                <w:b/>
+                <w:sz w:val="18"/>
+              </w:rPr>
+              <w:t>Belongs in Device Tree</w:t>
+            </w:r>
+          </w:p>
+        </w:tc>
+        <w:tc>
+          <w:tcPr>
+            <w:tcW w:type="dxa" w:w="4608"/>
+            <w:shd w:fill="D9EAF7" w:val="clear"/>
+            <w:tcMar>
+              <w:top w:w="100" w:type="dxa"/>
+              <w:start w:w="140" w:type="dxa"/>
+              <w:bottom w:w="100" w:type="dxa"/>
+              <w:end w:w="140" w:type="dxa"/>
+            </w:tcMar>
+            <w:vAlign w:val="center"/>
+          </w:tcPr>
+          <w:p>
+            <w:r>
+              <w:rPr>
+                <w:b/>
+                <w:sz w:val="18"/>
+              </w:rPr>
+              <w:t>Belongs in Driver Code</w:t>
+            </w:r>
+          </w:p>
+        </w:tc>
+      </w:tr>
+      <w:tr>
+        <w:tc>
+          <w:tcPr>
+            <w:tcW w:type="dxa" w:w="4608"/>
+            <w:tcMar>
+              <w:top w:w="90" w:type="dxa"/>
+              <w:start w:w="140" w:type="dxa"/>
+              <w:bottom w:w="90" w:type="dxa"/>
+              <w:end w:w="140" w:type="dxa"/>
+            </w:tcMar>
+            <w:vAlign w:val="center"/>
+          </w:tcPr>
+          <w:p>
+            <w:pPr>
+              <w:spacing w:after="0"/>
+            </w:pPr>
+            <w:r>
+              <w:rPr>
+                <w:sz w:val="18"/>
+              </w:rPr>
+              <w:t>Hardware wiring, addresses, interrupts, clocks, GPIOs, reset lines, regulators, bus addresses, board-specific enablement.</w:t>
+            </w:r>
+          </w:p>
+        </w:tc>
+        <w:tc>
+          <w:tcPr>
+            <w:tcW w:type="dxa" w:w="4608"/>
+            <w:tcMar>
+              <w:top w:w="90" w:type="dxa"/>
+              <w:start w:w="140" w:type="dxa"/>
+              <w:bottom w:w="90" w:type="dxa"/>
+              <w:end w:w="140" w:type="dxa"/>
+            </w:tcMar>
+            <w:vAlign w:val="center"/>
+          </w:tcPr>
+          <w:p>
+            <w:pPr>
+              <w:spacing w:after="0"/>
+            </w:pPr>
+            <w:r>
+              <w:rPr>
+                <w:sz w:val="18"/>
+              </w:rPr>
+              <w:t>Register programming sequence, protocol implementation, interrupt service logic, DMA setup logic, error handling, user API, sysfs/debugfs behavior.</w:t>
+            </w:r>
+          </w:p>
+        </w:tc>
+      </w:tr>
+      <w:tr>
+        <w:tc>
+          <w:tcPr>
+            <w:tcW w:type="dxa" w:w="4608"/>
+            <w:tcMar>
+              <w:top w:w="90" w:type="dxa"/>
+              <w:start w:w="140" w:type="dxa"/>
+              <w:bottom w:w="90" w:type="dxa"/>
+              <w:end w:w="140" w:type="dxa"/>
+            </w:tcMar>
+            <w:vAlign w:val="center"/>
+          </w:tcPr>
+          <w:p>
+            <w:pPr>
+              <w:spacing w:after="0"/>
+            </w:pPr>
+            <w:r>
+              <w:rPr>
+                <w:sz w:val="18"/>
+              </w:rPr>
+              <w:t>Facts that are true because of the board schematic.</w:t>
+            </w:r>
+          </w:p>
+        </w:tc>
+        <w:tc>
+          <w:tcPr>
+            <w:tcW w:type="dxa" w:w="4608"/>
+            <w:tcMar>
+              <w:top w:w="90" w:type="dxa"/>
+              <w:start w:w="140" w:type="dxa"/>
+              <w:bottom w:w="90" w:type="dxa"/>
+              <w:end w:w="140" w:type="dxa"/>
+            </w:tcMar>
+            <w:vAlign w:val="center"/>
+          </w:tcPr>
+          <w:p>
+            <w:pPr>
+              <w:spacing w:after="0"/>
+            </w:pPr>
+            <w:r>
+              <w:rPr>
+                <w:sz w:val="18"/>
+              </w:rPr>
+              <w:t>Behavior that is true because of the hardware IP block and Linux subsystem design.</w:t>
+            </w:r>
+          </w:p>
+        </w:tc>
+      </w:tr>
+      <w:tr>
+        <w:tc>
+          <w:tcPr>
+            <w:tcW w:type="dxa" w:w="4608"/>
+            <w:tcMar>
+              <w:top w:w="90" w:type="dxa"/>
+              <w:start w:w="140" w:type="dxa"/>
+              <w:bottom w:w="90" w:type="dxa"/>
+              <w:end w:w="140" w:type="dxa"/>
+            </w:tcMar>
+            <w:vAlign w:val="center"/>
+          </w:tcPr>
+          <w:p>
+            <w:pPr>
+              <w:spacing w:after="0"/>
+            </w:pPr>
+            <w:r>
+              <w:rPr>
+                <w:sz w:val="18"/>
+              </w:rPr>
+              <w:t>Configuration needed before the driver can safely touch hardware.</w:t>
+            </w:r>
+          </w:p>
+        </w:tc>
+        <w:tc>
+          <w:tcPr>
+            <w:tcW w:type="dxa" w:w="4608"/>
+            <w:tcMar>
+              <w:top w:w="90" w:type="dxa"/>
+              <w:start w:w="140" w:type="dxa"/>
+              <w:bottom w:w="90" w:type="dxa"/>
+              <w:end w:w="140" w:type="dxa"/>
+            </w:tcMar>
+            <w:vAlign w:val="center"/>
+          </w:tcPr>
+          <w:p>
+            <w:pPr>
+              <w:spacing w:after="0"/>
+            </w:pPr>
+            <w:r>
+              <w:rPr>
+                <w:sz w:val="18"/>
+              </w:rPr>
+              <w:t>Policy, algorithms, runtime state machines, and data transfer code.</w:t>
+            </w:r>
+          </w:p>
+        </w:tc>
+      </w:tr>
+    </w:tbl>
+    <w:p>
+      <w:pPr>
+        <w:pStyle w:val="Heading2"/>
+      </w:pPr>
+      <w:r>
+        <w:t>Study Map</w:t>
+      </w:r>
+    </w:p>
+    <w:p>
+      <w:pPr>
+        <w:pStyle w:val="ListBullet"/>
+      </w:pPr>
+      <w:r>
+        <w:t>Open a board .dts and identify its included .dtsi files.</w:t>
+      </w:r>
+    </w:p>
+    <w:p>
+      <w:pPr>
+        <w:pStyle w:val="ListBullet"/>
+      </w:pPr>
+      <w:r>
+        <w:t>Find the root compatible, chosen, aliases, memory, and reserved-memory nodes.</w:t>
+      </w:r>
+    </w:p>
+    <w:p>
+      <w:pPr>
+        <w:pStyle w:val="ListBullet"/>
+      </w:pPr>
+      <w:r>
+        <w:t>Pick one enabled controller such as spi0 or i2c1 and trace its pinctrl, clocks, interrupts, and child devices.</w:t>
+      </w:r>
+    </w:p>
+    <w:p>
+      <w:pPr>
+        <w:pStyle w:val="ListBullet"/>
+      </w:pPr>
+      <w:r>
+        <w:t>Search the kernel tree for the child's compatible string and locate the driver match table.</w:t>
+      </w:r>
+    </w:p>
+    <w:p>
+      <w:pPr>
+        <w:pStyle w:val="ListBullet"/>
+      </w:pPr>
+      <w:r>
+        <w:t>Read the driver's probe function and list which resources it obtains from Device Tree.</w:t>
+      </w:r>
+    </w:p>
+    <w:p>
+      <w:pPr>
+        <w:pStyle w:val="ListBullet"/>
+      </w:pPr>
+      <w:r>
+        <w:t>On a running board, compare the source DTS with /proc/device-tree and /sys/bus/*/devices.</w:t>
+      </w:r>
+    </w:p>
+    <w:p>
+      <w:pPr>
+        <w:pStyle w:val="ListBullet"/>
+      </w:pPr>
+      <w:r>
+        <w:t>Intentionally break one property in a lab tree and observe the dtc/dtbs_check or dmesg failure.</w:t>
+      </w:r>
+    </w:p>
+    <w:p>
+      <w:pPr>
+        <w:pStyle w:val="Heading2"/>
+      </w:pPr>
+      <w:r>
+        <w:t>Key Takeaway</w:t>
+      </w:r>
+    </w:p>
+    <w:p>
+      <w:r>
+        <w:t>Device Tree is the bridge between board-specific hardware facts and generic Linux drivers. The bootloader passes a compiled .dtb; the kernel unflattens it, creates devices, maps resources, and matches drivers through compatible strings. To debug it, always trace the chain: DTS source -&gt; DTB loaded by bootloader -&gt; live /proc/device-tree -&gt; kernel device creation -&gt; driver match table -&gt; probe() resource parsing.</w:t>
       </w:r>
     </w:p>
     <w:sectPr>
